--- a/guj/docx/62.content.docx
+++ b/guj/docx/62.content.docx
@@ -35763,6 +35763,21 @@
         <w:rPr>
           <w:lang w:val="gu_IN" w:bidi="gu_IN"/>
         </w:rPr>
+      </w:r>
+    </w:p>
+    <w:p>
+      <w:pPr/>
+      <w:r>
+        <w:rPr>
+          <w:lang w:val="gu_IN" w:bidi="gu_IN"/>
+        </w:rPr>
+      </w:r>
+      <w:r>
+        <w:rPr>
+          <w:b/>
+          <w:lang w:val="gu_IN" w:bidi="gu_IN"/>
+        </w:rPr>
+        <w:t>ἐὰν ἀγαπῶμεν ἀλλήλους, ὁ Θεὸς ἐν ἡμῖν μένει, καὶ ἡ ἀγάπη αὐτοῦ τετελειωμένη ἐν ἡμῖν ἐστιν</w:t>
       </w:r>
     </w:p>
     <w:p>

--- a/guj/docx/62.content.docx
+++ b/guj/docx/62.content.docx
@@ -897,6 +897,269 @@
         <w:rPr>
           <w:lang w:val="gu_IN" w:bidi="gu_IN"/>
         </w:rPr>
+        <w:t>યોહાનનો પહેલો પત્ર - અધ્યાય 1 પ્રસ્તાવના</w:t>
+      </w:r>
+      <w:r>
+        <w:rPr>
+          <w:lang w:val="gu_IN" w:bidi="gu_IN"/>
+        </w:rPr>
+      </w:r>
+    </w:p>
+    <w:p>
+      <w:pPr>
+        <w:pStyle w:val="Heading3"/>
+      </w:pPr>
+      <w:r>
+        <w:rPr>
+          <w:lang w:val="gu_IN" w:bidi="gu_IN"/>
+        </w:rPr>
+        <w:t>માળખું અને બંધારણ</w:t>
+      </w:r>
+    </w:p>
+    <w:p>
+      <w:pPr/>
+      <w:r>
+        <w:rPr>
+          <w:lang w:val="gu_IN" w:bidi="gu_IN"/>
+        </w:rPr>
+      </w:r>
+      <w:r>
+        <w:rPr>
+          <w:lang w:val="gu_IN" w:bidi="gu_IN"/>
+        </w:rPr>
+        <w:t>૧. પત્રની શરૂઆત (૧:૧–૪). સાચા/અસલ વિશ્વાસીઓ ઈશ્વરને આધીન થાય અને એકબીજાને પ્રેમ કરે (૧:૫–૧૦ થી ૨:૧૭ સુધી જારી રહે છે)</w:t>
+      </w:r>
+    </w:p>
+    <w:p>
+      <w:pPr>
+        <w:pStyle w:val="Heading3"/>
+      </w:pPr>
+      <w:r>
+        <w:rPr>
+          <w:lang w:val="gu_IN" w:bidi="gu_IN"/>
+        </w:rPr>
+        <w:t>આ અધ્યાયમાં ભાષાંતરના મહત્વના મુદ્દાઓ</w:t>
+      </w:r>
+    </w:p>
+    <w:p>
+      <w:pPr/>
+      <w:r>
+        <w:rPr>
+          <w:lang w:val="gu_IN" w:bidi="gu_IN"/>
+        </w:rPr>
+      </w:r>
+      <w:r>
+        <w:rPr>
+          <w:lang w:val="gu_IN" w:bidi="gu_IN"/>
+        </w:rPr>
+        <w:t>આ સમયની ઘણી ગ્રીક રચનાઓની જેમ, શૈલીયુક્ત હેતુઓ માટે આ પત્ર ખૂબ લાંબા વાક્યથી શરૂ થાય છે. તે [૧:૧] (../ ૦૧/૦૧.md) ની શરૂઆતથી [૧:૩] (../ ૦૧/૦૩.md) ની મધ્ય સુધી વિસ્તરે છે. જેમ ઘણી ભાષાઓમાં પ્રચલિત છે તેમ આ વાક્યના ભાગો એક ક્રમમાં નથી. પ્રત્યક્ષ ક્રિયાપદ કર્મ પ્રથમ આવે છે, અને તે ઘણાં લંબાણમાં છે, ઘણી જુદી જુદી કલમો/શબ્દસમૂહો/વાક્યાંશોથી બનેલી છે. કર્તા અને ક્રિયાપદ અંત સુધી આવતા નથી. અને મધ્યમાં, લાંબી વિષયાંતર છે. તેથી ભાષાંતર કરવું એક પડકાર હશે.</w:t>
+      </w:r>
+    </w:p>
+    <w:p>
+      <w:pPr/>
+      <w:r>
+        <w:rPr>
+          <w:lang w:val="gu_IN" w:bidi="gu_IN"/>
+        </w:rPr>
+      </w:r>
+      <w:r>
+        <w:rPr>
+          <w:lang w:val="gu_IN" w:bidi="gu_IN"/>
+        </w:rPr>
+        <w:t>એક અભિગમ તમારી ભાષામાં સારી રીતે કાર્ય કરી શકે એ તો એ છે કે એક કલમ સેતુ બનાવવો જે ૧:૧–૩માંના સઘળાનો સમાવેશ કરે. તમે આ લાંબા વાક્યને કેટલાક નાના વાક્યોમાં વિભાજીત કરી શકો છો, વિષય/કર્તા અને ક્રિયાપદને સ્પષ્ટતા માટે પુનરાવર્તિત કરી શકો છો. આ તમને વાક્યના ભાગોને તે ક્રમમાં રજૂ કરવાની મંજૂરી આપશે જે તમારી ભાષામાં વધુ રૂઢિગત હોઈ શકે અને તમારા વાચકો વધુ સારી રીતે સમજી શકે. ઉદાહરણ તરીકે:</w:t>
+      </w:r>
+    </w:p>
+    <w:p>
+      <w:pPr/>
+      <w:r>
+        <w:rPr>
+          <w:lang w:val="gu_IN" w:bidi="gu_IN"/>
+        </w:rPr>
+      </w:r>
+      <w:r>
+        <w:rPr>
+          <w:lang w:val="gu_IN" w:bidi="gu_IN"/>
+        </w:rPr>
+        <w:t>“જેથી અમારી સાથે તમારી સંગત થાય તેથી અમે જે જોયું છે અને સાંભળ્યું છે તે તમને પ્રગટ કરીએ છીએ. અમે તમને જાહેર કરી રહ્યા છીએ કે શરૂઆતથી શું હતું, જે અમે સાંભળ્યું છે, જે અમે અમારી આંખોથી જોયું છે, જેની તરફ અમે જોયું અને અમારા હાથોએ તેનો સ્પર્શ કર્યો છે. આ જીવનના શબ્દ વિષે છે. ખરેખર, તે જીવન પ્રગટ થયું, અને અમે તે જોયું છે, અને અમે તેની શાહેદી પૂરીએ છે. હા, અમે તમને અનંતજીવન જાહેર કરીએ છે જે પિતા પાસે હતું અને અમારી સમક્ષ પ્રગટ થયું.”</w:t>
+      </w:r>
+    </w:p>
+    <w:p>
+      <w:pPr/>
+      <w:r>
+        <w:rPr>
+          <w:lang w:val="gu_IN" w:bidi="gu_IN"/>
+        </w:rPr>
+      </w:r>
+      <w:r>
+        <w:rPr>
+          <w:lang w:val="gu_IN" w:bidi="gu_IN"/>
+        </w:rPr>
+        <w:t>જો તમે આ અભિગમ લો તો, બીજા વાક્યને ભાષાંતર કરવાનો અન્ય માર્ગ એ હશે કે, “જે શરૂઆતથી હતું તે અમે તમને જાહેર કરીએ છીએ, જે અમે સાંભળ્યું છે, જેને અમે અમારી આંખોથી જોયું છે, જેની તરફ અમે જોયું છે અને અમારા હાથોએ સ્પર્શ કર્યો છે.”</w:t>
+      </w:r>
+    </w:p>
+    <w:p>
+      <w:pPr/>
+      <w:r>
+        <w:rPr>
+          <w:lang w:val="gu_IN" w:bidi="gu_IN"/>
+        </w:rPr>
+      </w:r>
+      <w:r>
+        <w:rPr>
+          <w:lang w:val="gu_IN" w:bidi="gu_IN"/>
+        </w:rPr>
+        <w:t xml:space="preserve">બીજો અભિગમ જે પણ સારી રીતે અસરકારક હોય, અને જેમાં કલમ સેતુની જરૂરત નહિ હોય તે એ કે, શબ્દસમૂહોને તેમના વર્તમાન ક્રમમાં મૂકો, પરંતુ કલમ વિભાગીકરણમાં વાક્યને ત્રણ ભાગોમાં વિભાજીત કરો. જો તમે આ પ્રમાણે કરો તો, તમે તમારા ભાષાંતરના શબ્દસમૂહ “જીવનના શબ્દ વિષે”ને પણ </w:t>
+      </w:r>
+      <w:hyperlink r:id="rId16">
+        <w:r>
+          <w:rPr>
+            <w:lang w:val="gu_IN" w:bidi="gu_IN"/>
+          </w:rPr>
+          <w:rPr>
+            <w:color w:val="0000EE"/>
+            <w:u w:val="single"/>
+          </w:rPr>
+          <w:t>૧:૧</w:t>
+        </w:r>
+      </w:hyperlink>
+      <w:r>
+        <w:rPr>
+          <w:lang w:val="gu_IN" w:bidi="gu_IN"/>
+        </w:rPr>
+        <w:t xml:space="preserve">ના અંતમાં નહિ પણ શરૂઆતમાં મૂકી શકો અને તેને પત્રની વિષયાત્મક પ્રસ્તાવના તરીકે પણ પ્રસ્તુત કરી શકો છો. નહિ તો </w:t>
+      </w:r>
+      <w:hyperlink r:id="rId17">
+        <w:r>
+          <w:rPr>
+            <w:lang w:val="gu_IN" w:bidi="gu_IN"/>
+          </w:rPr>
+          <w:rPr>
+            <w:color w:val="0000EE"/>
+            <w:u w:val="single"/>
+          </w:rPr>
+          <w:t>૧:૪</w:t>
+        </w:r>
+      </w:hyperlink>
+      <w:r>
+        <w:rPr>
+          <w:lang w:val="gu_IN" w:bidi="gu_IN"/>
+        </w:rPr>
+        <w:t xml:space="preserve"> સુધી, જ્યાં યોહાન તેના લખાણના હેતુને ઔપચારિક રીતે કહે છે ત્યાં સુધી, તમારા વાચકોને કદાચ ખ્યાલ ના આવે કે આ એક પત્ર છે.</w:t>
+      </w:r>
+    </w:p>
+    <w:p>
+      <w:pPr/>
+      <w:r>
+        <w:rPr>
+          <w:lang w:val="gu_IN" w:bidi="gu_IN"/>
+        </w:rPr>
+      </w:r>
+      <w:hyperlink r:id="rId16">
+        <w:r>
+          <w:rPr>
+            <w:lang w:val="gu_IN" w:bidi="gu_IN"/>
+          </w:rPr>
+          <w:rPr>
+            <w:color w:val="0000EE"/>
+            <w:u w:val="single"/>
+          </w:rPr>
+          <w:t>૧:૧–૪</w:t>
+        </w:r>
+      </w:hyperlink>
+      <w:r>
+        <w:rPr>
+          <w:lang w:val="gu_IN" w:bidi="gu_IN"/>
+        </w:rPr>
+        <w:t xml:space="preserve">ની નોંધો આગળ, વધુ ચોક્કસ સૂચનો પૂરા પાડે છે કે કેવી રીતે આ શરૂઆતી લાંબા વાક્યનું ભાષાંતર કરવું. (જુઓ: </w:t>
+      </w:r>
+      <w:r>
+        <w:rPr>
+          <w:lang w:val="gu_IN" w:bidi="gu_IN"/>
+        </w:rPr>
+        <w:t>પદ્ય સેતુઓ</w:t>
+      </w:r>
+      <w:r>
+        <w:rPr>
+          <w:lang w:val="gu_IN" w:bidi="gu_IN"/>
+        </w:rPr>
+        <w:t>)</w:t>
+      </w:r>
+    </w:p>
+    <w:p>
+      <w:pPr>
+        <w:pStyle w:val="Heading3"/>
+      </w:pPr>
+      <w:r>
+        <w:rPr>
+          <w:lang w:val="gu_IN" w:bidi="gu_IN"/>
+        </w:rPr>
+        <w:t>આ અધ્યાયમાં મહત્વના પાઠ્ય મુદ્દાઓ</w:t>
+      </w:r>
+    </w:p>
+    <w:p>
+      <w:pPr/>
+      <w:r>
+        <w:rPr>
+          <w:lang w:val="gu_IN" w:bidi="gu_IN"/>
+        </w:rPr>
+      </w:r>
+      <w:hyperlink r:id="rId17">
+        <w:r>
+          <w:rPr>
+            <w:lang w:val="gu_IN" w:bidi="gu_IN"/>
+          </w:rPr>
+          <w:rPr>
+            <w:color w:val="0000EE"/>
+            <w:u w:val="single"/>
+          </w:rPr>
+          <w:t>૧:૪</w:t>
+        </w:r>
+      </w:hyperlink>
+      <w:r>
+        <w:rPr>
+          <w:lang w:val="gu_IN" w:bidi="gu_IN"/>
+        </w:rPr>
+        <w:t xml:space="preserve">માં, ખૂબ જ સચોટ પ્રાચીન હસ્તપ્રતનું લખાણ છે “જેથી અમારો આનંદ પરિપૂર્ણ થાય.” યુ.એલ.ટી. આ વાંચનને અનુસરે છે. જો કે, કેટલીક અન્ય પ્રાચીન હસ્તપ્રતોનું લખાણ છે “તમારો આનંદ”, “અમારા આનંદ”ના સ્થાને. જો તમારા વિસ્તારમાં બાઇબલનું ભાષાંતર ઉપલબ્ધ હોય તો, તે આવૃત્તિમાં જે પણ લખાણ હોય તેનો ઉપયોગ કરવાનું જારી રાખો. જો ભાષાંતર ઉપલબ્ધ ના હોય તો યુ.એલ.ટી.ના લખાણને તમે અનુસરો એવી ભલામણ અમે કરીએ છીએ. (See: </w:t>
+      </w:r>
+      <w:r>
+        <w:rPr>
+          <w:lang w:val="gu_IN" w:bidi="gu_IN"/>
+        </w:rPr>
+        <w:t>શાબ્દિક ભિન્નતા</w:t>
+      </w:r>
+      <w:r>
+        <w:rPr>
+          <w:lang w:val="gu_IN" w:bidi="gu_IN"/>
+        </w:rPr>
+        <w:t>)</w:t>
+      </w:r>
+      <w:r>
+        <w:rPr>
+          <w:lang w:val="gu_IN" w:bidi="gu_IN"/>
+        </w:rPr>
+      </w:r>
+      <w:r>
+        <w:rPr>
+          <w:lang w:val="gu_IN" w:bidi="gu_IN"/>
+        </w:rPr>
+      </w:r>
+    </w:p>
+    <w:p>
+      <w:pPr/>
+      <w:r>
+        <w:rPr>
+          <w:lang w:val="gu_IN" w:bidi="gu_IN"/>
+        </w:rPr>
+      </w:r>
+    </w:p>
+    <w:p>
+      <w:pPr>
+        <w:pStyle w:val="Heading2"/>
+      </w:pPr>
+      <w:r>
+        <w:rPr>
+          <w:lang w:val="gu_IN" w:bidi="gu_IN"/>
+        </w:rPr>
         <w:t>યોહાનનો પહેલો પત્ર 1:1 (#1)</w:t>
       </w:r>
       <w:r>
@@ -4071,7 +4334,7 @@
         </w:rPr>
         <w:t xml:space="preserve">જો તમારી ભાષા અમૂર્ત નામોનો ઉપયોગ કરે નહિ તો, તો તમે અમૂર્ત નામ “સંગત” </w:t>
       </w:r>
-      <w:hyperlink r:id="rId16">
+      <w:hyperlink r:id="rId18">
         <w:r>
           <w:rPr>
             <w:lang w:val="gu_IN" w:bidi="gu_IN"/>
@@ -4389,7 +4652,7 @@
         </w:rPr>
         <w:t xml:space="preserve">જેમ </w:t>
       </w:r>
-      <w:hyperlink r:id="rId17">
+      <w:hyperlink r:id="rId19">
         <w:r>
           <w:rPr>
             <w:lang w:val="gu_IN" w:bidi="gu_IN"/>
@@ -4782,7 +5045,7 @@
         </w:rPr>
         <w:t xml:space="preserve">જેમ </w:t>
       </w:r>
-      <w:hyperlink r:id="rId17">
+      <w:hyperlink r:id="rId19">
         <w:r>
           <w:rPr>
             <w:lang w:val="gu_IN" w:bidi="gu_IN"/>
@@ -5025,7 +5288,7 @@
         </w:rPr>
         <w:t xml:space="preserve">જો તમારી ભાષા અમૂર્ત નામોનો ઉપયોગ કરે નહિ તો, તો તમે અમૂર્ત નામ “સંગત” </w:t>
       </w:r>
-      <w:hyperlink r:id="rId16">
+      <w:hyperlink r:id="rId18">
         <w:r>
           <w:rPr>
             <w:lang w:val="gu_IN" w:bidi="gu_IN"/>
@@ -5868,7 +6131,7 @@
         </w:rPr>
         <w:t xml:space="preserve">જેમ </w:t>
       </w:r>
-      <w:hyperlink r:id="rId18">
+      <w:hyperlink r:id="rId20">
         <w:r>
           <w:rPr>
             <w:lang w:val="gu_IN" w:bidi="gu_IN"/>
@@ -6336,7 +6599,7 @@
         </w:rPr>
         <w:t xml:space="preserve">જેમ તેણે </w:t>
       </w:r>
-      <w:hyperlink r:id="rId19">
+      <w:hyperlink r:id="rId21">
         <w:r>
           <w:rPr>
             <w:lang w:val="gu_IN" w:bidi="gu_IN"/>
@@ -6393,6 +6656,232 @@
         <w:rPr>
           <w:lang w:val="gu_IN" w:bidi="gu_IN"/>
         </w:rPr>
+        <w:t>યોહાનનો પહેલો પત્ર - અધ્યાય 2 પ્રસ્તાવના</w:t>
+      </w:r>
+      <w:r>
+        <w:rPr>
+          <w:lang w:val="gu_IN" w:bidi="gu_IN"/>
+        </w:rPr>
+      </w:r>
+    </w:p>
+    <w:p>
+      <w:pPr>
+        <w:pStyle w:val="Heading3"/>
+      </w:pPr>
+      <w:r>
+        <w:rPr>
+          <w:lang w:val="gu_IN" w:bidi="gu_IN"/>
+        </w:rPr>
+        <w:t>માળખું અને બંધારણ</w:t>
+      </w:r>
+    </w:p>
+    <w:p>
+      <w:pPr/>
+      <w:r>
+        <w:rPr>
+          <w:lang w:val="gu_IN" w:bidi="gu_IN"/>
+        </w:rPr>
+      </w:r>
+      <w:r>
+        <w:rPr>
+          <w:lang w:val="gu_IN" w:bidi="gu_IN"/>
+        </w:rPr>
+        <w:t>૧. અસલ/સાચા વિશ્વાસીઓ ઈશ્વરને આધીન થાય છે અને એકબીજાને પ્રેમ કરે છે (૧:૫ થી શરુ થઇ ૨:૧–૧૭ સુધી)</w:t>
+        <w:br/>
+      </w:r>
+      <w:r>
+        <w:rPr>
+          <w:lang w:val="gu_IN" w:bidi="gu_IN"/>
+        </w:rPr>
+        <w:t>૨. ઈસુ ઉદ્ધારક છે તેવો નકાર કરવો તે ખોટું શિક્ષણ છે (૨:૧૮–૨:૨૭)</w:t>
+        <w:br/>
+      </w:r>
+      <w:r>
+        <w:rPr>
+          <w:lang w:val="gu_IN" w:bidi="gu_IN"/>
+        </w:rPr>
+        <w:t>૩. ઈશ્વરના સાચા/અસલ બાળકો પાપ કરતા નથી (૨:૨૮–૨૯ થી શરુ થઈને ૩:૧૦ સુધી)</w:t>
+      </w:r>
+    </w:p>
+    <w:p>
+      <w:pPr/>
+      <w:r>
+        <w:rPr>
+          <w:lang w:val="gu_IN" w:bidi="gu_IN"/>
+        </w:rPr>
+      </w:r>
+      <w:r>
+        <w:rPr>
+          <w:lang w:val="gu_IN" w:bidi="gu_IN"/>
+        </w:rPr>
+        <w:t>યોહાન ૨:૧૨–૧૪માં કંઇક કવિતા જેવું લખે છે તે દર્શાવવા, કેટલાક ભાષાંતરકારો તે કલમોમાં વાક્યને બાકીના લખાણ કરતા આગળ જમણી બાજુએ મૂકે છે, અને તેઓ દરેક વાક્યની શરૂઆતે નવી પંક્તિ શરુ કરે છે.</w:t>
+      </w:r>
+    </w:p>
+    <w:p>
+      <w:pPr>
+        <w:pStyle w:val="Heading3"/>
+      </w:pPr>
+      <w:r>
+        <w:rPr>
+          <w:lang w:val="gu_IN" w:bidi="gu_IN"/>
+        </w:rPr>
+        <w:t>આ અધ્યાયમાંના વિષેષ ખ્યાલો</w:t>
+      </w:r>
+    </w:p>
+    <w:p>
+      <w:pPr>
+        <w:pStyle w:val="Heading4"/>
+      </w:pPr>
+      <w:r>
+        <w:rPr>
+          <w:lang w:val="gu_IN" w:bidi="gu_IN"/>
+        </w:rPr>
+        <w:t>ખ્રિસ્ત વિરોધી</w:t>
+      </w:r>
+    </w:p>
+    <w:p>
+      <w:pPr/>
+      <w:r>
+        <w:rPr>
+          <w:lang w:val="gu_IN" w:bidi="gu_IN"/>
+        </w:rPr>
+      </w:r>
+      <w:hyperlink r:id="rId22">
+        <w:r>
+          <w:rPr>
+            <w:lang w:val="gu_IN" w:bidi="gu_IN"/>
+          </w:rPr>
+          <w:rPr>
+            <w:color w:val="0000EE"/>
+            <w:u w:val="single"/>
+          </w:rPr>
+          <w:t>૨:૧૮</w:t>
+        </w:r>
+      </w:hyperlink>
+      <w:r>
+        <w:rPr>
+          <w:lang w:val="gu_IN" w:bidi="gu_IN"/>
+        </w:rPr>
+        <w:t xml:space="preserve"> અને </w:t>
+      </w:r>
+      <w:hyperlink r:id="rId23">
+        <w:r>
+          <w:rPr>
+            <w:lang w:val="gu_IN" w:bidi="gu_IN"/>
+          </w:rPr>
+          <w:rPr>
+            <w:color w:val="0000EE"/>
+            <w:u w:val="single"/>
+          </w:rPr>
+          <w:t>૨:૨૨</w:t>
+        </w:r>
+      </w:hyperlink>
+      <w:r>
+        <w:rPr>
+          <w:lang w:val="gu_IN" w:bidi="gu_IN"/>
+        </w:rPr>
+        <w:t xml:space="preserve">માં, યોહાન બંને વિષે લખે છે, ખ્રિસ્તવિરોધી તરીકે ઓળખાનાર એક ચોક્કસ વ્યક્તિ અને ઘણાં લોકો જેઓ “ખ્રિસ્તવિરોધીઓ” હશે. “ખ્રિસ્તવિરોધી” શબ્દનો અર્થ છે “ખ્રિસ્તનો વિરોધ કરવો.” ખ્રિસ્તવિરોધી વ્યક્તિ એ છે જે ઈસુના પુનરાગમન પહેલાં જ આવશે અને ઈસુના કાર્યોનું અનુસરણ કરશે, પરંતુ તે દૃષ્ટ હેતુઓ માટે તેમ કરશે. તે વ્યક્તિના આગમન પહેલાં, ઘણાં વ્યક્તિઓ હશે જેઓ ખ્રિસ્તની વિરુદ્ધમાં કાર્ય કરશે. તેઓને પણ “ખ્રિસ્તવિરોધીઓ” તરીકે ઓળખવામાં આવશે, પરંતુ એક નામ કરતાં, વર્ણનમાં. (જુઓ: </w:t>
+      </w:r>
+      <w:r>
+        <w:rPr>
+          <w:lang w:val="gu_IN" w:bidi="gu_IN"/>
+        </w:rPr>
+        <w:t>ખ્રિસ્તવિરોધી, ખ્રિસ્તવિરોધીઓ</w:t>
+      </w:r>
+      <w:r>
+        <w:rPr>
+          <w:lang w:val="gu_IN" w:bidi="gu_IN"/>
+        </w:rPr>
+        <w:t xml:space="preserve"> અને </w:t>
+      </w:r>
+      <w:r>
+        <w:rPr>
+          <w:lang w:val="gu_IN" w:bidi="gu_IN"/>
+        </w:rPr>
+        <w:t>અંતિમ દિવસ, અંતિમ દિવસો, પછીના દિવસો</w:t>
+      </w:r>
+      <w:r>
+        <w:rPr>
+          <w:lang w:val="gu_IN" w:bidi="gu_IN"/>
+        </w:rPr>
+        <w:t xml:space="preserve"> અને </w:t>
+      </w:r>
+      <w:r>
+        <w:rPr>
+          <w:lang w:val="gu_IN" w:bidi="gu_IN"/>
+        </w:rPr>
+        <w:t>દુષ્ટ, દુરાચારી, ન ગમે એવું</w:t>
+      </w:r>
+      <w:r>
+        <w:rPr>
+          <w:lang w:val="gu_IN" w:bidi="gu_IN"/>
+        </w:rPr>
+        <w:t>)</w:t>
+      </w:r>
+    </w:p>
+    <w:p>
+      <w:pPr>
+        <w:pStyle w:val="Heading3"/>
+      </w:pPr>
+      <w:r>
+        <w:rPr>
+          <w:lang w:val="gu_IN" w:bidi="gu_IN"/>
+        </w:rPr>
+        <w:t>આ અધ્યાયમાંના મહત્વપૂર્ણ લખાણના મુદ્દા</w:t>
+      </w:r>
+    </w:p>
+    <w:p>
+      <w:pPr/>
+      <w:r>
+        <w:rPr>
+          <w:lang w:val="gu_IN" w:bidi="gu_IN"/>
+        </w:rPr>
+      </w:r>
+      <w:hyperlink r:id="rId24">
+        <w:r>
+          <w:rPr>
+            <w:lang w:val="gu_IN" w:bidi="gu_IN"/>
+          </w:rPr>
+          <w:rPr>
+            <w:color w:val="0000EE"/>
+            <w:u w:val="single"/>
+          </w:rPr>
+          <w:t>૨:૨૦</w:t>
+        </w:r>
+      </w:hyperlink>
+      <w:r>
+        <w:rPr>
+          <w:lang w:val="gu_IN" w:bidi="gu_IN"/>
+        </w:rPr>
+        <w:t>, કેટલીક પ્રાચીન હસ્તપ્રતો વાંચે છે “તમે સર્વ જાણો છો,” અને તે જ લખાણને યુ.એલ.ટી. અનુસરે છે. જો કે, બીજી પ્રાચીન આવૃત્તિઓ વાંચે છે કે “તમે સર્વ બાબતો જાણો છો.” કેમ કે જુઠા શિક્ષકોના દાવાઓ, કે તેઓ બીજા વિશ્વાસીઓ કરતા વધુ જાણે છે, તેનો સામનો યોહાન કરે છે તેથી, તથા આ પત્રમાંના બીજા સર્વ લખાણોને આધારે સંભવિતપણે એમ લાગે છે કે, “તમે સર્વ જાણો છો,” તે સાચું મૂળભૂત લખાણ છે. કેમ કે નકલકારોને ક્રિયાપદ “જાણવું” માટે ક્રિયાપદ કર્મ હોય તેવી જરૂરીયાત લાગી તેથી “તમે સર્વ જાણો છો” લખાણ ઉદભવ્યું. તેમ છતાં, જો તમારા વિસ્તારમાં બાઇબલનું ભાષાંતર પહેલેથી જ અસ્તિત્વમાં હોય, તો તે સંસ્કરણમાં જે પણ વાંચન મળે તેનો ઉપયોગ કરવાનું વિચારો. જો ભાષાંતર પહેલાથી અસ્તિત્વમાં નથી, તો અમે ભલામણ કરીએ છીએ કે તમે યુ.એલ.ટી. લખાણમાંના વાંચનને અનુસરો.</w:t>
+      </w:r>
+      <w:r>
+        <w:rPr>
+          <w:lang w:val="gu_IN" w:bidi="gu_IN"/>
+        </w:rPr>
+      </w:r>
+      <w:r>
+        <w:rPr>
+          <w:lang w:val="gu_IN" w:bidi="gu_IN"/>
+        </w:rPr>
+      </w:r>
+    </w:p>
+    <w:p>
+      <w:pPr/>
+      <w:r>
+        <w:rPr>
+          <w:lang w:val="gu_IN" w:bidi="gu_IN"/>
+        </w:rPr>
+      </w:r>
+    </w:p>
+    <w:p>
+      <w:pPr>
+        <w:pStyle w:val="Heading2"/>
+      </w:pPr>
+      <w:r>
+        <w:rPr>
+          <w:lang w:val="gu_IN" w:bidi="gu_IN"/>
+        </w:rPr>
         <w:t>યોહાનનો પહેલો પત્ર 2:1 (#1)</w:t>
       </w:r>
       <w:r>
@@ -7713,7 +8202,7 @@
           <w:lang w:val="gu_IN" w:bidi="gu_IN"/>
         </w:rPr>
       </w:r>
-      <w:hyperlink r:id="rId20">
+      <w:hyperlink r:id="rId25">
         <w:r>
           <w:rPr>
             <w:lang w:val="gu_IN" w:bidi="gu_IN"/>
@@ -8769,7 +9258,7 @@
         </w:rPr>
         <w:t xml:space="preserve">“ઈશ્વરમાં રહો” પદ માટે આ પત્રની પ્રસ્તાવનાના ભાગ ૩ ની ચર્ચા જુઓ. અહિ ઈશ્વરમાં રહેવાનો અર્થ </w:t>
       </w:r>
-      <w:hyperlink r:id="rId16">
+      <w:hyperlink r:id="rId18">
         <w:r>
           <w:rPr>
             <w:lang w:val="gu_IN" w:bidi="gu_IN"/>
@@ -8787,7 +9276,7 @@
         </w:rPr>
         <w:t xml:space="preserve"> અને </w:t>
       </w:r>
-      <w:hyperlink r:id="rId21">
+      <w:hyperlink r:id="rId26">
         <w:r>
           <w:rPr>
             <w:lang w:val="gu_IN" w:bidi="gu_IN"/>
@@ -9030,7 +9519,7 @@
         </w:rPr>
         <w:t xml:space="preserve">વ્યક્તિ કેવી રીતે જીવે છે અને વર્તે છે તેનો અર્થ દર્શાવવા યોહાન </w:t>
       </w:r>
-      <w:hyperlink r:id="rId21">
+      <w:hyperlink r:id="rId26">
         <w:r>
           <w:rPr>
             <w:lang w:val="gu_IN" w:bidi="gu_IN"/>
@@ -9048,7 +9537,7 @@
         </w:rPr>
         <w:t xml:space="preserve"> અને </w:t>
       </w:r>
-      <w:hyperlink r:id="rId18">
+      <w:hyperlink r:id="rId20">
         <w:r>
           <w:rPr>
             <w:lang w:val="gu_IN" w:bidi="gu_IN"/>
@@ -9441,7 +9930,7 @@
         </w:rPr>
         <w:t xml:space="preserve">લાગુકરણ એ છે કે ચોક્કસ “શબ્દ” અથવા સંદેશ જે યોહાને વર્ણવ્યો છે તે વિશ્વાસીઓને ઈસુએ આપેલી આજ્ઞા છે કે તેઓએ એકબીજાને પ્રેમ કરવો જોઈએ. જુઓ યોહાનની સુવાર્તા </w:t>
       </w:r>
-      <w:hyperlink r:id="rId22">
+      <w:hyperlink r:id="rId27">
         <w:r>
           <w:rPr>
             <w:lang w:val="gu_IN" w:bidi="gu_IN"/>
@@ -9459,7 +9948,7 @@
         </w:rPr>
         <w:t xml:space="preserve"> અને </w:t>
       </w:r>
-      <w:hyperlink r:id="rId23">
+      <w:hyperlink r:id="rId28">
         <w:r>
           <w:rPr>
             <w:lang w:val="gu_IN" w:bidi="gu_IN"/>
@@ -9477,7 +9966,7 @@
         </w:rPr>
         <w:t xml:space="preserve">. આ પત્રમાં યોહાન સ્પસ્ટપણે સૂચિત કરે છે </w:t>
       </w:r>
-      <w:hyperlink r:id="rId24">
+      <w:hyperlink r:id="rId29">
         <w:r>
           <w:rPr>
             <w:lang w:val="gu_IN" w:bidi="gu_IN"/>
@@ -9495,7 +9984,7 @@
         </w:rPr>
         <w:t xml:space="preserve"> અને </w:t>
       </w:r>
-      <w:hyperlink r:id="rId25">
+      <w:hyperlink r:id="rId30">
         <w:r>
           <w:rPr>
             <w:lang w:val="gu_IN" w:bidi="gu_IN"/>
@@ -9663,7 +10152,7 @@
         </w:rPr>
         <w:t xml:space="preserve">જેમ </w:t>
       </w:r>
-      <w:hyperlink r:id="rId26">
+      <w:hyperlink r:id="rId31">
         <w:r>
           <w:rPr>
             <w:lang w:val="gu_IN" w:bidi="gu_IN"/>
@@ -10131,7 +10620,7 @@
         </w:rPr>
         <w:t xml:space="preserve">જ્યારે યોહાન ઈશ્વરને “સત્ય એક” તરીકે </w:t>
       </w:r>
-      <w:hyperlink r:id="rId27">
+      <w:hyperlink r:id="rId32">
         <w:r>
           <w:rPr>
             <w:lang w:val="gu_IN" w:bidi="gu_IN"/>
@@ -10299,7 +10788,7 @@
         </w:rPr>
         <w:t xml:space="preserve">જેમ </w:t>
       </w:r>
-      <w:hyperlink r:id="rId17">
+      <w:hyperlink r:id="rId19">
         <w:r>
           <w:rPr>
             <w:lang w:val="gu_IN" w:bidi="gu_IN"/>
@@ -10617,7 +11106,7 @@
         </w:rPr>
         <w:t xml:space="preserve">જેમ </w:t>
       </w:r>
-      <w:hyperlink r:id="rId17">
+      <w:hyperlink r:id="rId19">
         <w:r>
           <w:rPr>
             <w:lang w:val="gu_IN" w:bidi="gu_IN"/>
@@ -10785,7 +11274,7 @@
         </w:rPr>
         <w:t xml:space="preserve">જુઓ તમે આનું ભાષાંતર </w:t>
       </w:r>
-      <w:hyperlink r:id="rId28">
+      <w:hyperlink r:id="rId33">
         <w:r>
           <w:rPr>
             <w:lang w:val="gu_IN" w:bidi="gu_IN"/>
@@ -10878,7 +11367,7 @@
         </w:rPr>
         <w:t xml:space="preserve">જો તમારી ભાષામાં તે વધુ સ્પસ્ટ હોય તો, તમે આનું ભાષાંતર બહુવચનમાં કરી શકો છો, જ્યારે યોહાન જેમ </w:t>
       </w:r>
-      <w:hyperlink r:id="rId28">
+      <w:hyperlink r:id="rId33">
         <w:r>
           <w:rPr>
             <w:lang w:val="gu_IN" w:bidi="gu_IN"/>
@@ -11196,7 +11685,7 @@
         </w:rPr>
         <w:t xml:space="preserve">“ઠોકરરૂપ-પથ્થર” વિષે યોહાન વાત કરે છે જે વ્યક્તિની “માંહે” છે કેમ કે તે </w:t>
       </w:r>
-      <w:hyperlink r:id="rId28">
+      <w:hyperlink r:id="rId33">
         <w:r>
           <w:rPr>
             <w:lang w:val="gu_IN" w:bidi="gu_IN"/>
@@ -11289,7 +11778,7 @@
         </w:rPr>
         <w:t xml:space="preserve">જુઓ તમે આનું ભાષાંતર </w:t>
       </w:r>
-      <w:hyperlink r:id="rId28">
+      <w:hyperlink r:id="rId33">
         <w:r>
           <w:rPr>
             <w:lang w:val="gu_IN" w:bidi="gu_IN"/>
@@ -11457,7 +11946,7 @@
         </w:rPr>
         <w:t xml:space="preserve">જેમ </w:t>
       </w:r>
-      <w:hyperlink r:id="rId17">
+      <w:hyperlink r:id="rId19">
         <w:r>
           <w:rPr>
             <w:lang w:val="gu_IN" w:bidi="gu_IN"/>
@@ -11850,7 +12339,7 @@
         </w:rPr>
         <w:t xml:space="preserve">[૨: ૧] (../ ૦૨/૦૧.md) માં અને આ પત્રમાં અન્ય ઘણા સ્થળોએ યોહાન “નાના બાળકો” પદનો ઉપયોગ કરે છે, જે બધા વિશ્વાસીઓના સંદર્ભમાં છે, જેઓને તે લખી રહ્યો છે. [૨: ૧] (../ ૦૨/૦૧.md)ની બે નોંધોમાં તેનો ખુલાસો જુઓ. યુ.એસ.ટી. આ શબ્દનો અર્થ આ કિસ્સામાં પણ કરે છે. જો કે, તે પણ શક્ય છે કે આ કિસ્સામાં આ શબ્દ વધુ વિશિષ્ટ અર્થ ધરાવે છે અને તે માત્ર કેટલાક વિશ્વાસીઓને સંદર્ભિત કરે છે, કારણ કે એવું લાગે છે કે વિશ્વાસીઓના ત્રણ જૂથોમાંથી ફક્ત એક જ જૂથનું પ્રતિનિધિત્વ કરે છે જેને યોહાન [૨: ૧૨–૧૪] (../૦૨/૧૨.md)માં બે વખત સંબોધે છે. વધુમાં, </w:t>
       </w:r>
-      <w:hyperlink r:id="rId29">
+      <w:hyperlink r:id="rId34">
         <w:r>
           <w:rPr>
             <w:lang w:val="gu_IN" w:bidi="gu_IN"/>
@@ -12756,7 +13245,7 @@
         </w:rPr>
         <w:t xml:space="preserve">જેમ </w:t>
       </w:r>
-      <w:hyperlink r:id="rId30">
+      <w:hyperlink r:id="rId35">
         <w:r>
           <w:rPr>
             <w:lang w:val="gu_IN" w:bidi="gu_IN"/>
@@ -12960,7 +13449,7 @@
         </w:rPr>
         <w:t xml:space="preserve">“મેં લખ્યું છે” એમ કહેવા દ્વારા યોહાન પોતાને થોડી અલગ રીતે વ્યક્ત કરે છે, </w:t>
       </w:r>
-      <w:hyperlink r:id="rId30">
+      <w:hyperlink r:id="rId35">
         <w:r>
           <w:rPr>
             <w:lang w:val="gu_IN" w:bidi="gu_IN"/>
@@ -13053,7 +13542,7 @@
         </w:rPr>
         <w:t xml:space="preserve">જ્યારે આ “નાના બાળકો” પદ કરતા થોડું અલગ પદ છે, </w:t>
       </w:r>
-      <w:hyperlink r:id="rId30">
+      <w:hyperlink r:id="rId35">
         <w:r>
           <w:rPr>
             <w:lang w:val="gu_IN" w:bidi="gu_IN"/>
@@ -13146,7 +13635,7 @@
         </w:rPr>
         <w:t xml:space="preserve">જેમ </w:t>
       </w:r>
-      <w:hyperlink r:id="rId31">
+      <w:hyperlink r:id="rId36">
         <w:r>
           <w:rPr>
             <w:lang w:val="gu_IN" w:bidi="gu_IN"/>
@@ -13395,7 +13884,7 @@
         </w:rPr>
         <w:t xml:space="preserve">જેમ </w:t>
       </w:r>
-      <w:hyperlink r:id="rId31">
+      <w:hyperlink r:id="rId36">
         <w:r>
           <w:rPr>
             <w:lang w:val="gu_IN" w:bidi="gu_IN"/>
@@ -14688,7 +15177,7 @@
         </w:rPr>
         <w:t xml:space="preserve">જુઓ કે તમે સમાન અભિવ્યક્તિનું ભાષાંતર </w:t>
       </w:r>
-      <w:hyperlink r:id="rId32">
+      <w:hyperlink r:id="rId37">
         <w:r>
           <w:rPr>
             <w:lang w:val="gu_IN" w:bidi="gu_IN"/>
@@ -14931,7 +15420,7 @@
         </w:rPr>
         <w:t xml:space="preserve">યોહાન સંભવિતપણે ગ્રીક શબ્દ જેનું ભાષાંતર યુ.એલ.ટી. “જીવન” તરીકે કરે છે, તેના એક ચોક્કસ અર્થોમાં, “માલિકી હોવી”નો અર્થ દર્શાવવા, જેમ </w:t>
       </w:r>
-      <w:hyperlink r:id="rId33">
+      <w:hyperlink r:id="rId38">
         <w:r>
           <w:rPr>
             <w:lang w:val="gu_IN" w:bidi="gu_IN"/>
@@ -15012,7 +15501,7 @@
         </w:rPr>
         <w:t xml:space="preserve">જુઓ કે તમે </w:t>
       </w:r>
-      <w:hyperlink r:id="rId32">
+      <w:hyperlink r:id="rId37">
         <w:r>
           <w:rPr>
             <w:lang w:val="gu_IN" w:bidi="gu_IN"/>
@@ -15180,7 +15669,7 @@
         </w:rPr>
         <w:t xml:space="preserve">જુઓ કે તમે </w:t>
       </w:r>
-      <w:hyperlink r:id="rId32">
+      <w:hyperlink r:id="rId37">
         <w:r>
           <w:rPr>
             <w:lang w:val="gu_IN" w:bidi="gu_IN"/>
@@ -15498,7 +15987,7 @@
         </w:rPr>
         <w:t xml:space="preserve">જો તમારી ભાષામાં તે વધુ સ્પસ્ટ હોય તો, તમે આનું ભાષાંતર બહુવચન તરીકે કરી શકો છો, જ્યારે યોહાન આ બધા પ્રકારની “ઈચ્છાઓ”નો ઉલ્લેખ કરી રહ્યો છે જે તેણે </w:t>
       </w:r>
-      <w:hyperlink r:id="rId34">
+      <w:hyperlink r:id="rId39">
         <w:r>
           <w:rPr>
             <w:lang w:val="gu_IN" w:bidi="gu_IN"/>
@@ -15741,7 +16230,7 @@
         </w:rPr>
         <w:t xml:space="preserve">આ એ જ શબ્દ છે જે યોહાને નવા વિશ્વાસીઓનું વર્ણન કરવા માટે </w:t>
       </w:r>
-      <w:hyperlink r:id="rId29">
+      <w:hyperlink r:id="rId34">
         <w:r>
           <w:rPr>
             <w:lang w:val="gu_IN" w:bidi="gu_IN"/>
@@ -15759,7 +16248,7 @@
         </w:rPr>
         <w:t xml:space="preserve"> માં અલંકારિક રીતે ઉપયોગ કર્યો હતો, પરંતુ અહિ તે શબ્દની માત્ર એક શૈલીયુક્ત ભિન્નતા હોય તેવું લાગે છે જેનો ઉપયોગ તે </w:t>
       </w:r>
-      <w:hyperlink r:id="rId35">
+      <w:hyperlink r:id="rId40">
         <w:r>
           <w:rPr>
             <w:lang w:val="gu_IN" w:bidi="gu_IN"/>
@@ -16728,7 +17217,7 @@
         </w:rPr>
         <w:t xml:space="preserve">પવિત્ર આત્માનું પ્રતિનિધિત્વ કરવા “અભિષેક કરવો”નો ઉપયોગ યોહાન અલંકારિક રીતે કરે છે, જેમની હાજરી વિશ્વાસીઓના જીવનમાં દર્શાવે છે કે વિશ્વાસીઓ અલગ કરાયેલા છે અને ઈશ્વરની સેવા કરવા માટે તૈયાર કરાયેલા છે. યોહાન ખાસ રીતે </w:t>
       </w:r>
-      <w:hyperlink r:id="rId36">
+      <w:hyperlink r:id="rId41">
         <w:r>
           <w:rPr>
             <w:lang w:val="gu_IN" w:bidi="gu_IN"/>
@@ -16746,7 +17235,7 @@
         </w:rPr>
         <w:t xml:space="preserve"> અને </w:t>
       </w:r>
-      <w:hyperlink r:id="rId37">
+      <w:hyperlink r:id="rId42">
         <w:r>
           <w:rPr>
             <w:lang w:val="gu_IN" w:bidi="gu_IN"/>
@@ -17577,7 +18066,7 @@
         </w:rPr>
         <w:t xml:space="preserve">યોહાનનો અર્થ એ નથી કે આવી વ્યક્તિ અસલ ખ્રિસ્તવિરોધી છે કે જે પૃથ્વીના ઇતિહાસના અંતે દેખાશે. યોહાન કોઈ ચોક્કસ વ્યક્તિના સંદર્ભમાં નહિ પરંતુ તેના બદલે, તે સામાન્ય રીતે આવા બધા લોકો વિષે વાત કરી રહ્યો છે. જુઓ કે તમે “ખ્રિસ્તવિરોધી” શબ્દનું ભાષાંતર </w:t>
       </w:r>
-      <w:hyperlink r:id="rId38">
+      <w:hyperlink r:id="rId22">
         <w:r>
           <w:rPr>
             <w:lang w:val="gu_IN" w:bidi="gu_IN"/>
@@ -18726,7 +19215,7 @@
         </w:rPr>
         <w:t xml:space="preserve">આ સંદર્ભમાં સર્વનામ “તે” ક્યાં તો ઈસુ અથવા ઈશ્વર પિતાનો ઉલ્લેખ કરી શકે છે. જો કે સંભવિતપણે એમ લાગે છે કે તે ઈસુનો ઉલ્લેખ કરે છે જ્યારે યોહાને </w:t>
       </w:r>
-      <w:hyperlink r:id="rId39">
+      <w:hyperlink r:id="rId23">
         <w:r>
           <w:rPr>
             <w:lang w:val="gu_IN" w:bidi="gu_IN"/>
@@ -18744,7 +19233,7 @@
         </w:rPr>
         <w:t xml:space="preserve">માં હમણાં જ વાત કરી છે, તેમને કબૂલ કરવા કે નકારવા વિષે અને એ ઈસુ જ હતા જેઓએ “અનંતજીવન”નું વચન આપ્યું છે એ દરેકને જે તેમનામાં વિશ્વાસ કરે છે. ઉદાહરણ તરીકે, યોહાનની સુવાર્તા જુઓ </w:t>
       </w:r>
-      <w:hyperlink r:id="rId40">
+      <w:hyperlink r:id="rId43">
         <w:r>
           <w:rPr>
             <w:lang w:val="gu_IN" w:bidi="gu_IN"/>
@@ -18762,7 +19251,7 @@
         </w:rPr>
         <w:t xml:space="preserve"> અને </w:t>
       </w:r>
-      <w:hyperlink r:id="rId41">
+      <w:hyperlink r:id="rId44">
         <w:r>
           <w:rPr>
             <w:lang w:val="gu_IN" w:bidi="gu_IN"/>
@@ -19005,7 +19494,7 @@
         </w:rPr>
         <w:t xml:space="preserve">જુઓ કે તમે </w:t>
       </w:r>
-      <w:hyperlink r:id="rId42">
+      <w:hyperlink r:id="rId24">
         <w:r>
           <w:rPr>
             <w:lang w:val="gu_IN" w:bidi="gu_IN"/>
@@ -19098,7 +19587,7 @@
         </w:rPr>
         <w:t xml:space="preserve">સર્વનામ “તે”ની જેમ </w:t>
       </w:r>
-      <w:hyperlink r:id="rId43">
+      <w:hyperlink r:id="rId45">
         <w:r>
           <w:rPr>
             <w:lang w:val="gu_IN" w:bidi="gu_IN"/>
@@ -19797,7 +20286,7 @@
         </w:rPr>
         <w:t xml:space="preserve">જેમ તે પત્રના નવા ભાગની શરૂઆત કરે છે ત્યારે યોહાન તેના વાચકોને પુનઃસંબોધન કરે છે. જુઓ કે તમે </w:t>
       </w:r>
-      <w:hyperlink r:id="rId35">
+      <w:hyperlink r:id="rId40">
         <w:r>
           <w:rPr>
             <w:lang w:val="gu_IN" w:bidi="gu_IN"/>
@@ -19890,7 +20379,7 @@
         </w:rPr>
         <w:t xml:space="preserve">“માં રહેવું” પદ વિષેની ચર્ચા માટે યોહાનના ૧ લા પત્રના ભાગ ૩ ની પ્રસ્તાવના જુઓ. આ કિસ્સામાં, યોહાને હમણાં જ </w:t>
       </w:r>
-      <w:hyperlink r:id="rId44">
+      <w:hyperlink r:id="rId46">
         <w:r>
           <w:rPr>
             <w:lang w:val="gu_IN" w:bidi="gu_IN"/>
@@ -20733,7 +21222,7 @@
         </w:rPr>
         <w:t xml:space="preserve">કેમ કે વિશ્વાસીઓ શબ્દશઃ ઈશ્વર દ્વારા “જન્મ પામ્યા” નથી, તેથી યોહાન અલંકારિક અર્થમાં કહે છે. તે </w:t>
       </w:r>
-      <w:hyperlink r:id="rId45">
+      <w:hyperlink r:id="rId47">
         <w:r>
           <w:rPr>
             <w:lang w:val="gu_IN" w:bidi="gu_IN"/>
@@ -20790,6 +21279,259 @@
         <w:rPr>
           <w:lang w:val="gu_IN" w:bidi="gu_IN"/>
         </w:rPr>
+        <w:t>યોહાનનો પહેલો પત્ર - અધ્યાય 3 પ્રસ્તાવના</w:t>
+      </w:r>
+      <w:r>
+        <w:rPr>
+          <w:lang w:val="gu_IN" w:bidi="gu_IN"/>
+        </w:rPr>
+      </w:r>
+    </w:p>
+    <w:p>
+      <w:pPr>
+        <w:pStyle w:val="Heading3"/>
+      </w:pPr>
+      <w:r>
+        <w:rPr>
+          <w:lang w:val="gu_IN" w:bidi="gu_IN"/>
+        </w:rPr>
+        <w:t>માળખું અને બંધારણ</w:t>
+      </w:r>
+    </w:p>
+    <w:p>
+      <w:pPr/>
+      <w:r>
+        <w:rPr>
+          <w:lang w:val="gu_IN" w:bidi="gu_IN"/>
+        </w:rPr>
+      </w:r>
+      <w:r>
+        <w:rPr>
+          <w:lang w:val="gu_IN" w:bidi="gu_IN"/>
+        </w:rPr>
+        <w:t>૧. ઈશ્વરના સાચા બાળકો પાપ કરતા નથી (૩:૧–૧૦, ૨:૨૮ થી જારી)</w:t>
+        <w:br/>
+      </w:r>
+      <w:r>
+        <w:rPr>
+          <w:lang w:val="gu_IN" w:bidi="gu_IN"/>
+        </w:rPr>
+        <w:t>૨. અસલ વિશ્વાસીઓ એકબીજાને બલીદાનયુક્ત મદદ કરે છે (૩:૧૧–૧૮)</w:t>
+        <w:br/>
+      </w:r>
+      <w:r>
+        <w:rPr>
+          <w:lang w:val="gu_IN" w:bidi="gu_IN"/>
+        </w:rPr>
+        <w:t>૩. અસલ વિશ્વાસીઓને પ્રાર્થનામાં વિશ્વાસ હોય છે (૩:૧૯–૨૪)</w:t>
+      </w:r>
+    </w:p>
+    <w:p>
+      <w:pPr>
+        <w:pStyle w:val="Heading3"/>
+      </w:pPr>
+      <w:r>
+        <w:rPr>
+          <w:lang w:val="gu_IN" w:bidi="gu_IN"/>
+        </w:rPr>
+        <w:t>આ અધ્યાયના વિષેષ ખ્યાલો</w:t>
+      </w:r>
+    </w:p>
+    <w:p>
+      <w:pPr>
+        <w:pStyle w:val="Heading4"/>
+      </w:pPr>
+      <w:r>
+        <w:rPr>
+          <w:lang w:val="gu_IN" w:bidi="gu_IN"/>
+        </w:rPr>
+        <w:t>“ઈશ્વરના બાળકો”</w:t>
+      </w:r>
+    </w:p>
+    <w:p>
+      <w:pPr/>
+      <w:r>
+        <w:rPr>
+          <w:lang w:val="gu_IN" w:bidi="gu_IN"/>
+        </w:rPr>
+      </w:r>
+      <w:r>
+        <w:rPr>
+          <w:lang w:val="gu_IN" w:bidi="gu_IN"/>
+        </w:rPr>
+        <w:t xml:space="preserve">લોકોને ક્યારેક ઈશ્વરના બાળકો તરીકે વર્ણવવામાં આવે છે કારણ કે ઈશ્વરે તેમનું સર્જન કર્યું છે. જો કે આ અધ્યાયમાં યોહાન અલગ અર્થમાં આ અભિવ્યક્તિનો ઉપયોગ કરે છે. તે તેનો ઉપયોગ એવા લોકોનું વર્ણન કરવા માટે કરે છે કે જેમણે ઈસુમાં વિશ્વાસ અને ભરોસો મૂકીને ઈશ્વર સાથે પિતા-બાળકના સંબંધમાં પ્રવેશ કર્યો છે. ઈશ્વરે ખરેખર બધા લોકોનું સર્જન કર્યું છે, પરંતુ લોકો ફક્ત આ અર્થમાં ઈસુમાં વિશ્વાસ કરીને ઈશ્વરના બાળકો બની શકે છે. (જુઓ: </w:t>
+      </w:r>
+      <w:r>
+        <w:rPr>
+          <w:lang w:val="gu_IN" w:bidi="gu_IN"/>
+        </w:rPr>
+        <w:t>વિશ્વાસ કરવો, વિશ્વાસી, માન્યતા, અવિશ્વાસી, અનાસ્થા/અશ્રદ્ધા</w:t>
+      </w:r>
+      <w:r>
+        <w:rPr>
+          <w:lang w:val="gu_IN" w:bidi="gu_IN"/>
+        </w:rPr>
+        <w:t>)</w:t>
+      </w:r>
+    </w:p>
+    <w:p>
+      <w:pPr>
+        <w:pStyle w:val="Heading3"/>
+      </w:pPr>
+      <w:r>
+        <w:rPr>
+          <w:lang w:val="gu_IN" w:bidi="gu_IN"/>
+        </w:rPr>
+        <w:t>આ પ્રકરણમાં અન્ય સંભવિત ભાષાંતર મુશ્કેલીઓ</w:t>
+      </w:r>
+    </w:p>
+    <w:p>
+      <w:pPr>
+        <w:pStyle w:val="Heading4"/>
+      </w:pPr>
+    </w:p>
+    <w:p>
+      <w:pPr>
+        <w:pStyle w:val="Heading4"/>
+      </w:pPr>
+      <w:r>
+        <w:rPr>
+          <w:lang w:val="gu_IN" w:bidi="gu_IN"/>
+        </w:rPr>
+        <w:t>"જે તેમની આજ્ઞાઓનું પાલન કરે છે તે તેમનામાં રહે છે, અને તેઓ તેનામાં રહે છે" (૩:૨૪)</w:t>
+      </w:r>
+    </w:p>
+    <w:p>
+      <w:pPr/>
+      <w:r>
+        <w:rPr>
+          <w:lang w:val="gu_IN" w:bidi="gu_IN"/>
+        </w:rPr>
+      </w:r>
+      <w:r>
+        <w:rPr>
+          <w:lang w:val="gu_IN" w:bidi="gu_IN"/>
+        </w:rPr>
+        <w:t xml:space="preserve">આનો અર્થ એ નથી કે આપણો ઉદ્ધાર અમુક કાર્યો કરવા પર શરતી છે. તેનાથી વિપરીત, યોહાન </w:t>
+      </w:r>
+      <w:hyperlink r:id="rId48">
+        <w:r>
+          <w:rPr>
+            <w:lang w:val="gu_IN" w:bidi="gu_IN"/>
+          </w:rPr>
+          <w:rPr>
+            <w:color w:val="0000EE"/>
+            <w:u w:val="single"/>
+          </w:rPr>
+          <w:t>૩:૩૨</w:t>
+        </w:r>
+      </w:hyperlink>
+      <w:r>
+        <w:rPr>
+          <w:lang w:val="gu_IN" w:bidi="gu_IN"/>
+        </w:rPr>
+        <w:t xml:space="preserve">માં વર્ણવેલ આજ્ઞાઓનું પાલન કરવાના પરિણામોનું વર્ણન કરી રહ્યો છે. તે આજ્ઞાઓ એ છે કે ઈસુમાં વિશ્વાસ કરવો અને એકબીજાને પ્રેમ કરવો. યોહાન કહે છે કે જે વ્યક્તિ ઈસુમાં વિશ્વાસ કરે છે અને બીજાઓને પ્રેમ કરે છે તે દર્શાવે છે કે ઈશ્વર સાથે તેને ગાઢ સંબંધ છે, અને તે આ આજ્ઞાપાલનને લીધે તે ગાઢ સંબંધ ચાલુ રાખશે. જે લોકો ઉદ્ધાર પામ્યા છે તેઓ તેમનો ઉદ્ધાર ગુમાવી શકે છે કે કેમ તે અંગે વિશ્વભરના ખ્રિસ્તીઓ જુદી જુદી માન્યતાઓ ધરાવે છે. યોહાન અહિ તે વિષે સંબોધન કરતો નથી, અને ભાષાંતરકોએ સાવચેત રહેવું જોઈએ કે આ ફકરાનું ભાષાંતર કરતાં, આ મુદ્દા વિષેની તેમની સમજ ભાષાંતર પર અસર કરે નહિ. (જુઓ: </w:t>
+      </w:r>
+      <w:r>
+        <w:rPr>
+          <w:lang w:val="gu_IN" w:bidi="gu_IN"/>
+        </w:rPr>
+        <w:t>અનંતકાળ, શાશ્વત, અનંત, સદાકાળ</w:t>
+      </w:r>
+      <w:r>
+        <w:rPr>
+          <w:lang w:val="gu_IN" w:bidi="gu_IN"/>
+        </w:rPr>
+        <w:t xml:space="preserve"> અને </w:t>
+      </w:r>
+      <w:r>
+        <w:rPr>
+          <w:lang w:val="gu_IN" w:bidi="gu_IN"/>
+        </w:rPr>
+        <w:t>બચાવવું, બચાવ્યા, સલામત, તારણ</w:t>
+      </w:r>
+      <w:r>
+        <w:rPr>
+          <w:lang w:val="gu_IN" w:bidi="gu_IN"/>
+        </w:rPr>
+        <w:t>)</w:t>
+      </w:r>
+    </w:p>
+    <w:p>
+      <w:pPr>
+        <w:pStyle w:val="Heading3"/>
+      </w:pPr>
+      <w:r>
+        <w:rPr>
+          <w:lang w:val="gu_IN" w:bidi="gu_IN"/>
+        </w:rPr>
+        <w:t>આ પ્રકરણમાં મહત્વના પાઠ્ય મુદ્દાઓ</w:t>
+      </w:r>
+    </w:p>
+    <w:p>
+      <w:pPr/>
+      <w:r>
+        <w:rPr>
+          <w:lang w:val="gu_IN" w:bidi="gu_IN"/>
+        </w:rPr>
+      </w:r>
+      <w:hyperlink r:id="rId49">
+        <w:r>
+          <w:rPr>
+            <w:lang w:val="gu_IN" w:bidi="gu_IN"/>
+          </w:rPr>
+          <w:rPr>
+            <w:color w:val="0000EE"/>
+            <w:u w:val="single"/>
+          </w:rPr>
+          <w:t>૩:૧</w:t>
+        </w:r>
+      </w:hyperlink>
+      <w:r>
+        <w:rPr>
+          <w:lang w:val="gu_IN" w:bidi="gu_IN"/>
+        </w:rPr>
+        <w:t xml:space="preserve">માં, સૌથી સચોટ પ્રાચીન હસ્તપ્રતો "અને અમે છીએ" શબ્દોનો સમાવેશ કરે છે. તે વાંચનને યુ.એલ.ટી. અનુસરે છે. જો કે, કેટલીક અન્ય પ્રાચીન હસ્તપ્રતોમાં આ શબ્દોનો સમાવેશ થતો નથી, અને તેથી કેટલાક બાઇબલમાં તે નથી. જો તમારા પ્રદેશમાં બાઇબલનું ભાષાંતર પહેલેથી જ અસ્તિત્વમાં છે, તો તે સંસ્કરણમાં જે પણ વાંચન છે તેનો ઉપયોગ કરવાનું વિચારો. જો ભાષાંતર પહેલેથી અસ્તિત્વમાં નથી, તો અમે ભલામણ કરીએ છીએ કે તમે યુ.એલ.ટી. પાઠ્ય વાંચનને અનુસરો. (જુઓ: </w:t>
+      </w:r>
+      <w:r>
+        <w:rPr>
+          <w:lang w:val="gu_IN" w:bidi="gu_IN"/>
+        </w:rPr>
+        <w:t>શાબ્દિક ભિન્નતા</w:t>
+      </w:r>
+      <w:r>
+        <w:rPr>
+          <w:lang w:val="gu_IN" w:bidi="gu_IN"/>
+        </w:rPr>
+        <w:t>)</w:t>
+      </w:r>
+      <w:r>
+        <w:rPr>
+          <w:lang w:val="gu_IN" w:bidi="gu_IN"/>
+        </w:rPr>
+      </w:r>
+      <w:r>
+        <w:rPr>
+          <w:lang w:val="gu_IN" w:bidi="gu_IN"/>
+        </w:rPr>
+      </w:r>
+    </w:p>
+    <w:p>
+      <w:pPr/>
+      <w:r>
+        <w:rPr>
+          <w:lang w:val="gu_IN" w:bidi="gu_IN"/>
+        </w:rPr>
+      </w:r>
+    </w:p>
+    <w:p>
+      <w:pPr>
+        <w:pStyle w:val="Heading2"/>
+      </w:pPr>
+      <w:r>
+        <w:rPr>
+          <w:lang w:val="gu_IN" w:bidi="gu_IN"/>
+        </w:rPr>
         <w:t>યોહાનનો પહેલો પત્ર 3:1 (#1)</w:t>
       </w:r>
       <w:r>
@@ -21051,7 +21793,7 @@
         </w:rPr>
         <w:t xml:space="preserve">અહિ યોહાન એ જ રૂપકને </w:t>
       </w:r>
-      <w:hyperlink r:id="rId46">
+      <w:hyperlink r:id="rId50">
         <w:r>
           <w:rPr>
             <w:lang w:val="gu_IN" w:bidi="gu_IN"/>
@@ -21582,7 +22324,7 @@
         </w:rPr>
         <w:t xml:space="preserve">જુઓ કે તમે આનું ભાષાંતર </w:t>
       </w:r>
-      <w:hyperlink r:id="rId26">
+      <w:hyperlink r:id="rId31">
         <w:r>
           <w:rPr>
             <w:lang w:val="gu_IN" w:bidi="gu_IN"/>
@@ -21675,7 +22417,7 @@
         </w:rPr>
         <w:t xml:space="preserve">તમે </w:t>
       </w:r>
-      <w:hyperlink r:id="rId47">
+      <w:hyperlink r:id="rId49">
         <w:r>
           <w:rPr>
             <w:lang w:val="gu_IN" w:bidi="gu_IN"/>
@@ -21918,7 +22660,7 @@
         </w:rPr>
         <w:t xml:space="preserve">૧ લા યોહાનની પ્રસ્તાવના ભાગ 3 માં "પ્રગટ થયા/દેખાયા" શબ્દની ચર્ચા જુઓ. આ કિસ્સામાં શબ્દનો અર્થ </w:t>
       </w:r>
-      <w:hyperlink r:id="rId48">
+      <w:hyperlink r:id="rId51">
         <w:r>
           <w:rPr>
             <w:lang w:val="gu_IN" w:bidi="gu_IN"/>
@@ -23154,7 +23896,7 @@
         </w:rPr>
         <w:t xml:space="preserve">તમે </w:t>
       </w:r>
-      <w:hyperlink r:id="rId35">
+      <w:hyperlink r:id="rId40">
         <w:r>
           <w:rPr>
             <w:lang w:val="gu_IN" w:bidi="gu_IN"/>
@@ -23247,7 +23989,7 @@
         </w:rPr>
         <w:t xml:space="preserve">તમે </w:t>
       </w:r>
-      <w:hyperlink r:id="rId49">
+      <w:hyperlink r:id="rId52">
         <w:r>
           <w:rPr>
             <w:lang w:val="gu_IN" w:bidi="gu_IN"/>
@@ -23340,7 +24082,7 @@
         </w:rPr>
         <w:t xml:space="preserve">તમે </w:t>
       </w:r>
-      <w:hyperlink r:id="rId46">
+      <w:hyperlink r:id="rId50">
         <w:r>
           <w:rPr>
             <w:lang w:val="gu_IN" w:bidi="gu_IN"/>
@@ -23583,7 +24325,7 @@
         </w:rPr>
         <w:t xml:space="preserve">અહિ નામયોગી અવ્યય “તરફથી” તે સંજ્ઞાના પ્રભાવને સૂચવે છે. અહિ આનો ઉપયોગ </w:t>
       </w:r>
-      <w:hyperlink r:id="rId34">
+      <w:hyperlink r:id="rId39">
         <w:r>
           <w:rPr>
             <w:lang w:val="gu_IN" w:bidi="gu_IN"/>
@@ -23814,7 +24556,7 @@
         </w:rPr>
         <w:t xml:space="preserve">૧ લા યોહાનની પ્રસ્તાવના ભાગ 3 માં "પ્રગટ થયા/દેખાયા" શબ્દની ચર્ચા જુઓ. અહિ આ શબ્દનો સક્રિય અર્થ જણાય છે અને તે </w:t>
       </w:r>
-      <w:hyperlink r:id="rId50">
+      <w:hyperlink r:id="rId53">
         <w:r>
           <w:rPr>
             <w:lang w:val="gu_IN" w:bidi="gu_IN"/>
@@ -23982,7 +24724,7 @@
         </w:rPr>
         <w:t xml:space="preserve">તમે </w:t>
       </w:r>
-      <w:hyperlink r:id="rId46">
+      <w:hyperlink r:id="rId50">
         <w:r>
           <w:rPr>
             <w:lang w:val="gu_IN" w:bidi="gu_IN"/>
@@ -24075,7 +24817,7 @@
         </w:rPr>
         <w:t xml:space="preserve">જુઓ કે શું </w:t>
       </w:r>
-      <w:hyperlink r:id="rId46">
+      <w:hyperlink r:id="rId50">
         <w:r>
           <w:rPr>
             <w:lang w:val="gu_IN" w:bidi="gu_IN"/>
@@ -24243,7 +24985,7 @@
         </w:rPr>
         <w:t xml:space="preserve">“માં રહેવું” પદ વિષેની ચર્ચા માટે યોહાનના ૧ લા પત્રના ભાગ ૩ ની પ્રસ્તાવના જુઓ. આ કિસ્સામાં, </w:t>
       </w:r>
-      <w:hyperlink r:id="rId44">
+      <w:hyperlink r:id="rId46">
         <w:r>
           <w:rPr>
             <w:lang w:val="gu_IN" w:bidi="gu_IN"/>
@@ -24636,7 +25378,7 @@
         </w:rPr>
         <w:t xml:space="preserve">તમે </w:t>
       </w:r>
-      <w:hyperlink r:id="rId46">
+      <w:hyperlink r:id="rId50">
         <w:r>
           <w:rPr>
             <w:lang w:val="gu_IN" w:bidi="gu_IN"/>
@@ -24879,7 +25621,7 @@
         </w:rPr>
         <w:t xml:space="preserve">તમે </w:t>
       </w:r>
-      <w:hyperlink r:id="rId28">
+      <w:hyperlink r:id="rId33">
         <w:r>
           <w:rPr>
             <w:lang w:val="gu_IN" w:bidi="gu_IN"/>
@@ -25623,7 +26365,7 @@
         </w:rPr>
         <w:t xml:space="preserve">તમે </w:t>
       </w:r>
-      <w:hyperlink r:id="rId28">
+      <w:hyperlink r:id="rId33">
         <w:r>
           <w:rPr>
             <w:lang w:val="gu_IN" w:bidi="gu_IN"/>
@@ -26016,7 +26758,7 @@
         </w:rPr>
         <w:t xml:space="preserve">તમે </w:t>
       </w:r>
-      <w:hyperlink r:id="rId28">
+      <w:hyperlink r:id="rId33">
         <w:r>
           <w:rPr>
             <w:lang w:val="gu_IN" w:bidi="gu_IN"/>
@@ -26259,7 +27001,7 @@
         </w:rPr>
         <w:t xml:space="preserve">યોહાન “ખૂની” શબ્દનો અલંકારિક રૂપે ઉપયોગ કરી રહ્યો છે, અને તે માથ્થી </w:t>
       </w:r>
-      <w:hyperlink r:id="rId51">
+      <w:hyperlink r:id="rId54">
         <w:r>
           <w:rPr>
             <w:lang w:val="gu_IN" w:bidi="gu_IN"/>
@@ -26352,7 +27094,7 @@
         </w:rPr>
         <w:t xml:space="preserve">તમે </w:t>
       </w:r>
-      <w:hyperlink r:id="rId28">
+      <w:hyperlink r:id="rId33">
         <w:r>
           <w:rPr>
             <w:lang w:val="gu_IN" w:bidi="gu_IN"/>
@@ -26958,7 +27700,7 @@
         </w:rPr>
         <w:t xml:space="preserve">જુઓ કે તમે આનું ભાષાંતર </w:t>
       </w:r>
-      <w:hyperlink r:id="rId28">
+      <w:hyperlink r:id="rId33">
         <w:r>
           <w:rPr>
             <w:lang w:val="gu_IN" w:bidi="gu_IN"/>
@@ -27201,7 +27943,7 @@
         </w:rPr>
         <w:t xml:space="preserve">જુઓ કે તમે આનું ભાષાંતર </w:t>
       </w:r>
-      <w:hyperlink r:id="rId28">
+      <w:hyperlink r:id="rId33">
         <w:r>
           <w:rPr>
             <w:lang w:val="gu_IN" w:bidi="gu_IN"/>
@@ -27444,7 +28186,7 @@
         </w:rPr>
         <w:t xml:space="preserve">“માં રહેવું” પદ વિષેની ચર્ચા માટે યોહાનના ૧ લા પત્રના ભાગ ૩ ની પ્રસ્તાવના જુઓ. જેમ </w:t>
       </w:r>
-      <w:hyperlink r:id="rId29">
+      <w:hyperlink r:id="rId34">
         <w:r>
           <w:rPr>
             <w:lang w:val="gu_IN" w:bidi="gu_IN"/>
@@ -27537,7 +28279,7 @@
         </w:rPr>
         <w:t xml:space="preserve">જેમ </w:t>
       </w:r>
-      <w:hyperlink r:id="rId52">
+      <w:hyperlink r:id="rId55">
         <w:r>
           <w:rPr>
             <w:lang w:val="gu_IN" w:bidi="gu_IN"/>
@@ -27630,7 +28372,7 @@
         </w:rPr>
         <w:t xml:space="preserve">તમે </w:t>
       </w:r>
-      <w:hyperlink r:id="rId35">
+      <w:hyperlink r:id="rId40">
         <w:r>
           <w:rPr>
             <w:lang w:val="gu_IN" w:bidi="gu_IN"/>
@@ -28023,7 +28765,7 @@
         </w:rPr>
         <w:t xml:space="preserve">યોહાન આ કલમમાં પરિણામનું વર્ણન કરે છે. તે પરિણામનું કારણ તે પછીની કલમમાં આપે છે. જો તે તમારી ભાષામાં સ્પષ્ટ હોય તો તમે કલમ સેતુ બનાવીને પરિણામ પહેલાં કારણ મૂકી શકો છો. તમે તમારા અનુવાદમાં પ્રથમ </w:t>
       </w:r>
-      <w:hyperlink r:id="rId53">
+      <w:hyperlink r:id="rId56">
         <w:r>
           <w:rPr>
             <w:lang w:val="gu_IN" w:bidi="gu_IN"/>
@@ -28266,7 +29008,7 @@
         </w:rPr>
         <w:t xml:space="preserve">આનો અર્થ હોઈ શકે છે કે: (૧) યોહાન અલંકારિક રીતે કદાચ ઈશ્વરનો ઉલ્લેખ કરી રહ્યો છે, ઈશ્વર સાચા છે તે રીતે જોડાણ કરીને. બીજા શબ્દોમાં કહીએ તો, ઈશ્વર હંમેશા “સત્ય” કહે છે અને જે કહે છે તે તેઓ કરે છે. વૈકલ્પિક ભાષાંતર: "આપણે ઈશ્વર તરફથી છીએ, જે સત્ય છે" (૨) </w:t>
       </w:r>
-      <w:hyperlink r:id="rId54">
+      <w:hyperlink r:id="rId57">
         <w:r>
           <w:rPr>
             <w:lang w:val="gu_IN" w:bidi="gu_IN"/>
@@ -28434,7 +29176,7 @@
         </w:rPr>
         <w:t xml:space="preserve">તમે </w:t>
       </w:r>
-      <w:hyperlink r:id="rId55">
+      <w:hyperlink r:id="rId58">
         <w:r>
           <w:rPr>
             <w:lang w:val="gu_IN" w:bidi="gu_IN"/>
@@ -28896,7 +29638,7 @@
           <w:lang w:val="gu_IN" w:bidi="gu_IN"/>
         </w:rPr>
       </w:r>
-      <w:hyperlink r:id="rId56">
+      <w:hyperlink r:id="rId59">
         <w:r>
           <w:rPr>
             <w:lang w:val="gu_IN" w:bidi="gu_IN"/>
@@ -29214,7 +29956,7 @@
         </w:rPr>
         <w:t xml:space="preserve">તમે </w:t>
       </w:r>
-      <w:hyperlink r:id="rId26">
+      <w:hyperlink r:id="rId31">
         <w:r>
           <w:rPr>
             <w:lang w:val="gu_IN" w:bidi="gu_IN"/>
@@ -29382,7 +30124,7 @@
         </w:rPr>
         <w:t xml:space="preserve">તમે </w:t>
       </w:r>
-      <w:hyperlink r:id="rId53">
+      <w:hyperlink r:id="rId56">
         <w:r>
           <w:rPr>
             <w:lang w:val="gu_IN" w:bidi="gu_IN"/>
@@ -29775,7 +30517,7 @@
         </w:rPr>
         <w:t xml:space="preserve">જેમ </w:t>
       </w:r>
-      <w:hyperlink r:id="rId20">
+      <w:hyperlink r:id="rId25">
         <w:r>
           <w:rPr>
             <w:lang w:val="gu_IN" w:bidi="gu_IN"/>
@@ -30087,7 +30829,7 @@
           <w:lang w:val="gu_IN" w:bidi="gu_IN"/>
         </w:rPr>
       </w:r>
-      <w:hyperlink r:id="rId30">
+      <w:hyperlink r:id="rId35">
         <w:r>
           <w:rPr>
             <w:lang w:val="gu_IN" w:bidi="gu_IN"/>
@@ -30837,6 +31579,261 @@
         <w:rPr>
           <w:lang w:val="gu_IN" w:bidi="gu_IN"/>
         </w:rPr>
+        <w:t>યોહાનનો પહેલો પત્ર - અધ્યાય 4 પ્રસ્તાવના</w:t>
+      </w:r>
+      <w:r>
+        <w:rPr>
+          <w:lang w:val="gu_IN" w:bidi="gu_IN"/>
+        </w:rPr>
+      </w:r>
+    </w:p>
+    <w:p>
+      <w:pPr>
+        <w:pStyle w:val="Heading3"/>
+      </w:pPr>
+      <w:r>
+        <w:rPr>
+          <w:lang w:val="gu_IN" w:bidi="gu_IN"/>
+        </w:rPr>
+        <w:t>માળખું અને બંધારણ</w:t>
+      </w:r>
+    </w:p>
+    <w:p>
+      <w:pPr/>
+      <w:r>
+        <w:rPr>
+          <w:lang w:val="gu_IN" w:bidi="gu_IN"/>
+        </w:rPr>
+      </w:r>
+      <w:r>
+        <w:rPr>
+          <w:lang w:val="gu_IN" w:bidi="gu_IN"/>
+        </w:rPr>
+        <w:t>૧. ઈસુ માનવી બન્યા તેનો નકાર કરવો તે ખોટું શિક્ષણ છે (૪:૧–૬)</w:t>
+        <w:br/>
+      </w:r>
+      <w:r>
+        <w:rPr>
+          <w:lang w:val="gu_IN" w:bidi="gu_IN"/>
+        </w:rPr>
+        <w:t>૨. અસલ/ખરા વિશ્વાસીઓ એકબીજાને પ્રેમ કરે છે, જેમ ઈશ્વરે તેમને પ્રેમ કર્યો તેમ (૪:૭–૨૧)</w:t>
+      </w:r>
+    </w:p>
+    <w:p>
+      <w:pPr>
+        <w:pStyle w:val="Heading4"/>
+      </w:pPr>
+      <w:r>
+        <w:rPr>
+          <w:lang w:val="gu_IN" w:bidi="gu_IN"/>
+        </w:rPr>
+        <w:t>આ અધ્યાયમાંના વિશિષ્ટ ખ્યાલો</w:t>
+      </w:r>
+    </w:p>
+    <w:p>
+      <w:pPr>
+        <w:pStyle w:val="Heading4"/>
+      </w:pPr>
+      <w:r>
+        <w:rPr>
+          <w:lang w:val="gu_IN" w:bidi="gu_IN"/>
+        </w:rPr>
+        <w:t>“પવિત્ર આત્મા” અને “આત્મા”</w:t>
+      </w:r>
+    </w:p>
+    <w:p>
+      <w:pPr/>
+      <w:r>
+        <w:rPr>
+          <w:lang w:val="gu_IN" w:bidi="gu_IN"/>
+        </w:rPr>
+      </w:r>
+      <w:r>
+        <w:rPr>
+          <w:lang w:val="gu_IN" w:bidi="gu_IN"/>
+        </w:rPr>
+        <w:t>આ અધ્યાયમાં યોહાન “આત્મા” શબ્દનો ઉપયોગ વિવિધ રીતે કરે છે.</w:t>
+      </w:r>
+    </w:p>
+    <w:p>
+      <w:pPr/>
+      <w:r>
+        <w:rPr>
+          <w:lang w:val="gu_IN" w:bidi="gu_IN"/>
+        </w:rPr>
+      </w:r>
+      <w:r>
+        <w:rPr>
+          <w:lang w:val="gu_IN" w:bidi="gu_IN"/>
+        </w:rPr>
+        <w:t>ક્યારેક “આત્મા” શબ્દ અલૌકિક અસ્તિત્વનો ઉલ્લેખ કરે છે.</w:t>
+      </w:r>
+    </w:p>
+    <w:p>
+      <w:pPr/>
+      <w:r>
+        <w:rPr>
+          <w:lang w:val="gu_IN" w:bidi="gu_IN"/>
+        </w:rPr>
+      </w:r>
+      <w:r>
+        <w:rPr>
+          <w:lang w:val="gu_IN" w:bidi="gu_IN"/>
+        </w:rPr>
+        <w:t>ક્યારેક “આત્મા” શબ્દ કશાકની લાક્ષણિકતાઓનો ઉલ્લેખ કરે છે.</w:t>
+      </w:r>
+    </w:p>
+    <w:p>
+      <w:pPr/>
+      <w:r>
+        <w:rPr>
+          <w:lang w:val="gu_IN" w:bidi="gu_IN"/>
+        </w:rPr>
+      </w:r>
+      <w:r>
+        <w:rPr>
+          <w:lang w:val="gu_IN" w:bidi="gu_IN"/>
+        </w:rPr>
+        <w:t>અભિવ્યક્તિઓ "ખ્રિસ્ત વિરોધીનો આત્મા," "સત્યનો આત્મા" અને "ભૂલનો આત્મા" એ તેમની લાક્ષણિકતાનો સંદર્ભ આપે છે.</w:t>
+      </w:r>
+    </w:p>
+    <w:p>
+      <w:pPr/>
+      <w:r>
+        <w:rPr>
+          <w:lang w:val="gu_IN" w:bidi="gu_IN"/>
+        </w:rPr>
+      </w:r>
+      <w:r>
+        <w:rPr>
+          <w:lang w:val="gu_IN" w:bidi="gu_IN"/>
+        </w:rPr>
+        <w:t>જ્યારે શબ્દ મોટા અક્ષર સાથે/ગાઢ અક્ષર સાથે લખવામાં આવે છે, જેમ કે "ઈશ્વરનો આત્મા" અને "તેમનો આત્મા," તો તે પવિત્ર આત્માનો સંદર્ભ આપે છે.</w:t>
+      </w:r>
+    </w:p>
+    <w:p>
+      <w:pPr>
+        <w:pStyle w:val="Heading3"/>
+      </w:pPr>
+      <w:r>
+        <w:rPr>
+          <w:lang w:val="gu_IN" w:bidi="gu_IN"/>
+        </w:rPr>
+        <w:t>આ અધ્યાયમાં અન્ય સંભવિત ભાષાંતર સમસ્યાઓ</w:t>
+      </w:r>
+    </w:p>
+    <w:p>
+      <w:pPr>
+        <w:pStyle w:val="Heading4"/>
+      </w:pPr>
+      <w:r>
+        <w:rPr>
+          <w:lang w:val="gu_IN" w:bidi="gu_IN"/>
+        </w:rPr>
+        <w:t>ઈશ્વરને પ્રેમ કરવો</w:t>
+      </w:r>
+    </w:p>
+    <w:p>
+      <w:pPr/>
+      <w:r>
+        <w:rPr>
+          <w:lang w:val="gu_IN" w:bidi="gu_IN"/>
+        </w:rPr>
+      </w:r>
+      <w:r>
+        <w:rPr>
+          <w:lang w:val="gu_IN" w:bidi="gu_IN"/>
+        </w:rPr>
+        <w:t xml:space="preserve">જો લોકો ઈશ્વરને પ્રેમ કરે છે તો તે તેઓએ તેમની જીવનશૈલીમાં અને બીજાઓ સાથે તેઓ કેવી રીતે વર્તે છે તેમાં દર્શાવવું જોઈએ. આમ કરવાથી આપણને ખાતરી થઈ શકે કે ઈશ્વરે આપણો ઉદ્ધાર કર્યો છે અને આપણે તેમના છીએ. પરંતુ બીજાઓને પ્રેમ કરવાથી આપણે પોતાનો ઉદ્ધાર કરી શકતા નથી. ખાતરી કરો કે તમારા અનુવાદમાં આ સ્પષ્ટ છે. યોહાન ૪:૭ માં કહે છે કે "દરેક જે પ્રેમ કરે છે તે ઈશ્વરથી જન્મેલો છે અને ઈશ્વરને ઓળખે છે." જેમ નોંધો સમજાવે છે તેમ, આનો અર્થ એ છે કે જે પ્રેમ કરે છે તે દરેક વ્યક્તિના આધ્યાત્મિક પિતા ઈશ્વર છે, અને જે પ્રેમ કરે છે તે દરેક ઈશ્વર સાથે ગાઢ સંબંધ ધરાવે છે. પરંતુ તે પ્રેમ એક સંકેત છે કે ઈસુએ વધસ્તંભ પર તેમના માટે જે કર્યું તેના કારણે તેઓ ઈશ્વરના છે, જેમ યોહાન ૪:૧૦ માં કહે છે તેમ. ઈસુએ જે કર્યું તેનાથી તેઓ ઉદ્ધાર પામ્યા, નહિ કે તેઓ પોતે બીજાઓને પ્રેમ કરતા હતા તેથી. (જુઓ: </w:t>
+      </w:r>
+      <w:r>
+        <w:rPr>
+          <w:lang w:val="gu_IN" w:bidi="gu_IN"/>
+        </w:rPr>
+        <w:t>બચાવવું, બચાવ્યા, સલામત, તારણ</w:t>
+      </w:r>
+      <w:r>
+        <w:rPr>
+          <w:lang w:val="gu_IN" w:bidi="gu_IN"/>
+        </w:rPr>
+        <w:t>)</w:t>
+      </w:r>
+    </w:p>
+    <w:p>
+      <w:pPr>
+        <w:pStyle w:val="Heading3"/>
+      </w:pPr>
+      <w:r>
+        <w:rPr>
+          <w:lang w:val="gu_IN" w:bidi="gu_IN"/>
+        </w:rPr>
+        <w:t>આ અધ્યાયમાંના કેટલાક મહત્વના પાઠ્ય મુદ્દાઓ</w:t>
+      </w:r>
+    </w:p>
+    <w:p>
+      <w:pPr/>
+      <w:r>
+        <w:rPr>
+          <w:lang w:val="gu_IN" w:bidi="gu_IN"/>
+        </w:rPr>
+      </w:r>
+      <w:hyperlink r:id="rId60">
+        <w:r>
+          <w:rPr>
+            <w:lang w:val="gu_IN" w:bidi="gu_IN"/>
+          </w:rPr>
+          <w:rPr>
+            <w:color w:val="0000EE"/>
+            <w:u w:val="single"/>
+          </w:rPr>
+          <w:t>4:3</w:t>
+        </w:r>
+      </w:hyperlink>
+      <w:r>
+        <w:rPr>
+          <w:lang w:val="gu_IN" w:bidi="gu_IN"/>
+        </w:rPr>
+        <w:t xml:space="preserve"> માં, સૌથી સચોટ પ્રાચીન હસ્તપ્રતો કહે છે કે "ઈસુને સ્વીકારો." તે વાંચનને યુ.એલ.ટી. અનુસરે છે. કેટલીક અન્ય પ્રાચીન હસ્તપ્રતો કહે છે કે "ઈસુ ખ્રિસ્ત દેહમાં આવ્યા છે તે સ્વીકારો." (આમાંની કેટલીક હસ્તપ્રતો "ઈસુ ખ્રિસ્ત" ને બદલે "ઈસુ" અથવા "પ્રભુ ઈસુ" કહે છે.) જો તમારા પ્રદેશમાં બાઇબલનું ભાષાંતર પહેલેથી અસ્તિત્વમાં છે, તો તે સંસ્કરણમાં જે પણ વાંચન મળે તેનો ઉપયોગ કરવાનું વિચારો. જો અનુવાદ પહેલેથી અસ્તિત્વમાં નથી, તો અમે ભલામણ કરીએ છીએ કે તમે યુ.એલ.ટી. લખાણમાંના વાંચનને અનુસરો. (જુઓ: </w:t>
+      </w:r>
+      <w:r>
+        <w:rPr>
+          <w:lang w:val="gu_IN" w:bidi="gu_IN"/>
+        </w:rPr>
+        <w:t>શાબ્દિક ભિન્નતા</w:t>
+      </w:r>
+      <w:r>
+        <w:rPr>
+          <w:lang w:val="gu_IN" w:bidi="gu_IN"/>
+        </w:rPr>
+        <w:t>)</w:t>
+      </w:r>
+      <w:r>
+        <w:rPr>
+          <w:lang w:val="gu_IN" w:bidi="gu_IN"/>
+        </w:rPr>
+      </w:r>
+      <w:r>
+        <w:rPr>
+          <w:lang w:val="gu_IN" w:bidi="gu_IN"/>
+        </w:rPr>
+      </w:r>
+    </w:p>
+    <w:p>
+      <w:pPr/>
+      <w:r>
+        <w:rPr>
+          <w:lang w:val="gu_IN" w:bidi="gu_IN"/>
+        </w:rPr>
+      </w:r>
+    </w:p>
+    <w:p>
+      <w:pPr>
+        <w:pStyle w:val="Heading2"/>
+      </w:pPr>
+      <w:r>
+        <w:rPr>
+          <w:lang w:val="gu_IN" w:bidi="gu_IN"/>
+        </w:rPr>
         <w:t>યોહાનનો પહેલો પત્ર 4:1 (#1)</w:t>
       </w:r>
       <w:r>
@@ -30873,7 +31870,7 @@
         </w:rPr>
         <w:t xml:space="preserve">તમે </w:t>
       </w:r>
-      <w:hyperlink r:id="rId26">
+      <w:hyperlink r:id="rId31">
         <w:r>
           <w:rPr>
             <w:lang w:val="gu_IN" w:bidi="gu_IN"/>
@@ -31341,7 +32338,7 @@
         </w:rPr>
         <w:t xml:space="preserve">જેમ કે </w:t>
       </w:r>
-      <w:hyperlink r:id="rId34">
+      <w:hyperlink r:id="rId39">
         <w:r>
           <w:rPr>
             <w:lang w:val="gu_IN" w:bidi="gu_IN"/>
@@ -31434,7 +32431,7 @@
         </w:rPr>
         <w:t xml:space="preserve">તમે </w:t>
       </w:r>
-      <w:hyperlink r:id="rId57">
+      <w:hyperlink r:id="rId61">
         <w:r>
           <w:rPr>
             <w:lang w:val="gu_IN" w:bidi="gu_IN"/>
@@ -31527,7 +32524,7 @@
         </w:rPr>
         <w:t xml:space="preserve">તમે </w:t>
       </w:r>
-      <w:hyperlink r:id="rId58">
+      <w:hyperlink r:id="rId62">
         <w:r>
           <w:rPr>
             <w:lang w:val="gu_IN" w:bidi="gu_IN"/>
@@ -31995,7 +32992,7 @@
         </w:rPr>
         <w:t xml:space="preserve">માની લઈએ કે “તે” શબ્દનો અર્થ "આત્મા" થાય છે, તો આ પ્રકરણની સામાન્ય નોંધોમાં "આત્મા" શબ્દની ચર્ચા જુઓ. યોહાન આ કિસ્સામાં, શબ્દનો ઉપયોગ કોઈ અલૌકિક અસ્તિત્વનો અર્થ કરવાને બદલે કશાકની લાક્ષણિકતાના અર્થમાં કરશે. એ પણ જુઓ કે તમે </w:t>
       </w:r>
-      <w:hyperlink r:id="rId38">
+      <w:hyperlink r:id="rId22">
         <w:r>
           <w:rPr>
             <w:lang w:val="gu_IN" w:bidi="gu_IN"/>
@@ -32226,7 +33223,7 @@
         </w:rPr>
         <w:t xml:space="preserve">“ઈશ્વર તરફથી” અભિવ્યક્તિનો અર્થ આ કલમમાં અગાઉની ત્રણ કલમો કરતાં કંઈક જુદો છે, કારણ કે તે પ્રબોધકોને પ્રેરિત કરતા આત્માઓને સ્થાને વિશ્વાસીઓનો ઉલ્લેખ કરે છે. તેનો અર્થ એ જ છે જે </w:t>
       </w:r>
-      <w:hyperlink r:id="rId55">
+      <w:hyperlink r:id="rId58">
         <w:r>
           <w:rPr>
             <w:lang w:val="gu_IN" w:bidi="gu_IN"/>
@@ -32319,7 +33316,7 @@
         </w:rPr>
         <w:t xml:space="preserve">તમે </w:t>
       </w:r>
-      <w:hyperlink r:id="rId35">
+      <w:hyperlink r:id="rId40">
         <w:r>
           <w:rPr>
             <w:lang w:val="gu_IN" w:bidi="gu_IN"/>
@@ -32430,7 +33427,7 @@
         </w:rPr>
         <w:t xml:space="preserve">માં અને </w:t>
       </w:r>
-      <w:hyperlink r:id="rId29">
+      <w:hyperlink r:id="rId34">
         <w:r>
           <w:rPr>
             <w:lang w:val="gu_IN" w:bidi="gu_IN"/>
@@ -32523,7 +33520,7 @@
         </w:rPr>
         <w:t xml:space="preserve">સર્વનામ “તેઓ” એ ખોટા પ્રબોધકોનો ઉલ્લેખ કરે છે જેમનું યોહાન </w:t>
       </w:r>
-      <w:hyperlink r:id="rId57">
+      <w:hyperlink r:id="rId61">
         <w:r>
           <w:rPr>
             <w:lang w:val="gu_IN" w:bidi="gu_IN"/>
@@ -32616,7 +33613,7 @@
         </w:rPr>
         <w:t xml:space="preserve">જેમ </w:t>
       </w:r>
-      <w:hyperlink r:id="rId36">
+      <w:hyperlink r:id="rId41">
         <w:r>
           <w:rPr>
             <w:lang w:val="gu_IN" w:bidi="gu_IN"/>
@@ -33009,7 +34006,7 @@
         </w:rPr>
         <w:t xml:space="preserve">સર્વનામ “તેઓ” એ ખોટા પ્રબોધકોનો ઉલ્લેખ કરે છે જેમનું યોહાન </w:t>
       </w:r>
-      <w:hyperlink r:id="rId57">
+      <w:hyperlink r:id="rId61">
         <w:r>
           <w:rPr>
             <w:lang w:val="gu_IN" w:bidi="gu_IN"/>
@@ -33327,7 +34324,7 @@
         </w:rPr>
         <w:t xml:space="preserve">અહિ, “ઈશ્વર તરફથી”નો અર્થ થઈ શકે છે: (૧) તેનો અર્થ તે જ થઈ શકે છે જે તે </w:t>
       </w:r>
-      <w:hyperlink r:id="rId59">
+      <w:hyperlink r:id="rId63">
         <w:r>
           <w:rPr>
             <w:lang w:val="gu_IN" w:bidi="gu_IN"/>
@@ -33495,7 +34492,7 @@
         </w:rPr>
         <w:t xml:space="preserve">જેમ </w:t>
       </w:r>
-      <w:hyperlink r:id="rId31">
+      <w:hyperlink r:id="rId36">
         <w:r>
           <w:rPr>
             <w:lang w:val="gu_IN" w:bidi="gu_IN"/>
@@ -33576,7 +34573,7 @@
         </w:rPr>
         <w:t xml:space="preserve">જેમ </w:t>
       </w:r>
-      <w:hyperlink r:id="rId60">
+      <w:hyperlink r:id="rId64">
         <w:r>
           <w:rPr>
             <w:lang w:val="gu_IN" w:bidi="gu_IN"/>
@@ -33669,7 +34666,7 @@
         </w:rPr>
         <w:t xml:space="preserve">“ઈશ્વર તરફથી** અભિવ્યક્તિનો અર્થ આ કલમમાં તે જ છે જે </w:t>
       </w:r>
-      <w:hyperlink r:id="rId59">
+      <w:hyperlink r:id="rId63">
         <w:r>
           <w:rPr>
             <w:lang w:val="gu_IN" w:bidi="gu_IN"/>
@@ -33837,7 +34834,7 @@
         </w:rPr>
         <w:t xml:space="preserve">યોહાન ફરી એકવાર પોતાની જાત અને વિશ્વાસીઓ વિષે વાત કરી રહ્યો છે જેમને તે લખી રહ્યો છે, કલમના છેલ્લા વાક્યમાં “આપણે” શબ્દ સમાવિષ્ટ હશે, અને તેથી જો તમારી ભાષા તે તફાવતને ચિહ્નિત કરે છે, તો તમારા અનુવાદમાં સમાવિષ્ટ સ્વરૂપનો ઉપયોગ કરો. આ સમાવેશી ઉપયોગ </w:t>
       </w:r>
-      <w:hyperlink r:id="rId37">
+      <w:hyperlink r:id="rId42">
         <w:r>
           <w:rPr>
             <w:lang w:val="gu_IN" w:bidi="gu_IN"/>
@@ -34080,7 +35077,7 @@
         </w:rPr>
         <w:t xml:space="preserve">તમે </w:t>
       </w:r>
-      <w:hyperlink r:id="rId26">
+      <w:hyperlink r:id="rId31">
         <w:r>
           <w:rPr>
             <w:lang w:val="gu_IN" w:bidi="gu_IN"/>
@@ -34173,7 +35170,7 @@
         </w:rPr>
         <w:t xml:space="preserve">“ઈશ્વર તરફથી” અભિવ્યક્તિનો અર્થ કંઈક એવો જ છે જે તે </w:t>
       </w:r>
-      <w:hyperlink r:id="rId57">
+      <w:hyperlink r:id="rId61">
         <w:r>
           <w:rPr>
             <w:lang w:val="gu_IN" w:bidi="gu_IN"/>
@@ -34266,7 +35263,7 @@
         </w:rPr>
         <w:t xml:space="preserve">જુઓ કે કાંતો </w:t>
       </w:r>
-      <w:hyperlink r:id="rId46">
+      <w:hyperlink r:id="rId50">
         <w:r>
           <w:rPr>
             <w:lang w:val="gu_IN" w:bidi="gu_IN"/>
@@ -34359,7 +35356,7 @@
         </w:rPr>
         <w:t xml:space="preserve">તમે </w:t>
       </w:r>
-      <w:hyperlink r:id="rId46">
+      <w:hyperlink r:id="rId50">
         <w:r>
           <w:rPr>
             <w:lang w:val="gu_IN" w:bidi="gu_IN"/>
@@ -34452,7 +35449,7 @@
         </w:rPr>
         <w:t xml:space="preserve">જેમ </w:t>
       </w:r>
-      <w:hyperlink r:id="rId31">
+      <w:hyperlink r:id="rId36">
         <w:r>
           <w:rPr>
             <w:lang w:val="gu_IN" w:bidi="gu_IN"/>
@@ -34608,7 +35605,7 @@
         </w:rPr>
         <w:t xml:space="preserve">જેમ </w:t>
       </w:r>
-      <w:hyperlink r:id="rId31">
+      <w:hyperlink r:id="rId36">
         <w:r>
           <w:rPr>
             <w:lang w:val="gu_IN" w:bidi="gu_IN"/>
@@ -35289,7 +36286,7 @@
         </w:rPr>
         <w:t xml:space="preserve">કેમ કે ઈસુના આગમન પહેલાં લોકો શબ્દશઃ રીતે જીવિત હોવાથી, યોહાનનો અર્થ અલંકારિક અર્થમાં થાય છે. તે સંભવતઃ </w:t>
       </w:r>
-      <w:hyperlink r:id="rId61">
+      <w:hyperlink r:id="rId65">
         <w:r>
           <w:rPr>
             <w:lang w:val="gu_IN" w:bidi="gu_IN"/>
@@ -35532,7 +36529,7 @@
         </w:rPr>
         <w:t xml:space="preserve">જો તમારી ભાષામાં તે વધુ સ્પસ્ટ હોય તો, તમે અમૂર્ત નામ “પ્રાયશ્ચિત” પાછળના અર્થને એક સમાન અભિવ્યક્તિ સાથે વ્યક્ત કરી શકો છો. આ શબ્દનો અનુવાદ તમે </w:t>
       </w:r>
-      <w:hyperlink r:id="rId62">
+      <w:hyperlink r:id="rId66">
         <w:r>
           <w:rPr>
             <w:lang w:val="gu_IN" w:bidi="gu_IN"/>
@@ -35625,7 +36622,7 @@
         </w:rPr>
         <w:t xml:space="preserve">તમે </w:t>
       </w:r>
-      <w:hyperlink r:id="rId26">
+      <w:hyperlink r:id="rId31">
         <w:r>
           <w:rPr>
             <w:lang w:val="gu_IN" w:bidi="gu_IN"/>
@@ -35976,7 +36973,7 @@
         </w:rPr>
         <w:t xml:space="preserve">તમે </w:t>
       </w:r>
-      <w:hyperlink r:id="rId52">
+      <w:hyperlink r:id="rId55">
         <w:r>
           <w:rPr>
             <w:lang w:val="gu_IN" w:bidi="gu_IN"/>
@@ -37206,7 +38203,7 @@
         </w:rPr>
         <w:t xml:space="preserve">આ એક રૂપક છે જે વર્ણવે છે કે “ઈશ્વર” તેમના સ્વભાવમાં કેવા છે. જુઓ કે તમે તેનો અનુવાદ </w:t>
       </w:r>
-      <w:hyperlink r:id="rId63">
+      <w:hyperlink r:id="rId67">
         <w:r>
           <w:rPr>
             <w:lang w:val="gu_IN" w:bidi="gu_IN"/>
@@ -37299,7 +38296,7 @@
         </w:rPr>
         <w:t xml:space="preserve">યોહાનના ૧ લા પત્રની પ્રસ્તાવનાના ભાગ ૩ ની ચર્ચા “માં રહેવું” વિષે જુઓ. જેમ </w:t>
       </w:r>
-      <w:hyperlink r:id="rId64">
+      <w:hyperlink r:id="rId68">
         <w:r>
           <w:rPr>
             <w:lang w:val="gu_IN" w:bidi="gu_IN"/>
@@ -37410,7 +38407,7 @@
         </w:rPr>
         <w:t xml:space="preserve"> અને </w:t>
       </w:r>
-      <w:hyperlink r:id="rId65">
+      <w:hyperlink r:id="rId69">
         <w:r>
           <w:rPr>
             <w:lang w:val="gu_IN" w:bidi="gu_IN"/>
@@ -37503,7 +38500,7 @@
         </w:rPr>
         <w:t xml:space="preserve">જેમ કે </w:t>
       </w:r>
-      <w:hyperlink r:id="rId45">
+      <w:hyperlink r:id="rId47">
         <w:r>
           <w:rPr>
             <w:lang w:val="gu_IN" w:bidi="gu_IN"/>
@@ -37596,7 +38593,7 @@
         </w:rPr>
         <w:t xml:space="preserve">તમે </w:t>
       </w:r>
-      <w:hyperlink r:id="rId52">
+      <w:hyperlink r:id="rId55">
         <w:r>
           <w:rPr>
             <w:lang w:val="gu_IN" w:bidi="gu_IN"/>
@@ -37983,7 +38980,7 @@
           <w:lang w:val="gu_IN" w:bidi="gu_IN"/>
         </w:rPr>
       </w:r>
-      <w:hyperlink r:id="rId37">
+      <w:hyperlink r:id="rId42">
         <w:r>
           <w:rPr>
             <w:lang w:val="gu_IN" w:bidi="gu_IN"/>
@@ -38577,7 +39574,7 @@
         </w:rPr>
         <w:t xml:space="preserve">તમે </w:t>
       </w:r>
-      <w:hyperlink r:id="rId52">
+      <w:hyperlink r:id="rId55">
         <w:r>
           <w:rPr>
             <w:lang w:val="gu_IN" w:bidi="gu_IN"/>
@@ -39120,7 +40117,7 @@
         </w:rPr>
         <w:t xml:space="preserve">તમે </w:t>
       </w:r>
-      <w:hyperlink r:id="rId28">
+      <w:hyperlink r:id="rId33">
         <w:r>
           <w:rPr>
             <w:lang w:val="gu_IN" w:bidi="gu_IN"/>
@@ -39363,7 +40360,7 @@
         </w:rPr>
         <w:t xml:space="preserve">તમે </w:t>
       </w:r>
-      <w:hyperlink r:id="rId28">
+      <w:hyperlink r:id="rId33">
         <w:r>
           <w:rPr>
             <w:lang w:val="gu_IN" w:bidi="gu_IN"/>
@@ -39420,6 +40417,212 @@
         <w:rPr>
           <w:lang w:val="gu_IN" w:bidi="gu_IN"/>
         </w:rPr>
+        <w:t>યોહાનનો પહેલો પત્ર - અધ્યાય 5 પ્રસ્તાવના</w:t>
+      </w:r>
+      <w:r>
+        <w:rPr>
+          <w:lang w:val="gu_IN" w:bidi="gu_IN"/>
+        </w:rPr>
+      </w:r>
+    </w:p>
+    <w:p>
+      <w:pPr>
+        <w:pStyle w:val="Heading3"/>
+      </w:pPr>
+      <w:r>
+        <w:rPr>
+          <w:lang w:val="gu_IN" w:bidi="gu_IN"/>
+        </w:rPr>
+        <w:t>માળખું અને બંધારણ</w:t>
+      </w:r>
+    </w:p>
+    <w:p>
+      <w:pPr/>
+      <w:r>
+        <w:rPr>
+          <w:lang w:val="gu_IN" w:bidi="gu_IN"/>
+        </w:rPr>
+      </w:r>
+      <w:r>
+        <w:rPr>
+          <w:lang w:val="gu_IN" w:bidi="gu_IN"/>
+        </w:rPr>
+        <w:t>૧. ઈસુ ઈશ્વરના પુત્ર છે તે નકારવું એ ખોટું શિક્ષણ છે (૫:૧–૧૨)</w:t>
+        <w:br/>
+      </w:r>
+      <w:r>
+        <w:rPr>
+          <w:lang w:val="gu_IN" w:bidi="gu_IN"/>
+        </w:rPr>
+        <w:t>2. પત્રની સમાપ્તિ (૫:૧૩–૨૧)</w:t>
+      </w:r>
+    </w:p>
+    <w:p>
+      <w:pPr>
+        <w:pStyle w:val="Heading3"/>
+      </w:pPr>
+      <w:r>
+        <w:rPr>
+          <w:lang w:val="gu_IN" w:bidi="gu_IN"/>
+        </w:rPr>
+        <w:t>આ અધ્યાયમાં અનુવાદની સંભવિત મુશ્કેલીઓ</w:t>
+      </w:r>
+    </w:p>
+    <w:p>
+      <w:pPr>
+        <w:pStyle w:val="Heading4"/>
+      </w:pPr>
+      <w:r>
+        <w:rPr>
+          <w:lang w:val="gu_IN" w:bidi="gu_IN"/>
+        </w:rPr>
+        <w:t>"મૃત્યુ તરફનું પાપ"</w:t>
+      </w:r>
+    </w:p>
+    <w:p>
+      <w:pPr/>
+      <w:r>
+        <w:rPr>
+          <w:lang w:val="gu_IN" w:bidi="gu_IN"/>
+        </w:rPr>
+      </w:r>
+      <w:r>
+        <w:rPr>
+          <w:lang w:val="gu_IN" w:bidi="gu_IN"/>
+        </w:rPr>
+        <w:t xml:space="preserve">આ વાક્ય દ્વારા યોહાનનો અર્થ શું છે તે સંપૂર્ણપણે સ્પષ્ટ નથી. શબ્દ "મૃત્યુ" ક્યાં તો શારીરિક મૃત્યુ અથવા આધ્યાત્મિક મૃત્યુનો સંદર્ભ આપી શકે છે, એટલે કે, અનંતકાળ માટે ઈશ્વરથી અલગ થવું. વધુ ચર્ચા માટે </w:t>
+      </w:r>
+      <w:hyperlink r:id="rId70">
+        <w:r>
+          <w:rPr>
+            <w:lang w:val="gu_IN" w:bidi="gu_IN"/>
+          </w:rPr>
+          <w:rPr>
+            <w:color w:val="0000EE"/>
+            <w:u w:val="single"/>
+          </w:rPr>
+          <w:t>૫:૧૬</w:t>
+        </w:r>
+      </w:hyperlink>
+      <w:r>
+        <w:rPr>
+          <w:lang w:val="gu_IN" w:bidi="gu_IN"/>
+        </w:rPr>
+        <w:t>ની નોંધો જુઓ. (જુઓ: [[rc://gu/tw/dict/bible/other/death]])</w:t>
+      </w:r>
+    </w:p>
+    <w:p>
+      <w:pPr>
+        <w:pStyle w:val="Heading4"/>
+      </w:pPr>
+      <w:r>
+        <w:rPr>
+          <w:lang w:val="gu_IN" w:bidi="gu_IN"/>
+        </w:rPr>
+        <w:t>“આખું વિશ્વ દુષ્ટની સત્તા હેઠળ છે”</w:t>
+      </w:r>
+    </w:p>
+    <w:p>
+      <w:pPr/>
+      <w:r>
+        <w:rPr>
+          <w:lang w:val="gu_IN" w:bidi="gu_IN"/>
+        </w:rPr>
+      </w:r>
+      <w:r>
+        <w:rPr>
+          <w:lang w:val="gu_IN" w:bidi="gu_IN"/>
+        </w:rPr>
+        <w:t xml:space="preserve">“દુષ્ટ” વાક્ય શેતાનનો સંદર્ભ આપે છે. ઈશ્વરે તેને જગત પર શાસન કરવાની મંજૂરી આપી છે, પરંતુ, આખરે, દરેક બાબત પર ઈશ્વર નિયંત્રણ ધરાવે છે. ઈશ્વર તેમના બાળકોને દુષ્ટથી સુરક્ષિત રાખે છે. (જુઓ: </w:t>
+      </w:r>
+      <w:r>
+        <w:rPr>
+          <w:lang w:val="gu_IN" w:bidi="gu_IN"/>
+        </w:rPr>
+        <w:t>શેતાન, શેતાન, દુષ્ટ</w:t>
+      </w:r>
+      <w:r>
+        <w:rPr>
+          <w:lang w:val="gu_IN" w:bidi="gu_IN"/>
+        </w:rPr>
+        <w:t>)</w:t>
+      </w:r>
+    </w:p>
+    <w:p>
+      <w:pPr>
+        <w:pStyle w:val="Heading3"/>
+      </w:pPr>
+      <w:r>
+        <w:rPr>
+          <w:lang w:val="gu_IN" w:bidi="gu_IN"/>
+        </w:rPr>
+        <w:t>આ પ્રકરણમાં મહત્વના પાઠ્ય મુદ્દાઓ</w:t>
+      </w:r>
+    </w:p>
+    <w:p>
+      <w:pPr/>
+      <w:r>
+        <w:rPr>
+          <w:lang w:val="gu_IN" w:bidi="gu_IN"/>
+        </w:rPr>
+      </w:r>
+      <w:hyperlink r:id="rId71">
+        <w:r>
+          <w:rPr>
+            <w:lang w:val="gu_IN" w:bidi="gu_IN"/>
+          </w:rPr>
+          <w:rPr>
+            <w:color w:val="0000EE"/>
+            <w:u w:val="single"/>
+          </w:rPr>
+          <w:t>૫:૭–૮</w:t>
+        </w:r>
+      </w:hyperlink>
+      <w:r>
+        <w:rPr>
+          <w:lang w:val="gu_IN" w:bidi="gu_IN"/>
+        </w:rPr>
+        <w:t xml:space="preserve"> માં, બધી પ્રાચીન હસ્તપ્રતો કહે છે: "કારણ કે સાક્ષી આપનારા ત્રણ છે, આત્મા અને પાણી અને રક્ત, અને ત્રણેય એક માટે છે." તે વાંચનને યુ.એલ.ટી. અનુસરે છે. ત્યાર પછીના ઘણાં સમય પછીની કેટલીક હસ્તપ્રતો કહે છે: “કેમ કે સ્વર્ગમાં ત્રણ સાક્ષી આપે છે: પિતા, શબ્દ અને પવિત્ર આત્મા, અને આ ત્રણેય એક છે; અને પૃથ્વી પર સાક્ષી આપનારા ત્રણ છે: આત્મા અને પાણી અને લોહી, અને આ ત્રણેય એક માટે છે.” આ કિસ્સામાં, અનુવાદકોને સલાહ આપવામાં આવે છે કે તેઓ યુ.એલ.ટી. લખાણ મુજબ જ આનો અનુવાદ કરે, કારણ કે તે ચોક્કસ વાંચનને અનુસરે છે તેવી ત્યાં વ્યાપક સમજૂતી છે. જો કે, તમારા પ્રદેશમાં બાઇબલની જૂની આવૃત્તિઓ છે જેમાં લખાણ લાંબુ છે, તો તમે તેને સમાવી શકો છો, પરંતુ તમારે તેને [ ] ચોરસ કૌંસમાં મૂકવું જોઈએ તે દર્શાવવા માટે કે તે મોટા ભાગે યોહાનના ૧ લા પત્રની મૂળ આવૃત્તિમાં નથી. યોહાન. (જુઓ: </w:t>
+      </w:r>
+      <w:r>
+        <w:rPr>
+          <w:lang w:val="gu_IN" w:bidi="gu_IN"/>
+        </w:rPr>
+        <w:t>શાબ્દિક ભિન્નતા</w:t>
+      </w:r>
+      <w:r>
+        <w:rPr>
+          <w:lang w:val="gu_IN" w:bidi="gu_IN"/>
+        </w:rPr>
+        <w:t>)</w:t>
+      </w:r>
+      <w:r>
+        <w:rPr>
+          <w:lang w:val="gu_IN" w:bidi="gu_IN"/>
+        </w:rPr>
+      </w:r>
+      <w:r>
+        <w:rPr>
+          <w:lang w:val="gu_IN" w:bidi="gu_IN"/>
+        </w:rPr>
+      </w:r>
+    </w:p>
+    <w:p>
+      <w:pPr/>
+      <w:r>
+        <w:rPr>
+          <w:lang w:val="gu_IN" w:bidi="gu_IN"/>
+        </w:rPr>
+      </w:r>
+    </w:p>
+    <w:p>
+      <w:pPr>
+        <w:pStyle w:val="Heading2"/>
+      </w:pPr>
+      <w:r>
+        <w:rPr>
+          <w:lang w:val="gu_IN" w:bidi="gu_IN"/>
+        </w:rPr>
         <w:t>યોહાનનો પહેલો પત્ર 5:1 (#2)</w:t>
       </w:r>
       <w:r>
@@ -39456,7 +40659,7 @@
         </w:rPr>
         <w:t xml:space="preserve">તમે </w:t>
       </w:r>
-      <w:hyperlink r:id="rId46">
+      <w:hyperlink r:id="rId50">
         <w:r>
           <w:rPr>
             <w:lang w:val="gu_IN" w:bidi="gu_IN"/>
@@ -39549,7 +40752,7 @@
         </w:rPr>
         <w:t xml:space="preserve">જુઓ કે શું </w:t>
       </w:r>
-      <w:hyperlink r:id="rId46">
+      <w:hyperlink r:id="rId50">
         <w:r>
           <w:rPr>
             <w:lang w:val="gu_IN" w:bidi="gu_IN"/>
@@ -39642,7 +40845,7 @@
         </w:rPr>
         <w:t xml:space="preserve">આ ટૂંકી કહેવતનો સમાવેશ કંઈક શીખવવા માટે યોહાન કરે છે જે સામાન્ય રીતે જીવન વિષે સાચું હોય છે અને તે એ મુદ્દાને લાગુ પડે છે જેને તે </w:t>
       </w:r>
-      <w:hyperlink r:id="rId66">
+      <w:hyperlink r:id="rId72">
         <w:r>
           <w:rPr>
             <w:lang w:val="gu_IN" w:bidi="gu_IN"/>
@@ -40479,7 +41682,7 @@
           <w:lang w:val="gu_IN" w:bidi="gu_IN"/>
         </w:rPr>
       </w:r>
-      <w:hyperlink r:id="rId46">
+      <w:hyperlink r:id="rId50">
         <w:r>
           <w:rPr>
             <w:lang w:val="gu_IN" w:bidi="gu_IN"/>
@@ -40572,7 +41775,7 @@
         </w:rPr>
         <w:t xml:space="preserve">જુઓ કે શું </w:t>
       </w:r>
-      <w:hyperlink r:id="rId46">
+      <w:hyperlink r:id="rId50">
         <w:r>
           <w:rPr>
             <w:lang w:val="gu_IN" w:bidi="gu_IN"/>
@@ -40758,7 +41961,7 @@
         </w:rPr>
         <w:t xml:space="preserve">તમે </w:t>
       </w:r>
-      <w:hyperlink r:id="rId32">
+      <w:hyperlink r:id="rId37">
         <w:r>
           <w:rPr>
             <w:lang w:val="gu_IN" w:bidi="gu_IN"/>
@@ -41376,7 +42579,7 @@
         </w:rPr>
         <w:t xml:space="preserve">“પાણી” અને “લોહી” સંભવિતપણે એક અથવા બે બાબતોનો અર્થ સૂચવે છે. કોઈપણ રીતે, યોહાન સ્પષ્ટ કરે છે કે અગાઉની કલમમાં વર્ણન કર્યા મુજબ "ઈસુ ઈશ્વરના પુત્ર છે," તેમ સંપૂર્ણ રીતે માનવાનો અર્થ શું છે. (૧) યોહાન </w:t>
       </w:r>
-      <w:hyperlink r:id="rId58">
+      <w:hyperlink r:id="rId62">
         <w:r>
           <w:rPr>
             <w:lang w:val="gu_IN" w:bidi="gu_IN"/>
@@ -41538,7 +42741,7 @@
           <w:lang w:val="gu_IN" w:bidi="gu_IN"/>
         </w:rPr>
       </w:r>
-      <w:hyperlink r:id="rId63">
+      <w:hyperlink r:id="rId67">
         <w:r>
           <w:rPr>
             <w:lang w:val="gu_IN" w:bidi="gu_IN"/>
@@ -41556,7 +42759,7 @@
         </w:rPr>
         <w:t xml:space="preserve"> અને </w:t>
       </w:r>
-      <w:hyperlink r:id="rId67">
+      <w:hyperlink r:id="rId73">
         <w:r>
           <w:rPr>
             <w:lang w:val="gu_IN" w:bidi="gu_IN"/>
@@ -41799,7 +43002,7 @@
         </w:rPr>
         <w:t xml:space="preserve">જુઓ કે તમે કેવી રીતે </w:t>
       </w:r>
-      <w:hyperlink r:id="rId68">
+      <w:hyperlink r:id="rId74">
         <w:r>
           <w:rPr>
             <w:lang w:val="gu_IN" w:bidi="gu_IN"/>
@@ -42342,7 +43545,7 @@
         </w:rPr>
         <w:t xml:space="preserve">અહિ, “માટે” નો અર્થ થઈ શકે છે: (1) ઈશ્વર પુત્ર સંબંધી ઈશ્વરની સાક્ષીની વિગતોની પ્રસ્તાવના આપવા માટે યોહાન આ શબ્દનો ઉપયોગ કરી રહ્યો છે. તે કિસ્સામાં, ઈશ્વરની સાક્ષી પર વિશ્વાસ કરવાના મહત્વ પર ફરીથી ભાર આપવા માટે આગામી કલમનો ઉપયોગ કર્યા પછી, યોહાન પોતે </w:t>
       </w:r>
-      <w:hyperlink r:id="rId69">
+      <w:hyperlink r:id="rId75">
         <w:r>
           <w:rPr>
             <w:lang w:val="gu_IN" w:bidi="gu_IN"/>
@@ -42792,7 +43995,7 @@
           <w:lang w:val="gu_IN" w:bidi="gu_IN"/>
         </w:rPr>
       </w:r>
-      <w:hyperlink r:id="rId70">
+      <w:hyperlink r:id="rId76">
         <w:r>
           <w:rPr>
             <w:lang w:val="gu_IN" w:bidi="gu_IN"/>
@@ -43023,7 +44226,7 @@
         </w:rPr>
         <w:t xml:space="preserve">જેમ </w:t>
       </w:r>
-      <w:hyperlink r:id="rId45">
+      <w:hyperlink r:id="rId47">
         <w:r>
           <w:rPr>
             <w:lang w:val="gu_IN" w:bidi="gu_IN"/>
@@ -43041,7 +44244,7 @@
         </w:rPr>
         <w:t xml:space="preserve">, “શાશ્વત જીવન”નો અર્થ એક સાથે બે બાબતો થાય છે. તેનો અર્થ એ છે કે આ જીવનમાં નવી રીતે જીવવા માટે ઈશ્વર પાસેથી શક્તિ પ્રાપ્ત કરવી, અને તેનો અર્થ એ પણ છે કે મૃત્યુ પછી ઈશ્વરની હાજરીમાં હંમેશને માટે જીવવું. તમે </w:t>
       </w:r>
-      <w:hyperlink r:id="rId45">
+      <w:hyperlink r:id="rId47">
         <w:r>
           <w:rPr>
             <w:lang w:val="gu_IN" w:bidi="gu_IN"/>
@@ -43284,7 +44487,7 @@
         </w:rPr>
         <w:t xml:space="preserve">લોકોના બંને જૂથો શબ્દશઃ જીવંત હોવાથી, યોહાનનો આનું અર્થઘટન અલંકારિક અર્થમાં કરે છે. જેમ </w:t>
       </w:r>
-      <w:hyperlink r:id="rId45">
+      <w:hyperlink r:id="rId47">
         <w:r>
           <w:rPr>
             <w:lang w:val="gu_IN" w:bidi="gu_IN"/>
@@ -43302,7 +44505,7 @@
         </w:rPr>
         <w:t xml:space="preserve">માં છે તેમ, તે </w:t>
       </w:r>
-      <w:hyperlink r:id="rId61">
+      <w:hyperlink r:id="rId65">
         <w:r>
           <w:rPr>
             <w:lang w:val="gu_IN" w:bidi="gu_IN"/>
@@ -43527,7 +44730,7 @@
           <w:lang w:val="gu_IN" w:bidi="gu_IN"/>
         </w:rPr>
       </w:r>
-      <w:hyperlink r:id="rId30">
+      <w:hyperlink r:id="rId35">
         <w:r>
           <w:rPr>
             <w:lang w:val="gu_IN" w:bidi="gu_IN"/>
@@ -43770,7 +44973,7 @@
         </w:rPr>
         <w:t xml:space="preserve">જો તે તમારા વાચકોને મદદરૂપ હોય તો, </w:t>
       </w:r>
-      <w:hyperlink r:id="rId71">
+      <w:hyperlink r:id="rId77">
         <w:r>
           <w:rPr>
             <w:lang w:val="gu_IN" w:bidi="gu_IN"/>
@@ -44013,7 +45216,7 @@
         </w:rPr>
         <w:t xml:space="preserve">જેમ </w:t>
       </w:r>
-      <w:hyperlink r:id="rId60">
+      <w:hyperlink r:id="rId64">
         <w:r>
           <w:rPr>
             <w:lang w:val="gu_IN" w:bidi="gu_IN"/>
@@ -44481,7 +45684,7 @@
         </w:rPr>
         <w:t xml:space="preserve">તમે </w:t>
       </w:r>
-      <w:hyperlink r:id="rId28">
+      <w:hyperlink r:id="rId33">
         <w:r>
           <w:rPr>
             <w:lang w:val="gu_IN" w:bidi="gu_IN"/>
@@ -44937,7 +46140,7 @@
         </w:rPr>
         <w:t xml:space="preserve">જો તે તમારા વાચકો માટે મદદરૂપ હોય તો તમે તેને વધુ સ્પષ્ટપણે કહી શકો છો કે જો “મૃત્યુ” શબ્દ અલંકારિક હોય તો તેનો સંભવિત અર્થ શું થાય. આખા પત્રના સંદર્ભમાં, “મૃત્યુ તરફના પાપ” દ્વારા, યોહાન કદાચ એવા વર્તનનો ઉલ્લેખ કરી રહ્યો છે કે જેમાં ખોટા શિક્ષકો રોકાયેલા હતા અને તેને પ્રોત્સાહિત કરી રહ્યા હતા. ૧ યોહાનની પ્રસ્તાવનાનો ભાગ 3 સમજાવે છે તેમ, આ ખોટા શિક્ષકોએ દાવો કરતા હતા કે લોકો તેમના શરીરમાં શું કરે છે તેનાથી કોઈ ફરક પડતો નથી, અને તેથી તેઓ તેમની ક્રિયાઓ ખોટી છે તેવી કોઈ પ્રતીતિ અનુભવ્યા વિના ઘણા ગંભીર પાપો કરી રહ્યા હશે. આ દર્શાવે છે કે તેઓએ ઈસુમાં વિશ્વાસ છોડી દીધો હતો અને પવિત્ર આત્માના પ્રભાવને નકારી કાઢ્યો હતો. યોહાન ફરી એકવાર </w:t>
       </w:r>
-      <w:hyperlink r:id="rId72">
+      <w:hyperlink r:id="rId78">
         <w:r>
           <w:rPr>
             <w:lang w:val="gu_IN" w:bidi="gu_IN"/>
@@ -45255,7 +46458,7 @@
         </w:rPr>
         <w:t xml:space="preserve">તમે </w:t>
       </w:r>
-      <w:hyperlink r:id="rId46">
+      <w:hyperlink r:id="rId50">
         <w:r>
           <w:rPr>
             <w:lang w:val="gu_IN" w:bidi="gu_IN"/>
@@ -45348,7 +46551,7 @@
         </w:rPr>
         <w:t xml:space="preserve">જુઓ કે શું </w:t>
       </w:r>
-      <w:hyperlink r:id="rId46">
+      <w:hyperlink r:id="rId50">
         <w:r>
           <w:rPr>
             <w:lang w:val="gu_IN" w:bidi="gu_IN"/>
@@ -45441,7 +46644,7 @@
         </w:rPr>
         <w:t xml:space="preserve">તમે </w:t>
       </w:r>
-      <w:hyperlink r:id="rId73">
+      <w:hyperlink r:id="rId79">
         <w:r>
           <w:rPr>
             <w:lang w:val="gu_IN" w:bidi="gu_IN"/>
@@ -45534,7 +46737,7 @@
         </w:rPr>
         <w:t xml:space="preserve">આ ઈસુનું વર્ણન છે, જેમને યોહાન </w:t>
       </w:r>
-      <w:hyperlink r:id="rId45">
+      <w:hyperlink r:id="rId47">
         <w:r>
           <w:rPr>
             <w:lang w:val="gu_IN" w:bidi="gu_IN"/>
@@ -45858,7 +47061,7 @@
         </w:rPr>
         <w:t xml:space="preserve">તમે </w:t>
       </w:r>
-      <w:hyperlink r:id="rId59">
+      <w:hyperlink r:id="rId63">
         <w:r>
           <w:rPr>
             <w:lang w:val="gu_IN" w:bidi="gu_IN"/>
@@ -46269,7 +47472,7 @@
         </w:rPr>
         <w:t xml:space="preserve">જો તે તમારા વાચકોને મદદરૂપ હોય તો તમે આનો અર્થ શું છે તે વધુ સ્પષ્ટપણે કહી શકો છો, જેમ કે તમે </w:t>
       </w:r>
-      <w:hyperlink r:id="rId68">
+      <w:hyperlink r:id="rId74">
         <w:r>
           <w:rPr>
             <w:lang w:val="gu_IN" w:bidi="gu_IN"/>
@@ -46656,7 +47859,7 @@
           <w:lang w:val="gu_IN" w:bidi="gu_IN"/>
         </w:rPr>
       </w:r>
-      <w:hyperlink r:id="rId52">
+      <w:hyperlink r:id="rId55">
         <w:r>
           <w:rPr>
             <w:lang w:val="gu_IN" w:bidi="gu_IN"/>
@@ -46974,7 +48177,7 @@
         </w:rPr>
         <w:t xml:space="preserve">જેમ કે </w:t>
       </w:r>
-      <w:hyperlink r:id="rId45">
+      <w:hyperlink r:id="rId47">
         <w:r>
           <w:rPr>
             <w:lang w:val="gu_IN" w:bidi="gu_IN"/>
@@ -47067,7 +48270,7 @@
         </w:rPr>
         <w:t xml:space="preserve">તમે </w:t>
       </w:r>
-      <w:hyperlink r:id="rId35">
+      <w:hyperlink r:id="rId40">
         <w:r>
           <w:rPr>
             <w:lang w:val="gu_IN" w:bidi="gu_IN"/>
@@ -47309,1209 +48512,6 @@
           <w:lang w:val="gu_IN" w:bidi="gu_IN"/>
         </w:rPr>
         <w:t>“મૂર્તિઓથી દૂર રહો” અથવા “મૂર્તિઓની પૂજા ન કરો”</w:t>
-      </w:r>
-      <w:r>
-        <w:rPr>
-          <w:lang w:val="gu_IN" w:bidi="gu_IN"/>
-        </w:rPr>
-      </w:r>
-      <w:r>
-        <w:rPr>
-          <w:lang w:val="gu_IN" w:bidi="gu_IN"/>
-        </w:rPr>
-      </w:r>
-    </w:p>
-    <w:p>
-      <w:pPr/>
-      <w:r>
-        <w:rPr>
-          <w:lang w:val="gu_IN" w:bidi="gu_IN"/>
-        </w:rPr>
-      </w:r>
-    </w:p>
-    <w:p>
-      <w:pPr>
-        <w:pStyle w:val="Heading2"/>
-      </w:pPr>
-      <w:r>
-        <w:rPr>
-          <w:lang w:val="gu_IN" w:bidi="gu_IN"/>
-        </w:rPr>
-        <w:t>યોહાનનો પહેલો પત્ર - અધ્યાય 1 પ્રસ્તાવના</w:t>
-      </w:r>
-      <w:r>
-        <w:rPr>
-          <w:lang w:val="gu_IN" w:bidi="gu_IN"/>
-        </w:rPr>
-      </w:r>
-    </w:p>
-    <w:p>
-      <w:pPr>
-        <w:pStyle w:val="Heading3"/>
-      </w:pPr>
-      <w:r>
-        <w:rPr>
-          <w:lang w:val="gu_IN" w:bidi="gu_IN"/>
-        </w:rPr>
-        <w:t>માળખું અને બંધારણ</w:t>
-      </w:r>
-    </w:p>
-    <w:p>
-      <w:pPr/>
-      <w:r>
-        <w:rPr>
-          <w:lang w:val="gu_IN" w:bidi="gu_IN"/>
-        </w:rPr>
-      </w:r>
-      <w:r>
-        <w:rPr>
-          <w:lang w:val="gu_IN" w:bidi="gu_IN"/>
-        </w:rPr>
-        <w:t>૧. પત્રની શરૂઆત (૧:૧–૪). સાચા/અસલ વિશ્વાસીઓ ઈશ્વરને આધીન થાય અને એકબીજાને પ્રેમ કરે (૧:૫–૧૦ થી ૨:૧૭ સુધી જારી રહે છે)</w:t>
-      </w:r>
-    </w:p>
-    <w:p>
-      <w:pPr>
-        <w:pStyle w:val="Heading3"/>
-      </w:pPr>
-      <w:r>
-        <w:rPr>
-          <w:lang w:val="gu_IN" w:bidi="gu_IN"/>
-        </w:rPr>
-        <w:t>આ અધ્યાયમાં ભાષાંતરના મહત્વના મુદ્દાઓ</w:t>
-      </w:r>
-    </w:p>
-    <w:p>
-      <w:pPr/>
-      <w:r>
-        <w:rPr>
-          <w:lang w:val="gu_IN" w:bidi="gu_IN"/>
-        </w:rPr>
-      </w:r>
-      <w:r>
-        <w:rPr>
-          <w:lang w:val="gu_IN" w:bidi="gu_IN"/>
-        </w:rPr>
-        <w:t>આ સમયની ઘણી ગ્રીક રચનાઓની જેમ, શૈલીયુક્ત હેતુઓ માટે આ પત્ર ખૂબ લાંબા વાક્યથી શરૂ થાય છે. તે [૧:૧] (../ ૦૧/૦૧.md) ની શરૂઆતથી [૧:૩] (../ ૦૧/૦૩.md) ની મધ્ય સુધી વિસ્તરે છે. જેમ ઘણી ભાષાઓમાં પ્રચલિત છે તેમ આ વાક્યના ભાગો એક ક્રમમાં નથી. પ્રત્યક્ષ ક્રિયાપદ કર્મ પ્રથમ આવે છે, અને તે ઘણાં લંબાણમાં છે, ઘણી જુદી જુદી કલમો/શબ્દસમૂહો/વાક્યાંશોથી બનેલી છે. કર્તા અને ક્રિયાપદ અંત સુધી આવતા નથી. અને મધ્યમાં, લાંબી વિષયાંતર છે. તેથી ભાષાંતર કરવું એક પડકાર હશે.</w:t>
-      </w:r>
-    </w:p>
-    <w:p>
-      <w:pPr/>
-      <w:r>
-        <w:rPr>
-          <w:lang w:val="gu_IN" w:bidi="gu_IN"/>
-        </w:rPr>
-      </w:r>
-      <w:r>
-        <w:rPr>
-          <w:lang w:val="gu_IN" w:bidi="gu_IN"/>
-        </w:rPr>
-        <w:t>એક અભિગમ તમારી ભાષામાં સારી રીતે કાર્ય કરી શકે એ તો એ છે કે એક કલમ સેતુ બનાવવો જે ૧:૧–૩માંના સઘળાનો સમાવેશ કરે. તમે આ લાંબા વાક્યને કેટલાક નાના વાક્યોમાં વિભાજીત કરી શકો છો, વિષય/કર્તા અને ક્રિયાપદને સ્પષ્ટતા માટે પુનરાવર્તિત કરી શકો છો. આ તમને વાક્યના ભાગોને તે ક્રમમાં રજૂ કરવાની મંજૂરી આપશે જે તમારી ભાષામાં વધુ રૂઢિગત હોઈ શકે અને તમારા વાચકો વધુ સારી રીતે સમજી શકે. ઉદાહરણ તરીકે:</w:t>
-      </w:r>
-    </w:p>
-    <w:p>
-      <w:pPr/>
-      <w:r>
-        <w:rPr>
-          <w:lang w:val="gu_IN" w:bidi="gu_IN"/>
-        </w:rPr>
-      </w:r>
-      <w:r>
-        <w:rPr>
-          <w:lang w:val="gu_IN" w:bidi="gu_IN"/>
-        </w:rPr>
-        <w:t>“જેથી અમારી સાથે તમારી સંગત થાય તેથી અમે જે જોયું છે અને સાંભળ્યું છે તે તમને પ્રગટ કરીએ છીએ. અમે તમને જાહેર કરી રહ્યા છીએ કે શરૂઆતથી શું હતું, જે અમે સાંભળ્યું છે, જે અમે અમારી આંખોથી જોયું છે, જેની તરફ અમે જોયું અને અમારા હાથોએ તેનો સ્પર્શ કર્યો છે. આ જીવનના શબ્દ વિષે છે. ખરેખર, તે જીવન પ્રગટ થયું, અને અમે તે જોયું છે, અને અમે તેની શાહેદી પૂરીએ છે. હા, અમે તમને અનંતજીવન જાહેર કરીએ છે જે પિતા પાસે હતું અને અમારી સમક્ષ પ્રગટ થયું.”</w:t>
-      </w:r>
-    </w:p>
-    <w:p>
-      <w:pPr/>
-      <w:r>
-        <w:rPr>
-          <w:lang w:val="gu_IN" w:bidi="gu_IN"/>
-        </w:rPr>
-      </w:r>
-      <w:r>
-        <w:rPr>
-          <w:lang w:val="gu_IN" w:bidi="gu_IN"/>
-        </w:rPr>
-        <w:t>જો તમે આ અભિગમ લો તો, બીજા વાક્યને ભાષાંતર કરવાનો અન્ય માર્ગ એ હશે કે, “જે શરૂઆતથી હતું તે અમે તમને જાહેર કરીએ છીએ, જે અમે સાંભળ્યું છે, જેને અમે અમારી આંખોથી જોયું છે, જેની તરફ અમે જોયું છે અને અમારા હાથોએ સ્પર્શ કર્યો છે.”</w:t>
-      </w:r>
-    </w:p>
-    <w:p>
-      <w:pPr/>
-      <w:r>
-        <w:rPr>
-          <w:lang w:val="gu_IN" w:bidi="gu_IN"/>
-        </w:rPr>
-      </w:r>
-      <w:r>
-        <w:rPr>
-          <w:lang w:val="gu_IN" w:bidi="gu_IN"/>
-        </w:rPr>
-        <w:t xml:space="preserve">બીજો અભિગમ જે પણ સારી રીતે અસરકારક હોય, અને જેમાં કલમ સેતુની જરૂરત નહિ હોય તે એ કે, શબ્દસમૂહોને તેમના વર્તમાન ક્રમમાં મૂકો, પરંતુ કલમ વિભાગીકરણમાં વાક્યને ત્રણ ભાગોમાં વિભાજીત કરો. જો તમે આ પ્રમાણે કરો તો, તમે તમારા ભાષાંતરના શબ્દસમૂહ “જીવનના શબ્દ વિષે”ને પણ </w:t>
-      </w:r>
-      <w:hyperlink r:id="rId74">
-        <w:r>
-          <w:rPr>
-            <w:lang w:val="gu_IN" w:bidi="gu_IN"/>
-          </w:rPr>
-          <w:rPr>
-            <w:color w:val="0000EE"/>
-            <w:u w:val="single"/>
-          </w:rPr>
-          <w:t>૧:૧</w:t>
-        </w:r>
-      </w:hyperlink>
-      <w:r>
-        <w:rPr>
-          <w:lang w:val="gu_IN" w:bidi="gu_IN"/>
-        </w:rPr>
-        <w:t xml:space="preserve">ના અંતમાં નહિ પણ શરૂઆતમાં મૂકી શકો અને તેને પત્રની વિષયાત્મક પ્રસ્તાવના તરીકે પણ પ્રસ્તુત કરી શકો છો. નહિ તો </w:t>
-      </w:r>
-      <w:hyperlink r:id="rId75">
-        <w:r>
-          <w:rPr>
-            <w:lang w:val="gu_IN" w:bidi="gu_IN"/>
-          </w:rPr>
-          <w:rPr>
-            <w:color w:val="0000EE"/>
-            <w:u w:val="single"/>
-          </w:rPr>
-          <w:t>૧:૪</w:t>
-        </w:r>
-      </w:hyperlink>
-      <w:r>
-        <w:rPr>
-          <w:lang w:val="gu_IN" w:bidi="gu_IN"/>
-        </w:rPr>
-        <w:t xml:space="preserve"> સુધી, જ્યાં યોહાન તેના લખાણના હેતુને ઔપચારિક રીતે કહે છે ત્યાં સુધી, તમારા વાચકોને કદાચ ખ્યાલ ના આવે કે આ એક પત્ર છે.</w:t>
-      </w:r>
-    </w:p>
-    <w:p>
-      <w:pPr/>
-      <w:r>
-        <w:rPr>
-          <w:lang w:val="gu_IN" w:bidi="gu_IN"/>
-        </w:rPr>
-      </w:r>
-      <w:hyperlink r:id="rId74">
-        <w:r>
-          <w:rPr>
-            <w:lang w:val="gu_IN" w:bidi="gu_IN"/>
-          </w:rPr>
-          <w:rPr>
-            <w:color w:val="0000EE"/>
-            <w:u w:val="single"/>
-          </w:rPr>
-          <w:t>૧:૧–૪</w:t>
-        </w:r>
-      </w:hyperlink>
-      <w:r>
-        <w:rPr>
-          <w:lang w:val="gu_IN" w:bidi="gu_IN"/>
-        </w:rPr>
-        <w:t xml:space="preserve">ની નોંધો આગળ, વધુ ચોક્કસ સૂચનો પૂરા પાડે છે કે કેવી રીતે આ શરૂઆતી લાંબા વાક્યનું ભાષાંતર કરવું. (જુઓ: </w:t>
-      </w:r>
-      <w:r>
-        <w:rPr>
-          <w:lang w:val="gu_IN" w:bidi="gu_IN"/>
-        </w:rPr>
-        <w:t>પદ્ય સેતુઓ</w:t>
-      </w:r>
-      <w:r>
-        <w:rPr>
-          <w:lang w:val="gu_IN" w:bidi="gu_IN"/>
-        </w:rPr>
-        <w:t>)</w:t>
-      </w:r>
-    </w:p>
-    <w:p>
-      <w:pPr>
-        <w:pStyle w:val="Heading3"/>
-      </w:pPr>
-      <w:r>
-        <w:rPr>
-          <w:lang w:val="gu_IN" w:bidi="gu_IN"/>
-        </w:rPr>
-        <w:t>આ અધ્યાયમાં મહત્વના પાઠ્ય મુદ્દાઓ</w:t>
-      </w:r>
-    </w:p>
-    <w:p>
-      <w:pPr/>
-      <w:r>
-        <w:rPr>
-          <w:lang w:val="gu_IN" w:bidi="gu_IN"/>
-        </w:rPr>
-      </w:r>
-      <w:hyperlink r:id="rId75">
-        <w:r>
-          <w:rPr>
-            <w:lang w:val="gu_IN" w:bidi="gu_IN"/>
-          </w:rPr>
-          <w:rPr>
-            <w:color w:val="0000EE"/>
-            <w:u w:val="single"/>
-          </w:rPr>
-          <w:t>૧:૪</w:t>
-        </w:r>
-      </w:hyperlink>
-      <w:r>
-        <w:rPr>
-          <w:lang w:val="gu_IN" w:bidi="gu_IN"/>
-        </w:rPr>
-        <w:t xml:space="preserve">માં, ખૂબ જ સચોટ પ્રાચીન હસ્તપ્રતનું લખાણ છે “જેથી અમારો આનંદ પરિપૂર્ણ થાય.” યુ.એલ.ટી. આ વાંચનને અનુસરે છે. જો કે, કેટલીક અન્ય પ્રાચીન હસ્તપ્રતોનું લખાણ છે “તમારો આનંદ”, “અમારા આનંદ”ના સ્થાને. જો તમારા વિસ્તારમાં બાઇબલનું ભાષાંતર ઉપલબ્ધ હોય તો, તે આવૃત્તિમાં જે પણ લખાણ હોય તેનો ઉપયોગ કરવાનું જારી રાખો. જો ભાષાંતર ઉપલબ્ધ ના હોય તો યુ.એલ.ટી.ના લખાણને તમે અનુસરો એવી ભલામણ અમે કરીએ છીએ. (See: </w:t>
-      </w:r>
-      <w:r>
-        <w:rPr>
-          <w:lang w:val="gu_IN" w:bidi="gu_IN"/>
-        </w:rPr>
-        <w:t>શાબ્દિક ભિન્નતા</w:t>
-      </w:r>
-      <w:r>
-        <w:rPr>
-          <w:lang w:val="gu_IN" w:bidi="gu_IN"/>
-        </w:rPr>
-        <w:t>)</w:t>
-      </w:r>
-      <w:r>
-        <w:rPr>
-          <w:lang w:val="gu_IN" w:bidi="gu_IN"/>
-        </w:rPr>
-      </w:r>
-      <w:r>
-        <w:rPr>
-          <w:lang w:val="gu_IN" w:bidi="gu_IN"/>
-        </w:rPr>
-      </w:r>
-    </w:p>
-    <w:p>
-      <w:pPr/>
-      <w:r>
-        <w:rPr>
-          <w:lang w:val="gu_IN" w:bidi="gu_IN"/>
-        </w:rPr>
-      </w:r>
-    </w:p>
-    <w:p>
-      <w:pPr>
-        <w:pStyle w:val="Heading2"/>
-      </w:pPr>
-      <w:r>
-        <w:rPr>
-          <w:lang w:val="gu_IN" w:bidi="gu_IN"/>
-        </w:rPr>
-        <w:t>યોહાનનો પહેલો પત્ર - અધ્યાય 2 પ્રસ્તાવના</w:t>
-      </w:r>
-      <w:r>
-        <w:rPr>
-          <w:lang w:val="gu_IN" w:bidi="gu_IN"/>
-        </w:rPr>
-      </w:r>
-    </w:p>
-    <w:p>
-      <w:pPr>
-        <w:pStyle w:val="Heading3"/>
-      </w:pPr>
-      <w:r>
-        <w:rPr>
-          <w:lang w:val="gu_IN" w:bidi="gu_IN"/>
-        </w:rPr>
-        <w:t>માળખું અને બંધારણ</w:t>
-      </w:r>
-    </w:p>
-    <w:p>
-      <w:pPr/>
-      <w:r>
-        <w:rPr>
-          <w:lang w:val="gu_IN" w:bidi="gu_IN"/>
-        </w:rPr>
-      </w:r>
-      <w:r>
-        <w:rPr>
-          <w:lang w:val="gu_IN" w:bidi="gu_IN"/>
-        </w:rPr>
-        <w:t>૧. અસલ/સાચા વિશ્વાસીઓ ઈશ્વરને આધીન થાય છે અને એકબીજાને પ્રેમ કરે છે (૧:૫ થી શરુ થઇ ૨:૧–૧૭ સુધી)</w:t>
-        <w:br/>
-      </w:r>
-      <w:r>
-        <w:rPr>
-          <w:lang w:val="gu_IN" w:bidi="gu_IN"/>
-        </w:rPr>
-        <w:t>૨. ઈસુ ઉદ્ધારક છે તેવો નકાર કરવો તે ખોટું શિક્ષણ છે (૨:૧૮–૨:૨૭)</w:t>
-        <w:br/>
-      </w:r>
-      <w:r>
-        <w:rPr>
-          <w:lang w:val="gu_IN" w:bidi="gu_IN"/>
-        </w:rPr>
-        <w:t>૩. ઈશ્વરના સાચા/અસલ બાળકો પાપ કરતા નથી (૨:૨૮–૨૯ થી શરુ થઈને ૩:૧૦ સુધી)</w:t>
-      </w:r>
-    </w:p>
-    <w:p>
-      <w:pPr/>
-      <w:r>
-        <w:rPr>
-          <w:lang w:val="gu_IN" w:bidi="gu_IN"/>
-        </w:rPr>
-      </w:r>
-      <w:r>
-        <w:rPr>
-          <w:lang w:val="gu_IN" w:bidi="gu_IN"/>
-        </w:rPr>
-        <w:t>યોહાન ૨:૧૨–૧૪માં કંઇક કવિતા જેવું લખે છે તે દર્શાવવા, કેટલાક ભાષાંતરકારો તે કલમોમાં વાક્યને બાકીના લખાણ કરતા આગળ જમણી બાજુએ મૂકે છે, અને તેઓ દરેક વાક્યની શરૂઆતે નવી પંક્તિ શરુ કરે છે.</w:t>
-      </w:r>
-    </w:p>
-    <w:p>
-      <w:pPr>
-        <w:pStyle w:val="Heading3"/>
-      </w:pPr>
-      <w:r>
-        <w:rPr>
-          <w:lang w:val="gu_IN" w:bidi="gu_IN"/>
-        </w:rPr>
-        <w:t>આ અધ્યાયમાંના વિષેષ ખ્યાલો</w:t>
-      </w:r>
-    </w:p>
-    <w:p>
-      <w:pPr>
-        <w:pStyle w:val="Heading4"/>
-      </w:pPr>
-      <w:r>
-        <w:rPr>
-          <w:lang w:val="gu_IN" w:bidi="gu_IN"/>
-        </w:rPr>
-        <w:t>ખ્રિસ્ત વિરોધી</w:t>
-      </w:r>
-    </w:p>
-    <w:p>
-      <w:pPr/>
-      <w:r>
-        <w:rPr>
-          <w:lang w:val="gu_IN" w:bidi="gu_IN"/>
-        </w:rPr>
-      </w:r>
-      <w:hyperlink r:id="rId38">
-        <w:r>
-          <w:rPr>
-            <w:lang w:val="gu_IN" w:bidi="gu_IN"/>
-          </w:rPr>
-          <w:rPr>
-            <w:color w:val="0000EE"/>
-            <w:u w:val="single"/>
-          </w:rPr>
-          <w:t>૨:૧૮</w:t>
-        </w:r>
-      </w:hyperlink>
-      <w:r>
-        <w:rPr>
-          <w:lang w:val="gu_IN" w:bidi="gu_IN"/>
-        </w:rPr>
-        <w:t xml:space="preserve"> અને </w:t>
-      </w:r>
-      <w:hyperlink r:id="rId39">
-        <w:r>
-          <w:rPr>
-            <w:lang w:val="gu_IN" w:bidi="gu_IN"/>
-          </w:rPr>
-          <w:rPr>
-            <w:color w:val="0000EE"/>
-            <w:u w:val="single"/>
-          </w:rPr>
-          <w:t>૨:૨૨</w:t>
-        </w:r>
-      </w:hyperlink>
-      <w:r>
-        <w:rPr>
-          <w:lang w:val="gu_IN" w:bidi="gu_IN"/>
-        </w:rPr>
-        <w:t xml:space="preserve">માં, યોહાન બંને વિષે લખે છે, ખ્રિસ્તવિરોધી તરીકે ઓળખાનાર એક ચોક્કસ વ્યક્તિ અને ઘણાં લોકો જેઓ “ખ્રિસ્તવિરોધીઓ” હશે. “ખ્રિસ્તવિરોધી” શબ્દનો અર્થ છે “ખ્રિસ્તનો વિરોધ કરવો.” ખ્રિસ્તવિરોધી વ્યક્તિ એ છે જે ઈસુના પુનરાગમન પહેલાં જ આવશે અને ઈસુના કાર્યોનું અનુસરણ કરશે, પરંતુ તે દૃષ્ટ હેતુઓ માટે તેમ કરશે. તે વ્યક્તિના આગમન પહેલાં, ઘણાં વ્યક્તિઓ હશે જેઓ ખ્રિસ્તની વિરુદ્ધમાં કાર્ય કરશે. તેઓને પણ “ખ્રિસ્તવિરોધીઓ” તરીકે ઓળખવામાં આવશે, પરંતુ એક નામ કરતાં, વર્ણનમાં. (જુઓ: </w:t>
-      </w:r>
-      <w:r>
-        <w:rPr>
-          <w:lang w:val="gu_IN" w:bidi="gu_IN"/>
-        </w:rPr>
-        <w:t>ખ્રિસ્તવિરોધી, ખ્રિસ્તવિરોધીઓ</w:t>
-      </w:r>
-      <w:r>
-        <w:rPr>
-          <w:lang w:val="gu_IN" w:bidi="gu_IN"/>
-        </w:rPr>
-        <w:t xml:space="preserve"> અને </w:t>
-      </w:r>
-      <w:r>
-        <w:rPr>
-          <w:lang w:val="gu_IN" w:bidi="gu_IN"/>
-        </w:rPr>
-        <w:t>અંતિમ દિવસ, અંતિમ દિવસો, પછીના દિવસો</w:t>
-      </w:r>
-      <w:r>
-        <w:rPr>
-          <w:lang w:val="gu_IN" w:bidi="gu_IN"/>
-        </w:rPr>
-        <w:t xml:space="preserve"> અને </w:t>
-      </w:r>
-      <w:r>
-        <w:rPr>
-          <w:lang w:val="gu_IN" w:bidi="gu_IN"/>
-        </w:rPr>
-        <w:t>દુષ્ટ, દુરાચારી, ન ગમે એવું</w:t>
-      </w:r>
-      <w:r>
-        <w:rPr>
-          <w:lang w:val="gu_IN" w:bidi="gu_IN"/>
-        </w:rPr>
-        <w:t>)</w:t>
-      </w:r>
-    </w:p>
-    <w:p>
-      <w:pPr>
-        <w:pStyle w:val="Heading3"/>
-      </w:pPr>
-      <w:r>
-        <w:rPr>
-          <w:lang w:val="gu_IN" w:bidi="gu_IN"/>
-        </w:rPr>
-        <w:t>આ અધ્યાયમાંના મહત્વપૂર્ણ લખાણના મુદ્દા</w:t>
-      </w:r>
-    </w:p>
-    <w:p>
-      <w:pPr/>
-      <w:r>
-        <w:rPr>
-          <w:lang w:val="gu_IN" w:bidi="gu_IN"/>
-        </w:rPr>
-      </w:r>
-      <w:hyperlink r:id="rId42">
-        <w:r>
-          <w:rPr>
-            <w:lang w:val="gu_IN" w:bidi="gu_IN"/>
-          </w:rPr>
-          <w:rPr>
-            <w:color w:val="0000EE"/>
-            <w:u w:val="single"/>
-          </w:rPr>
-          <w:t>૨:૨૦</w:t>
-        </w:r>
-      </w:hyperlink>
-      <w:r>
-        <w:rPr>
-          <w:lang w:val="gu_IN" w:bidi="gu_IN"/>
-        </w:rPr>
-        <w:t>, કેટલીક પ્રાચીન હસ્તપ્રતો વાંચે છે “તમે સર્વ જાણો છો,” અને તે જ લખાણને યુ.એલ.ટી. અનુસરે છે. જો કે, બીજી પ્રાચીન આવૃત્તિઓ વાંચે છે કે “તમે સર્વ બાબતો જાણો છો.” કેમ કે જુઠા શિક્ષકોના દાવાઓ, કે તેઓ બીજા વિશ્વાસીઓ કરતા વધુ જાણે છે, તેનો સામનો યોહાન કરે છે તેથી, તથા આ પત્રમાંના બીજા સર્વ લખાણોને આધારે સંભવિતપણે એમ લાગે છે કે, “તમે સર્વ જાણો છો,” તે સાચું મૂળભૂત લખાણ છે. કેમ કે નકલકારોને ક્રિયાપદ “જાણવું” માટે ક્રિયાપદ કર્મ હોય તેવી જરૂરીયાત લાગી તેથી “તમે સર્વ જાણો છો” લખાણ ઉદભવ્યું. તેમ છતાં, જો તમારા વિસ્તારમાં બાઇબલનું ભાષાંતર પહેલેથી જ અસ્તિત્વમાં હોય, તો તે સંસ્કરણમાં જે પણ વાંચન મળે તેનો ઉપયોગ કરવાનું વિચારો. જો ભાષાંતર પહેલાથી અસ્તિત્વમાં નથી, તો અમે ભલામણ કરીએ છીએ કે તમે યુ.એલ.ટી. લખાણમાંના વાંચનને અનુસરો.</w:t>
-      </w:r>
-      <w:r>
-        <w:rPr>
-          <w:lang w:val="gu_IN" w:bidi="gu_IN"/>
-        </w:rPr>
-      </w:r>
-      <w:r>
-        <w:rPr>
-          <w:lang w:val="gu_IN" w:bidi="gu_IN"/>
-        </w:rPr>
-      </w:r>
-    </w:p>
-    <w:p>
-      <w:pPr/>
-      <w:r>
-        <w:rPr>
-          <w:lang w:val="gu_IN" w:bidi="gu_IN"/>
-        </w:rPr>
-      </w:r>
-    </w:p>
-    <w:p>
-      <w:pPr>
-        <w:pStyle w:val="Heading2"/>
-      </w:pPr>
-      <w:r>
-        <w:rPr>
-          <w:lang w:val="gu_IN" w:bidi="gu_IN"/>
-        </w:rPr>
-        <w:t>યોહાનનો પહેલો પત્ર - અધ્યાય 3 પ્રસ્તાવના</w:t>
-      </w:r>
-      <w:r>
-        <w:rPr>
-          <w:lang w:val="gu_IN" w:bidi="gu_IN"/>
-        </w:rPr>
-      </w:r>
-    </w:p>
-    <w:p>
-      <w:pPr>
-        <w:pStyle w:val="Heading3"/>
-      </w:pPr>
-      <w:r>
-        <w:rPr>
-          <w:lang w:val="gu_IN" w:bidi="gu_IN"/>
-        </w:rPr>
-        <w:t>માળખું અને બંધારણ</w:t>
-      </w:r>
-    </w:p>
-    <w:p>
-      <w:pPr/>
-      <w:r>
-        <w:rPr>
-          <w:lang w:val="gu_IN" w:bidi="gu_IN"/>
-        </w:rPr>
-      </w:r>
-      <w:r>
-        <w:rPr>
-          <w:lang w:val="gu_IN" w:bidi="gu_IN"/>
-        </w:rPr>
-        <w:t>૧. ઈશ્વરના સાચા બાળકો પાપ કરતા નથી (૩:૧–૧૦, ૨:૨૮ થી જારી)</w:t>
-        <w:br/>
-      </w:r>
-      <w:r>
-        <w:rPr>
-          <w:lang w:val="gu_IN" w:bidi="gu_IN"/>
-        </w:rPr>
-        <w:t>૨. અસલ વિશ્વાસીઓ એકબીજાને બલીદાનયુક્ત મદદ કરે છે (૩:૧૧–૧૮)</w:t>
-        <w:br/>
-      </w:r>
-      <w:r>
-        <w:rPr>
-          <w:lang w:val="gu_IN" w:bidi="gu_IN"/>
-        </w:rPr>
-        <w:t>૩. અસલ વિશ્વાસીઓને પ્રાર્થનામાં વિશ્વાસ હોય છે (૩:૧૯–૨૪)</w:t>
-      </w:r>
-    </w:p>
-    <w:p>
-      <w:pPr>
-        <w:pStyle w:val="Heading3"/>
-      </w:pPr>
-      <w:r>
-        <w:rPr>
-          <w:lang w:val="gu_IN" w:bidi="gu_IN"/>
-        </w:rPr>
-        <w:t>આ અધ્યાયના વિષેષ ખ્યાલો</w:t>
-      </w:r>
-    </w:p>
-    <w:p>
-      <w:pPr>
-        <w:pStyle w:val="Heading4"/>
-      </w:pPr>
-      <w:r>
-        <w:rPr>
-          <w:lang w:val="gu_IN" w:bidi="gu_IN"/>
-        </w:rPr>
-        <w:t>“ઈશ્વરના બાળકો”</w:t>
-      </w:r>
-    </w:p>
-    <w:p>
-      <w:pPr/>
-      <w:r>
-        <w:rPr>
-          <w:lang w:val="gu_IN" w:bidi="gu_IN"/>
-        </w:rPr>
-      </w:r>
-      <w:r>
-        <w:rPr>
-          <w:lang w:val="gu_IN" w:bidi="gu_IN"/>
-        </w:rPr>
-        <w:t xml:space="preserve">લોકોને ક્યારેક ઈશ્વરના બાળકો તરીકે વર્ણવવામાં આવે છે કારણ કે ઈશ્વરે તેમનું સર્જન કર્યું છે. જો કે આ અધ્યાયમાં યોહાન અલગ અર્થમાં આ અભિવ્યક્તિનો ઉપયોગ કરે છે. તે તેનો ઉપયોગ એવા લોકોનું વર્ણન કરવા માટે કરે છે કે જેમણે ઈસુમાં વિશ્વાસ અને ભરોસો મૂકીને ઈશ્વર સાથે પિતા-બાળકના સંબંધમાં પ્રવેશ કર્યો છે. ઈશ્વરે ખરેખર બધા લોકોનું સર્જન કર્યું છે, પરંતુ લોકો ફક્ત આ અર્થમાં ઈસુમાં વિશ્વાસ કરીને ઈશ્વરના બાળકો બની શકે છે. (જુઓ: </w:t>
-      </w:r>
-      <w:r>
-        <w:rPr>
-          <w:lang w:val="gu_IN" w:bidi="gu_IN"/>
-        </w:rPr>
-        <w:t>વિશ્વાસ કરવો, વિશ્વાસી, માન્યતા, અવિશ્વાસી, અનાસ્થા/અશ્રદ્ધા</w:t>
-      </w:r>
-      <w:r>
-        <w:rPr>
-          <w:lang w:val="gu_IN" w:bidi="gu_IN"/>
-        </w:rPr>
-        <w:t>)</w:t>
-      </w:r>
-    </w:p>
-    <w:p>
-      <w:pPr>
-        <w:pStyle w:val="Heading3"/>
-      </w:pPr>
-      <w:r>
-        <w:rPr>
-          <w:lang w:val="gu_IN" w:bidi="gu_IN"/>
-        </w:rPr>
-        <w:t>આ પ્રકરણમાં અન્ય સંભવિત ભાષાંતર મુશ્કેલીઓ</w:t>
-      </w:r>
-    </w:p>
-    <w:p>
-      <w:pPr>
-        <w:pStyle w:val="Heading4"/>
-      </w:pPr>
-    </w:p>
-    <w:p>
-      <w:pPr>
-        <w:pStyle w:val="Heading4"/>
-      </w:pPr>
-      <w:r>
-        <w:rPr>
-          <w:lang w:val="gu_IN" w:bidi="gu_IN"/>
-        </w:rPr>
-        <w:t>"જે તેમની આજ્ઞાઓનું પાલન કરે છે તે તેમનામાં રહે છે, અને તેઓ તેનામાં રહે છે" (૩:૨૪)</w:t>
-      </w:r>
-    </w:p>
-    <w:p>
-      <w:pPr/>
-      <w:r>
-        <w:rPr>
-          <w:lang w:val="gu_IN" w:bidi="gu_IN"/>
-        </w:rPr>
-      </w:r>
-      <w:r>
-        <w:rPr>
-          <w:lang w:val="gu_IN" w:bidi="gu_IN"/>
-        </w:rPr>
-        <w:t xml:space="preserve">આનો અર્થ એ નથી કે આપણો ઉદ્ધાર અમુક કાર્યો કરવા પર શરતી છે. તેનાથી વિપરીત, યોહાન </w:t>
-      </w:r>
-      <w:hyperlink r:id="rId76">
-        <w:r>
-          <w:rPr>
-            <w:lang w:val="gu_IN" w:bidi="gu_IN"/>
-          </w:rPr>
-          <w:rPr>
-            <w:color w:val="0000EE"/>
-            <w:u w:val="single"/>
-          </w:rPr>
-          <w:t>૩:૩૨</w:t>
-        </w:r>
-      </w:hyperlink>
-      <w:r>
-        <w:rPr>
-          <w:lang w:val="gu_IN" w:bidi="gu_IN"/>
-        </w:rPr>
-        <w:t xml:space="preserve">માં વર્ણવેલ આજ્ઞાઓનું પાલન કરવાના પરિણામોનું વર્ણન કરી રહ્યો છે. તે આજ્ઞાઓ એ છે કે ઈસુમાં વિશ્વાસ કરવો અને એકબીજાને પ્રેમ કરવો. યોહાન કહે છે કે જે વ્યક્તિ ઈસુમાં વિશ્વાસ કરે છે અને બીજાઓને પ્રેમ કરે છે તે દર્શાવે છે કે ઈશ્વર સાથે તેને ગાઢ સંબંધ છે, અને તે આ આજ્ઞાપાલનને લીધે તે ગાઢ સંબંધ ચાલુ રાખશે. જે લોકો ઉદ્ધાર પામ્યા છે તેઓ તેમનો ઉદ્ધાર ગુમાવી શકે છે કે કેમ તે અંગે વિશ્વભરના ખ્રિસ્તીઓ જુદી જુદી માન્યતાઓ ધરાવે છે. યોહાન અહિ તે વિષે સંબોધન કરતો નથી, અને ભાષાંતરકોએ સાવચેત રહેવું જોઈએ કે આ ફકરાનું ભાષાંતર કરતાં, આ મુદ્દા વિષેની તેમની સમજ ભાષાંતર પર અસર કરે નહિ. (જુઓ: </w:t>
-      </w:r>
-      <w:r>
-        <w:rPr>
-          <w:lang w:val="gu_IN" w:bidi="gu_IN"/>
-        </w:rPr>
-        <w:t>અનંતકાળ, શાશ્વત, અનંત, સદાકાળ</w:t>
-      </w:r>
-      <w:r>
-        <w:rPr>
-          <w:lang w:val="gu_IN" w:bidi="gu_IN"/>
-        </w:rPr>
-        <w:t xml:space="preserve"> અને </w:t>
-      </w:r>
-      <w:r>
-        <w:rPr>
-          <w:lang w:val="gu_IN" w:bidi="gu_IN"/>
-        </w:rPr>
-        <w:t>બચાવવું, બચાવ્યા, સલામત, તારણ</w:t>
-      </w:r>
-      <w:r>
-        <w:rPr>
-          <w:lang w:val="gu_IN" w:bidi="gu_IN"/>
-        </w:rPr>
-        <w:t>)</w:t>
-      </w:r>
-    </w:p>
-    <w:p>
-      <w:pPr>
-        <w:pStyle w:val="Heading3"/>
-      </w:pPr>
-      <w:r>
-        <w:rPr>
-          <w:lang w:val="gu_IN" w:bidi="gu_IN"/>
-        </w:rPr>
-        <w:t>આ પ્રકરણમાં મહત્વના પાઠ્ય મુદ્દાઓ</w:t>
-      </w:r>
-    </w:p>
-    <w:p>
-      <w:pPr/>
-      <w:r>
-        <w:rPr>
-          <w:lang w:val="gu_IN" w:bidi="gu_IN"/>
-        </w:rPr>
-      </w:r>
-      <w:hyperlink r:id="rId47">
-        <w:r>
-          <w:rPr>
-            <w:lang w:val="gu_IN" w:bidi="gu_IN"/>
-          </w:rPr>
-          <w:rPr>
-            <w:color w:val="0000EE"/>
-            <w:u w:val="single"/>
-          </w:rPr>
-          <w:t>૩:૧</w:t>
-        </w:r>
-      </w:hyperlink>
-      <w:r>
-        <w:rPr>
-          <w:lang w:val="gu_IN" w:bidi="gu_IN"/>
-        </w:rPr>
-        <w:t xml:space="preserve">માં, સૌથી સચોટ પ્રાચીન હસ્તપ્રતો "અને અમે છીએ" શબ્દોનો સમાવેશ કરે છે. તે વાંચનને યુ.એલ.ટી. અનુસરે છે. જો કે, કેટલીક અન્ય પ્રાચીન હસ્તપ્રતોમાં આ શબ્દોનો સમાવેશ થતો નથી, અને તેથી કેટલાક બાઇબલમાં તે નથી. જો તમારા પ્રદેશમાં બાઇબલનું ભાષાંતર પહેલેથી જ અસ્તિત્વમાં છે, તો તે સંસ્કરણમાં જે પણ વાંચન છે તેનો ઉપયોગ કરવાનું વિચારો. જો ભાષાંતર પહેલેથી અસ્તિત્વમાં નથી, તો અમે ભલામણ કરીએ છીએ કે તમે યુ.એલ.ટી. પાઠ્ય વાંચનને અનુસરો. (જુઓ: </w:t>
-      </w:r>
-      <w:r>
-        <w:rPr>
-          <w:lang w:val="gu_IN" w:bidi="gu_IN"/>
-        </w:rPr>
-        <w:t>શાબ્દિક ભિન્નતા</w:t>
-      </w:r>
-      <w:r>
-        <w:rPr>
-          <w:lang w:val="gu_IN" w:bidi="gu_IN"/>
-        </w:rPr>
-        <w:t>)</w:t>
-      </w:r>
-      <w:r>
-        <w:rPr>
-          <w:lang w:val="gu_IN" w:bidi="gu_IN"/>
-        </w:rPr>
-      </w:r>
-      <w:r>
-        <w:rPr>
-          <w:lang w:val="gu_IN" w:bidi="gu_IN"/>
-        </w:rPr>
-      </w:r>
-    </w:p>
-    <w:p>
-      <w:pPr/>
-      <w:r>
-        <w:rPr>
-          <w:lang w:val="gu_IN" w:bidi="gu_IN"/>
-        </w:rPr>
-      </w:r>
-    </w:p>
-    <w:p>
-      <w:pPr>
-        <w:pStyle w:val="Heading2"/>
-      </w:pPr>
-      <w:r>
-        <w:rPr>
-          <w:lang w:val="gu_IN" w:bidi="gu_IN"/>
-        </w:rPr>
-        <w:t>યોહાનનો પહેલો પત્ર - અધ્યાય 4 પ્રસ્તાવના</w:t>
-      </w:r>
-      <w:r>
-        <w:rPr>
-          <w:lang w:val="gu_IN" w:bidi="gu_IN"/>
-        </w:rPr>
-      </w:r>
-    </w:p>
-    <w:p>
-      <w:pPr>
-        <w:pStyle w:val="Heading3"/>
-      </w:pPr>
-      <w:r>
-        <w:rPr>
-          <w:lang w:val="gu_IN" w:bidi="gu_IN"/>
-        </w:rPr>
-        <w:t>માળખું અને બંધારણ</w:t>
-      </w:r>
-    </w:p>
-    <w:p>
-      <w:pPr/>
-      <w:r>
-        <w:rPr>
-          <w:lang w:val="gu_IN" w:bidi="gu_IN"/>
-        </w:rPr>
-      </w:r>
-      <w:r>
-        <w:rPr>
-          <w:lang w:val="gu_IN" w:bidi="gu_IN"/>
-        </w:rPr>
-        <w:t>૧. ઈસુ માનવી બન્યા તેનો નકાર કરવો તે ખોટું શિક્ષણ છે (૪:૧–૬)</w:t>
-        <w:br/>
-      </w:r>
-      <w:r>
-        <w:rPr>
-          <w:lang w:val="gu_IN" w:bidi="gu_IN"/>
-        </w:rPr>
-        <w:t>૨. અસલ/ખરા વિશ્વાસીઓ એકબીજાને પ્રેમ કરે છે, જેમ ઈશ્વરે તેમને પ્રેમ કર્યો તેમ (૪:૭–૨૧)</w:t>
-      </w:r>
-    </w:p>
-    <w:p>
-      <w:pPr>
-        <w:pStyle w:val="Heading4"/>
-      </w:pPr>
-      <w:r>
-        <w:rPr>
-          <w:lang w:val="gu_IN" w:bidi="gu_IN"/>
-        </w:rPr>
-        <w:t>આ અધ્યાયમાંના વિશિષ્ટ ખ્યાલો</w:t>
-      </w:r>
-    </w:p>
-    <w:p>
-      <w:pPr>
-        <w:pStyle w:val="Heading4"/>
-      </w:pPr>
-      <w:r>
-        <w:rPr>
-          <w:lang w:val="gu_IN" w:bidi="gu_IN"/>
-        </w:rPr>
-        <w:t>“પવિત્ર આત્મા” અને “આત્મા”</w:t>
-      </w:r>
-    </w:p>
-    <w:p>
-      <w:pPr/>
-      <w:r>
-        <w:rPr>
-          <w:lang w:val="gu_IN" w:bidi="gu_IN"/>
-        </w:rPr>
-      </w:r>
-      <w:r>
-        <w:rPr>
-          <w:lang w:val="gu_IN" w:bidi="gu_IN"/>
-        </w:rPr>
-        <w:t>આ અધ્યાયમાં યોહાન “આત્મા” શબ્દનો ઉપયોગ વિવિધ રીતે કરે છે.</w:t>
-      </w:r>
-    </w:p>
-    <w:p>
-      <w:pPr/>
-      <w:r>
-        <w:rPr>
-          <w:lang w:val="gu_IN" w:bidi="gu_IN"/>
-        </w:rPr>
-      </w:r>
-      <w:r>
-        <w:rPr>
-          <w:lang w:val="gu_IN" w:bidi="gu_IN"/>
-        </w:rPr>
-        <w:t>ક્યારેક “આત્મા” શબ્દ અલૌકિક અસ્તિત્વનો ઉલ્લેખ કરે છે.</w:t>
-      </w:r>
-    </w:p>
-    <w:p>
-      <w:pPr/>
-      <w:r>
-        <w:rPr>
-          <w:lang w:val="gu_IN" w:bidi="gu_IN"/>
-        </w:rPr>
-      </w:r>
-      <w:r>
-        <w:rPr>
-          <w:lang w:val="gu_IN" w:bidi="gu_IN"/>
-        </w:rPr>
-        <w:t>ક્યારેક “આત્મા” શબ્દ કશાકની લાક્ષણિકતાઓનો ઉલ્લેખ કરે છે.</w:t>
-      </w:r>
-    </w:p>
-    <w:p>
-      <w:pPr/>
-      <w:r>
-        <w:rPr>
-          <w:lang w:val="gu_IN" w:bidi="gu_IN"/>
-        </w:rPr>
-      </w:r>
-      <w:r>
-        <w:rPr>
-          <w:lang w:val="gu_IN" w:bidi="gu_IN"/>
-        </w:rPr>
-        <w:t>અભિવ્યક્તિઓ "ખ્રિસ્ત વિરોધીનો આત્મા," "સત્યનો આત્મા" અને "ભૂલનો આત્મા" એ તેમની લાક્ષણિકતાનો સંદર્ભ આપે છે.</w:t>
-      </w:r>
-    </w:p>
-    <w:p>
-      <w:pPr/>
-      <w:r>
-        <w:rPr>
-          <w:lang w:val="gu_IN" w:bidi="gu_IN"/>
-        </w:rPr>
-      </w:r>
-      <w:r>
-        <w:rPr>
-          <w:lang w:val="gu_IN" w:bidi="gu_IN"/>
-        </w:rPr>
-        <w:t>જ્યારે શબ્દ મોટા અક્ષર સાથે/ગાઢ અક્ષર સાથે લખવામાં આવે છે, જેમ કે "ઈશ્વરનો આત્મા" અને "તેમનો આત્મા," તો તે પવિત્ર આત્માનો સંદર્ભ આપે છે.</w:t>
-      </w:r>
-    </w:p>
-    <w:p>
-      <w:pPr>
-        <w:pStyle w:val="Heading3"/>
-      </w:pPr>
-      <w:r>
-        <w:rPr>
-          <w:lang w:val="gu_IN" w:bidi="gu_IN"/>
-        </w:rPr>
-        <w:t>આ અધ્યાયમાં અન્ય સંભવિત ભાષાંતર સમસ્યાઓ</w:t>
-      </w:r>
-    </w:p>
-    <w:p>
-      <w:pPr>
-        <w:pStyle w:val="Heading4"/>
-      </w:pPr>
-      <w:r>
-        <w:rPr>
-          <w:lang w:val="gu_IN" w:bidi="gu_IN"/>
-        </w:rPr>
-        <w:t>ઈશ્વરને પ્રેમ કરવો</w:t>
-      </w:r>
-    </w:p>
-    <w:p>
-      <w:pPr/>
-      <w:r>
-        <w:rPr>
-          <w:lang w:val="gu_IN" w:bidi="gu_IN"/>
-        </w:rPr>
-      </w:r>
-      <w:r>
-        <w:rPr>
-          <w:lang w:val="gu_IN" w:bidi="gu_IN"/>
-        </w:rPr>
-        <w:t xml:space="preserve">જો લોકો ઈશ્વરને પ્રેમ કરે છે તો તે તેઓએ તેમની જીવનશૈલીમાં અને બીજાઓ સાથે તેઓ કેવી રીતે વર્તે છે તેમાં દર્શાવવું જોઈએ. આમ કરવાથી આપણને ખાતરી થઈ શકે કે ઈશ્વરે આપણો ઉદ્ધાર કર્યો છે અને આપણે તેમના છીએ. પરંતુ બીજાઓને પ્રેમ કરવાથી આપણે પોતાનો ઉદ્ધાર કરી શકતા નથી. ખાતરી કરો કે તમારા અનુવાદમાં આ સ્પષ્ટ છે. યોહાન ૪:૭ માં કહે છે કે "દરેક જે પ્રેમ કરે છે તે ઈશ્વરથી જન્મેલો છે અને ઈશ્વરને ઓળખે છે." જેમ નોંધો સમજાવે છે તેમ, આનો અર્થ એ છે કે જે પ્રેમ કરે છે તે દરેક વ્યક્તિના આધ્યાત્મિક પિતા ઈશ્વર છે, અને જે પ્રેમ કરે છે તે દરેક ઈશ્વર સાથે ગાઢ સંબંધ ધરાવે છે. પરંતુ તે પ્રેમ એક સંકેત છે કે ઈસુએ વધસ્તંભ પર તેમના માટે જે કર્યું તેના કારણે તેઓ ઈશ્વરના છે, જેમ યોહાન ૪:૧૦ માં કહે છે તેમ. ઈસુએ જે કર્યું તેનાથી તેઓ ઉદ્ધાર પામ્યા, નહિ કે તેઓ પોતે બીજાઓને પ્રેમ કરતા હતા તેથી. (જુઓ: </w:t>
-      </w:r>
-      <w:r>
-        <w:rPr>
-          <w:lang w:val="gu_IN" w:bidi="gu_IN"/>
-        </w:rPr>
-        <w:t>બચાવવું, બચાવ્યા, સલામત, તારણ</w:t>
-      </w:r>
-      <w:r>
-        <w:rPr>
-          <w:lang w:val="gu_IN" w:bidi="gu_IN"/>
-        </w:rPr>
-        <w:t>)</w:t>
-      </w:r>
-    </w:p>
-    <w:p>
-      <w:pPr>
-        <w:pStyle w:val="Heading3"/>
-      </w:pPr>
-      <w:r>
-        <w:rPr>
-          <w:lang w:val="gu_IN" w:bidi="gu_IN"/>
-        </w:rPr>
-        <w:t>આ અધ્યાયમાંના કેટલાક મહત્વના પાઠ્ય મુદ્દાઓ</w:t>
-      </w:r>
-    </w:p>
-    <w:p>
-      <w:pPr/>
-      <w:r>
-        <w:rPr>
-          <w:lang w:val="gu_IN" w:bidi="gu_IN"/>
-        </w:rPr>
-      </w:r>
-      <w:hyperlink r:id="rId77">
-        <w:r>
-          <w:rPr>
-            <w:lang w:val="gu_IN" w:bidi="gu_IN"/>
-          </w:rPr>
-          <w:rPr>
-            <w:color w:val="0000EE"/>
-            <w:u w:val="single"/>
-          </w:rPr>
-          <w:t>4:3</w:t>
-        </w:r>
-      </w:hyperlink>
-      <w:r>
-        <w:rPr>
-          <w:lang w:val="gu_IN" w:bidi="gu_IN"/>
-        </w:rPr>
-        <w:t xml:space="preserve"> માં, સૌથી સચોટ પ્રાચીન હસ્તપ્રતો કહે છે કે "ઈસુને સ્વીકારો." તે વાંચનને યુ.એલ.ટી. અનુસરે છે. કેટલીક અન્ય પ્રાચીન હસ્તપ્રતો કહે છે કે "ઈસુ ખ્રિસ્ત દેહમાં આવ્યા છે તે સ્વીકારો." (આમાંની કેટલીક હસ્તપ્રતો "ઈસુ ખ્રિસ્ત" ને બદલે "ઈસુ" અથવા "પ્રભુ ઈસુ" કહે છે.) જો તમારા પ્રદેશમાં બાઇબલનું ભાષાંતર પહેલેથી અસ્તિત્વમાં છે, તો તે સંસ્કરણમાં જે પણ વાંચન મળે તેનો ઉપયોગ કરવાનું વિચારો. જો અનુવાદ પહેલેથી અસ્તિત્વમાં નથી, તો અમે ભલામણ કરીએ છીએ કે તમે યુ.એલ.ટી. લખાણમાંના વાંચનને અનુસરો. (જુઓ: </w:t>
-      </w:r>
-      <w:r>
-        <w:rPr>
-          <w:lang w:val="gu_IN" w:bidi="gu_IN"/>
-        </w:rPr>
-        <w:t>શાબ્દિક ભિન્નતા</w:t>
-      </w:r>
-      <w:r>
-        <w:rPr>
-          <w:lang w:val="gu_IN" w:bidi="gu_IN"/>
-        </w:rPr>
-        <w:t>)</w:t>
-      </w:r>
-      <w:r>
-        <w:rPr>
-          <w:lang w:val="gu_IN" w:bidi="gu_IN"/>
-        </w:rPr>
-      </w:r>
-      <w:r>
-        <w:rPr>
-          <w:lang w:val="gu_IN" w:bidi="gu_IN"/>
-        </w:rPr>
-      </w:r>
-    </w:p>
-    <w:p>
-      <w:pPr/>
-      <w:r>
-        <w:rPr>
-          <w:lang w:val="gu_IN" w:bidi="gu_IN"/>
-        </w:rPr>
-      </w:r>
-    </w:p>
-    <w:p>
-      <w:pPr>
-        <w:pStyle w:val="Heading2"/>
-      </w:pPr>
-      <w:r>
-        <w:rPr>
-          <w:lang w:val="gu_IN" w:bidi="gu_IN"/>
-        </w:rPr>
-        <w:t>યોહાનનો પહેલો પત્ર - અધ્યાય 5 પ્રસ્તાવના</w:t>
-      </w:r>
-      <w:r>
-        <w:rPr>
-          <w:lang w:val="gu_IN" w:bidi="gu_IN"/>
-        </w:rPr>
-      </w:r>
-    </w:p>
-    <w:p>
-      <w:pPr>
-        <w:pStyle w:val="Heading3"/>
-      </w:pPr>
-      <w:r>
-        <w:rPr>
-          <w:lang w:val="gu_IN" w:bidi="gu_IN"/>
-        </w:rPr>
-        <w:t>માળખું અને બંધારણ</w:t>
-      </w:r>
-    </w:p>
-    <w:p>
-      <w:pPr/>
-      <w:r>
-        <w:rPr>
-          <w:lang w:val="gu_IN" w:bidi="gu_IN"/>
-        </w:rPr>
-      </w:r>
-      <w:r>
-        <w:rPr>
-          <w:lang w:val="gu_IN" w:bidi="gu_IN"/>
-        </w:rPr>
-        <w:t>૧. ઈસુ ઈશ્વરના પુત્ર છે તે નકારવું એ ખોટું શિક્ષણ છે (૫:૧–૧૨)</w:t>
-        <w:br/>
-      </w:r>
-      <w:r>
-        <w:rPr>
-          <w:lang w:val="gu_IN" w:bidi="gu_IN"/>
-        </w:rPr>
-        <w:t>2. પત્રની સમાપ્તિ (૫:૧૩–૨૧)</w:t>
-      </w:r>
-    </w:p>
-    <w:p>
-      <w:pPr>
-        <w:pStyle w:val="Heading3"/>
-      </w:pPr>
-      <w:r>
-        <w:rPr>
-          <w:lang w:val="gu_IN" w:bidi="gu_IN"/>
-        </w:rPr>
-        <w:t>આ અધ્યાયમાં અનુવાદની સંભવિત મુશ્કેલીઓ</w:t>
-      </w:r>
-    </w:p>
-    <w:p>
-      <w:pPr>
-        <w:pStyle w:val="Heading4"/>
-      </w:pPr>
-      <w:r>
-        <w:rPr>
-          <w:lang w:val="gu_IN" w:bidi="gu_IN"/>
-        </w:rPr>
-        <w:t>"મૃત્યુ તરફનું પાપ"</w:t>
-      </w:r>
-    </w:p>
-    <w:p>
-      <w:pPr/>
-      <w:r>
-        <w:rPr>
-          <w:lang w:val="gu_IN" w:bidi="gu_IN"/>
-        </w:rPr>
-      </w:r>
-      <w:r>
-        <w:rPr>
-          <w:lang w:val="gu_IN" w:bidi="gu_IN"/>
-        </w:rPr>
-        <w:t xml:space="preserve">આ વાક્ય દ્વારા યોહાનનો અર્થ શું છે તે સંપૂર્ણપણે સ્પષ્ટ નથી. શબ્દ "મૃત્યુ" ક્યાં તો શારીરિક મૃત્યુ અથવા આધ્યાત્મિક મૃત્યુનો સંદર્ભ આપી શકે છે, એટલે કે, અનંતકાળ માટે ઈશ્વરથી અલગ થવું. વધુ ચર્ચા માટે </w:t>
-      </w:r>
-      <w:hyperlink r:id="rId78">
-        <w:r>
-          <w:rPr>
-            <w:lang w:val="gu_IN" w:bidi="gu_IN"/>
-          </w:rPr>
-          <w:rPr>
-            <w:color w:val="0000EE"/>
-            <w:u w:val="single"/>
-          </w:rPr>
-          <w:t>૫:૧૬</w:t>
-        </w:r>
-      </w:hyperlink>
-      <w:r>
-        <w:rPr>
-          <w:lang w:val="gu_IN" w:bidi="gu_IN"/>
-        </w:rPr>
-        <w:t>ની નોંધો જુઓ. (જુઓ: [[rc://gu/tw/dict/bible/other/death]])</w:t>
-      </w:r>
-    </w:p>
-    <w:p>
-      <w:pPr>
-        <w:pStyle w:val="Heading4"/>
-      </w:pPr>
-      <w:r>
-        <w:rPr>
-          <w:lang w:val="gu_IN" w:bidi="gu_IN"/>
-        </w:rPr>
-        <w:t>“આખું વિશ્વ દુષ્ટની સત્તા હેઠળ છે”</w:t>
-      </w:r>
-    </w:p>
-    <w:p>
-      <w:pPr/>
-      <w:r>
-        <w:rPr>
-          <w:lang w:val="gu_IN" w:bidi="gu_IN"/>
-        </w:rPr>
-      </w:r>
-      <w:r>
-        <w:rPr>
-          <w:lang w:val="gu_IN" w:bidi="gu_IN"/>
-        </w:rPr>
-        <w:t xml:space="preserve">“દુષ્ટ” વાક્ય શેતાનનો સંદર્ભ આપે છે. ઈશ્વરે તેને જગત પર શાસન કરવાની મંજૂરી આપી છે, પરંતુ, આખરે, દરેક બાબત પર ઈશ્વર નિયંત્રણ ધરાવે છે. ઈશ્વર તેમના બાળકોને દુષ્ટથી સુરક્ષિત રાખે છે. (જુઓ: </w:t>
-      </w:r>
-      <w:r>
-        <w:rPr>
-          <w:lang w:val="gu_IN" w:bidi="gu_IN"/>
-        </w:rPr>
-        <w:t>શેતાન, શેતાન, દુષ્ટ</w:t>
-      </w:r>
-      <w:r>
-        <w:rPr>
-          <w:lang w:val="gu_IN" w:bidi="gu_IN"/>
-        </w:rPr>
-        <w:t>)</w:t>
-      </w:r>
-    </w:p>
-    <w:p>
-      <w:pPr>
-        <w:pStyle w:val="Heading3"/>
-      </w:pPr>
-      <w:r>
-        <w:rPr>
-          <w:lang w:val="gu_IN" w:bidi="gu_IN"/>
-        </w:rPr>
-        <w:t>આ પ્રકરણમાં મહત્વના પાઠ્ય મુદ્દાઓ</w:t>
-      </w:r>
-    </w:p>
-    <w:p>
-      <w:pPr/>
-      <w:r>
-        <w:rPr>
-          <w:lang w:val="gu_IN" w:bidi="gu_IN"/>
-        </w:rPr>
-      </w:r>
-      <w:hyperlink r:id="rId79">
-        <w:r>
-          <w:rPr>
-            <w:lang w:val="gu_IN" w:bidi="gu_IN"/>
-          </w:rPr>
-          <w:rPr>
-            <w:color w:val="0000EE"/>
-            <w:u w:val="single"/>
-          </w:rPr>
-          <w:t>૫:૭–૮</w:t>
-        </w:r>
-      </w:hyperlink>
-      <w:r>
-        <w:rPr>
-          <w:lang w:val="gu_IN" w:bidi="gu_IN"/>
-        </w:rPr>
-        <w:t xml:space="preserve"> માં, બધી પ્રાચીન હસ્તપ્રતો કહે છે: "કારણ કે સાક્ષી આપનારા ત્રણ છે, આત્મા અને પાણી અને રક્ત, અને ત્રણેય એક માટે છે." તે વાંચનને યુ.એલ.ટી. અનુસરે છે. ત્યાર પછીના ઘણાં સમય પછીની કેટલીક હસ્તપ્રતો કહે છે: “કેમ કે સ્વર્ગમાં ત્રણ સાક્ષી આપે છે: પિતા, શબ્દ અને પવિત્ર આત્મા, અને આ ત્રણેય એક છે; અને પૃથ્વી પર સાક્ષી આપનારા ત્રણ છે: આત્મા અને પાણી અને લોહી, અને આ ત્રણેય એક માટે છે.” આ કિસ્સામાં, અનુવાદકોને સલાહ આપવામાં આવે છે કે તેઓ યુ.એલ.ટી. લખાણ મુજબ જ આનો અનુવાદ કરે, કારણ કે તે ચોક્કસ વાંચનને અનુસરે છે તેવી ત્યાં વ્યાપક સમજૂતી છે. જો કે, તમારા પ્રદેશમાં બાઇબલની જૂની આવૃત્તિઓ છે જેમાં લખાણ લાંબુ છે, તો તમે તેને સમાવી શકો છો, પરંતુ તમારે તેને [ ] ચોરસ કૌંસમાં મૂકવું જોઈએ તે દર્શાવવા માટે કે તે મોટા ભાગે યોહાનના ૧ લા પત્રની મૂળ આવૃત્તિમાં નથી. યોહાન. (જુઓ: </w:t>
-      </w:r>
-      <w:r>
-        <w:rPr>
-          <w:lang w:val="gu_IN" w:bidi="gu_IN"/>
-        </w:rPr>
-        <w:t>શાબ્દિક ભિન્નતા</w:t>
-      </w:r>
-      <w:r>
-        <w:rPr>
-          <w:lang w:val="gu_IN" w:bidi="gu_IN"/>
-        </w:rPr>
-        <w:t>)</w:t>
       </w:r>
       <w:r>
         <w:rPr>

--- a/guj/docx/62.content.docx
+++ b/guj/docx/62.content.docx
@@ -1255,6 +1255,21 @@
           <w:b/>
           <w:lang w:val="gu_IN" w:bidi="gu_IN"/>
         </w:rPr>
+        <w:t>ἀπ’ ἀρχῆς</w:t>
+      </w:r>
+    </w:p>
+    <w:p>
+      <w:pPr/>
+      <w:r>
+        <w:rPr>
+          <w:lang w:val="gu_IN" w:bidi="gu_IN"/>
+        </w:rPr>
+      </w:r>
+      <w:r>
+        <w:rPr>
+          <w:b/>
+          <w:lang w:val="gu_IN" w:bidi="gu_IN"/>
+        </w:rPr>
         <w:t>"આરંભથી"</w:t>
       </w:r>
     </w:p>
@@ -1405,6 +1420,21 @@
           <w:b/>
           <w:lang w:val="gu_IN" w:bidi="gu_IN"/>
         </w:rPr>
+        <w:t>ὃ ἀκηκόαμεν</w:t>
+      </w:r>
+    </w:p>
+    <w:p>
+      <w:pPr/>
+      <w:r>
+        <w:rPr>
+          <w:lang w:val="gu_IN" w:bidi="gu_IN"/>
+        </w:rPr>
+      </w:r>
+      <w:r>
+        <w:rPr>
+          <w:b/>
+          <w:lang w:val="gu_IN" w:bidi="gu_IN"/>
+        </w:rPr>
         <w:t>"જેને અમે સાંભળ્યું"</w:t>
       </w:r>
     </w:p>
@@ -1555,6 +1585,21 @@
           <w:b/>
           <w:lang w:val="gu_IN" w:bidi="gu_IN"/>
         </w:rPr>
+        <w:t>ὃ ἑωράκαμεν τοῖς ὀφθαλμοῖς ἡμῶν</w:t>
+      </w:r>
+    </w:p>
+    <w:p>
+      <w:pPr/>
+      <w:r>
+        <w:rPr>
+          <w:lang w:val="gu_IN" w:bidi="gu_IN"/>
+        </w:rPr>
+      </w:r>
+      <w:r>
+        <w:rPr>
+          <w:b/>
+          <w:lang w:val="gu_IN" w:bidi="gu_IN"/>
+        </w:rPr>
         <w:t>"અમે પોતાની આંખોથી જોયું &amp; અમારા હાથોએ સ્પર્શ કર્યો"</w:t>
       </w:r>
     </w:p>
@@ -1705,6 +1750,21 @@
           <w:b/>
           <w:lang w:val="gu_IN" w:bidi="gu_IN"/>
         </w:rPr>
+        <w:t>περὶ τοῦ λόγου τῆς ζωῆς</w:t>
+      </w:r>
+    </w:p>
+    <w:p>
+      <w:pPr/>
+      <w:r>
+        <w:rPr>
+          <w:lang w:val="gu_IN" w:bidi="gu_IN"/>
+        </w:rPr>
+      </w:r>
+      <w:r>
+        <w:rPr>
+          <w:b/>
+          <w:lang w:val="gu_IN" w:bidi="gu_IN"/>
+        </w:rPr>
         <w:t>"જીવનના શબ્દ વિષે"</w:t>
       </w:r>
     </w:p>
@@ -1768,6 +1828,21 @@
           <w:b/>
           <w:lang w:val="gu_IN" w:bidi="gu_IN"/>
         </w:rPr>
+        <w:t>περὶ τοῦ λόγου τῆς ζωῆς</w:t>
+      </w:r>
+    </w:p>
+    <w:p>
+      <w:pPr/>
+      <w:r>
+        <w:rPr>
+          <w:lang w:val="gu_IN" w:bidi="gu_IN"/>
+        </w:rPr>
+      </w:r>
+      <w:r>
+        <w:rPr>
+          <w:b/>
+          <w:lang w:val="gu_IN" w:bidi="gu_IN"/>
+        </w:rPr>
         <w:t>"જીવનના શબ્દ વિષે"</w:t>
       </w:r>
     </w:p>
@@ -1843,6 +1918,21 @@
           <w:b/>
           <w:lang w:val="gu_IN" w:bidi="gu_IN"/>
         </w:rPr>
+        <w:t>τοῦ λόγου τῆς ζωῆς</w:t>
+      </w:r>
+    </w:p>
+    <w:p>
+      <w:pPr/>
+      <w:r>
+        <w:rPr>
+          <w:lang w:val="gu_IN" w:bidi="gu_IN"/>
+        </w:rPr>
+      </w:r>
+      <w:r>
+        <w:rPr>
+          <w:b/>
+          <w:lang w:val="gu_IN" w:bidi="gu_IN"/>
+        </w:rPr>
         <w:t>"જીવનના શબ્દ"</w:t>
       </w:r>
     </w:p>
@@ -1918,6 +2008,21 @@
           <w:b/>
           <w:lang w:val="gu_IN" w:bidi="gu_IN"/>
         </w:rPr>
+        <w:t>τῆς ζωῆς</w:t>
+      </w:r>
+    </w:p>
+    <w:p>
+      <w:pPr/>
+      <w:r>
+        <w:rPr>
+          <w:lang w:val="gu_IN" w:bidi="gu_IN"/>
+        </w:rPr>
+      </w:r>
+      <w:r>
+        <w:rPr>
+          <w:b/>
+          <w:lang w:val="gu_IN" w:bidi="gu_IN"/>
+        </w:rPr>
         <w:t>"જીવનના"</w:t>
       </w:r>
     </w:p>
@@ -1993,6 +2098,21 @@
           <w:b/>
           <w:lang w:val="gu_IN" w:bidi="gu_IN"/>
         </w:rPr>
+        <w:t>τῆς ζωῆς</w:t>
+      </w:r>
+    </w:p>
+    <w:p>
+      <w:pPr/>
+      <w:r>
+        <w:rPr>
+          <w:lang w:val="gu_IN" w:bidi="gu_IN"/>
+        </w:rPr>
+      </w:r>
+      <w:r>
+        <w:rPr>
+          <w:b/>
+          <w:lang w:val="gu_IN" w:bidi="gu_IN"/>
+        </w:rPr>
         <w:t>"જીવનના"</w:t>
       </w:r>
     </w:p>
@@ -2068,6 +2188,21 @@
           <w:b/>
           <w:lang w:val="gu_IN" w:bidi="gu_IN"/>
         </w:rPr>
+        <w:t>καὶ ἡ ζωὴ ἐφανερώθη</w:t>
+      </w:r>
+    </w:p>
+    <w:p>
+      <w:pPr/>
+      <w:r>
+        <w:rPr>
+          <w:lang w:val="gu_IN" w:bidi="gu_IN"/>
+        </w:rPr>
+      </w:r>
+      <w:r>
+        <w:rPr>
+          <w:b/>
+          <w:lang w:val="gu_IN" w:bidi="gu_IN"/>
+        </w:rPr>
         <w:t>"ખરેખર &amp; જીવન પ્રગટ થયું"</w:t>
       </w:r>
     </w:p>
@@ -2143,6 +2278,21 @@
           <w:b/>
           <w:lang w:val="gu_IN" w:bidi="gu_IN"/>
         </w:rPr>
+        <w:t>ἡ ζωὴ</w:t>
+      </w:r>
+    </w:p>
+    <w:p>
+      <w:pPr/>
+      <w:r>
+        <w:rPr>
+          <w:lang w:val="gu_IN" w:bidi="gu_IN"/>
+        </w:rPr>
+      </w:r>
+      <w:r>
+        <w:rPr>
+          <w:b/>
+          <w:lang w:val="gu_IN" w:bidi="gu_IN"/>
+        </w:rPr>
         <w:t>"જીવન"</w:t>
       </w:r>
     </w:p>
@@ -2293,6 +2443,21 @@
           <w:b/>
           <w:lang w:val="gu_IN" w:bidi="gu_IN"/>
         </w:rPr>
+        <w:t>ὑμῖν</w:t>
+      </w:r>
+    </w:p>
+    <w:p>
+      <w:pPr/>
+      <w:r>
+        <w:rPr>
+          <w:lang w:val="gu_IN" w:bidi="gu_IN"/>
+        </w:rPr>
+      </w:r>
+      <w:r>
+        <w:rPr>
+          <w:b/>
+          <w:lang w:val="gu_IN" w:bidi="gu_IN"/>
+        </w:rPr>
         <w:t>"તમને"</w:t>
       </w:r>
     </w:p>
@@ -2518,6 +2683,21 @@
           <w:b/>
           <w:lang w:val="gu_IN" w:bidi="gu_IN"/>
         </w:rPr>
+        <w:t>τὴν ζωὴν τὴν αἰώνιον</w:t>
+      </w:r>
+    </w:p>
+    <w:p>
+      <w:pPr/>
+      <w:r>
+        <w:rPr>
+          <w:lang w:val="gu_IN" w:bidi="gu_IN"/>
+        </w:rPr>
+      </w:r>
+      <w:r>
+        <w:rPr>
+          <w:b/>
+          <w:lang w:val="gu_IN" w:bidi="gu_IN"/>
+        </w:rPr>
         <w:t>"અનંત જીવન"</w:t>
       </w:r>
     </w:p>
@@ -2593,6 +2773,21 @@
           <w:b/>
           <w:lang w:val="gu_IN" w:bidi="gu_IN"/>
         </w:rPr>
+        <w:t>τὸν Πατέρα</w:t>
+      </w:r>
+    </w:p>
+    <w:p>
+      <w:pPr/>
+      <w:r>
+        <w:rPr>
+          <w:lang w:val="gu_IN" w:bidi="gu_IN"/>
+        </w:rPr>
+      </w:r>
+      <w:r>
+        <w:rPr>
+          <w:b/>
+          <w:lang w:val="gu_IN" w:bidi="gu_IN"/>
+        </w:rPr>
         <w:t>"પિતાની"</w:t>
       </w:r>
     </w:p>
@@ -2668,6 +2863,21 @@
           <w:b/>
           <w:lang w:val="gu_IN" w:bidi="gu_IN"/>
         </w:rPr>
+        <w:t>καὶ ἐφανερώθη ἡμῖν</w:t>
+      </w:r>
+    </w:p>
+    <w:p>
+      <w:pPr/>
+      <w:r>
+        <w:rPr>
+          <w:lang w:val="gu_IN" w:bidi="gu_IN"/>
+        </w:rPr>
+      </w:r>
+      <w:r>
+        <w:rPr>
+          <w:b/>
+          <w:lang w:val="gu_IN" w:bidi="gu_IN"/>
+        </w:rPr>
         <w:t>"અને &amp; અમને પ્રગટ થયું"</w:t>
       </w:r>
     </w:p>
@@ -2818,6 +3028,21 @@
           <w:b/>
           <w:lang w:val="gu_IN" w:bidi="gu_IN"/>
         </w:rPr>
+        <w:t>ὃ ἑωράκαμεν, καὶ ἀκηκόαμεν</w:t>
+      </w:r>
+    </w:p>
+    <w:p>
+      <w:pPr/>
+      <w:r>
+        <w:rPr>
+          <w:lang w:val="gu_IN" w:bidi="gu_IN"/>
+        </w:rPr>
+      </w:r>
+      <w:r>
+        <w:rPr>
+          <w:b/>
+          <w:lang w:val="gu_IN" w:bidi="gu_IN"/>
+        </w:rPr>
         <w:t>"અમે જે જોયું અને સાંભળ્યું"</w:t>
       </w:r>
     </w:p>
@@ -3043,6 +3268,21 @@
           <w:b/>
           <w:lang w:val="gu_IN" w:bidi="gu_IN"/>
         </w:rPr>
+        <w:t>ἡ κοινωνία &amp; ἡ ἡμετέρα μετὰ</w:t>
+      </w:r>
+    </w:p>
+    <w:p>
+      <w:pPr/>
+      <w:r>
+        <w:rPr>
+          <w:lang w:val="gu_IN" w:bidi="gu_IN"/>
+        </w:rPr>
+      </w:r>
+      <w:r>
+        <w:rPr>
+          <w:b/>
+          <w:lang w:val="gu_IN" w:bidi="gu_IN"/>
+        </w:rPr>
         <w:t>"અમારી સંગત &amp; છે"</w:t>
       </w:r>
     </w:p>
@@ -3193,6 +3433,21 @@
           <w:b/>
           <w:lang w:val="gu_IN" w:bidi="gu_IN"/>
         </w:rPr>
+        <w:t>ταῦτα γράφομεν ἡμεῖς</w:t>
+      </w:r>
+    </w:p>
+    <w:p>
+      <w:pPr/>
+      <w:r>
+        <w:rPr>
+          <w:lang w:val="gu_IN" w:bidi="gu_IN"/>
+        </w:rPr>
+      </w:r>
+      <w:r>
+        <w:rPr>
+          <w:b/>
+          <w:lang w:val="gu_IN" w:bidi="gu_IN"/>
+        </w:rPr>
         <w:t>"માટે આ બાબતો &amp; લખીએ છીએ"</w:t>
       </w:r>
     </w:p>
@@ -3268,6 +3523,21 @@
           <w:b/>
           <w:lang w:val="gu_IN" w:bidi="gu_IN"/>
         </w:rPr>
+        <w:t>ἡμεῖς &amp; ἡμῶν</w:t>
+      </w:r>
+    </w:p>
+    <w:p>
+      <w:pPr/>
+      <w:r>
+        <w:rPr>
+          <w:lang w:val="gu_IN" w:bidi="gu_IN"/>
+        </w:rPr>
+      </w:r>
+      <w:r>
+        <w:rPr>
+          <w:b/>
+          <w:lang w:val="gu_IN" w:bidi="gu_IN"/>
+        </w:rPr>
         <w:t>"અમારો &amp; માટે"</w:t>
       </w:r>
     </w:p>
@@ -3343,6 +3613,21 @@
           <w:b/>
           <w:lang w:val="gu_IN" w:bidi="gu_IN"/>
         </w:rPr>
+        <w:t>ἡ χαρὰ ἡμῶν</w:t>
+      </w:r>
+    </w:p>
+    <w:p>
+      <w:pPr/>
+      <w:r>
+        <w:rPr>
+          <w:lang w:val="gu_IN" w:bidi="gu_IN"/>
+        </w:rPr>
+      </w:r>
+      <w:r>
+        <w:rPr>
+          <w:b/>
+          <w:lang w:val="gu_IN" w:bidi="gu_IN"/>
+        </w:rPr>
         <w:t>"અમારો આનંદ પૂર્ણ થાય માટે"</w:t>
       </w:r>
     </w:p>
@@ -3418,6 +3703,21 @@
           <w:b/>
           <w:lang w:val="gu_IN" w:bidi="gu_IN"/>
         </w:rPr>
+        <w:t>ἡ χαρὰ ἡμῶν</w:t>
+      </w:r>
+    </w:p>
+    <w:p>
+      <w:pPr/>
+      <w:r>
+        <w:rPr>
+          <w:lang w:val="gu_IN" w:bidi="gu_IN"/>
+        </w:rPr>
+      </w:r>
+      <w:r>
+        <w:rPr>
+          <w:b/>
+          <w:lang w:val="gu_IN" w:bidi="gu_IN"/>
+        </w:rPr>
         <w:t>"અમારો આનંદ પૂર્ણ થાય માટે"</w:t>
       </w:r>
     </w:p>
@@ -3643,6 +3943,21 @@
           <w:b/>
           <w:lang w:val="gu_IN" w:bidi="gu_IN"/>
         </w:rPr>
+        <w:t>ἵνα ἡ χαρὰ ἡμῶν ᾖ πεπληρωμένη</w:t>
+      </w:r>
+    </w:p>
+    <w:p>
+      <w:pPr/>
+      <w:r>
+        <w:rPr>
+          <w:lang w:val="gu_IN" w:bidi="gu_IN"/>
+        </w:rPr>
+      </w:r>
+      <w:r>
+        <w:rPr>
+          <w:b/>
+          <w:lang w:val="gu_IN" w:bidi="gu_IN"/>
+        </w:rPr>
         <w:t>"અમારો આનંદ પૂર્ણ થાય માટે"</w:t>
       </w:r>
     </w:p>
@@ -3718,6 +4033,21 @@
           <w:b/>
           <w:lang w:val="gu_IN" w:bidi="gu_IN"/>
         </w:rPr>
+        <w:t>ἀκηκόαμεν</w:t>
+      </w:r>
+    </w:p>
+    <w:p>
+      <w:pPr/>
+      <w:r>
+        <w:rPr>
+          <w:lang w:val="gu_IN" w:bidi="gu_IN"/>
+        </w:rPr>
+      </w:r>
+      <w:r>
+        <w:rPr>
+          <w:b/>
+          <w:lang w:val="gu_IN" w:bidi="gu_IN"/>
+        </w:rPr>
         <w:t>"અમે &amp; સાંભળ્યો"</w:t>
       </w:r>
     </w:p>
@@ -3793,6 +4123,21 @@
           <w:b/>
           <w:lang w:val="gu_IN" w:bidi="gu_IN"/>
         </w:rPr>
+        <w:t>ἀπ’ αὐτοῦ</w:t>
+      </w:r>
+    </w:p>
+    <w:p>
+      <w:pPr/>
+      <w:r>
+        <w:rPr>
+          <w:lang w:val="gu_IN" w:bidi="gu_IN"/>
+        </w:rPr>
+      </w:r>
+      <w:r>
+        <w:rPr>
+          <w:b/>
+          <w:lang w:val="gu_IN" w:bidi="gu_IN"/>
+        </w:rPr>
         <w:t>"તેમની પાસેથી"</w:t>
       </w:r>
     </w:p>
@@ -3868,6 +4213,21 @@
           <w:b/>
           <w:lang w:val="gu_IN" w:bidi="gu_IN"/>
         </w:rPr>
+        <w:t>ὁ Θεὸς φῶς ἐστιν, καὶ σκοτία ἐν αὐτῷ, οὐκ ἔστιν οὐδεμία</w:t>
+      </w:r>
+    </w:p>
+    <w:p>
+      <w:pPr/>
+      <w:r>
+        <w:rPr>
+          <w:lang w:val="gu_IN" w:bidi="gu_IN"/>
+        </w:rPr>
+      </w:r>
+      <w:r>
+        <w:rPr>
+          <w:b/>
+          <w:lang w:val="gu_IN" w:bidi="gu_IN"/>
+        </w:rPr>
         <w:t>"ઈશ્વર પ્રકાશ છે, અને તેમનામાં જરા પણ અંશે અંધકાર નથી"</w:t>
       </w:r>
     </w:p>
@@ -3943,6 +4303,21 @@
           <w:b/>
           <w:lang w:val="gu_IN" w:bidi="gu_IN"/>
         </w:rPr>
+        <w:t>ὁ Θεὸς φῶς ἐστιν</w:t>
+      </w:r>
+    </w:p>
+    <w:p>
+      <w:pPr/>
+      <w:r>
+        <w:rPr>
+          <w:lang w:val="gu_IN" w:bidi="gu_IN"/>
+        </w:rPr>
+      </w:r>
+      <w:r>
+        <w:rPr>
+          <w:b/>
+          <w:lang w:val="gu_IN" w:bidi="gu_IN"/>
+        </w:rPr>
         <w:t>"ઈશ્વર પ્રકાશ છે"</w:t>
       </w:r>
     </w:p>
@@ -4093,6 +4468,21 @@
           <w:b/>
           <w:lang w:val="gu_IN" w:bidi="gu_IN"/>
         </w:rPr>
+        <w:t>σκοτία ἐν αὐτῷ, οὐκ ἔστιν οὐδεμία</w:t>
+      </w:r>
+    </w:p>
+    <w:p>
+      <w:pPr/>
+      <w:r>
+        <w:rPr>
+          <w:lang w:val="gu_IN" w:bidi="gu_IN"/>
+        </w:rPr>
+      </w:r>
+      <w:r>
+        <w:rPr>
+          <w:b/>
+          <w:lang w:val="gu_IN" w:bidi="gu_IN"/>
+        </w:rPr>
         <w:t>"તેમનામાં જરા પણ અંશે અંધકાર નથી"</w:t>
       </w:r>
     </w:p>
@@ -4154,6 +4544,21 @@
         <w:rPr>
           <w:lang w:val="gu_IN" w:bidi="gu_IN"/>
         </w:rPr>
+      </w:r>
+    </w:p>
+    <w:p>
+      <w:pPr/>
+      <w:r>
+        <w:rPr>
+          <w:lang w:val="gu_IN" w:bidi="gu_IN"/>
+        </w:rPr>
+      </w:r>
+      <w:r>
+        <w:rPr>
+          <w:b/>
+          <w:lang w:val="gu_IN" w:bidi="gu_IN"/>
+        </w:rPr>
+        <w:t>ἐν αὐτῷ</w:t>
       </w:r>
     </w:p>
     <w:p>
@@ -4411,6 +4816,21 @@
           <w:b/>
           <w:lang w:val="gu_IN" w:bidi="gu_IN"/>
         </w:rPr>
+        <w:t>μετ’ αὐτοῦ</w:t>
+      </w:r>
+    </w:p>
+    <w:p>
+      <w:pPr/>
+      <w:r>
+        <w:rPr>
+          <w:lang w:val="gu_IN" w:bidi="gu_IN"/>
+        </w:rPr>
+      </w:r>
+      <w:r>
+        <w:rPr>
+          <w:b/>
+          <w:lang w:val="gu_IN" w:bidi="gu_IN"/>
+        </w:rPr>
         <w:t>"તેમની સાથે"</w:t>
       </w:r>
     </w:p>
@@ -4472,6 +4892,21 @@
         <w:rPr>
           <w:lang w:val="gu_IN" w:bidi="gu_IN"/>
         </w:rPr>
+      </w:r>
+    </w:p>
+    <w:p>
+      <w:pPr/>
+      <w:r>
+        <w:rPr>
+          <w:lang w:val="gu_IN" w:bidi="gu_IN"/>
+        </w:rPr>
+      </w:r>
+      <w:r>
+        <w:rPr>
+          <w:b/>
+          <w:lang w:val="gu_IN" w:bidi="gu_IN"/>
+        </w:rPr>
+        <w:t>καὶ</w:t>
       </w:r>
     </w:p>
     <w:p>
@@ -4729,6 +5164,21 @@
           <w:b/>
           <w:lang w:val="gu_IN" w:bidi="gu_IN"/>
         </w:rPr>
+        <w:t>ψευδόμεθα καὶ οὐ ποιοῦμεν τὴν ἀλήθειαν</w:t>
+      </w:r>
+    </w:p>
+    <w:p>
+      <w:pPr/>
+      <w:r>
+        <w:rPr>
+          <w:lang w:val="gu_IN" w:bidi="gu_IN"/>
+        </w:rPr>
+      </w:r>
+      <w:r>
+        <w:rPr>
+          <w:b/>
+          <w:lang w:val="gu_IN" w:bidi="gu_IN"/>
+        </w:rPr>
         <w:t>"આપણે જૂઠું બોલીએ છીએ અને આપણે સત્ય કરતાં નથી"</w:t>
       </w:r>
     </w:p>
@@ -4804,6 +5254,21 @@
           <w:b/>
           <w:lang w:val="gu_IN" w:bidi="gu_IN"/>
         </w:rPr>
+        <w:t>οὐ ποιοῦμεν τὴν ἀλήθειαν</w:t>
+      </w:r>
+    </w:p>
+    <w:p>
+      <w:pPr/>
+      <w:r>
+        <w:rPr>
+          <w:lang w:val="gu_IN" w:bidi="gu_IN"/>
+        </w:rPr>
+      </w:r>
+      <w:r>
+        <w:rPr>
+          <w:b/>
+          <w:lang w:val="gu_IN" w:bidi="gu_IN"/>
+        </w:rPr>
         <w:t>"આપણે સત્ય કરતાં નથી"</w:t>
       </w:r>
     </w:p>
@@ -5015,6 +5480,21 @@
         <w:rPr>
           <w:lang w:val="gu_IN" w:bidi="gu_IN"/>
         </w:rPr>
+      </w:r>
+    </w:p>
+    <w:p>
+      <w:pPr/>
+      <w:r>
+        <w:rPr>
+          <w:lang w:val="gu_IN" w:bidi="gu_IN"/>
+        </w:rPr>
+      </w:r>
+      <w:r>
+        <w:rPr>
+          <w:b/>
+          <w:lang w:val="gu_IN" w:bidi="gu_IN"/>
+        </w:rPr>
+        <w:t>ἐν τῷ φωτὶ περιπατῶμεν</w:t>
       </w:r>
     </w:p>
     <w:p>
@@ -5365,6 +5845,21 @@
           <w:b/>
           <w:lang w:val="gu_IN" w:bidi="gu_IN"/>
         </w:rPr>
+        <w:t>τὸ αἷμα Ἰησοῦ</w:t>
+      </w:r>
+    </w:p>
+    <w:p>
+      <w:pPr/>
+      <w:r>
+        <w:rPr>
+          <w:lang w:val="gu_IN" w:bidi="gu_IN"/>
+        </w:rPr>
+      </w:r>
+      <w:r>
+        <w:rPr>
+          <w:b/>
+          <w:lang w:val="gu_IN" w:bidi="gu_IN"/>
+        </w:rPr>
         <w:t>"ઈસુનું રક્ત"</w:t>
       </w:r>
     </w:p>
@@ -5515,6 +6010,21 @@
           <w:b/>
           <w:lang w:val="gu_IN" w:bidi="gu_IN"/>
         </w:rPr>
+        <w:t>καθαρίζει ἡμᾶς ἀπὸ πάσης ἁμαρτίας</w:t>
+      </w:r>
+    </w:p>
+    <w:p>
+      <w:pPr/>
+      <w:r>
+        <w:rPr>
+          <w:lang w:val="gu_IN" w:bidi="gu_IN"/>
+        </w:rPr>
+      </w:r>
+      <w:r>
+        <w:rPr>
+          <w:b/>
+          <w:lang w:val="gu_IN" w:bidi="gu_IN"/>
+        </w:rPr>
         <w:t>"તેમના પુત્ર ઈસુનું રક્ત આપણને સર્વ પાપમાંથી શુદ્ધ કરે છે"</w:t>
       </w:r>
     </w:p>
@@ -5740,6 +6250,21 @@
           <w:b/>
           <w:lang w:val="gu_IN" w:bidi="gu_IN"/>
         </w:rPr>
+        <w:t>ἡ ἀλήθεια οὐκ ἔστιν ἐν ἡμῖν</w:t>
+      </w:r>
+    </w:p>
+    <w:p>
+      <w:pPr/>
+      <w:r>
+        <w:rPr>
+          <w:lang w:val="gu_IN" w:bidi="gu_IN"/>
+        </w:rPr>
+      </w:r>
+      <w:r>
+        <w:rPr>
+          <w:b/>
+          <w:lang w:val="gu_IN" w:bidi="gu_IN"/>
+        </w:rPr>
         <w:t>"આપણાંમાં સત્ય નથી"</w:t>
       </w:r>
     </w:p>
@@ -5801,6 +6326,21 @@
         <w:rPr>
           <w:lang w:val="gu_IN" w:bidi="gu_IN"/>
         </w:rPr>
+      </w:r>
+    </w:p>
+    <w:p>
+      <w:pPr/>
+      <w:r>
+        <w:rPr>
+          <w:lang w:val="gu_IN" w:bidi="gu_IN"/>
+        </w:rPr>
+      </w:r>
+      <w:r>
+        <w:rPr>
+          <w:b/>
+          <w:lang w:val="gu_IN" w:bidi="gu_IN"/>
+        </w:rPr>
+        <w:t>ἡ ἀλήθεια οὐκ ἔστιν ἐν ἡμῖν</w:t>
       </w:r>
     </w:p>
     <w:p>
@@ -6208,6 +6748,21 @@
           <w:b/>
           <w:lang w:val="gu_IN" w:bidi="gu_IN"/>
         </w:rPr>
+        <w:t>πάσης ἀδικίας</w:t>
+      </w:r>
+    </w:p>
+    <w:p>
+      <w:pPr/>
+      <w:r>
+        <w:rPr>
+          <w:lang w:val="gu_IN" w:bidi="gu_IN"/>
+        </w:rPr>
+      </w:r>
+      <w:r>
+        <w:rPr>
+          <w:b/>
+          <w:lang w:val="gu_IN" w:bidi="gu_IN"/>
+        </w:rPr>
         <w:t>"સર્વ અન્યાયથી"</w:t>
       </w:r>
     </w:p>
@@ -6358,6 +6913,21 @@
           <w:b/>
           <w:lang w:val="gu_IN" w:bidi="gu_IN"/>
         </w:rPr>
+        <w:t>αὐτὸν &amp; αὐτοῦ</w:t>
+      </w:r>
+    </w:p>
+    <w:p>
+      <w:pPr/>
+      <w:r>
+        <w:rPr>
+          <w:lang w:val="gu_IN" w:bidi="gu_IN"/>
+        </w:rPr>
+      </w:r>
+      <w:r>
+        <w:rPr>
+          <w:b/>
+          <w:lang w:val="gu_IN" w:bidi="gu_IN"/>
+        </w:rPr>
         <w:t>"તેમને &amp; તેમનું"</w:t>
       </w:r>
     </w:p>
@@ -6433,6 +7003,21 @@
           <w:b/>
           <w:lang w:val="gu_IN" w:bidi="gu_IN"/>
         </w:rPr>
+        <w:t>ψεύστην ποιοῦμεν αὐτὸν</w:t>
+      </w:r>
+    </w:p>
+    <w:p>
+      <w:pPr/>
+      <w:r>
+        <w:rPr>
+          <w:lang w:val="gu_IN" w:bidi="gu_IN"/>
+        </w:rPr>
+      </w:r>
+      <w:r>
+        <w:rPr>
+          <w:b/>
+          <w:lang w:val="gu_IN" w:bidi="gu_IN"/>
+        </w:rPr>
         <w:t>"આપણે તેમને જૂઠા ઠરાવીએ"</w:t>
       </w:r>
     </w:p>
@@ -6569,6 +7154,21 @@
         <w:rPr>
           <w:lang w:val="gu_IN" w:bidi="gu_IN"/>
         </w:rPr>
+      </w:r>
+    </w:p>
+    <w:p>
+      <w:pPr/>
+      <w:r>
+        <w:rPr>
+          <w:lang w:val="gu_IN" w:bidi="gu_IN"/>
+        </w:rPr>
+      </w:r>
+      <w:r>
+        <w:rPr>
+          <w:b/>
+          <w:lang w:val="gu_IN" w:bidi="gu_IN"/>
+        </w:rPr>
+        <w:t>ὁ λόγος αὐτοῦ οὐκ ἔστιν ἐν ἡμῖν</w:t>
       </w:r>
     </w:p>
     <w:p>
@@ -6902,6 +7502,21 @@
           <w:b/>
           <w:lang w:val="gu_IN" w:bidi="gu_IN"/>
         </w:rPr>
+        <w:t>τεκνία μου</w:t>
+      </w:r>
+    </w:p>
+    <w:p>
+      <w:pPr/>
+      <w:r>
+        <w:rPr>
+          <w:lang w:val="gu_IN" w:bidi="gu_IN"/>
+        </w:rPr>
+      </w:r>
+      <w:r>
+        <w:rPr>
+          <w:b/>
+          <w:lang w:val="gu_IN" w:bidi="gu_IN"/>
+        </w:rPr>
         <w:t>"મારા નાના બાળકો"</w:t>
       </w:r>
     </w:p>
@@ -6965,6 +7580,21 @@
           <w:b/>
           <w:lang w:val="gu_IN" w:bidi="gu_IN"/>
         </w:rPr>
+        <w:t>τεκνία μου</w:t>
+      </w:r>
+    </w:p>
+    <w:p>
+      <w:pPr/>
+      <w:r>
+        <w:rPr>
+          <w:lang w:val="gu_IN" w:bidi="gu_IN"/>
+        </w:rPr>
+      </w:r>
+      <w:r>
+        <w:rPr>
+          <w:b/>
+          <w:lang w:val="gu_IN" w:bidi="gu_IN"/>
+        </w:rPr>
         <w:t>"મારા નાના બાળકો"</w:t>
       </w:r>
     </w:p>
@@ -7091,6 +7721,21 @@
           <w:b/>
           <w:lang w:val="gu_IN" w:bidi="gu_IN"/>
         </w:rPr>
+        <w:t>καὶ</w:t>
+      </w:r>
+    </w:p>
+    <w:p>
+      <w:pPr/>
+      <w:r>
+        <w:rPr>
+          <w:lang w:val="gu_IN" w:bidi="gu_IN"/>
+        </w:rPr>
+      </w:r>
+      <w:r>
+        <w:rPr>
+          <w:b/>
+          <w:lang w:val="gu_IN" w:bidi="gu_IN"/>
+        </w:rPr>
         <w:t>"અને"</w:t>
       </w:r>
     </w:p>
@@ -7316,6 +7961,21 @@
           <w:b/>
           <w:lang w:val="gu_IN" w:bidi="gu_IN"/>
         </w:rPr>
+        <w:t>τὸν Πατέρα</w:t>
+      </w:r>
+    </w:p>
+    <w:p>
+      <w:pPr/>
+      <w:r>
+        <w:rPr>
+          <w:lang w:val="gu_IN" w:bidi="gu_IN"/>
+        </w:rPr>
+      </w:r>
+      <w:r>
+        <w:rPr>
+          <w:b/>
+          <w:lang w:val="gu_IN" w:bidi="gu_IN"/>
+        </w:rPr>
         <w:t>"પિતાની"</w:t>
       </w:r>
     </w:p>
@@ -7391,6 +8051,21 @@
           <w:b/>
           <w:lang w:val="gu_IN" w:bidi="gu_IN"/>
         </w:rPr>
+        <w:t>δίκαιον</w:t>
+      </w:r>
+    </w:p>
+    <w:p>
+      <w:pPr/>
+      <w:r>
+        <w:rPr>
+          <w:lang w:val="gu_IN" w:bidi="gu_IN"/>
+        </w:rPr>
+      </w:r>
+      <w:r>
+        <w:rPr>
+          <w:b/>
+          <w:lang w:val="gu_IN" w:bidi="gu_IN"/>
+        </w:rPr>
         <w:t>"ન્યાયી"</w:t>
       </w:r>
     </w:p>
@@ -7466,6 +8141,21 @@
           <w:b/>
           <w:lang w:val="gu_IN" w:bidi="gu_IN"/>
         </w:rPr>
+        <w:t>αὐτὸς</w:t>
+      </w:r>
+    </w:p>
+    <w:p>
+      <w:pPr/>
+      <w:r>
+        <w:rPr>
+          <w:lang w:val="gu_IN" w:bidi="gu_IN"/>
+        </w:rPr>
+      </w:r>
+      <w:r>
+        <w:rPr>
+          <w:b/>
+          <w:lang w:val="gu_IN" w:bidi="gu_IN"/>
+        </w:rPr>
         <w:t>"તે"</w:t>
       </w:r>
     </w:p>
@@ -7616,6 +8306,21 @@
           <w:b/>
           <w:lang w:val="gu_IN" w:bidi="gu_IN"/>
         </w:rPr>
+        <w:t>ὅλου τοῦ κόσμου</w:t>
+      </w:r>
+    </w:p>
+    <w:p>
+      <w:pPr/>
+      <w:r>
+        <w:rPr>
+          <w:lang w:val="gu_IN" w:bidi="gu_IN"/>
+        </w:rPr>
+      </w:r>
+      <w:r>
+        <w:rPr>
+          <w:b/>
+          <w:lang w:val="gu_IN" w:bidi="gu_IN"/>
+        </w:rPr>
         <w:t>"આખા જગતના"</w:t>
       </w:r>
     </w:p>
@@ -7766,6 +8471,21 @@
           <w:b/>
           <w:lang w:val="gu_IN" w:bidi="gu_IN"/>
         </w:rPr>
+        <w:t>ἐν τούτῳ γινώσκομεν</w:t>
+      </w:r>
+    </w:p>
+    <w:p>
+      <w:pPr/>
+      <w:r>
+        <w:rPr>
+          <w:lang w:val="gu_IN" w:bidi="gu_IN"/>
+        </w:rPr>
+      </w:r>
+      <w:r>
+        <w:rPr>
+          <w:b/>
+          <w:lang w:val="gu_IN" w:bidi="gu_IN"/>
+        </w:rPr>
         <w:t>"આમ આપણે જાણીએ છીએ કે"</w:t>
       </w:r>
     </w:p>
@@ -7841,6 +8561,21 @@
           <w:b/>
           <w:lang w:val="gu_IN" w:bidi="gu_IN"/>
         </w:rPr>
+        <w:t>γινώσκομεν ὅτι ἐγνώκαμεν αὐτόν</w:t>
+      </w:r>
+    </w:p>
+    <w:p>
+      <w:pPr/>
+      <w:r>
+        <w:rPr>
+          <w:lang w:val="gu_IN" w:bidi="gu_IN"/>
+        </w:rPr>
+      </w:r>
+      <w:r>
+        <w:rPr>
+          <w:b/>
+          <w:lang w:val="gu_IN" w:bidi="gu_IN"/>
+        </w:rPr>
         <w:t>"આપણે જાણીએ છીએ કે આપણે તેમને ઓળખ્યા છે"</w:t>
       </w:r>
     </w:p>
@@ -7904,6 +8639,21 @@
           <w:b/>
           <w:lang w:val="gu_IN" w:bidi="gu_IN"/>
         </w:rPr>
+        <w:t>αὐτόν &amp; αὐτοῦ</w:t>
+      </w:r>
+    </w:p>
+    <w:p>
+      <w:pPr/>
+      <w:r>
+        <w:rPr>
+          <w:lang w:val="gu_IN" w:bidi="gu_IN"/>
+        </w:rPr>
+      </w:r>
+      <w:r>
+        <w:rPr>
+          <w:b/>
+          <w:lang w:val="gu_IN" w:bidi="gu_IN"/>
+        </w:rPr>
         <w:t>"તેમને &amp; તેમની"</w:t>
       </w:r>
     </w:p>
@@ -8129,6 +8879,21 @@
           <w:b/>
           <w:lang w:val="gu_IN" w:bidi="gu_IN"/>
         </w:rPr>
+        <w:t>ὁ λέγων</w:t>
+      </w:r>
+    </w:p>
+    <w:p>
+      <w:pPr/>
+      <w:r>
+        <w:rPr>
+          <w:lang w:val="gu_IN" w:bidi="gu_IN"/>
+        </w:rPr>
+      </w:r>
+      <w:r>
+        <w:rPr>
+          <w:b/>
+          <w:lang w:val="gu_IN" w:bidi="gu_IN"/>
+        </w:rPr>
         <w:t>"જે કહે છે"</w:t>
       </w:r>
     </w:p>
@@ -8178,6 +8943,21 @@
         <w:rPr>
           <w:lang w:val="gu_IN" w:bidi="gu_IN"/>
         </w:rPr>
+      </w:r>
+    </w:p>
+    <w:p>
+      <w:pPr/>
+      <w:r>
+        <w:rPr>
+          <w:lang w:val="gu_IN" w:bidi="gu_IN"/>
+        </w:rPr>
+      </w:r>
+      <w:r>
+        <w:rPr>
+          <w:b/>
+          <w:lang w:val="gu_IN" w:bidi="gu_IN"/>
+        </w:rPr>
+        <w:t>ἔγνωκα αὐτὸν</w:t>
       </w:r>
     </w:p>
     <w:p>
@@ -8267,6 +9047,21 @@
           <w:b/>
           <w:lang w:val="gu_IN" w:bidi="gu_IN"/>
         </w:rPr>
+        <w:t>αὐτὸν &amp; αὐτοῦ</w:t>
+      </w:r>
+    </w:p>
+    <w:p>
+      <w:pPr/>
+      <w:r>
+        <w:rPr>
+          <w:lang w:val="gu_IN" w:bidi="gu_IN"/>
+        </w:rPr>
+      </w:r>
+      <w:r>
+        <w:rPr>
+          <w:b/>
+          <w:lang w:val="gu_IN" w:bidi="gu_IN"/>
+        </w:rPr>
         <w:t>"તેમને &amp; તેમની"</w:t>
       </w:r>
     </w:p>
@@ -8342,6 +9137,21 @@
           <w:b/>
           <w:lang w:val="gu_IN" w:bidi="gu_IN"/>
         </w:rPr>
+        <w:t>καὶ</w:t>
+      </w:r>
+    </w:p>
+    <w:p>
+      <w:pPr/>
+      <w:r>
+        <w:rPr>
+          <w:lang w:val="gu_IN" w:bidi="gu_IN"/>
+        </w:rPr>
+      </w:r>
+      <w:r>
+        <w:rPr>
+          <w:b/>
+          <w:lang w:val="gu_IN" w:bidi="gu_IN"/>
+        </w:rPr>
         <w:t>"અને"</w:t>
       </w:r>
     </w:p>
@@ -8417,6 +9227,21 @@
           <w:b/>
           <w:lang w:val="gu_IN" w:bidi="gu_IN"/>
         </w:rPr>
+        <w:t>μὴ τηρῶν</w:t>
+      </w:r>
+    </w:p>
+    <w:p>
+      <w:pPr/>
+      <w:r>
+        <w:rPr>
+          <w:lang w:val="gu_IN" w:bidi="gu_IN"/>
+        </w:rPr>
+      </w:r>
+      <w:r>
+        <w:rPr>
+          <w:b/>
+          <w:lang w:val="gu_IN" w:bidi="gu_IN"/>
+        </w:rPr>
         <w:t>"પાળતો નથી"</w:t>
       </w:r>
     </w:p>
@@ -8567,6 +9392,21 @@
           <w:b/>
           <w:lang w:val="gu_IN" w:bidi="gu_IN"/>
         </w:rPr>
+        <w:t>καὶ ἐν τούτῳ ἡ ἀλήθεια οὐκ ἔστιν</w:t>
+      </w:r>
+    </w:p>
+    <w:p>
+      <w:pPr/>
+      <w:r>
+        <w:rPr>
+          <w:lang w:val="gu_IN" w:bidi="gu_IN"/>
+        </w:rPr>
+      </w:r>
+      <w:r>
+        <w:rPr>
+          <w:b/>
+          <w:lang w:val="gu_IN" w:bidi="gu_IN"/>
+        </w:rPr>
         <w:t>"અને તેનામાં સત્ય નથી"</w:t>
       </w:r>
     </w:p>
@@ -8792,6 +9632,21 @@
           <w:b/>
           <w:lang w:val="gu_IN" w:bidi="gu_IN"/>
         </w:rPr>
+        <w:t>τηρῇ αὐτοῦ τὸν λόγον</w:t>
+      </w:r>
+    </w:p>
+    <w:p>
+      <w:pPr/>
+      <w:r>
+        <w:rPr>
+          <w:lang w:val="gu_IN" w:bidi="gu_IN"/>
+        </w:rPr>
+      </w:r>
+      <w:r>
+        <w:rPr>
+          <w:b/>
+          <w:lang w:val="gu_IN" w:bidi="gu_IN"/>
+        </w:rPr>
         <w:t>"તેમનું વચન પાળે છે"</w:t>
       </w:r>
     </w:p>
@@ -8867,6 +9722,21 @@
           <w:b/>
           <w:lang w:val="gu_IN" w:bidi="gu_IN"/>
         </w:rPr>
+        <w:t>τηρῇ αὐτοῦ τὸν λόγον</w:t>
+      </w:r>
+    </w:p>
+    <w:p>
+      <w:pPr/>
+      <w:r>
+        <w:rPr>
+          <w:lang w:val="gu_IN" w:bidi="gu_IN"/>
+        </w:rPr>
+      </w:r>
+      <w:r>
+        <w:rPr>
+          <w:b/>
+          <w:lang w:val="gu_IN" w:bidi="gu_IN"/>
+        </w:rPr>
         <w:t>"તેમનું વચન પાળે છે"</w:t>
       </w:r>
     </w:p>
@@ -8942,6 +9812,21 @@
           <w:b/>
           <w:lang w:val="gu_IN" w:bidi="gu_IN"/>
         </w:rPr>
+        <w:t>αὐτοῦ &amp; αὐτῷ</w:t>
+      </w:r>
+    </w:p>
+    <w:p>
+      <w:pPr/>
+      <w:r>
+        <w:rPr>
+          <w:lang w:val="gu_IN" w:bidi="gu_IN"/>
+        </w:rPr>
+      </w:r>
+      <w:r>
+        <w:rPr>
+          <w:b/>
+          <w:lang w:val="gu_IN" w:bidi="gu_IN"/>
+        </w:rPr>
         <w:t>"તેમનું &amp; તેમનામાં"</w:t>
       </w:r>
     </w:p>
@@ -9092,6 +9977,21 @@
           <w:b/>
           <w:lang w:val="gu_IN" w:bidi="gu_IN"/>
         </w:rPr>
+        <w:t>ἀληθῶς ἐν τούτῳ ἡ ἀγάπη τοῦ Θεοῦ τετελείωται</w:t>
+      </w:r>
+    </w:p>
+    <w:p>
+      <w:pPr/>
+      <w:r>
+        <w:rPr>
+          <w:lang w:val="gu_IN" w:bidi="gu_IN"/>
+        </w:rPr>
+      </w:r>
+      <w:r>
+        <w:rPr>
+          <w:b/>
+          <w:lang w:val="gu_IN" w:bidi="gu_IN"/>
+        </w:rPr>
         <w:t>"તેનામાં ઈશ્વરનો પ્રેમ ખરેખર સંપૂર્ણ થયો છે"</w:t>
       </w:r>
     </w:p>
@@ -9167,6 +10067,21 @@
           <w:b/>
           <w:lang w:val="gu_IN" w:bidi="gu_IN"/>
         </w:rPr>
+        <w:t>ἐν αὐτῷ ἐσμεν</w:t>
+      </w:r>
+    </w:p>
+    <w:p>
+      <w:pPr/>
+      <w:r>
+        <w:rPr>
+          <w:lang w:val="gu_IN" w:bidi="gu_IN"/>
+        </w:rPr>
+      </w:r>
+      <w:r>
+        <w:rPr>
+          <w:b/>
+          <w:lang w:val="gu_IN" w:bidi="gu_IN"/>
+        </w:rPr>
         <w:t>"આપણે તેમનામાં છીએ"</w:t>
       </w:r>
     </w:p>
@@ -9228,6 +10143,21 @@
         <w:rPr>
           <w:lang w:val="gu_IN" w:bidi="gu_IN"/>
         </w:rPr>
+      </w:r>
+    </w:p>
+    <w:p>
+      <w:pPr/>
+      <w:r>
+        <w:rPr>
+          <w:lang w:val="gu_IN" w:bidi="gu_IN"/>
+        </w:rPr>
+      </w:r>
+      <w:r>
+        <w:rPr>
+          <w:b/>
+          <w:lang w:val="gu_IN" w:bidi="gu_IN"/>
+        </w:rPr>
+        <w:t>ἐν αὐτῷ μένειν</w:t>
       </w:r>
     </w:p>
     <w:p>
@@ -9353,6 +10283,21 @@
           <w:b/>
           <w:lang w:val="gu_IN" w:bidi="gu_IN"/>
         </w:rPr>
+        <w:t>ἐν αὐτῷ μένειν</w:t>
+      </w:r>
+    </w:p>
+    <w:p>
+      <w:pPr/>
+      <w:r>
+        <w:rPr>
+          <w:lang w:val="gu_IN" w:bidi="gu_IN"/>
+        </w:rPr>
+      </w:r>
+      <w:r>
+        <w:rPr>
+          <w:b/>
+          <w:lang w:val="gu_IN" w:bidi="gu_IN"/>
+        </w:rPr>
         <w:t>"હું તેમનામાં રહું છું"</w:t>
       </w:r>
     </w:p>
@@ -9414,6 +10359,21 @@
         <w:rPr>
           <w:lang w:val="gu_IN" w:bidi="gu_IN"/>
         </w:rPr>
+      </w:r>
+    </w:p>
+    <w:p>
+      <w:pPr/>
+      <w:r>
+        <w:rPr>
+          <w:lang w:val="gu_IN" w:bidi="gu_IN"/>
+        </w:rPr>
+      </w:r>
+      <w:r>
+        <w:rPr>
+          <w:b/>
+          <w:lang w:val="gu_IN" w:bidi="gu_IN"/>
+        </w:rPr>
+        <w:t>ἐν αὐτῷ</w:t>
       </w:r>
     </w:p>
     <w:p>
@@ -9614,6 +10574,21 @@
           <w:b/>
           <w:lang w:val="gu_IN" w:bidi="gu_IN"/>
         </w:rPr>
+        <w:t>ἐκεῖνος</w:t>
+      </w:r>
+    </w:p>
+    <w:p>
+      <w:pPr/>
+      <w:r>
+        <w:rPr>
+          <w:lang w:val="gu_IN" w:bidi="gu_IN"/>
+        </w:rPr>
+      </w:r>
+      <w:r>
+        <w:rPr>
+          <w:b/>
+          <w:lang w:val="gu_IN" w:bidi="gu_IN"/>
+        </w:rPr>
         <w:t>"તે"</w:t>
       </w:r>
     </w:p>
@@ -9689,6 +10664,21 @@
           <w:b/>
           <w:lang w:val="gu_IN" w:bidi="gu_IN"/>
         </w:rPr>
+        <w:t>ἀγαπητοί</w:t>
+      </w:r>
+    </w:p>
+    <w:p>
+      <w:pPr/>
+      <w:r>
+        <w:rPr>
+          <w:lang w:val="gu_IN" w:bidi="gu_IN"/>
+        </w:rPr>
+      </w:r>
+      <w:r>
+        <w:rPr>
+          <w:b/>
+          <w:lang w:val="gu_IN" w:bidi="gu_IN"/>
+        </w:rPr>
         <w:t>"વહાલાઓ"</w:t>
       </w:r>
     </w:p>
@@ -9764,6 +10754,21 @@
           <w:b/>
           <w:lang w:val="gu_IN" w:bidi="gu_IN"/>
         </w:rPr>
+        <w:t>ἀπ’ ἀρχῆς</w:t>
+      </w:r>
+    </w:p>
+    <w:p>
+      <w:pPr/>
+      <w:r>
+        <w:rPr>
+          <w:lang w:val="gu_IN" w:bidi="gu_IN"/>
+        </w:rPr>
+      </w:r>
+      <w:r>
+        <w:rPr>
+          <w:b/>
+          <w:lang w:val="gu_IN" w:bidi="gu_IN"/>
+        </w:rPr>
         <w:t>"આરંભથી"</w:t>
       </w:r>
     </w:p>
@@ -9839,6 +10844,21 @@
           <w:b/>
           <w:lang w:val="gu_IN" w:bidi="gu_IN"/>
         </w:rPr>
+        <w:t>ὁ λόγος ὃν ἠκούσατε</w:t>
+      </w:r>
+    </w:p>
+    <w:p>
+      <w:pPr/>
+      <w:r>
+        <w:rPr>
+          <w:lang w:val="gu_IN" w:bidi="gu_IN"/>
+        </w:rPr>
+      </w:r>
+      <w:r>
+        <w:rPr>
+          <w:b/>
+          <w:lang w:val="gu_IN" w:bidi="gu_IN"/>
+        </w:rPr>
         <w:t>"તમે જે વચન સાંભળ્યુ તે"</w:t>
       </w:r>
     </w:p>
@@ -9900,6 +10920,21 @@
         <w:rPr>
           <w:lang w:val="gu_IN" w:bidi="gu_IN"/>
         </w:rPr>
+      </w:r>
+    </w:p>
+    <w:p>
+      <w:pPr/>
+      <w:r>
+        <w:rPr>
+          <w:lang w:val="gu_IN" w:bidi="gu_IN"/>
+        </w:rPr>
+      </w:r>
+      <w:r>
+        <w:rPr>
+          <w:b/>
+          <w:lang w:val="gu_IN" w:bidi="gu_IN"/>
+        </w:rPr>
+        <w:t>ὁ λόγος ὃν ἠκούσατε</w:t>
       </w:r>
     </w:p>
     <w:p>
@@ -10061,6 +11096,21 @@
           <w:b/>
           <w:lang w:val="gu_IN" w:bidi="gu_IN"/>
         </w:rPr>
+        <w:t>πάλιν</w:t>
+      </w:r>
+    </w:p>
+    <w:p>
+      <w:pPr/>
+      <w:r>
+        <w:rPr>
+          <w:lang w:val="gu_IN" w:bidi="gu_IN"/>
+        </w:rPr>
+      </w:r>
+      <w:r>
+        <w:rPr>
+          <w:b/>
+          <w:lang w:val="gu_IN" w:bidi="gu_IN"/>
+        </w:rPr>
         <w:t>"ફરીથી"</w:t>
       </w:r>
     </w:p>
@@ -10122,6 +11172,21 @@
         <w:rPr>
           <w:lang w:val="gu_IN" w:bidi="gu_IN"/>
         </w:rPr>
+      </w:r>
+    </w:p>
+    <w:p>
+      <w:pPr/>
+      <w:r>
+        <w:rPr>
+          <w:lang w:val="gu_IN" w:bidi="gu_IN"/>
+        </w:rPr>
+      </w:r>
+      <w:r>
+        <w:rPr>
+          <w:b/>
+          <w:lang w:val="gu_IN" w:bidi="gu_IN"/>
+        </w:rPr>
+        <w:t>ἐντολὴν καινὴν γράφω ὑμῖν</w:t>
       </w:r>
     </w:p>
     <w:p>
@@ -10304,6 +11369,21 @@
           <w:b/>
           <w:lang w:val="gu_IN" w:bidi="gu_IN"/>
         </w:rPr>
+        <w:t>ὅ ἐστιν ἀληθὲς ἐν αὐτῷ καὶ ἐν ὑμῖν</w:t>
+      </w:r>
+    </w:p>
+    <w:p>
+      <w:pPr/>
+      <w:r>
+        <w:rPr>
+          <w:lang w:val="gu_IN" w:bidi="gu_IN"/>
+        </w:rPr>
+      </w:r>
+      <w:r>
+        <w:rPr>
+          <w:b/>
+          <w:lang w:val="gu_IN" w:bidi="gu_IN"/>
+        </w:rPr>
         <w:t>"જે તેમનામાં અને તમારામાં સત્ય છે"</w:t>
       </w:r>
     </w:p>
@@ -10379,6 +11459,21 @@
           <w:b/>
           <w:lang w:val="gu_IN" w:bidi="gu_IN"/>
         </w:rPr>
+        <w:t>ὅ ἐστιν ἀληθὲς ἐν αὐτῷ καὶ ἐν ὑμῖν</w:t>
+      </w:r>
+    </w:p>
+    <w:p>
+      <w:pPr/>
+      <w:r>
+        <w:rPr>
+          <w:lang w:val="gu_IN" w:bidi="gu_IN"/>
+        </w:rPr>
+      </w:r>
+      <w:r>
+        <w:rPr>
+          <w:b/>
+          <w:lang w:val="gu_IN" w:bidi="gu_IN"/>
+        </w:rPr>
         <w:t>"જે તેમનામાં અને તમારામાં સત્ય છે"</w:t>
       </w:r>
     </w:p>
@@ -10454,6 +11549,21 @@
           <w:b/>
           <w:lang w:val="gu_IN" w:bidi="gu_IN"/>
         </w:rPr>
+        <w:t>αὐτῷ</w:t>
+      </w:r>
+    </w:p>
+    <w:p>
+      <w:pPr/>
+      <w:r>
+        <w:rPr>
+          <w:lang w:val="gu_IN" w:bidi="gu_IN"/>
+        </w:rPr>
+      </w:r>
+      <w:r>
+        <w:rPr>
+          <w:b/>
+          <w:lang w:val="gu_IN" w:bidi="gu_IN"/>
+        </w:rPr>
         <w:t>"તેમનામાં"</w:t>
       </w:r>
     </w:p>
@@ -10590,6 +11700,21 @@
         <w:rPr>
           <w:lang w:val="gu_IN" w:bidi="gu_IN"/>
         </w:rPr>
+      </w:r>
+    </w:p>
+    <w:p>
+      <w:pPr/>
+      <w:r>
+        <w:rPr>
+          <w:lang w:val="gu_IN" w:bidi="gu_IN"/>
+        </w:rPr>
+      </w:r>
+      <w:r>
+        <w:rPr>
+          <w:b/>
+          <w:lang w:val="gu_IN" w:bidi="gu_IN"/>
+        </w:rPr>
+        <w:t>τὸ φῶς τὸ ἀληθινὸν</w:t>
       </w:r>
     </w:p>
     <w:p>
@@ -10772,6 +11897,21 @@
           <w:b/>
           <w:lang w:val="gu_IN" w:bidi="gu_IN"/>
         </w:rPr>
+        <w:t>ἐν τῷ φωτὶ εἶναι</w:t>
+      </w:r>
+    </w:p>
+    <w:p>
+      <w:pPr/>
+      <w:r>
+        <w:rPr>
+          <w:lang w:val="gu_IN" w:bidi="gu_IN"/>
+        </w:rPr>
+      </w:r>
+      <w:r>
+        <w:rPr>
+          <w:b/>
+          <w:lang w:val="gu_IN" w:bidi="gu_IN"/>
+        </w:rPr>
         <w:t>"હું પ્રકાશમાં છું"</w:t>
       </w:r>
     </w:p>
@@ -10865,6 +12005,21 @@
           <w:b/>
           <w:lang w:val="gu_IN" w:bidi="gu_IN"/>
         </w:rPr>
+        <w:t>καὶ</w:t>
+      </w:r>
+    </w:p>
+    <w:p>
+      <w:pPr/>
+      <w:r>
+        <w:rPr>
+          <w:lang w:val="gu_IN" w:bidi="gu_IN"/>
+        </w:rPr>
+      </w:r>
+      <w:r>
+        <w:rPr>
+          <w:b/>
+          <w:lang w:val="gu_IN" w:bidi="gu_IN"/>
+        </w:rPr>
         <w:t>"અને"</w:t>
       </w:r>
     </w:p>
@@ -10940,6 +12095,21 @@
           <w:b/>
           <w:lang w:val="gu_IN" w:bidi="gu_IN"/>
         </w:rPr>
+        <w:t>τὸν ἀδελφὸν αὐτοῦ</w:t>
+      </w:r>
+    </w:p>
+    <w:p>
+      <w:pPr/>
+      <w:r>
+        <w:rPr>
+          <w:lang w:val="gu_IN" w:bidi="gu_IN"/>
+        </w:rPr>
+      </w:r>
+      <w:r>
+        <w:rPr>
+          <w:b/>
+          <w:lang w:val="gu_IN" w:bidi="gu_IN"/>
+        </w:rPr>
         <w:t>"પોતાના ભાઈ"</w:t>
       </w:r>
     </w:p>
@@ -11015,6 +12185,21 @@
           <w:b/>
           <w:lang w:val="gu_IN" w:bidi="gu_IN"/>
         </w:rPr>
+        <w:t>τὸν ἀδελφὸν αὐτοῦ</w:t>
+      </w:r>
+    </w:p>
+    <w:p>
+      <w:pPr/>
+      <w:r>
+        <w:rPr>
+          <w:lang w:val="gu_IN" w:bidi="gu_IN"/>
+        </w:rPr>
+      </w:r>
+      <w:r>
+        <w:rPr>
+          <w:b/>
+          <w:lang w:val="gu_IN" w:bidi="gu_IN"/>
+        </w:rPr>
         <w:t>"પોતાના ભાઈ"</w:t>
       </w:r>
     </w:p>
@@ -11076,6 +12261,21 @@
         <w:rPr>
           <w:lang w:val="gu_IN" w:bidi="gu_IN"/>
         </w:rPr>
+      </w:r>
+    </w:p>
+    <w:p>
+      <w:pPr/>
+      <w:r>
+        <w:rPr>
+          <w:lang w:val="gu_IN" w:bidi="gu_IN"/>
+        </w:rPr>
+      </w:r>
+      <w:r>
+        <w:rPr>
+          <w:b/>
+          <w:lang w:val="gu_IN" w:bidi="gu_IN"/>
+        </w:rPr>
+        <w:t>ἐν τῇ σκοτίᾳ ἐστὶν</w:t>
       </w:r>
     </w:p>
     <w:p>
@@ -11258,6 +12458,21 @@
           <w:b/>
           <w:lang w:val="gu_IN" w:bidi="gu_IN"/>
         </w:rPr>
+        <w:t>τὸν ἀδελφὸν αὐτοῦ</w:t>
+      </w:r>
+    </w:p>
+    <w:p>
+      <w:pPr/>
+      <w:r>
+        <w:rPr>
+          <w:lang w:val="gu_IN" w:bidi="gu_IN"/>
+        </w:rPr>
+      </w:r>
+      <w:r>
+        <w:rPr>
+          <w:b/>
+          <w:lang w:val="gu_IN" w:bidi="gu_IN"/>
+        </w:rPr>
         <w:t>"પોતાના ભાઈ"</w:t>
       </w:r>
     </w:p>
@@ -11351,6 +12566,21 @@
           <w:b/>
           <w:lang w:val="gu_IN" w:bidi="gu_IN"/>
         </w:rPr>
+        <w:t>τὸν ἀδελφὸν αὐτοῦ</w:t>
+      </w:r>
+    </w:p>
+    <w:p>
+      <w:pPr/>
+      <w:r>
+        <w:rPr>
+          <w:lang w:val="gu_IN" w:bidi="gu_IN"/>
+        </w:rPr>
+      </w:r>
+      <w:r>
+        <w:rPr>
+          <w:b/>
+          <w:lang w:val="gu_IN" w:bidi="gu_IN"/>
+        </w:rPr>
         <w:t>"પોતાના ભાઈ"</w:t>
       </w:r>
     </w:p>
@@ -11519,6 +12749,21 @@
           <w:b/>
           <w:lang w:val="gu_IN" w:bidi="gu_IN"/>
         </w:rPr>
+        <w:t>ἐν τῷ φωτὶ μένει</w:t>
+      </w:r>
+    </w:p>
+    <w:p>
+      <w:pPr/>
+      <w:r>
+        <w:rPr>
+          <w:lang w:val="gu_IN" w:bidi="gu_IN"/>
+        </w:rPr>
+      </w:r>
+      <w:r>
+        <w:rPr>
+          <w:b/>
+          <w:lang w:val="gu_IN" w:bidi="gu_IN"/>
+        </w:rPr>
         <w:t>"પ્રકાશમાં રહે છે"</w:t>
       </w:r>
     </w:p>
@@ -11594,6 +12839,21 @@
           <w:b/>
           <w:lang w:val="gu_IN" w:bidi="gu_IN"/>
         </w:rPr>
+        <w:t>σκάνδαλον ἐν αὐτῷ οὐκ ἔστιν</w:t>
+      </w:r>
+    </w:p>
+    <w:p>
+      <w:pPr/>
+      <w:r>
+        <w:rPr>
+          <w:lang w:val="gu_IN" w:bidi="gu_IN"/>
+        </w:rPr>
+      </w:r>
+      <w:r>
+        <w:rPr>
+          <w:b/>
+          <w:lang w:val="gu_IN" w:bidi="gu_IN"/>
+        </w:rPr>
         <w:t>"તેનામાં ઠોકર ખાવાનું &amp; નથી"</w:t>
       </w:r>
     </w:p>
@@ -11655,6 +12915,21 @@
         <w:rPr>
           <w:lang w:val="gu_IN" w:bidi="gu_IN"/>
         </w:rPr>
+      </w:r>
+    </w:p>
+    <w:p>
+      <w:pPr/>
+      <w:r>
+        <w:rPr>
+          <w:lang w:val="gu_IN" w:bidi="gu_IN"/>
+        </w:rPr>
+      </w:r>
+      <w:r>
+        <w:rPr>
+          <w:b/>
+          <w:lang w:val="gu_IN" w:bidi="gu_IN"/>
+        </w:rPr>
+        <w:t>σκάνδαλον ἐν αὐτῷ οὐκ ἔστιν</w:t>
       </w:r>
     </w:p>
     <w:p>
@@ -11762,6 +13037,21 @@
           <w:b/>
           <w:lang w:val="gu_IN" w:bidi="gu_IN"/>
         </w:rPr>
+        <w:t>τὸν ἀδελφὸν αὐτοῦ</w:t>
+      </w:r>
+    </w:p>
+    <w:p>
+      <w:pPr/>
+      <w:r>
+        <w:rPr>
+          <w:lang w:val="gu_IN" w:bidi="gu_IN"/>
+        </w:rPr>
+      </w:r>
+      <w:r>
+        <w:rPr>
+          <w:b/>
+          <w:lang w:val="gu_IN" w:bidi="gu_IN"/>
+        </w:rPr>
         <w:t>"પોતાના ભાઈ"</w:t>
       </w:r>
     </w:p>
@@ -11855,6 +13145,21 @@
           <w:b/>
           <w:lang w:val="gu_IN" w:bidi="gu_IN"/>
         </w:rPr>
+        <w:t>ἐν τῇ σκοτίᾳ ἐστὶν, καὶ ἐν τῇ σκοτίᾳ περιπατεῖ</w:t>
+      </w:r>
+    </w:p>
+    <w:p>
+      <w:pPr/>
+      <w:r>
+        <w:rPr>
+          <w:lang w:val="gu_IN" w:bidi="gu_IN"/>
+        </w:rPr>
+      </w:r>
+      <w:r>
+        <w:rPr>
+          <w:b/>
+          <w:lang w:val="gu_IN" w:bidi="gu_IN"/>
+        </w:rPr>
         <w:t>"અને અંધકારમાં ચાલે છે"</w:t>
       </w:r>
     </w:p>
@@ -12323,6 +13628,21 @@
           <w:b/>
           <w:lang w:val="gu_IN" w:bidi="gu_IN"/>
         </w:rPr>
+        <w:t>τεκνία</w:t>
+      </w:r>
+    </w:p>
+    <w:p>
+      <w:pPr/>
+      <w:r>
+        <w:rPr>
+          <w:lang w:val="gu_IN" w:bidi="gu_IN"/>
+        </w:rPr>
+      </w:r>
+      <w:r>
+        <w:rPr>
+          <w:b/>
+          <w:lang w:val="gu_IN" w:bidi="gu_IN"/>
+        </w:rPr>
         <w:t>"નાના બાળકો"</w:t>
       </w:r>
     </w:p>
@@ -12416,6 +13736,21 @@
           <w:b/>
           <w:lang w:val="gu_IN" w:bidi="gu_IN"/>
         </w:rPr>
+        <w:t>ἀφέωνται ὑμῖν αἱ ἁμαρτίαι</w:t>
+      </w:r>
+    </w:p>
+    <w:p>
+      <w:pPr/>
+      <w:r>
+        <w:rPr>
+          <w:lang w:val="gu_IN" w:bidi="gu_IN"/>
+        </w:rPr>
+      </w:r>
+      <w:r>
+        <w:rPr>
+          <w:b/>
+          <w:lang w:val="gu_IN" w:bidi="gu_IN"/>
+        </w:rPr>
         <w:t>"તમારાં પાપો માફ કરવામાં આવ્યા છે"</w:t>
       </w:r>
     </w:p>
@@ -12641,6 +13976,21 @@
           <w:b/>
           <w:lang w:val="gu_IN" w:bidi="gu_IN"/>
         </w:rPr>
+        <w:t>πατέρες</w:t>
+      </w:r>
+    </w:p>
+    <w:p>
+      <w:pPr/>
+      <w:r>
+        <w:rPr>
+          <w:lang w:val="gu_IN" w:bidi="gu_IN"/>
+        </w:rPr>
+      </w:r>
+      <w:r>
+        <w:rPr>
+          <w:b/>
+          <w:lang w:val="gu_IN" w:bidi="gu_IN"/>
+        </w:rPr>
         <w:t>"પિતાઓ"</w:t>
       </w:r>
     </w:p>
@@ -12716,6 +14066,21 @@
           <w:b/>
           <w:lang w:val="gu_IN" w:bidi="gu_IN"/>
         </w:rPr>
+        <w:t>ἐγνώκατε</w:t>
+      </w:r>
+    </w:p>
+    <w:p>
+      <w:pPr/>
+      <w:r>
+        <w:rPr>
+          <w:lang w:val="gu_IN" w:bidi="gu_IN"/>
+        </w:rPr>
+      </w:r>
+      <w:r>
+        <w:rPr>
+          <w:b/>
+          <w:lang w:val="gu_IN" w:bidi="gu_IN"/>
+        </w:rPr>
         <w:t>"તમે ઓળખો છો"</w:t>
       </w:r>
     </w:p>
@@ -12779,6 +14144,21 @@
           <w:b/>
           <w:lang w:val="gu_IN" w:bidi="gu_IN"/>
         </w:rPr>
+        <w:t>τὸν ἀπ’ ἀρχῆς</w:t>
+      </w:r>
+    </w:p>
+    <w:p>
+      <w:pPr/>
+      <w:r>
+        <w:rPr>
+          <w:lang w:val="gu_IN" w:bidi="gu_IN"/>
+        </w:rPr>
+      </w:r>
+      <w:r>
+        <w:rPr>
+          <w:b/>
+          <w:lang w:val="gu_IN" w:bidi="gu_IN"/>
+        </w:rPr>
         <w:t>"જે આરંભથી છે"</w:t>
       </w:r>
     </w:p>
@@ -12854,6 +14234,21 @@
           <w:b/>
           <w:lang w:val="gu_IN" w:bidi="gu_IN"/>
         </w:rPr>
+        <w:t>νεανίσκοι</w:t>
+      </w:r>
+    </w:p>
+    <w:p>
+      <w:pPr/>
+      <w:r>
+        <w:rPr>
+          <w:lang w:val="gu_IN" w:bidi="gu_IN"/>
+        </w:rPr>
+      </w:r>
+      <w:r>
+        <w:rPr>
+          <w:b/>
+          <w:lang w:val="gu_IN" w:bidi="gu_IN"/>
+        </w:rPr>
         <w:t>"યુવાન પુરુષો"</w:t>
       </w:r>
     </w:p>
@@ -12929,6 +14324,21 @@
           <w:b/>
           <w:lang w:val="gu_IN" w:bidi="gu_IN"/>
         </w:rPr>
+        <w:t>νεανίσκοι</w:t>
+      </w:r>
+    </w:p>
+    <w:p>
+      <w:pPr/>
+      <w:r>
+        <w:rPr>
+          <w:lang w:val="gu_IN" w:bidi="gu_IN"/>
+        </w:rPr>
+      </w:r>
+      <w:r>
+        <w:rPr>
+          <w:b/>
+          <w:lang w:val="gu_IN" w:bidi="gu_IN"/>
+        </w:rPr>
         <w:t>"યુવાન પુરુષો"</w:t>
       </w:r>
     </w:p>
@@ -13079,6 +14489,21 @@
           <w:b/>
           <w:lang w:val="gu_IN" w:bidi="gu_IN"/>
         </w:rPr>
+        <w:t>τὸν πονηρόν</w:t>
+      </w:r>
+    </w:p>
+    <w:p>
+      <w:pPr/>
+      <w:r>
+        <w:rPr>
+          <w:lang w:val="gu_IN" w:bidi="gu_IN"/>
+        </w:rPr>
+      </w:r>
+      <w:r>
+        <w:rPr>
+          <w:b/>
+          <w:lang w:val="gu_IN" w:bidi="gu_IN"/>
+        </w:rPr>
         <w:t>"દુષ્ટ પર"</w:t>
       </w:r>
     </w:p>
@@ -13154,6 +14579,21 @@
           <w:b/>
           <w:lang w:val="gu_IN" w:bidi="gu_IN"/>
         </w:rPr>
+        <w:t>τὸν πονηρόν</w:t>
+      </w:r>
+    </w:p>
+    <w:p>
+      <w:pPr/>
+      <w:r>
+        <w:rPr>
+          <w:lang w:val="gu_IN" w:bidi="gu_IN"/>
+        </w:rPr>
+      </w:r>
+      <w:r>
+        <w:rPr>
+          <w:b/>
+          <w:lang w:val="gu_IN" w:bidi="gu_IN"/>
+        </w:rPr>
         <w:t>"દુષ્ટ પર"</w:t>
       </w:r>
     </w:p>
@@ -13215,6 +14655,21 @@
         <w:rPr>
           <w:lang w:val="gu_IN" w:bidi="gu_IN"/>
         </w:rPr>
+      </w:r>
+    </w:p>
+    <w:p>
+      <w:pPr/>
+      <w:r>
+        <w:rPr>
+          <w:lang w:val="gu_IN" w:bidi="gu_IN"/>
+        </w:rPr>
+      </w:r>
+      <w:r>
+        <w:rPr>
+          <w:b/>
+          <w:lang w:val="gu_IN" w:bidi="gu_IN"/>
+        </w:rPr>
+        <w:t>ἔγραψα ὑμῖν, παιδία, ὅτι ἐγνώκατε τὸν Πατέρα</w:t>
       </w:r>
     </w:p>
     <w:p>
@@ -13340,6 +14795,21 @@
           <w:b/>
           <w:lang w:val="gu_IN" w:bidi="gu_IN"/>
         </w:rPr>
+        <w:t>ἔγραψα ὑμῖν, παιδία, ὅτι ἐγνώκατε τὸν Πατέρα</w:t>
+      </w:r>
+    </w:p>
+    <w:p>
+      <w:pPr/>
+      <w:r>
+        <w:rPr>
+          <w:lang w:val="gu_IN" w:bidi="gu_IN"/>
+        </w:rPr>
+      </w:r>
+      <w:r>
+        <w:rPr>
+          <w:b/>
+          <w:lang w:val="gu_IN" w:bidi="gu_IN"/>
+        </w:rPr>
         <w:t>"નાના બાળકો, મે તમને લખ્યું છે, કારણ કે તમે પિતાને ઓળખો છો"</w:t>
       </w:r>
     </w:p>
@@ -13433,6 +14903,21 @@
           <w:b/>
           <w:lang w:val="gu_IN" w:bidi="gu_IN"/>
         </w:rPr>
+        <w:t>ἔγραψα ὑμῖν</w:t>
+      </w:r>
+    </w:p>
+    <w:p>
+      <w:pPr/>
+      <w:r>
+        <w:rPr>
+          <w:lang w:val="gu_IN" w:bidi="gu_IN"/>
+        </w:rPr>
+      </w:r>
+      <w:r>
+        <w:rPr>
+          <w:b/>
+          <w:lang w:val="gu_IN" w:bidi="gu_IN"/>
+        </w:rPr>
         <w:t>"મે તમને લખ્યું છે"</w:t>
       </w:r>
     </w:p>
@@ -13526,6 +15011,21 @@
           <w:b/>
           <w:lang w:val="gu_IN" w:bidi="gu_IN"/>
         </w:rPr>
+        <w:t>παιδία</w:t>
+      </w:r>
+    </w:p>
+    <w:p>
+      <w:pPr/>
+      <w:r>
+        <w:rPr>
+          <w:lang w:val="gu_IN" w:bidi="gu_IN"/>
+        </w:rPr>
+      </w:r>
+      <w:r>
+        <w:rPr>
+          <w:b/>
+          <w:lang w:val="gu_IN" w:bidi="gu_IN"/>
+        </w:rPr>
         <w:t>"નાના બાળકો"</w:t>
       </w:r>
     </w:p>
@@ -13619,6 +15119,21 @@
           <w:b/>
           <w:lang w:val="gu_IN" w:bidi="gu_IN"/>
         </w:rPr>
+        <w:t>ἐγνώκατε</w:t>
+      </w:r>
+    </w:p>
+    <w:p>
+      <w:pPr/>
+      <w:r>
+        <w:rPr>
+          <w:lang w:val="gu_IN" w:bidi="gu_IN"/>
+        </w:rPr>
+      </w:r>
+      <w:r>
+        <w:rPr>
+          <w:b/>
+          <w:lang w:val="gu_IN" w:bidi="gu_IN"/>
+        </w:rPr>
         <w:t>"તમે &amp; ઓળખો છો"</w:t>
       </w:r>
     </w:p>
@@ -13700,6 +15215,21 @@
           <w:b/>
           <w:lang w:val="gu_IN" w:bidi="gu_IN"/>
         </w:rPr>
+        <w:t>τὸν Πατέρα</w:t>
+      </w:r>
+    </w:p>
+    <w:p>
+      <w:pPr/>
+      <w:r>
+        <w:rPr>
+          <w:lang w:val="gu_IN" w:bidi="gu_IN"/>
+        </w:rPr>
+      </w:r>
+      <w:r>
+        <w:rPr>
+          <w:b/>
+          <w:lang w:val="gu_IN" w:bidi="gu_IN"/>
+        </w:rPr>
         <w:t>"પિતાને"</w:t>
       </w:r>
     </w:p>
@@ -13761,6 +15291,21 @@
         <w:rPr>
           <w:lang w:val="gu_IN" w:bidi="gu_IN"/>
         </w:rPr>
+      </w:r>
+    </w:p>
+    <w:p>
+      <w:pPr/>
+      <w:r>
+        <w:rPr>
+          <w:lang w:val="gu_IN" w:bidi="gu_IN"/>
+        </w:rPr>
+      </w:r>
+      <w:r>
+        <w:rPr>
+          <w:b/>
+          <w:lang w:val="gu_IN" w:bidi="gu_IN"/>
+        </w:rPr>
+        <w:t>πατέρες</w:t>
       </w:r>
     </w:p>
     <w:p>
@@ -13868,6 +15413,21 @@
           <w:b/>
           <w:lang w:val="gu_IN" w:bidi="gu_IN"/>
         </w:rPr>
+        <w:t>ἐγνώκατε</w:t>
+      </w:r>
+    </w:p>
+    <w:p>
+      <w:pPr/>
+      <w:r>
+        <w:rPr>
+          <w:lang w:val="gu_IN" w:bidi="gu_IN"/>
+        </w:rPr>
+      </w:r>
+      <w:r>
+        <w:rPr>
+          <w:b/>
+          <w:lang w:val="gu_IN" w:bidi="gu_IN"/>
+        </w:rPr>
         <w:t>"તમે ઓળખો છો"</w:t>
       </w:r>
     </w:p>
@@ -13949,6 +15509,21 @@
           <w:b/>
           <w:lang w:val="gu_IN" w:bidi="gu_IN"/>
         </w:rPr>
+        <w:t>τὸν ἀπ’ ἀρχῆς</w:t>
+      </w:r>
+    </w:p>
+    <w:p>
+      <w:pPr/>
+      <w:r>
+        <w:rPr>
+          <w:lang w:val="gu_IN" w:bidi="gu_IN"/>
+        </w:rPr>
+      </w:r>
+      <w:r>
+        <w:rPr>
+          <w:b/>
+          <w:lang w:val="gu_IN" w:bidi="gu_IN"/>
+        </w:rPr>
         <w:t>"જે આરંભથી છે"</w:t>
       </w:r>
     </w:p>
@@ -14010,6 +15585,21 @@
         <w:rPr>
           <w:lang w:val="gu_IN" w:bidi="gu_IN"/>
         </w:rPr>
+      </w:r>
+    </w:p>
+    <w:p>
+      <w:pPr/>
+      <w:r>
+        <w:rPr>
+          <w:lang w:val="gu_IN" w:bidi="gu_IN"/>
+        </w:rPr>
+      </w:r>
+      <w:r>
+        <w:rPr>
+          <w:b/>
+          <w:lang w:val="gu_IN" w:bidi="gu_IN"/>
+        </w:rPr>
+        <w:t>νεανίσκοι</w:t>
       </w:r>
     </w:p>
     <w:p>
@@ -14111,6 +15701,21 @@
           <w:b/>
           <w:lang w:val="gu_IN" w:bidi="gu_IN"/>
         </w:rPr>
+        <w:t>νεανίσκοι</w:t>
+      </w:r>
+    </w:p>
+    <w:p>
+      <w:pPr/>
+      <w:r>
+        <w:rPr>
+          <w:lang w:val="gu_IN" w:bidi="gu_IN"/>
+        </w:rPr>
+      </w:r>
+      <w:r>
+        <w:rPr>
+          <w:b/>
+          <w:lang w:val="gu_IN" w:bidi="gu_IN"/>
+        </w:rPr>
         <w:t>"યુવાન પુરુષો"</w:t>
       </w:r>
     </w:p>
@@ -14186,6 +15791,21 @@
           <w:b/>
           <w:lang w:val="gu_IN" w:bidi="gu_IN"/>
         </w:rPr>
+        <w:t>ἰσχυροί ἐστε</w:t>
+      </w:r>
+    </w:p>
+    <w:p>
+      <w:pPr/>
+      <w:r>
+        <w:rPr>
+          <w:lang w:val="gu_IN" w:bidi="gu_IN"/>
+        </w:rPr>
+      </w:r>
+      <w:r>
+        <w:rPr>
+          <w:b/>
+          <w:lang w:val="gu_IN" w:bidi="gu_IN"/>
+        </w:rPr>
         <w:t>"તમે બળવાન છો"</w:t>
       </w:r>
     </w:p>
@@ -14261,6 +15881,21 @@
           <w:b/>
           <w:lang w:val="gu_IN" w:bidi="gu_IN"/>
         </w:rPr>
+        <w:t>ὁ λόγος τοῦ Θεοῦ ἐν ὑμῖν μένει</w:t>
+      </w:r>
+    </w:p>
+    <w:p>
+      <w:pPr/>
+      <w:r>
+        <w:rPr>
+          <w:lang w:val="gu_IN" w:bidi="gu_IN"/>
+        </w:rPr>
+      </w:r>
+      <w:r>
+        <w:rPr>
+          <w:b/>
+          <w:lang w:val="gu_IN" w:bidi="gu_IN"/>
+        </w:rPr>
         <w:t>"ઈશ્વરનું વચન તમારામાં રહે છે"</w:t>
       </w:r>
     </w:p>
@@ -14336,6 +15971,21 @@
           <w:b/>
           <w:lang w:val="gu_IN" w:bidi="gu_IN"/>
         </w:rPr>
+        <w:t>ὁ λόγος τοῦ Θεοῦ</w:t>
+      </w:r>
+    </w:p>
+    <w:p>
+      <w:pPr/>
+      <w:r>
+        <w:rPr>
+          <w:lang w:val="gu_IN" w:bidi="gu_IN"/>
+        </w:rPr>
+      </w:r>
+      <w:r>
+        <w:rPr>
+          <w:b/>
+          <w:lang w:val="gu_IN" w:bidi="gu_IN"/>
+        </w:rPr>
         <w:t>"ઈશ્વરનું વચન તમારામાં રહે છે"</w:t>
       </w:r>
     </w:p>
@@ -14486,6 +16136,21 @@
           <w:b/>
           <w:lang w:val="gu_IN" w:bidi="gu_IN"/>
         </w:rPr>
+        <w:t>τὸν πονηρόν</w:t>
+      </w:r>
+    </w:p>
+    <w:p>
+      <w:pPr/>
+      <w:r>
+        <w:rPr>
+          <w:lang w:val="gu_IN" w:bidi="gu_IN"/>
+        </w:rPr>
+      </w:r>
+      <w:r>
+        <w:rPr>
+          <w:b/>
+          <w:lang w:val="gu_IN" w:bidi="gu_IN"/>
+        </w:rPr>
         <w:t>"દુષ્ટ પર"</w:t>
       </w:r>
     </w:p>
@@ -14561,6 +16226,21 @@
           <w:b/>
           <w:lang w:val="gu_IN" w:bidi="gu_IN"/>
         </w:rPr>
+        <w:t>τὸν πονηρόν</w:t>
+      </w:r>
+    </w:p>
+    <w:p>
+      <w:pPr/>
+      <w:r>
+        <w:rPr>
+          <w:lang w:val="gu_IN" w:bidi="gu_IN"/>
+        </w:rPr>
+      </w:r>
+      <w:r>
+        <w:rPr>
+          <w:b/>
+          <w:lang w:val="gu_IN" w:bidi="gu_IN"/>
+        </w:rPr>
         <w:t>"દુષ્ટ પર"</w:t>
       </w:r>
     </w:p>
@@ -14636,6 +16316,21 @@
           <w:b/>
           <w:lang w:val="gu_IN" w:bidi="gu_IN"/>
         </w:rPr>
+        <w:t>μὴ ἀγαπᾶτε τὸν κόσμον, μηδὲ τὰ ἐν τῷ κόσμῳ</w:t>
+      </w:r>
+    </w:p>
+    <w:p>
+      <w:pPr/>
+      <w:r>
+        <w:rPr>
+          <w:lang w:val="gu_IN" w:bidi="gu_IN"/>
+        </w:rPr>
+      </w:r>
+      <w:r>
+        <w:rPr>
+          <w:b/>
+          <w:lang w:val="gu_IN" w:bidi="gu_IN"/>
+        </w:rPr>
         <w:t>"જગતને પ્રેમ કરશો નહીં, જગતમાંની બાબતોને પણ &amp; નહિ"</w:t>
       </w:r>
     </w:p>
@@ -14711,6 +16406,21 @@
           <w:b/>
           <w:lang w:val="gu_IN" w:bidi="gu_IN"/>
         </w:rPr>
+        <w:t>μὴ ἀγαπᾶτε τὸν κόσμον</w:t>
+      </w:r>
+    </w:p>
+    <w:p>
+      <w:pPr/>
+      <w:r>
+        <w:rPr>
+          <w:lang w:val="gu_IN" w:bidi="gu_IN"/>
+        </w:rPr>
+      </w:r>
+      <w:r>
+        <w:rPr>
+          <w:b/>
+          <w:lang w:val="gu_IN" w:bidi="gu_IN"/>
+        </w:rPr>
         <w:t>"જગતને પ્રેમ કરશો નહીં"</w:t>
       </w:r>
     </w:p>
@@ -14786,6 +16496,21 @@
           <w:b/>
           <w:lang w:val="gu_IN" w:bidi="gu_IN"/>
         </w:rPr>
+        <w:t>μηδὲ τὰ ἐν τῷ κόσμῳ</w:t>
+      </w:r>
+    </w:p>
+    <w:p>
+      <w:pPr/>
+      <w:r>
+        <w:rPr>
+          <w:lang w:val="gu_IN" w:bidi="gu_IN"/>
+        </w:rPr>
+      </w:r>
+      <w:r>
+        <w:rPr>
+          <w:b/>
+          <w:lang w:val="gu_IN" w:bidi="gu_IN"/>
+        </w:rPr>
         <w:t>"જગતમાંની બાબતોને પણ &amp; નહિ"</w:t>
       </w:r>
     </w:p>
@@ -14936,6 +16661,21 @@
           <w:b/>
           <w:lang w:val="gu_IN" w:bidi="gu_IN"/>
         </w:rPr>
+        <w:t>οὐκ ἔστιν ἡ ἀγάπη τοῦ Πατρὸς ἐν αὐτῷ</w:t>
+      </w:r>
+    </w:p>
+    <w:p>
+      <w:pPr/>
+      <w:r>
+        <w:rPr>
+          <w:lang w:val="gu_IN" w:bidi="gu_IN"/>
+        </w:rPr>
+      </w:r>
+      <w:r>
+        <w:rPr>
+          <w:b/>
+          <w:lang w:val="gu_IN" w:bidi="gu_IN"/>
+        </w:rPr>
         <w:t>"પ્રેમ &amp; છે &amp; તેનામાં પિતાનો &amp; નથી"</w:t>
       </w:r>
     </w:p>
@@ -15086,6 +16826,21 @@
           <w:b/>
           <w:lang w:val="gu_IN" w:bidi="gu_IN"/>
         </w:rPr>
+        <w:t>ὅτι</w:t>
+      </w:r>
+    </w:p>
+    <w:p>
+      <w:pPr/>
+      <w:r>
+        <w:rPr>
+          <w:lang w:val="gu_IN" w:bidi="gu_IN"/>
+        </w:rPr>
+      </w:r>
+      <w:r>
+        <w:rPr>
+          <w:b/>
+          <w:lang w:val="gu_IN" w:bidi="gu_IN"/>
+        </w:rPr>
         <w:t>"કેમ કે"</w:t>
       </w:r>
     </w:p>
@@ -15147,6 +16902,21 @@
         <w:rPr>
           <w:lang w:val="gu_IN" w:bidi="gu_IN"/>
         </w:rPr>
+      </w:r>
+    </w:p>
+    <w:p>
+      <w:pPr/>
+      <w:r>
+        <w:rPr>
+          <w:lang w:val="gu_IN" w:bidi="gu_IN"/>
+        </w:rPr>
+      </w:r>
+      <w:r>
+        <w:rPr>
+          <w:b/>
+          <w:lang w:val="gu_IN" w:bidi="gu_IN"/>
+        </w:rPr>
+        <w:t>οὐκ ἔστιν ἐκ τοῦ Πατρός, ἀλλὰ ἐκ τοῦ κόσμου ἐστίν</w:t>
       </w:r>
     </w:p>
     <w:p>
@@ -15254,6 +17024,21 @@
           <w:b/>
           <w:lang w:val="gu_IN" w:bidi="gu_IN"/>
         </w:rPr>
+        <w:t>ἡ ἐπιθυμία τῆς σαρκὸς</w:t>
+      </w:r>
+    </w:p>
+    <w:p>
+      <w:pPr/>
+      <w:r>
+        <w:rPr>
+          <w:lang w:val="gu_IN" w:bidi="gu_IN"/>
+        </w:rPr>
+      </w:r>
+      <w:r>
+        <w:rPr>
+          <w:b/>
+          <w:lang w:val="gu_IN" w:bidi="gu_IN"/>
+        </w:rPr>
         <w:t>"દૈહિક વાસના"</w:t>
       </w:r>
     </w:p>
@@ -15390,6 +17175,21 @@
         <w:rPr>
           <w:lang w:val="gu_IN" w:bidi="gu_IN"/>
         </w:rPr>
+      </w:r>
+    </w:p>
+    <w:p>
+      <w:pPr/>
+      <w:r>
+        <w:rPr>
+          <w:lang w:val="gu_IN" w:bidi="gu_IN"/>
+        </w:rPr>
+      </w:r>
+      <w:r>
+        <w:rPr>
+          <w:b/>
+          <w:lang w:val="gu_IN" w:bidi="gu_IN"/>
+        </w:rPr>
+        <w:t>ἡ ἀλαζονία τοῦ βίου</w:t>
       </w:r>
     </w:p>
     <w:p>
@@ -15578,6 +17378,21 @@
           <w:b/>
           <w:lang w:val="gu_IN" w:bidi="gu_IN"/>
         </w:rPr>
+        <w:t>τοῦ Πατρός</w:t>
+      </w:r>
+    </w:p>
+    <w:p>
+      <w:pPr/>
+      <w:r>
+        <w:rPr>
+          <w:lang w:val="gu_IN" w:bidi="gu_IN"/>
+        </w:rPr>
+      </w:r>
+      <w:r>
+        <w:rPr>
+          <w:b/>
+          <w:lang w:val="gu_IN" w:bidi="gu_IN"/>
+        </w:rPr>
         <w:t>"પિતા"</w:t>
       </w:r>
     </w:p>
@@ -15639,6 +17454,21 @@
         <w:rPr>
           <w:lang w:val="gu_IN" w:bidi="gu_IN"/>
         </w:rPr>
+      </w:r>
+    </w:p>
+    <w:p>
+      <w:pPr/>
+      <w:r>
+        <w:rPr>
+          <w:lang w:val="gu_IN" w:bidi="gu_IN"/>
+        </w:rPr>
+      </w:r>
+      <w:r>
+        <w:rPr>
+          <w:b/>
+          <w:lang w:val="gu_IN" w:bidi="gu_IN"/>
+        </w:rPr>
+        <w:t>ὁ κόσμος</w:t>
       </w:r>
     </w:p>
     <w:p>
@@ -15821,6 +17651,21 @@
           <w:b/>
           <w:lang w:val="gu_IN" w:bidi="gu_IN"/>
         </w:rPr>
+        <w:t>καὶ ἡ ἐπιθυμία αὐτοῦ</w:t>
+      </w:r>
+    </w:p>
+    <w:p>
+      <w:pPr/>
+      <w:r>
+        <w:rPr>
+          <w:lang w:val="gu_IN" w:bidi="gu_IN"/>
+        </w:rPr>
+      </w:r>
+      <w:r>
+        <w:rPr>
+          <w:b/>
+          <w:lang w:val="gu_IN" w:bidi="gu_IN"/>
+        </w:rPr>
         <w:t>"તથા તેની ઇચ્છા"</w:t>
       </w:r>
     </w:p>
@@ -15896,6 +17741,21 @@
           <w:b/>
           <w:lang w:val="gu_IN" w:bidi="gu_IN"/>
         </w:rPr>
+        <w:t>ἡ ἐπιθυμία αὐτοῦ</w:t>
+      </w:r>
+    </w:p>
+    <w:p>
+      <w:pPr/>
+      <w:r>
+        <w:rPr>
+          <w:lang w:val="gu_IN" w:bidi="gu_IN"/>
+        </w:rPr>
+      </w:r>
+      <w:r>
+        <w:rPr>
+          <w:b/>
+          <w:lang w:val="gu_IN" w:bidi="gu_IN"/>
+        </w:rPr>
         <w:t>"તેની ઇચ્છા"</w:t>
       </w:r>
     </w:p>
@@ -15957,6 +17817,21 @@
         <w:rPr>
           <w:lang w:val="gu_IN" w:bidi="gu_IN"/>
         </w:rPr>
+      </w:r>
+    </w:p>
+    <w:p>
+      <w:pPr/>
+      <w:r>
+        <w:rPr>
+          <w:lang w:val="gu_IN" w:bidi="gu_IN"/>
+        </w:rPr>
+      </w:r>
+      <w:r>
+        <w:rPr>
+          <w:b/>
+          <w:lang w:val="gu_IN" w:bidi="gu_IN"/>
+        </w:rPr>
+        <w:t>ἡ ἐπιθυμία αὐτοῦ</w:t>
       </w:r>
     </w:p>
     <w:p>
@@ -16064,6 +17939,21 @@
           <w:b/>
           <w:lang w:val="gu_IN" w:bidi="gu_IN"/>
         </w:rPr>
+        <w:t>μένει εἰς τὸν αἰῶνα</w:t>
+      </w:r>
+    </w:p>
+    <w:p>
+      <w:pPr/>
+      <w:r>
+        <w:rPr>
+          <w:lang w:val="gu_IN" w:bidi="gu_IN"/>
+        </w:rPr>
+      </w:r>
+      <w:r>
+        <w:rPr>
+          <w:b/>
+          <w:lang w:val="gu_IN" w:bidi="gu_IN"/>
+        </w:rPr>
         <w:t>"તે સદા રહે છે"</w:t>
       </w:r>
     </w:p>
@@ -16139,6 +18029,21 @@
           <w:b/>
           <w:lang w:val="gu_IN" w:bidi="gu_IN"/>
         </w:rPr>
+        <w:t>εἰς τὸν αἰῶνα</w:t>
+      </w:r>
+    </w:p>
+    <w:p>
+      <w:pPr/>
+      <w:r>
+        <w:rPr>
+          <w:lang w:val="gu_IN" w:bidi="gu_IN"/>
+        </w:rPr>
+      </w:r>
+      <w:r>
+        <w:rPr>
+          <w:b/>
+          <w:lang w:val="gu_IN" w:bidi="gu_IN"/>
+        </w:rPr>
         <w:t>"તે સદા રહે છે"</w:t>
       </w:r>
     </w:p>
@@ -16200,6 +18105,21 @@
         <w:rPr>
           <w:lang w:val="gu_IN" w:bidi="gu_IN"/>
         </w:rPr>
+      </w:r>
+    </w:p>
+    <w:p>
+      <w:pPr/>
+      <w:r>
+        <w:rPr>
+          <w:lang w:val="gu_IN" w:bidi="gu_IN"/>
+        </w:rPr>
+      </w:r>
+      <w:r>
+        <w:rPr>
+          <w:b/>
+          <w:lang w:val="gu_IN" w:bidi="gu_IN"/>
+        </w:rPr>
+        <w:t>παιδία</w:t>
       </w:r>
     </w:p>
     <w:p>
@@ -16325,6 +18245,21 @@
           <w:b/>
           <w:lang w:val="gu_IN" w:bidi="gu_IN"/>
         </w:rPr>
+        <w:t>ἐσχάτη ὥρα ἐστίν</w:t>
+      </w:r>
+    </w:p>
+    <w:p>
+      <w:pPr/>
+      <w:r>
+        <w:rPr>
+          <w:lang w:val="gu_IN" w:bidi="gu_IN"/>
+        </w:rPr>
+      </w:r>
+      <w:r>
+        <w:rPr>
+          <w:b/>
+          <w:lang w:val="gu_IN" w:bidi="gu_IN"/>
+        </w:rPr>
         <w:t>"આ છેલ્લી ઘડી છે &amp; છે &amp; કે આ છેલ્લી"</w:t>
       </w:r>
     </w:p>
@@ -16463,6 +18398,21 @@
           <w:b/>
           <w:lang w:val="gu_IN" w:bidi="gu_IN"/>
         </w:rPr>
+        <w:t>ἐξ ἡμῶν ἐξῆλθαν</w:t>
+      </w:r>
+    </w:p>
+    <w:p>
+      <w:pPr/>
+      <w:r>
+        <w:rPr>
+          <w:lang w:val="gu_IN" w:bidi="gu_IN"/>
+        </w:rPr>
+      </w:r>
+      <w:r>
+        <w:rPr>
+          <w:b/>
+          <w:lang w:val="gu_IN" w:bidi="gu_IN"/>
+        </w:rPr>
         <w:t>"તેઓ આપણાંમાંથી નીકળી ગયા"</w:t>
       </w:r>
     </w:p>
@@ -16538,6 +18488,21 @@
           <w:b/>
           <w:lang w:val="gu_IN" w:bidi="gu_IN"/>
         </w:rPr>
+        <w:t>ἀλλ’ οὐκ ἦσαν ἐξ ἡμῶν &amp; οὐκ εἰσὶν πάντες ἐξ ἡμῶν</w:t>
+      </w:r>
+    </w:p>
+    <w:p>
+      <w:pPr/>
+      <w:r>
+        <w:rPr>
+          <w:lang w:val="gu_IN" w:bidi="gu_IN"/>
+        </w:rPr>
+      </w:r>
+      <w:r>
+        <w:rPr>
+          <w:b/>
+          <w:lang w:val="gu_IN" w:bidi="gu_IN"/>
+        </w:rPr>
         <w:t>"પરંતુ તેઓ આપણાંમાંથી હતા નહિ &amp; તેઓ આપણાંમાંથી નથી"</w:t>
       </w:r>
     </w:p>
@@ -16613,6 +18578,21 @@
           <w:b/>
           <w:lang w:val="gu_IN" w:bidi="gu_IN"/>
         </w:rPr>
+        <w:t>οὐκ ἦσαν ἐξ ἡμῶν</w:t>
+      </w:r>
+    </w:p>
+    <w:p>
+      <w:pPr/>
+      <w:r>
+        <w:rPr>
+          <w:lang w:val="gu_IN" w:bidi="gu_IN"/>
+        </w:rPr>
+      </w:r>
+      <w:r>
+        <w:rPr>
+          <w:b/>
+          <w:lang w:val="gu_IN" w:bidi="gu_IN"/>
+        </w:rPr>
         <w:t>"તેઓ આપણાંમાંથી હતા નહિ"</w:t>
       </w:r>
     </w:p>
@@ -16763,6 +18743,21 @@
           <w:b/>
           <w:lang w:val="gu_IN" w:bidi="gu_IN"/>
         </w:rPr>
+        <w:t>μεμενήκεισαν ἂν μεθ’ ἡμῶν</w:t>
+      </w:r>
+    </w:p>
+    <w:p>
+      <w:pPr/>
+      <w:r>
+        <w:rPr>
+          <w:lang w:val="gu_IN" w:bidi="gu_IN"/>
+        </w:rPr>
+      </w:r>
+      <w:r>
+        <w:rPr>
+          <w:b/>
+          <w:lang w:val="gu_IN" w:bidi="gu_IN"/>
+        </w:rPr>
         <w:t>"તેઓ આપણી સાથે રહેત"</w:t>
       </w:r>
     </w:p>
@@ -16913,6 +18908,21 @@
           <w:b/>
           <w:lang w:val="gu_IN" w:bidi="gu_IN"/>
         </w:rPr>
+        <w:t>ἵνα φανερωθῶσιν</w:t>
+      </w:r>
+    </w:p>
+    <w:p>
+      <w:pPr/>
+      <w:r>
+        <w:rPr>
+          <w:lang w:val="gu_IN" w:bidi="gu_IN"/>
+        </w:rPr>
+      </w:r>
+      <w:r>
+        <w:rPr>
+          <w:b/>
+          <w:lang w:val="gu_IN" w:bidi="gu_IN"/>
+        </w:rPr>
         <w:t>"તેમ તેઓને જાહેર કરી દેવાયા"</w:t>
       </w:r>
     </w:p>
@@ -16976,6 +18986,21 @@
           <w:b/>
           <w:lang w:val="gu_IN" w:bidi="gu_IN"/>
         </w:rPr>
+        <w:t>καὶ</w:t>
+      </w:r>
+    </w:p>
+    <w:p>
+      <w:pPr/>
+      <w:r>
+        <w:rPr>
+          <w:lang w:val="gu_IN" w:bidi="gu_IN"/>
+        </w:rPr>
+      </w:r>
+      <w:r>
+        <w:rPr>
+          <w:b/>
+          <w:lang w:val="gu_IN" w:bidi="gu_IN"/>
+        </w:rPr>
         <w:t>"અને"</w:t>
       </w:r>
     </w:p>
@@ -17126,6 +19151,21 @@
           <w:b/>
           <w:lang w:val="gu_IN" w:bidi="gu_IN"/>
         </w:rPr>
+        <w:t>ὑμεῖς χρῖσμα ἔχετε ἀπὸ τοῦ Ἁγίου</w:t>
+      </w:r>
+    </w:p>
+    <w:p>
+      <w:pPr/>
+      <w:r>
+        <w:rPr>
+          <w:lang w:val="gu_IN" w:bidi="gu_IN"/>
+        </w:rPr>
+      </w:r>
+      <w:r>
+        <w:rPr>
+          <w:b/>
+          <w:lang w:val="gu_IN" w:bidi="gu_IN"/>
+        </w:rPr>
         <w:t>"જે પવિત્ર &amp; તેમનાથી તમારો અભિષિક્ત થયો છે"</w:t>
       </w:r>
     </w:p>
@@ -17187,6 +19227,21 @@
         <w:rPr>
           <w:lang w:val="gu_IN" w:bidi="gu_IN"/>
         </w:rPr>
+      </w:r>
+    </w:p>
+    <w:p>
+      <w:pPr/>
+      <w:r>
+        <w:rPr>
+          <w:lang w:val="gu_IN" w:bidi="gu_IN"/>
+        </w:rPr>
+      </w:r>
+      <w:r>
+        <w:rPr>
+          <w:b/>
+          <w:lang w:val="gu_IN" w:bidi="gu_IN"/>
+        </w:rPr>
+        <w:t>ὑμεῖς χρῖσμα ἔχετε ἀπὸ τοῦ Ἁγίου</w:t>
       </w:r>
     </w:p>
     <w:p>
@@ -17312,6 +19367,21 @@
           <w:b/>
           <w:lang w:val="gu_IN" w:bidi="gu_IN"/>
         </w:rPr>
+        <w:t>τοῦ Ἁγίου</w:t>
+      </w:r>
+    </w:p>
+    <w:p>
+      <w:pPr/>
+      <w:r>
+        <w:rPr>
+          <w:lang w:val="gu_IN" w:bidi="gu_IN"/>
+        </w:rPr>
+      </w:r>
+      <w:r>
+        <w:rPr>
+          <w:b/>
+          <w:lang w:val="gu_IN" w:bidi="gu_IN"/>
+        </w:rPr>
         <w:t>"જે પવિત્ર"</w:t>
       </w:r>
     </w:p>
@@ -17387,6 +19457,21 @@
           <w:b/>
           <w:lang w:val="gu_IN" w:bidi="gu_IN"/>
         </w:rPr>
+        <w:t>οἴδατε πάντες</w:t>
+      </w:r>
+    </w:p>
+    <w:p>
+      <w:pPr/>
+      <w:r>
+        <w:rPr>
+          <w:lang w:val="gu_IN" w:bidi="gu_IN"/>
+        </w:rPr>
+      </w:r>
+      <w:r>
+        <w:rPr>
+          <w:b/>
+          <w:lang w:val="gu_IN" w:bidi="gu_IN"/>
+        </w:rPr>
         <w:t>"તમે સર્વ જાણો છો"</w:t>
       </w:r>
     </w:p>
@@ -17462,6 +19547,21 @@
           <w:b/>
           <w:lang w:val="gu_IN" w:bidi="gu_IN"/>
         </w:rPr>
+        <w:t>οἴδατε πάντες</w:t>
+      </w:r>
+    </w:p>
+    <w:p>
+      <w:pPr/>
+      <w:r>
+        <w:rPr>
+          <w:lang w:val="gu_IN" w:bidi="gu_IN"/>
+        </w:rPr>
+      </w:r>
+      <w:r>
+        <w:rPr>
+          <w:b/>
+          <w:lang w:val="gu_IN" w:bidi="gu_IN"/>
+        </w:rPr>
         <w:t>"તમે સર્વ જાણો છો"</w:t>
       </w:r>
     </w:p>
@@ -17612,6 +19712,21 @@
           <w:b/>
           <w:lang w:val="gu_IN" w:bidi="gu_IN"/>
         </w:rPr>
+        <w:t>τὴν ἀλήθειαν &amp; ἐκ τῆς ἀληθείας</w:t>
+      </w:r>
+    </w:p>
+    <w:p>
+      <w:pPr/>
+      <w:r>
+        <w:rPr>
+          <w:lang w:val="gu_IN" w:bidi="gu_IN"/>
+        </w:rPr>
+      </w:r>
+      <w:r>
+        <w:rPr>
+          <w:b/>
+          <w:lang w:val="gu_IN" w:bidi="gu_IN"/>
+        </w:rPr>
         <w:t>"સત્યને &amp; સત્યમાંથી"</w:t>
       </w:r>
     </w:p>
@@ -17687,6 +19802,21 @@
           <w:b/>
           <w:lang w:val="gu_IN" w:bidi="gu_IN"/>
         </w:rPr>
+        <w:t>τὴν ἀλήθειαν &amp; ἐκ τῆς ἀληθείας</w:t>
+      </w:r>
+    </w:p>
+    <w:p>
+      <w:pPr/>
+      <w:r>
+        <w:rPr>
+          <w:lang w:val="gu_IN" w:bidi="gu_IN"/>
+        </w:rPr>
+      </w:r>
+      <w:r>
+        <w:rPr>
+          <w:b/>
+          <w:lang w:val="gu_IN" w:bidi="gu_IN"/>
+        </w:rPr>
         <w:t>"સત્યને &amp; સત્યમાંથી"</w:t>
       </w:r>
     </w:p>
@@ -17975,6 +20105,21 @@
           <w:b/>
           <w:lang w:val="gu_IN" w:bidi="gu_IN"/>
         </w:rPr>
+        <w:t>μὴ ὁ ἀρνούμενος ὅτι Ἰησοῦς οὐκ ἔστιν ὁ Χριστός</w:t>
+      </w:r>
+    </w:p>
+    <w:p>
+      <w:pPr/>
+      <w:r>
+        <w:rPr>
+          <w:lang w:val="gu_IN" w:bidi="gu_IN"/>
+        </w:rPr>
+      </w:r>
+      <w:r>
+        <w:rPr>
+          <w:b/>
+          <w:lang w:val="gu_IN" w:bidi="gu_IN"/>
+        </w:rPr>
         <w:t>"કે જે ઈસુના ખ્રિસ્ત &amp; નકાર કરે &amp; છે"</w:t>
       </w:r>
     </w:p>
@@ -18036,6 +20181,21 @@
         <w:rPr>
           <w:lang w:val="gu_IN" w:bidi="gu_IN"/>
         </w:rPr>
+      </w:r>
+    </w:p>
+    <w:p>
+      <w:pPr/>
+      <w:r>
+        <w:rPr>
+          <w:lang w:val="gu_IN" w:bidi="gu_IN"/>
+        </w:rPr>
+      </w:r>
+      <w:r>
+        <w:rPr>
+          <w:b/>
+          <w:lang w:val="gu_IN" w:bidi="gu_IN"/>
+        </w:rPr>
+        <w:t>οὗτός ἐστιν ὁ ἀντίχριστος</w:t>
       </w:r>
     </w:p>
     <w:p>
@@ -18143,6 +20303,21 @@
           <w:b/>
           <w:lang w:val="gu_IN" w:bidi="gu_IN"/>
         </w:rPr>
+        <w:t>ὁ ἀρνούμενος τὸν Πατέρα καὶ τὸν Υἱόν</w:t>
+      </w:r>
+    </w:p>
+    <w:p>
+      <w:pPr/>
+      <w:r>
+        <w:rPr>
+          <w:lang w:val="gu_IN" w:bidi="gu_IN"/>
+        </w:rPr>
+      </w:r>
+      <w:r>
+        <w:rPr>
+          <w:b/>
+          <w:lang w:val="gu_IN" w:bidi="gu_IN"/>
+        </w:rPr>
         <w:t>"જે કોઈ પિતા અને પુત્રનો નકાર કરે છે"</w:t>
       </w:r>
     </w:p>
@@ -18218,6 +20393,21 @@
           <w:b/>
           <w:lang w:val="gu_IN" w:bidi="gu_IN"/>
         </w:rPr>
+        <w:t>τὸν Πατέρα καὶ τὸν Υἱόν</w:t>
+      </w:r>
+    </w:p>
+    <w:p>
+      <w:pPr/>
+      <w:r>
+        <w:rPr>
+          <w:lang w:val="gu_IN" w:bidi="gu_IN"/>
+        </w:rPr>
+      </w:r>
+      <w:r>
+        <w:rPr>
+          <w:b/>
+          <w:lang w:val="gu_IN" w:bidi="gu_IN"/>
+        </w:rPr>
         <w:t>"પિતા અને પુત્રનો"</w:t>
       </w:r>
     </w:p>
@@ -18293,6 +20483,21 @@
           <w:b/>
           <w:lang w:val="gu_IN" w:bidi="gu_IN"/>
         </w:rPr>
+        <w:t>πᾶς ὁ ἀρνούμενος τὸν Υἱὸν</w:t>
+      </w:r>
+    </w:p>
+    <w:p>
+      <w:pPr/>
+      <w:r>
+        <w:rPr>
+          <w:lang w:val="gu_IN" w:bidi="gu_IN"/>
+        </w:rPr>
+      </w:r>
+      <w:r>
+        <w:rPr>
+          <w:b/>
+          <w:lang w:val="gu_IN" w:bidi="gu_IN"/>
+        </w:rPr>
         <w:t>"જે કોઈ પુત્રનો નકાર કરે છે"</w:t>
       </w:r>
     </w:p>
@@ -18518,6 +20723,21 @@
           <w:b/>
           <w:lang w:val="gu_IN" w:bidi="gu_IN"/>
         </w:rPr>
+        <w:t>τὸν Πατέρα</w:t>
+      </w:r>
+    </w:p>
+    <w:p>
+      <w:pPr/>
+      <w:r>
+        <w:rPr>
+          <w:lang w:val="gu_IN" w:bidi="gu_IN"/>
+        </w:rPr>
+      </w:r>
+      <w:r>
+        <w:rPr>
+          <w:b/>
+          <w:lang w:val="gu_IN" w:bidi="gu_IN"/>
+        </w:rPr>
         <w:t>"પિતા &amp; પિતા"</w:t>
       </w:r>
     </w:p>
@@ -18593,6 +20813,21 @@
           <w:b/>
           <w:lang w:val="gu_IN" w:bidi="gu_IN"/>
         </w:rPr>
+        <w:t>ὁ ὁμολογῶν τὸν Υἱὸν</w:t>
+      </w:r>
+    </w:p>
+    <w:p>
+      <w:pPr/>
+      <w:r>
+        <w:rPr>
+          <w:lang w:val="gu_IN" w:bidi="gu_IN"/>
+        </w:rPr>
+      </w:r>
+      <w:r>
+        <w:rPr>
+          <w:b/>
+          <w:lang w:val="gu_IN" w:bidi="gu_IN"/>
+        </w:rPr>
         <w:t>"જે કોઈ પુત્રને કબૂલ કરે"</w:t>
       </w:r>
     </w:p>
@@ -18743,6 +20978,21 @@
           <w:b/>
           <w:lang w:val="gu_IN" w:bidi="gu_IN"/>
         </w:rPr>
+        <w:t>ἀπ’ ἀρχῆς</w:t>
+      </w:r>
+    </w:p>
+    <w:p>
+      <w:pPr/>
+      <w:r>
+        <w:rPr>
+          <w:lang w:val="gu_IN" w:bidi="gu_IN"/>
+        </w:rPr>
+      </w:r>
+      <w:r>
+        <w:rPr>
+          <w:b/>
+          <w:lang w:val="gu_IN" w:bidi="gu_IN"/>
+        </w:rPr>
         <w:t>"આરંભથી &amp; આરંભથી"</w:t>
       </w:r>
     </w:p>
@@ -18804,6 +21054,21 @@
         <w:rPr>
           <w:lang w:val="gu_IN" w:bidi="gu_IN"/>
         </w:rPr>
+      </w:r>
+    </w:p>
+    <w:p>
+      <w:pPr/>
+      <w:r>
+        <w:rPr>
+          <w:lang w:val="gu_IN" w:bidi="gu_IN"/>
+        </w:rPr>
+      </w:r>
+      <w:r>
+        <w:rPr>
+          <w:b/>
+          <w:lang w:val="gu_IN" w:bidi="gu_IN"/>
+        </w:rPr>
+        <w:t>ἐν ὑμῖν μενέτω &amp; ἐν ὑμῖν μείνῃ</w:t>
       </w:r>
     </w:p>
     <w:p>
@@ -19061,6 +21326,21 @@
           <w:b/>
           <w:lang w:val="gu_IN" w:bidi="gu_IN"/>
         </w:rPr>
+        <w:t>τῷ Υἱῷ &amp; τῷ Πατρὶ</w:t>
+      </w:r>
+    </w:p>
+    <w:p>
+      <w:pPr/>
+      <w:r>
+        <w:rPr>
+          <w:lang w:val="gu_IN" w:bidi="gu_IN"/>
+        </w:rPr>
+      </w:r>
+      <w:r>
+        <w:rPr>
+          <w:b/>
+          <w:lang w:val="gu_IN" w:bidi="gu_IN"/>
+        </w:rPr>
         <w:t>"પુત્ર &amp; પિતામાં"</w:t>
       </w:r>
     </w:p>
@@ -19136,6 +21416,21 @@
           <w:b/>
           <w:lang w:val="gu_IN" w:bidi="gu_IN"/>
         </w:rPr>
+        <w:t>ἡ ἐπαγγελία ἣν αὐτὸς ἐπηγγείλατο ἡμῖν</w:t>
+      </w:r>
+    </w:p>
+    <w:p>
+      <w:pPr/>
+      <w:r>
+        <w:rPr>
+          <w:lang w:val="gu_IN" w:bidi="gu_IN"/>
+        </w:rPr>
+      </w:r>
+      <w:r>
+        <w:rPr>
+          <w:b/>
+          <w:lang w:val="gu_IN" w:bidi="gu_IN"/>
+        </w:rPr>
         <w:t>"જે વચન &amp; આપણને આપ્યું &amp; તે"</w:t>
       </w:r>
     </w:p>
@@ -19185,6 +21480,21 @@
         <w:rPr>
           <w:lang w:val="gu_IN" w:bidi="gu_IN"/>
         </w:rPr>
+      </w:r>
+    </w:p>
+    <w:p>
+      <w:pPr/>
+      <w:r>
+        <w:rPr>
+          <w:lang w:val="gu_IN" w:bidi="gu_IN"/>
+        </w:rPr>
+      </w:r>
+      <w:r>
+        <w:rPr>
+          <w:b/>
+          <w:lang w:val="gu_IN" w:bidi="gu_IN"/>
+        </w:rPr>
+        <w:t>αὐτὸς</w:t>
       </w:r>
     </w:p>
     <w:p>
@@ -19328,6 +21638,21 @@
           <w:b/>
           <w:lang w:val="gu_IN" w:bidi="gu_IN"/>
         </w:rPr>
+        <w:t>τὴν ζωὴν τὴν αἰώνιον</w:t>
+      </w:r>
+    </w:p>
+    <w:p>
+      <w:pPr/>
+      <w:r>
+        <w:rPr>
+          <w:lang w:val="gu_IN" w:bidi="gu_IN"/>
+        </w:rPr>
+      </w:r>
+      <w:r>
+        <w:rPr>
+          <w:b/>
+          <w:lang w:val="gu_IN" w:bidi="gu_IN"/>
+        </w:rPr>
         <w:t>"અનંત જીવન છે"</w:t>
       </w:r>
     </w:p>
@@ -19389,6 +21714,21 @@
         <w:rPr>
           <w:lang w:val="gu_IN" w:bidi="gu_IN"/>
         </w:rPr>
+      </w:r>
+    </w:p>
+    <w:p>
+      <w:pPr/>
+      <w:r>
+        <w:rPr>
+          <w:lang w:val="gu_IN" w:bidi="gu_IN"/>
+        </w:rPr>
+      </w:r>
+      <w:r>
+        <w:rPr>
+          <w:b/>
+          <w:lang w:val="gu_IN" w:bidi="gu_IN"/>
+        </w:rPr>
+        <w:t>τῶν πλανώντων ὑμᾶς</w:t>
       </w:r>
     </w:p>
     <w:p>
@@ -19571,6 +21911,21 @@
           <w:b/>
           <w:lang w:val="gu_IN" w:bidi="gu_IN"/>
         </w:rPr>
+        <w:t>ἀπ’ αὐτοῦ &amp; ἐν αὐτῷ</w:t>
+      </w:r>
+    </w:p>
+    <w:p>
+      <w:pPr/>
+      <w:r>
+        <w:rPr>
+          <w:lang w:val="gu_IN" w:bidi="gu_IN"/>
+        </w:rPr>
+      </w:r>
+      <w:r>
+        <w:rPr>
+          <w:b/>
+          <w:lang w:val="gu_IN" w:bidi="gu_IN"/>
+        </w:rPr>
         <w:t>"તેમની પાસેથી &amp; તે &amp; તેમનામાં"</w:t>
       </w:r>
     </w:p>
@@ -19664,6 +22019,21 @@
           <w:b/>
           <w:lang w:val="gu_IN" w:bidi="gu_IN"/>
         </w:rPr>
+        <w:t>μένει ἐν ὑμῖν</w:t>
+      </w:r>
+    </w:p>
+    <w:p>
+      <w:pPr/>
+      <w:r>
+        <w:rPr>
+          <w:lang w:val="gu_IN" w:bidi="gu_IN"/>
+        </w:rPr>
+      </w:r>
+      <w:r>
+        <w:rPr>
+          <w:b/>
+          <w:lang w:val="gu_IN" w:bidi="gu_IN"/>
+        </w:rPr>
         <w:t>"તમારામાં રહે"</w:t>
       </w:r>
     </w:p>
@@ -19739,6 +22109,21 @@
           <w:b/>
           <w:lang w:val="gu_IN" w:bidi="gu_IN"/>
         </w:rPr>
+        <w:t>καὶ</w:t>
+      </w:r>
+    </w:p>
+    <w:p>
+      <w:pPr/>
+      <w:r>
+        <w:rPr>
+          <w:lang w:val="gu_IN" w:bidi="gu_IN"/>
+        </w:rPr>
+      </w:r>
+      <w:r>
+        <w:rPr>
+          <w:b/>
+          <w:lang w:val="gu_IN" w:bidi="gu_IN"/>
+        </w:rPr>
         <w:t>"અને"</w:t>
       </w:r>
     </w:p>
@@ -19814,6 +22199,21 @@
           <w:b/>
           <w:lang w:val="gu_IN" w:bidi="gu_IN"/>
         </w:rPr>
+        <w:t>τὸ αὐτοῦ χρῖσμα</w:t>
+      </w:r>
+    </w:p>
+    <w:p>
+      <w:pPr/>
+      <w:r>
+        <w:rPr>
+          <w:lang w:val="gu_IN" w:bidi="gu_IN"/>
+        </w:rPr>
+      </w:r>
+      <w:r>
+        <w:rPr>
+          <w:b/>
+          <w:lang w:val="gu_IN" w:bidi="gu_IN"/>
+        </w:rPr>
         <w:t>"અભિષેક &amp; તે"</w:t>
       </w:r>
     </w:p>
@@ -19964,6 +22364,21 @@
           <w:b/>
           <w:lang w:val="gu_IN" w:bidi="gu_IN"/>
         </w:rPr>
+        <w:t>ἐδίδαξεν ὑμᾶς</w:t>
+      </w:r>
+    </w:p>
+    <w:p>
+      <w:pPr/>
+      <w:r>
+        <w:rPr>
+          <w:lang w:val="gu_IN" w:bidi="gu_IN"/>
+        </w:rPr>
+      </w:r>
+      <w:r>
+        <w:rPr>
+          <w:b/>
+          <w:lang w:val="gu_IN" w:bidi="gu_IN"/>
+        </w:rPr>
         <w:t>"તેણે તમને શીખવ્યું છે"</w:t>
       </w:r>
     </w:p>
@@ -20025,6 +22440,21 @@
         <w:rPr>
           <w:lang w:val="gu_IN" w:bidi="gu_IN"/>
         </w:rPr>
+      </w:r>
+    </w:p>
+    <w:p>
+      <w:pPr/>
+      <w:r>
+        <w:rPr>
+          <w:lang w:val="gu_IN" w:bidi="gu_IN"/>
+        </w:rPr>
+      </w:r>
+      <w:r>
+        <w:rPr>
+          <w:b/>
+          <w:lang w:val="gu_IN" w:bidi="gu_IN"/>
+        </w:rPr>
+        <w:t>μένετε ἐν αὐτῷ</w:t>
       </w:r>
     </w:p>
     <w:p>
@@ -20132,6 +22562,21 @@
           <w:b/>
           <w:lang w:val="gu_IN" w:bidi="gu_IN"/>
         </w:rPr>
+        <w:t>μένετε ἐν αὐτῷ</w:t>
+      </w:r>
+    </w:p>
+    <w:p>
+      <w:pPr/>
+      <w:r>
+        <w:rPr>
+          <w:lang w:val="gu_IN" w:bidi="gu_IN"/>
+        </w:rPr>
+      </w:r>
+      <w:r>
+        <w:rPr>
+          <w:b/>
+          <w:lang w:val="gu_IN" w:bidi="gu_IN"/>
+        </w:rPr>
         <w:t>"તેમનામાં રહો"</w:t>
       </w:r>
     </w:p>
@@ -20207,6 +22652,21 @@
           <w:b/>
           <w:lang w:val="gu_IN" w:bidi="gu_IN"/>
         </w:rPr>
+        <w:t>καὶ νῦν</w:t>
+      </w:r>
+    </w:p>
+    <w:p>
+      <w:pPr/>
+      <w:r>
+        <w:rPr>
+          <w:lang w:val="gu_IN" w:bidi="gu_IN"/>
+        </w:rPr>
+      </w:r>
+      <w:r>
+        <w:rPr>
+          <w:b/>
+          <w:lang w:val="gu_IN" w:bidi="gu_IN"/>
+        </w:rPr>
         <w:t>"અને હવે"</w:t>
       </w:r>
     </w:p>
@@ -20256,6 +22716,21 @@
         <w:rPr>
           <w:lang w:val="gu_IN" w:bidi="gu_IN"/>
         </w:rPr>
+      </w:r>
+    </w:p>
+    <w:p>
+      <w:pPr/>
+      <w:r>
+        <w:rPr>
+          <w:lang w:val="gu_IN" w:bidi="gu_IN"/>
+        </w:rPr>
+      </w:r>
+      <w:r>
+        <w:rPr>
+          <w:b/>
+          <w:lang w:val="gu_IN" w:bidi="gu_IN"/>
+        </w:rPr>
+        <w:t>τεκνία</w:t>
       </w:r>
     </w:p>
     <w:p>
@@ -20363,6 +22838,21 @@
           <w:b/>
           <w:lang w:val="gu_IN" w:bidi="gu_IN"/>
         </w:rPr>
+        <w:t>μένετε ἐν αὐτῷ</w:t>
+      </w:r>
+    </w:p>
+    <w:p>
+      <w:pPr/>
+      <w:r>
+        <w:rPr>
+          <w:lang w:val="gu_IN" w:bidi="gu_IN"/>
+        </w:rPr>
+      </w:r>
+      <w:r>
+        <w:rPr>
+          <w:b/>
+          <w:lang w:val="gu_IN" w:bidi="gu_IN"/>
+        </w:rPr>
         <w:t>"તેમનામાં રહો"</w:t>
       </w:r>
     </w:p>
@@ -20456,6 +22946,21 @@
           <w:b/>
           <w:lang w:val="gu_IN" w:bidi="gu_IN"/>
         </w:rPr>
+        <w:t>αὐτῷ &amp; ἐὰν φανερωθῇ &amp; ἀπ’ αὐτοῦ &amp; αὐτοῦ</w:t>
+      </w:r>
+    </w:p>
+    <w:p>
+      <w:pPr/>
+      <w:r>
+        <w:rPr>
+          <w:lang w:val="gu_IN" w:bidi="gu_IN"/>
+        </w:rPr>
+      </w:r>
+      <w:r>
+        <w:rPr>
+          <w:b/>
+          <w:lang w:val="gu_IN" w:bidi="gu_IN"/>
+        </w:rPr>
         <w:t>"તેમનામાં &amp; જ્યારે તે પ્રગટ થાય &amp; તેમના &amp; તેમના દ્વારા"</w:t>
       </w:r>
     </w:p>
@@ -20531,6 +23036,21 @@
           <w:b/>
           <w:lang w:val="gu_IN" w:bidi="gu_IN"/>
         </w:rPr>
+        <w:t>ἐὰν φανερωθῇ</w:t>
+      </w:r>
+    </w:p>
+    <w:p>
+      <w:pPr/>
+      <w:r>
+        <w:rPr>
+          <w:lang w:val="gu_IN" w:bidi="gu_IN"/>
+        </w:rPr>
+      </w:r>
+      <w:r>
+        <w:rPr>
+          <w:b/>
+          <w:lang w:val="gu_IN" w:bidi="gu_IN"/>
+        </w:rPr>
         <w:t>"જ્યારે તે પ્રગટ થાય"</w:t>
       </w:r>
     </w:p>
@@ -20681,6 +23201,21 @@
           <w:b/>
           <w:lang w:val="gu_IN" w:bidi="gu_IN"/>
         </w:rPr>
+        <w:t>σχῶμεν παρρησίαν</w:t>
+      </w:r>
+    </w:p>
+    <w:p>
+      <w:pPr/>
+      <w:r>
+        <w:rPr>
+          <w:lang w:val="gu_IN" w:bidi="gu_IN"/>
+        </w:rPr>
+      </w:r>
+      <w:r>
+        <w:rPr>
+          <w:b/>
+          <w:lang w:val="gu_IN" w:bidi="gu_IN"/>
+        </w:rPr>
         <w:t>"આપણામાં હિંમત હોય"</w:t>
       </w:r>
     </w:p>
@@ -20906,6 +23441,21 @@
           <w:b/>
           <w:lang w:val="gu_IN" w:bidi="gu_IN"/>
         </w:rPr>
+        <w:t>ἐὰν εἰδῆτε ὅτι δίκαιός ἐστιν</w:t>
+      </w:r>
+    </w:p>
+    <w:p>
+      <w:pPr/>
+      <w:r>
+        <w:rPr>
+          <w:lang w:val="gu_IN" w:bidi="gu_IN"/>
+        </w:rPr>
+      </w:r>
+      <w:r>
+        <w:rPr>
+          <w:b/>
+          <w:lang w:val="gu_IN" w:bidi="gu_IN"/>
+        </w:rPr>
         <w:t>"જો તમે જાણો છો કે તે ન્યાયી છે"</w:t>
       </w:r>
     </w:p>
@@ -20981,6 +23531,21 @@
           <w:b/>
           <w:lang w:val="gu_IN" w:bidi="gu_IN"/>
         </w:rPr>
+        <w:t>ἐστιν &amp; αὐτοῦ</w:t>
+      </w:r>
+    </w:p>
+    <w:p>
+      <w:pPr/>
+      <w:r>
+        <w:rPr>
+          <w:lang w:val="gu_IN" w:bidi="gu_IN"/>
+        </w:rPr>
+      </w:r>
+      <w:r>
+        <w:rPr>
+          <w:b/>
+          <w:lang w:val="gu_IN" w:bidi="gu_IN"/>
+        </w:rPr>
         <w:t>"તે &amp; છે &amp; તે તેમનાથી"</w:t>
       </w:r>
     </w:p>
@@ -21056,6 +23621,21 @@
           <w:b/>
           <w:lang w:val="gu_IN" w:bidi="gu_IN"/>
         </w:rPr>
+        <w:t>πᾶς ὁ ποιῶν τὴν δικαιοσύνην</w:t>
+      </w:r>
+    </w:p>
+    <w:p>
+      <w:pPr/>
+      <w:r>
+        <w:rPr>
+          <w:lang w:val="gu_IN" w:bidi="gu_IN"/>
+        </w:rPr>
+      </w:r>
+      <w:r>
+        <w:rPr>
+          <w:b/>
+          <w:lang w:val="gu_IN" w:bidi="gu_IN"/>
+        </w:rPr>
         <w:t>"જે કોઈ ન્યાયીપણું કરે છે"</w:t>
       </w:r>
     </w:p>
@@ -21192,6 +23772,21 @@
         <w:rPr>
           <w:lang w:val="gu_IN" w:bidi="gu_IN"/>
         </w:rPr>
+      </w:r>
+    </w:p>
+    <w:p>
+      <w:pPr/>
+      <w:r>
+        <w:rPr>
+          <w:lang w:val="gu_IN" w:bidi="gu_IN"/>
+        </w:rPr>
+      </w:r>
+      <w:r>
+        <w:rPr>
+          <w:b/>
+          <w:lang w:val="gu_IN" w:bidi="gu_IN"/>
+        </w:rPr>
+        <w:t>πᾶς ὁ ποιῶν τὴν δικαιοσύνην ἐξ αὐτοῦ γεγέννηται</w:t>
       </w:r>
     </w:p>
     <w:p>
@@ -21552,6 +24147,21 @@
           <w:b/>
           <w:lang w:val="gu_IN" w:bidi="gu_IN"/>
         </w:rPr>
+        <w:t>ἴδετε</w:t>
+      </w:r>
+    </w:p>
+    <w:p>
+      <w:pPr/>
+      <w:r>
+        <w:rPr>
+          <w:lang w:val="gu_IN" w:bidi="gu_IN"/>
+        </w:rPr>
+      </w:r>
+      <w:r>
+        <w:rPr>
+          <w:b/>
+          <w:lang w:val="gu_IN" w:bidi="gu_IN"/>
+        </w:rPr>
         <w:t>"જુઓ"</w:t>
       </w:r>
     </w:p>
@@ -21627,6 +24237,21 @@
           <w:b/>
           <w:lang w:val="gu_IN" w:bidi="gu_IN"/>
         </w:rPr>
+        <w:t>ὁ Πατὴρ</w:t>
+      </w:r>
+    </w:p>
+    <w:p>
+      <w:pPr/>
+      <w:r>
+        <w:rPr>
+          <w:lang w:val="gu_IN" w:bidi="gu_IN"/>
+        </w:rPr>
+      </w:r>
+      <w:r>
+        <w:rPr>
+          <w:b/>
+          <w:lang w:val="gu_IN" w:bidi="gu_IN"/>
+        </w:rPr>
         <w:t>"પિતાએ"</w:t>
       </w:r>
     </w:p>
@@ -21763,6 +24388,21 @@
         <w:rPr>
           <w:lang w:val="gu_IN" w:bidi="gu_IN"/>
         </w:rPr>
+      </w:r>
+    </w:p>
+    <w:p>
+      <w:pPr/>
+      <w:r>
+        <w:rPr>
+          <w:lang w:val="gu_IN" w:bidi="gu_IN"/>
+        </w:rPr>
+      </w:r>
+      <w:r>
+        <w:rPr>
+          <w:b/>
+          <w:lang w:val="gu_IN" w:bidi="gu_IN"/>
+        </w:rPr>
+        <w:t>τέκνα Θεοῦ</w:t>
       </w:r>
     </w:p>
     <w:p>
@@ -21870,6 +24510,21 @@
           <w:b/>
           <w:lang w:val="gu_IN" w:bidi="gu_IN"/>
         </w:rPr>
+        <w:t>καὶ ἐσμέν</w:t>
+      </w:r>
+    </w:p>
+    <w:p>
+      <w:pPr/>
+      <w:r>
+        <w:rPr>
+          <w:lang w:val="gu_IN" w:bidi="gu_IN"/>
+        </w:rPr>
+      </w:r>
+      <w:r>
+        <w:rPr>
+          <w:b/>
+          <w:lang w:val="gu_IN" w:bidi="gu_IN"/>
+        </w:rPr>
         <w:t>"અને આપણે છીએ"</w:t>
       </w:r>
     </w:p>
@@ -22095,6 +24750,21 @@
           <w:b/>
           <w:lang w:val="gu_IN" w:bidi="gu_IN"/>
         </w:rPr>
+        <w:t>οὐ γινώσκει ἡμᾶς &amp; οὐκ ἔγνω αὐτόν</w:t>
+      </w:r>
+    </w:p>
+    <w:p>
+      <w:pPr/>
+      <w:r>
+        <w:rPr>
+          <w:lang w:val="gu_IN" w:bidi="gu_IN"/>
+        </w:rPr>
+      </w:r>
+      <w:r>
+        <w:rPr>
+          <w:b/>
+          <w:lang w:val="gu_IN" w:bidi="gu_IN"/>
+        </w:rPr>
         <w:t>"આપણને ઓળખતું નથી &amp; તેણે &amp; ઓળખ્યા નહિ"</w:t>
       </w:r>
     </w:p>
@@ -22158,6 +24828,21 @@
           <w:b/>
           <w:lang w:val="gu_IN" w:bidi="gu_IN"/>
         </w:rPr>
+        <w:t>οὐ γινώσκει ἡμᾶς</w:t>
+      </w:r>
+    </w:p>
+    <w:p>
+      <w:pPr/>
+      <w:r>
+        <w:rPr>
+          <w:lang w:val="gu_IN" w:bidi="gu_IN"/>
+        </w:rPr>
+      </w:r>
+      <w:r>
+        <w:rPr>
+          <w:b/>
+          <w:lang w:val="gu_IN" w:bidi="gu_IN"/>
+        </w:rPr>
         <w:t>"આપણને ઓળખતું નથી"</w:t>
       </w:r>
     </w:p>
@@ -22233,6 +24918,21 @@
           <w:b/>
           <w:lang w:val="gu_IN" w:bidi="gu_IN"/>
         </w:rPr>
+        <w:t>αὐτόν</w:t>
+      </w:r>
+    </w:p>
+    <w:p>
+      <w:pPr/>
+      <w:r>
+        <w:rPr>
+          <w:lang w:val="gu_IN" w:bidi="gu_IN"/>
+        </w:rPr>
+      </w:r>
+      <w:r>
+        <w:rPr>
+          <w:b/>
+          <w:lang w:val="gu_IN" w:bidi="gu_IN"/>
+        </w:rPr>
         <w:t>"તેણે &amp; ઓળખ્યા"</w:t>
       </w:r>
     </w:p>
@@ -22294,6 +24994,21 @@
         <w:rPr>
           <w:lang w:val="gu_IN" w:bidi="gu_IN"/>
         </w:rPr>
+      </w:r>
+    </w:p>
+    <w:p>
+      <w:pPr/>
+      <w:r>
+        <w:rPr>
+          <w:lang w:val="gu_IN" w:bidi="gu_IN"/>
+        </w:rPr>
+      </w:r>
+      <w:r>
+        <w:rPr>
+          <w:b/>
+          <w:lang w:val="gu_IN" w:bidi="gu_IN"/>
+        </w:rPr>
+        <w:t>ἀγαπητοί</w:t>
       </w:r>
     </w:p>
     <w:p>
@@ -22401,6 +25116,21 @@
           <w:b/>
           <w:lang w:val="gu_IN" w:bidi="gu_IN"/>
         </w:rPr>
+        <w:t>τέκνα Θεοῦ</w:t>
+      </w:r>
+    </w:p>
+    <w:p>
+      <w:pPr/>
+      <w:r>
+        <w:rPr>
+          <w:lang w:val="gu_IN" w:bidi="gu_IN"/>
+        </w:rPr>
+      </w:r>
+      <w:r>
+        <w:rPr>
+          <w:b/>
+          <w:lang w:val="gu_IN" w:bidi="gu_IN"/>
+        </w:rPr>
         <w:t>"ઈશ્વરના બાળકો"</w:t>
       </w:r>
     </w:p>
@@ -22494,6 +25224,21 @@
           <w:b/>
           <w:lang w:val="gu_IN" w:bidi="gu_IN"/>
         </w:rPr>
+        <w:t>καὶ</w:t>
+      </w:r>
+    </w:p>
+    <w:p>
+      <w:pPr/>
+      <w:r>
+        <w:rPr>
+          <w:lang w:val="gu_IN" w:bidi="gu_IN"/>
+        </w:rPr>
+      </w:r>
+      <w:r>
+        <w:rPr>
+          <w:b/>
+          <w:lang w:val="gu_IN" w:bidi="gu_IN"/>
+        </w:rPr>
         <w:t>"અને"</w:t>
       </w:r>
     </w:p>
@@ -22630,6 +25375,21 @@
         <w:rPr>
           <w:lang w:val="gu_IN" w:bidi="gu_IN"/>
         </w:rPr>
+      </w:r>
+    </w:p>
+    <w:p>
+      <w:pPr/>
+      <w:r>
+        <w:rPr>
+          <w:lang w:val="gu_IN" w:bidi="gu_IN"/>
+        </w:rPr>
+      </w:r>
+      <w:r>
+        <w:rPr>
+          <w:b/>
+          <w:lang w:val="gu_IN" w:bidi="gu_IN"/>
+        </w:rPr>
+        <w:t>ἐὰν φανερωθῇ</w:t>
       </w:r>
     </w:p>
     <w:p>
@@ -22737,6 +25497,21 @@
           <w:b/>
           <w:lang w:val="gu_IN" w:bidi="gu_IN"/>
         </w:rPr>
+        <w:t>ἐὰν φανερωθῇ &amp; αὐτῷ &amp; αὐτὸν &amp; ἐστιν</w:t>
+      </w:r>
+    </w:p>
+    <w:p>
+      <w:pPr/>
+      <w:r>
+        <w:rPr>
+          <w:lang w:val="gu_IN" w:bidi="gu_IN"/>
+        </w:rPr>
+      </w:r>
+      <w:r>
+        <w:rPr>
+          <w:b/>
+          <w:lang w:val="gu_IN" w:bidi="gu_IN"/>
+        </w:rPr>
         <w:t>"જ્યારે તે પ્રગટ થશે &amp; તેમના &amp; જેવા તે છે તેવા &amp; તેમને"</w:t>
       </w:r>
     </w:p>
@@ -22887,6 +25662,21 @@
           <w:b/>
           <w:lang w:val="gu_IN" w:bidi="gu_IN"/>
         </w:rPr>
+        <w:t>πᾶς ὁ ἔχων τὴν ἐλπίδα ταύτην ἐπ’ αὐτῷ</w:t>
+      </w:r>
+    </w:p>
+    <w:p>
+      <w:pPr/>
+      <w:r>
+        <w:rPr>
+          <w:lang w:val="gu_IN" w:bidi="gu_IN"/>
+        </w:rPr>
+      </w:r>
+      <w:r>
+        <w:rPr>
+          <w:b/>
+          <w:lang w:val="gu_IN" w:bidi="gu_IN"/>
+        </w:rPr>
         <w:t>"જે તેમના પર આ આશા &amp; છે &amp; દરેક"</w:t>
       </w:r>
     </w:p>
@@ -23262,6 +26052,21 @@
           <w:b/>
           <w:lang w:val="gu_IN" w:bidi="gu_IN"/>
         </w:rPr>
+        <w:t>ἐκεῖνος ἐφανερώθη</w:t>
+      </w:r>
+    </w:p>
+    <w:p>
+      <w:pPr/>
+      <w:r>
+        <w:rPr>
+          <w:lang w:val="gu_IN" w:bidi="gu_IN"/>
+        </w:rPr>
+      </w:r>
+      <w:r>
+        <w:rPr>
+          <w:b/>
+          <w:lang w:val="gu_IN" w:bidi="gu_IN"/>
+        </w:rPr>
         <w:t>"તે પ્રગટ થયા"</w:t>
       </w:r>
     </w:p>
@@ -23337,6 +26142,21 @@
           <w:b/>
           <w:lang w:val="gu_IN" w:bidi="gu_IN"/>
         </w:rPr>
+        <w:t>ἁμαρτία ἐν αὐτῷ οὐκ ἔστιν</w:t>
+      </w:r>
+    </w:p>
+    <w:p>
+      <w:pPr/>
+      <w:r>
+        <w:rPr>
+          <w:lang w:val="gu_IN" w:bidi="gu_IN"/>
+        </w:rPr>
+      </w:r>
+      <w:r>
+        <w:rPr>
+          <w:b/>
+          <w:lang w:val="gu_IN" w:bidi="gu_IN"/>
+        </w:rPr>
         <w:t>"તેમનામાં પાપ નથી"</w:t>
       </w:r>
     </w:p>
@@ -23398,6 +26218,21 @@
         <w:rPr>
           <w:lang w:val="gu_IN" w:bidi="gu_IN"/>
         </w:rPr>
+      </w:r>
+    </w:p>
+    <w:p>
+      <w:pPr/>
+      <w:r>
+        <w:rPr>
+          <w:lang w:val="gu_IN" w:bidi="gu_IN"/>
+        </w:rPr>
+      </w:r>
+      <w:r>
+        <w:rPr>
+          <w:b/>
+          <w:lang w:val="gu_IN" w:bidi="gu_IN"/>
+        </w:rPr>
+        <w:t>πᾶς ὁ ἐν αὐτῷ μένων</w:t>
       </w:r>
     </w:p>
     <w:p>
@@ -23580,6 +26415,21 @@
           <w:b/>
           <w:lang w:val="gu_IN" w:bidi="gu_IN"/>
         </w:rPr>
+        <w:t>αὐτῷ &amp; αὐτὸν &amp; αὐτόν</w:t>
+      </w:r>
+    </w:p>
+    <w:p>
+      <w:pPr/>
+      <w:r>
+        <w:rPr>
+          <w:lang w:val="gu_IN" w:bidi="gu_IN"/>
+        </w:rPr>
+      </w:r>
+      <w:r>
+        <w:rPr>
+          <w:b/>
+          <w:lang w:val="gu_IN" w:bidi="gu_IN"/>
+        </w:rPr>
         <w:t>"તેમનામાં &amp; તેણે તેમને જોયા નથી &amp; તેમને"</w:t>
       </w:r>
     </w:p>
@@ -23655,6 +26505,21 @@
           <w:b/>
           <w:lang w:val="gu_IN" w:bidi="gu_IN"/>
         </w:rPr>
+        <w:t>οὐχ ἁμαρτάνει</w:t>
+      </w:r>
+    </w:p>
+    <w:p>
+      <w:pPr/>
+      <w:r>
+        <w:rPr>
+          <w:lang w:val="gu_IN" w:bidi="gu_IN"/>
+        </w:rPr>
+      </w:r>
+      <w:r>
+        <w:rPr>
+          <w:b/>
+          <w:lang w:val="gu_IN" w:bidi="gu_IN"/>
+        </w:rPr>
         <w:t>"પાપ કરતો નથી"</w:t>
       </w:r>
     </w:p>
@@ -23730,6 +26595,21 @@
           <w:b/>
           <w:lang w:val="gu_IN" w:bidi="gu_IN"/>
         </w:rPr>
+        <w:t>οὐχ ἑώρακεν αὐτὸν, οὐδὲ ἔγνωκεν αὐτόν</w:t>
+      </w:r>
+    </w:p>
+    <w:p>
+      <w:pPr/>
+      <w:r>
+        <w:rPr>
+          <w:lang w:val="gu_IN" w:bidi="gu_IN"/>
+        </w:rPr>
+      </w:r>
+      <w:r>
+        <w:rPr>
+          <w:b/>
+          <w:lang w:val="gu_IN" w:bidi="gu_IN"/>
+        </w:rPr>
         <w:t>"તેણે તેમને જોયા નથી અને તેમને ઓળખ્યા પણ નથી"</w:t>
       </w:r>
     </w:p>
@@ -23805,6 +26685,21 @@
           <w:b/>
           <w:lang w:val="gu_IN" w:bidi="gu_IN"/>
         </w:rPr>
+        <w:t>οὐχ ἑώρακεν αὐτὸν</w:t>
+      </w:r>
+    </w:p>
+    <w:p>
+      <w:pPr/>
+      <w:r>
+        <w:rPr>
+          <w:lang w:val="gu_IN" w:bidi="gu_IN"/>
+        </w:rPr>
+      </w:r>
+      <w:r>
+        <w:rPr>
+          <w:b/>
+          <w:lang w:val="gu_IN" w:bidi="gu_IN"/>
+        </w:rPr>
         <w:t>"તેણે તેમને જોયા નથી"</w:t>
       </w:r>
     </w:p>
@@ -23866,6 +26761,21 @@
         <w:rPr>
           <w:lang w:val="gu_IN" w:bidi="gu_IN"/>
         </w:rPr>
+      </w:r>
+    </w:p>
+    <w:p>
+      <w:pPr/>
+      <w:r>
+        <w:rPr>
+          <w:lang w:val="gu_IN" w:bidi="gu_IN"/>
+        </w:rPr>
+      </w:r>
+      <w:r>
+        <w:rPr>
+          <w:b/>
+          <w:lang w:val="gu_IN" w:bidi="gu_IN"/>
+        </w:rPr>
+        <w:t>τεκνία</w:t>
       </w:r>
     </w:p>
     <w:p>
@@ -23973,6 +26883,21 @@
           <w:b/>
           <w:lang w:val="gu_IN" w:bidi="gu_IN"/>
         </w:rPr>
+        <w:t>μηδεὶς πλανάτω ὑμᾶς</w:t>
+      </w:r>
+    </w:p>
+    <w:p>
+      <w:pPr/>
+      <w:r>
+        <w:rPr>
+          <w:lang w:val="gu_IN" w:bidi="gu_IN"/>
+        </w:rPr>
+      </w:r>
+      <w:r>
+        <w:rPr>
+          <w:b/>
+          <w:lang w:val="gu_IN" w:bidi="gu_IN"/>
+        </w:rPr>
         <w:t>"કોઈ તમને ગેરમાર્ગે દોરે નહિ"</w:t>
       </w:r>
     </w:p>
@@ -24234,6 +27159,21 @@
           <w:b/>
           <w:lang w:val="gu_IN" w:bidi="gu_IN"/>
         </w:rPr>
+        <w:t>ἐκεῖνος</w:t>
+      </w:r>
+    </w:p>
+    <w:p>
+      <w:pPr/>
+      <w:r>
+        <w:rPr>
+          <w:lang w:val="gu_IN" w:bidi="gu_IN"/>
+        </w:rPr>
+      </w:r>
+      <w:r>
+        <w:rPr>
+          <w:b/>
+          <w:lang w:val="gu_IN" w:bidi="gu_IN"/>
+        </w:rPr>
         <w:t>"તે"</w:t>
       </w:r>
     </w:p>
@@ -24295,6 +27235,21 @@
         <w:rPr>
           <w:lang w:val="gu_IN" w:bidi="gu_IN"/>
         </w:rPr>
+      </w:r>
+    </w:p>
+    <w:p>
+      <w:pPr/>
+      <w:r>
+        <w:rPr>
+          <w:lang w:val="gu_IN" w:bidi="gu_IN"/>
+        </w:rPr>
+      </w:r>
+      <w:r>
+        <w:rPr>
+          <w:b/>
+          <w:lang w:val="gu_IN" w:bidi="gu_IN"/>
+        </w:rPr>
+        <w:t>ἐκ τοῦ διαβόλου ἐστίν</w:t>
       </w:r>
     </w:p>
     <w:p>
@@ -24390,6 +27345,21 @@
           <w:b/>
           <w:lang w:val="gu_IN" w:bidi="gu_IN"/>
         </w:rPr>
+        <w:t>ἀπ’ ἀρχῆς</w:t>
+      </w:r>
+    </w:p>
+    <w:p>
+      <w:pPr/>
+      <w:r>
+        <w:rPr>
+          <w:lang w:val="gu_IN" w:bidi="gu_IN"/>
+        </w:rPr>
+      </w:r>
+      <w:r>
+        <w:rPr>
+          <w:b/>
+          <w:lang w:val="gu_IN" w:bidi="gu_IN"/>
+        </w:rPr>
         <w:t>"આરંભથી"</w:t>
       </w:r>
     </w:p>
@@ -24465,6 +27435,21 @@
           <w:b/>
           <w:lang w:val="gu_IN" w:bidi="gu_IN"/>
         </w:rPr>
+        <w:t>ὁ Υἱὸς τοῦ Θεοῦ</w:t>
+      </w:r>
+    </w:p>
+    <w:p>
+      <w:pPr/>
+      <w:r>
+        <w:rPr>
+          <w:lang w:val="gu_IN" w:bidi="gu_IN"/>
+        </w:rPr>
+      </w:r>
+      <w:r>
+        <w:rPr>
+          <w:b/>
+          <w:lang w:val="gu_IN" w:bidi="gu_IN"/>
+        </w:rPr>
         <w:t>"ઈશ્વર પુત્ર"</w:t>
       </w:r>
     </w:p>
@@ -24526,6 +27511,21 @@
         <w:rPr>
           <w:lang w:val="gu_IN" w:bidi="gu_IN"/>
         </w:rPr>
+      </w:r>
+    </w:p>
+    <w:p>
+      <w:pPr/>
+      <w:r>
+        <w:rPr>
+          <w:lang w:val="gu_IN" w:bidi="gu_IN"/>
+        </w:rPr>
+      </w:r>
+      <w:r>
+        <w:rPr>
+          <w:b/>
+          <w:lang w:val="gu_IN" w:bidi="gu_IN"/>
+        </w:rPr>
+        <w:t>ἐφανερώθη</w:t>
       </w:r>
     </w:p>
     <w:p>
@@ -24894,6 +27894,21 @@
           <w:b/>
           <w:lang w:val="gu_IN" w:bidi="gu_IN"/>
         </w:rPr>
+        <w:t>σπέρμα αὐτοῦ ἐν αὐτῷ μένει</w:t>
+      </w:r>
+    </w:p>
+    <w:p>
+      <w:pPr/>
+      <w:r>
+        <w:rPr>
+          <w:lang w:val="gu_IN" w:bidi="gu_IN"/>
+        </w:rPr>
+      </w:r>
+      <w:r>
+        <w:rPr>
+          <w:b/>
+          <w:lang w:val="gu_IN" w:bidi="gu_IN"/>
+        </w:rPr>
         <w:t>"તેમનું બીજ તેનામાં રહે"</w:t>
       </w:r>
     </w:p>
@@ -24955,6 +27970,21 @@
         <w:rPr>
           <w:lang w:val="gu_IN" w:bidi="gu_IN"/>
         </w:rPr>
+      </w:r>
+    </w:p>
+    <w:p>
+      <w:pPr/>
+      <w:r>
+        <w:rPr>
+          <w:lang w:val="gu_IN" w:bidi="gu_IN"/>
+        </w:rPr>
+      </w:r>
+      <w:r>
+        <w:rPr>
+          <w:b/>
+          <w:lang w:val="gu_IN" w:bidi="gu_IN"/>
+        </w:rPr>
+        <w:t>σπέρμα αὐτοῦ ἐν αὐτῷ μένει</w:t>
       </w:r>
     </w:p>
     <w:p>
@@ -25062,6 +28092,21 @@
           <w:b/>
           <w:lang w:val="gu_IN" w:bidi="gu_IN"/>
         </w:rPr>
+        <w:t>σπέρμα αὐτοῦ ἐν αὐτῷ μένει</w:t>
+      </w:r>
+    </w:p>
+    <w:p>
+      <w:pPr/>
+      <w:r>
+        <w:rPr>
+          <w:lang w:val="gu_IN" w:bidi="gu_IN"/>
+        </w:rPr>
+      </w:r>
+      <w:r>
+        <w:rPr>
+          <w:b/>
+          <w:lang w:val="gu_IN" w:bidi="gu_IN"/>
+        </w:rPr>
         <w:t>"તેમનું બીજ તેનામાં રહે"</w:t>
       </w:r>
     </w:p>
@@ -25198,6 +28243,21 @@
         <w:rPr>
           <w:lang w:val="gu_IN" w:bidi="gu_IN"/>
         </w:rPr>
+      </w:r>
+    </w:p>
+    <w:p>
+      <w:pPr/>
+      <w:r>
+        <w:rPr>
+          <w:lang w:val="gu_IN" w:bidi="gu_IN"/>
+        </w:rPr>
+      </w:r>
+      <w:r>
+        <w:rPr>
+          <w:b/>
+          <w:lang w:val="gu_IN" w:bidi="gu_IN"/>
+        </w:rPr>
+        <w:t>τὰ τέκνα τοῦ Θεοῦ, καὶ τὰ τέκνα τοῦ διαβόλου</w:t>
       </w:r>
     </w:p>
     <w:p>
@@ -25455,6 +28515,21 @@
           <w:b/>
           <w:lang w:val="gu_IN" w:bidi="gu_IN"/>
         </w:rPr>
+        <w:t>οὐκ ἔστιν ἐκ τοῦ Θεοῦ</w:t>
+      </w:r>
+    </w:p>
+    <w:p>
+      <w:pPr/>
+      <w:r>
+        <w:rPr>
+          <w:lang w:val="gu_IN" w:bidi="gu_IN"/>
+        </w:rPr>
+      </w:r>
+      <w:r>
+        <w:rPr>
+          <w:b/>
+          <w:lang w:val="gu_IN" w:bidi="gu_IN"/>
+        </w:rPr>
         <w:t>"નથી &amp; ઈશ્વર તરફથી"</w:t>
       </w:r>
     </w:p>
@@ -25530,6 +28605,21 @@
           <w:b/>
           <w:lang w:val="gu_IN" w:bidi="gu_IN"/>
         </w:rPr>
+        <w:t>καὶ ὁ μὴ ἀγαπῶν τὸν ἀδελφὸν αὐτοῦ</w:t>
+      </w:r>
+    </w:p>
+    <w:p>
+      <w:pPr/>
+      <w:r>
+        <w:rPr>
+          <w:lang w:val="gu_IN" w:bidi="gu_IN"/>
+        </w:rPr>
+      </w:r>
+      <w:r>
+        <w:rPr>
+          <w:b/>
+          <w:lang w:val="gu_IN" w:bidi="gu_IN"/>
+        </w:rPr>
         <w:t>"જે &amp; અને &amp; પોતાના ભાઈને પ્રેમ કરતો &amp; નથી"</w:t>
       </w:r>
     </w:p>
@@ -25591,6 +28681,21 @@
         <w:rPr>
           <w:lang w:val="gu_IN" w:bidi="gu_IN"/>
         </w:rPr>
+      </w:r>
+    </w:p>
+    <w:p>
+      <w:pPr/>
+      <w:r>
+        <w:rPr>
+          <w:lang w:val="gu_IN" w:bidi="gu_IN"/>
+        </w:rPr>
+      </w:r>
+      <w:r>
+        <w:rPr>
+          <w:b/>
+          <w:lang w:val="gu_IN" w:bidi="gu_IN"/>
+        </w:rPr>
+        <w:t>τὸν ἀδελφὸν αὐτοῦ</w:t>
       </w:r>
     </w:p>
     <w:p>
@@ -25698,6 +28803,21 @@
           <w:b/>
           <w:lang w:val="gu_IN" w:bidi="gu_IN"/>
         </w:rPr>
+        <w:t>ἀπ’ ἀρχῆς</w:t>
+      </w:r>
+    </w:p>
+    <w:p>
+      <w:pPr/>
+      <w:r>
+        <w:rPr>
+          <w:lang w:val="gu_IN" w:bidi="gu_IN"/>
+        </w:rPr>
+      </w:r>
+      <w:r>
+        <w:rPr>
+          <w:b/>
+          <w:lang w:val="gu_IN" w:bidi="gu_IN"/>
+        </w:rPr>
         <w:t>"આરંભથી"</w:t>
       </w:r>
     </w:p>
@@ -25773,6 +28893,21 @@
           <w:b/>
           <w:lang w:val="gu_IN" w:bidi="gu_IN"/>
         </w:rPr>
+        <w:t>οὐ καθὼς Κάϊν</w:t>
+      </w:r>
+    </w:p>
+    <w:p>
+      <w:pPr/>
+      <w:r>
+        <w:rPr>
+          <w:lang w:val="gu_IN" w:bidi="gu_IN"/>
+        </w:rPr>
+      </w:r>
+      <w:r>
+        <w:rPr>
+          <w:b/>
+          <w:lang w:val="gu_IN" w:bidi="gu_IN"/>
+        </w:rPr>
         <w:t>"કાઈનની જેમ નહિ"</w:t>
       </w:r>
     </w:p>
@@ -25848,6 +28983,21 @@
           <w:b/>
           <w:lang w:val="gu_IN" w:bidi="gu_IN"/>
         </w:rPr>
+        <w:t>Κάϊν &amp; ἔσφαξεν τὸν ἀδελφὸν αὐτοῦ</w:t>
+      </w:r>
+    </w:p>
+    <w:p>
+      <w:pPr/>
+      <w:r>
+        <w:rPr>
+          <w:lang w:val="gu_IN" w:bidi="gu_IN"/>
+        </w:rPr>
+      </w:r>
+      <w:r>
+        <w:rPr>
+          <w:b/>
+          <w:lang w:val="gu_IN" w:bidi="gu_IN"/>
+        </w:rPr>
         <w:t>"કાઈનની &amp; પોતાના ભાઈને મારી નાખ્યો"</w:t>
       </w:r>
     </w:p>
@@ -25923,6 +29073,21 @@
           <w:b/>
           <w:lang w:val="gu_IN" w:bidi="gu_IN"/>
         </w:rPr>
+        <w:t>ἐκ τοῦ πονηροῦ ἦν</w:t>
+      </w:r>
+    </w:p>
+    <w:p>
+      <w:pPr/>
+      <w:r>
+        <w:rPr>
+          <w:lang w:val="gu_IN" w:bidi="gu_IN"/>
+        </w:rPr>
+      </w:r>
+      <w:r>
+        <w:rPr>
+          <w:b/>
+          <w:lang w:val="gu_IN" w:bidi="gu_IN"/>
+        </w:rPr>
         <w:t>"જે દુષ્ટથી હતો"</w:t>
       </w:r>
     </w:p>
@@ -25986,6 +29151,21 @@
           <w:b/>
           <w:lang w:val="gu_IN" w:bidi="gu_IN"/>
         </w:rPr>
+        <w:t>τοῦ πονηροῦ</w:t>
+      </w:r>
+    </w:p>
+    <w:p>
+      <w:pPr/>
+      <w:r>
+        <w:rPr>
+          <w:lang w:val="gu_IN" w:bidi="gu_IN"/>
+        </w:rPr>
+      </w:r>
+      <w:r>
+        <w:rPr>
+          <w:b/>
+          <w:lang w:val="gu_IN" w:bidi="gu_IN"/>
+        </w:rPr>
         <w:t>"દુષ્ટથી"</w:t>
       </w:r>
     </w:p>
@@ -26061,6 +29241,21 @@
           <w:b/>
           <w:lang w:val="gu_IN" w:bidi="gu_IN"/>
         </w:rPr>
+        <w:t>τοῦ πονηροῦ</w:t>
+      </w:r>
+    </w:p>
+    <w:p>
+      <w:pPr/>
+      <w:r>
+        <w:rPr>
+          <w:lang w:val="gu_IN" w:bidi="gu_IN"/>
+        </w:rPr>
+      </w:r>
+      <w:r>
+        <w:rPr>
+          <w:b/>
+          <w:lang w:val="gu_IN" w:bidi="gu_IN"/>
+        </w:rPr>
         <w:t>"દુષ્ટથી"</w:t>
       </w:r>
     </w:p>
@@ -26286,6 +29481,21 @@
           <w:b/>
           <w:lang w:val="gu_IN" w:bidi="gu_IN"/>
         </w:rPr>
+        <w:t>μὴ θαυμάζετε</w:t>
+      </w:r>
+    </w:p>
+    <w:p>
+      <w:pPr/>
+      <w:r>
+        <w:rPr>
+          <w:lang w:val="gu_IN" w:bidi="gu_IN"/>
+        </w:rPr>
+      </w:r>
+      <w:r>
+        <w:rPr>
+          <w:b/>
+          <w:lang w:val="gu_IN" w:bidi="gu_IN"/>
+        </w:rPr>
         <w:t>"આશ્ચર્ય ન પામો"</w:t>
       </w:r>
     </w:p>
@@ -26335,6 +29545,21 @@
         <w:rPr>
           <w:lang w:val="gu_IN" w:bidi="gu_IN"/>
         </w:rPr>
+      </w:r>
+    </w:p>
+    <w:p>
+      <w:pPr/>
+      <w:r>
+        <w:rPr>
+          <w:lang w:val="gu_IN" w:bidi="gu_IN"/>
+        </w:rPr>
+      </w:r>
+      <w:r>
+        <w:rPr>
+          <w:b/>
+          <w:lang w:val="gu_IN" w:bidi="gu_IN"/>
+        </w:rPr>
+        <w:t>ἀδελφοί</w:t>
       </w:r>
     </w:p>
     <w:p>
@@ -26442,6 +29667,21 @@
           <w:b/>
           <w:lang w:val="gu_IN" w:bidi="gu_IN"/>
         </w:rPr>
+        <w:t>εἰ μισεῖ ὑμᾶς ὁ κόσμος</w:t>
+      </w:r>
+    </w:p>
+    <w:p>
+      <w:pPr/>
+      <w:r>
+        <w:rPr>
+          <w:lang w:val="gu_IN" w:bidi="gu_IN"/>
+        </w:rPr>
+      </w:r>
+      <w:r>
+        <w:rPr>
+          <w:b/>
+          <w:lang w:val="gu_IN" w:bidi="gu_IN"/>
+        </w:rPr>
         <w:t>"જો જગત તમારો દ્વેષ કરે"</w:t>
       </w:r>
     </w:p>
@@ -26728,6 +29968,21 @@
         <w:rPr>
           <w:lang w:val="gu_IN" w:bidi="gu_IN"/>
         </w:rPr>
+      </w:r>
+    </w:p>
+    <w:p>
+      <w:pPr/>
+      <w:r>
+        <w:rPr>
+          <w:lang w:val="gu_IN" w:bidi="gu_IN"/>
+        </w:rPr>
+      </w:r>
+      <w:r>
+        <w:rPr>
+          <w:b/>
+          <w:lang w:val="gu_IN" w:bidi="gu_IN"/>
+        </w:rPr>
+        <w:t>τοὺς ἀδελφούς</w:t>
       </w:r>
     </w:p>
     <w:p>
@@ -26835,6 +30090,21 @@
           <w:b/>
           <w:lang w:val="gu_IN" w:bidi="gu_IN"/>
         </w:rPr>
+        <w:t>ὁ μὴ ἀγαπῶν</w:t>
+      </w:r>
+    </w:p>
+    <w:p>
+      <w:pPr/>
+      <w:r>
+        <w:rPr>
+          <w:lang w:val="gu_IN" w:bidi="gu_IN"/>
+        </w:rPr>
+      </w:r>
+      <w:r>
+        <w:rPr>
+          <w:b/>
+          <w:lang w:val="gu_IN" w:bidi="gu_IN"/>
+        </w:rPr>
         <w:t>"જે કોઈ પ્રેમ કરતો નથી"</w:t>
       </w:r>
     </w:p>
@@ -26910,6 +30180,21 @@
           <w:b/>
           <w:lang w:val="gu_IN" w:bidi="gu_IN"/>
         </w:rPr>
+        <w:t>μένει ἐν τῷ θανάτῳ</w:t>
+      </w:r>
+    </w:p>
+    <w:p>
+      <w:pPr/>
+      <w:r>
+        <w:rPr>
+          <w:lang w:val="gu_IN" w:bidi="gu_IN"/>
+        </w:rPr>
+      </w:r>
+      <w:r>
+        <w:rPr>
+          <w:b/>
+          <w:lang w:val="gu_IN" w:bidi="gu_IN"/>
+        </w:rPr>
         <w:t>"મરણમાં રહે છે"</w:t>
       </w:r>
     </w:p>
@@ -26971,6 +30256,21 @@
         <w:rPr>
           <w:lang w:val="gu_IN" w:bidi="gu_IN"/>
         </w:rPr>
+      </w:r>
+    </w:p>
+    <w:p>
+      <w:pPr/>
+      <w:r>
+        <w:rPr>
+          <w:lang w:val="gu_IN" w:bidi="gu_IN"/>
+        </w:rPr>
+      </w:r>
+      <w:r>
+        <w:rPr>
+          <w:b/>
+          <w:lang w:val="gu_IN" w:bidi="gu_IN"/>
+        </w:rPr>
+        <w:t>πᾶς ὁ μισῶν τὸν ἀδελφὸν αὐτοῦ, ἀνθρωποκτόνος ἐστίν</w:t>
       </w:r>
     </w:p>
     <w:p>
@@ -27078,6 +30378,21 @@
           <w:b/>
           <w:lang w:val="gu_IN" w:bidi="gu_IN"/>
         </w:rPr>
+        <w:t>τὸν ἀδελφὸν αὐτοῦ</w:t>
+      </w:r>
+    </w:p>
+    <w:p>
+      <w:pPr/>
+      <w:r>
+        <w:rPr>
+          <w:lang w:val="gu_IN" w:bidi="gu_IN"/>
+        </w:rPr>
+      </w:r>
+      <w:r>
+        <w:rPr>
+          <w:b/>
+          <w:lang w:val="gu_IN" w:bidi="gu_IN"/>
+        </w:rPr>
         <w:t>"પોતાના ભાઈનો"</w:t>
       </w:r>
     </w:p>
@@ -27234,6 +30549,21 @@
           <w:b/>
           <w:lang w:val="gu_IN" w:bidi="gu_IN"/>
         </w:rPr>
+        <w:t>ζωὴν αἰώνιον</w:t>
+      </w:r>
+    </w:p>
+    <w:p>
+      <w:pPr/>
+      <w:r>
+        <w:rPr>
+          <w:lang w:val="gu_IN" w:bidi="gu_IN"/>
+        </w:rPr>
+      </w:r>
+      <w:r>
+        <w:rPr>
+          <w:b/>
+          <w:lang w:val="gu_IN" w:bidi="gu_IN"/>
+        </w:rPr>
         <w:t>"અનંતજીવન"</w:t>
       </w:r>
     </w:p>
@@ -27309,6 +30639,21 @@
           <w:b/>
           <w:lang w:val="gu_IN" w:bidi="gu_IN"/>
         </w:rPr>
+        <w:t>οὐκ ἔχει ζωὴν αἰώνιον ἐν αὐτῷ μένουσαν</w:t>
+      </w:r>
+    </w:p>
+    <w:p>
+      <w:pPr/>
+      <w:r>
+        <w:rPr>
+          <w:lang w:val="gu_IN" w:bidi="gu_IN"/>
+        </w:rPr>
+      </w:r>
+      <w:r>
+        <w:rPr>
+          <w:b/>
+          <w:lang w:val="gu_IN" w:bidi="gu_IN"/>
+        </w:rPr>
         <w:t>"ખૂનીમાં અનંતજીવન રહેતું નથી"</w:t>
       </w:r>
     </w:p>
@@ -27384,6 +30729,21 @@
           <w:b/>
           <w:lang w:val="gu_IN" w:bidi="gu_IN"/>
         </w:rPr>
+        <w:t>ἐν τούτῳ ἐγνώκαμεν τὴν ἀγάπην</w:t>
+      </w:r>
+    </w:p>
+    <w:p>
+      <w:pPr/>
+      <w:r>
+        <w:rPr>
+          <w:lang w:val="gu_IN" w:bidi="gu_IN"/>
+        </w:rPr>
+      </w:r>
+      <w:r>
+        <w:rPr>
+          <w:b/>
+          <w:lang w:val="gu_IN" w:bidi="gu_IN"/>
+        </w:rPr>
         <w:t>"આમાં આપણે પ્રેમને જાણ્યો છે"</w:t>
       </w:r>
     </w:p>
@@ -27459,6 +30819,21 @@
           <w:b/>
           <w:lang w:val="gu_IN" w:bidi="gu_IN"/>
         </w:rPr>
+        <w:t>ἐκεῖνος</w:t>
+      </w:r>
+    </w:p>
+    <w:p>
+      <w:pPr/>
+      <w:r>
+        <w:rPr>
+          <w:lang w:val="gu_IN" w:bidi="gu_IN"/>
+        </w:rPr>
+      </w:r>
+      <w:r>
+        <w:rPr>
+          <w:b/>
+          <w:lang w:val="gu_IN" w:bidi="gu_IN"/>
+        </w:rPr>
         <w:t>"તેમણે"</w:t>
       </w:r>
     </w:p>
@@ -27534,6 +30909,21 @@
           <w:b/>
           <w:lang w:val="gu_IN" w:bidi="gu_IN"/>
         </w:rPr>
+        <w:t>ὑπὲρ ἡμῶν τὴν ψυχὴν αὐτοῦ ἔθηκεν</w:t>
+      </w:r>
+    </w:p>
+    <w:p>
+      <w:pPr/>
+      <w:r>
+        <w:rPr>
+          <w:lang w:val="gu_IN" w:bidi="gu_IN"/>
+        </w:rPr>
+      </w:r>
+      <w:r>
+        <w:rPr>
+          <w:b/>
+          <w:lang w:val="gu_IN" w:bidi="gu_IN"/>
+        </w:rPr>
         <w:t>"આપણા માટે પોતાના જીવ આપ્યો"</w:t>
       </w:r>
     </w:p>
@@ -27609,6 +30999,21 @@
           <w:b/>
           <w:lang w:val="gu_IN" w:bidi="gu_IN"/>
         </w:rPr>
+        <w:t>καὶ ἡμεῖς ὀφείλομεν ὑπὲρ τῶν ἀδελφῶν, τὰς ψυχὰς θεῖναι</w:t>
+      </w:r>
+    </w:p>
+    <w:p>
+      <w:pPr/>
+      <w:r>
+        <w:rPr>
+          <w:lang w:val="gu_IN" w:bidi="gu_IN"/>
+        </w:rPr>
+      </w:r>
+      <w:r>
+        <w:rPr>
+          <w:b/>
+          <w:lang w:val="gu_IN" w:bidi="gu_IN"/>
+        </w:rPr>
         <w:t>"આપણે પણ ભાઈઓ માટે આપણો જીવ આપવો જોઈએ"</w:t>
       </w:r>
     </w:p>
@@ -27670,6 +31075,21 @@
         <w:rPr>
           <w:lang w:val="gu_IN" w:bidi="gu_IN"/>
         </w:rPr>
+      </w:r>
+    </w:p>
+    <w:p>
+      <w:pPr/>
+      <w:r>
+        <w:rPr>
+          <w:lang w:val="gu_IN" w:bidi="gu_IN"/>
+        </w:rPr>
+      </w:r>
+      <w:r>
+        <w:rPr>
+          <w:b/>
+          <w:lang w:val="gu_IN" w:bidi="gu_IN"/>
+        </w:rPr>
+        <w:t>τῶν ἀδελφῶν</w:t>
       </w:r>
     </w:p>
     <w:p>
@@ -27852,6 +31272,21 @@
           <w:b/>
           <w:lang w:val="gu_IN" w:bidi="gu_IN"/>
         </w:rPr>
+        <w:t>τὸν βίον τοῦ κόσμου</w:t>
+      </w:r>
+    </w:p>
+    <w:p>
+      <w:pPr/>
+      <w:r>
+        <w:rPr>
+          <w:lang w:val="gu_IN" w:bidi="gu_IN"/>
+        </w:rPr>
+      </w:r>
+      <w:r>
+        <w:rPr>
+          <w:b/>
+          <w:lang w:val="gu_IN" w:bidi="gu_IN"/>
+        </w:rPr>
         <w:t>"જગતની સંપત્તિ"</w:t>
       </w:r>
     </w:p>
@@ -27913,6 +31348,21 @@
         <w:rPr>
           <w:lang w:val="gu_IN" w:bidi="gu_IN"/>
         </w:rPr>
+      </w:r>
+    </w:p>
+    <w:p>
+      <w:pPr/>
+      <w:r>
+        <w:rPr>
+          <w:lang w:val="gu_IN" w:bidi="gu_IN"/>
+        </w:rPr>
+      </w:r>
+      <w:r>
+        <w:rPr>
+          <w:b/>
+          <w:lang w:val="gu_IN" w:bidi="gu_IN"/>
+        </w:rPr>
+        <w:t>τὸν ἀδελφὸν αὐτοῦ</w:t>
       </w:r>
     </w:p>
     <w:p>
@@ -28020,6 +31470,21 @@
           <w:b/>
           <w:lang w:val="gu_IN" w:bidi="gu_IN"/>
         </w:rPr>
+        <w:t>κλείσῃ τὰ σπλάγχνα αὐτοῦ ἀπ’ αὐτοῦ</w:t>
+      </w:r>
+    </w:p>
+    <w:p>
+      <w:pPr/>
+      <w:r>
+        <w:rPr>
+          <w:lang w:val="gu_IN" w:bidi="gu_IN"/>
+        </w:rPr>
+      </w:r>
+      <w:r>
+        <w:rPr>
+          <w:b/>
+          <w:lang w:val="gu_IN" w:bidi="gu_IN"/>
+        </w:rPr>
         <w:t>"તેનાથી પોતાના દ્વારો બંધ કરે છે"</w:t>
       </w:r>
     </w:p>
@@ -28095,6 +31560,21 @@
           <w:b/>
           <w:lang w:val="gu_IN" w:bidi="gu_IN"/>
         </w:rPr>
+        <w:t>πῶς ἡ ἀγάπη τοῦ Θεοῦ μένει ἐν αὐτῷ</w:t>
+      </w:r>
+    </w:p>
+    <w:p>
+      <w:pPr/>
+      <w:r>
+        <w:rPr>
+          <w:lang w:val="gu_IN" w:bidi="gu_IN"/>
+        </w:rPr>
+      </w:r>
+      <w:r>
+        <w:rPr>
+          <w:b/>
+          <w:lang w:val="gu_IN" w:bidi="gu_IN"/>
+        </w:rPr>
         <w:t>"તેનામાં ઈશ્વરનો પ્રેમ કેવી રીતે રહી શકે"</w:t>
       </w:r>
     </w:p>
@@ -28156,6 +31636,21 @@
         <w:rPr>
           <w:lang w:val="gu_IN" w:bidi="gu_IN"/>
         </w:rPr>
+      </w:r>
+    </w:p>
+    <w:p>
+      <w:pPr/>
+      <w:r>
+        <w:rPr>
+          <w:lang w:val="gu_IN" w:bidi="gu_IN"/>
+        </w:rPr>
+      </w:r>
+      <w:r>
+        <w:rPr>
+          <w:b/>
+          <w:lang w:val="gu_IN" w:bidi="gu_IN"/>
+        </w:rPr>
+        <w:t>πῶς ἡ ἀγάπη τοῦ Θεοῦ μένει ἐν αὐτῷ</w:t>
       </w:r>
     </w:p>
     <w:p>
@@ -28263,6 +31758,21 @@
           <w:b/>
           <w:lang w:val="gu_IN" w:bidi="gu_IN"/>
         </w:rPr>
+        <w:t>πῶς ἡ ἀγάπη τοῦ Θεοῦ μένει ἐν αὐτῷ</w:t>
+      </w:r>
+    </w:p>
+    <w:p>
+      <w:pPr/>
+      <w:r>
+        <w:rPr>
+          <w:lang w:val="gu_IN" w:bidi="gu_IN"/>
+        </w:rPr>
+      </w:r>
+      <w:r>
+        <w:rPr>
+          <w:b/>
+          <w:lang w:val="gu_IN" w:bidi="gu_IN"/>
+        </w:rPr>
         <w:t>"ઈશ્વરનો પ્રેમ"</w:t>
       </w:r>
     </w:p>
@@ -28356,6 +31866,21 @@
           <w:b/>
           <w:lang w:val="gu_IN" w:bidi="gu_IN"/>
         </w:rPr>
+        <w:t>τεκνία</w:t>
+      </w:r>
+    </w:p>
+    <w:p>
+      <w:pPr/>
+      <w:r>
+        <w:rPr>
+          <w:lang w:val="gu_IN" w:bidi="gu_IN"/>
+        </w:rPr>
+      </w:r>
+      <w:r>
+        <w:rPr>
+          <w:b/>
+          <w:lang w:val="gu_IN" w:bidi="gu_IN"/>
+        </w:rPr>
         <w:t>"નાના બાળકો"</w:t>
       </w:r>
     </w:p>
@@ -28449,6 +31974,21 @@
           <w:b/>
           <w:lang w:val="gu_IN" w:bidi="gu_IN"/>
         </w:rPr>
+        <w:t>μὴ ἀγαπῶμεν λόγῳ, μηδὲ τῇ γλώσσῃ</w:t>
+      </w:r>
+    </w:p>
+    <w:p>
+      <w:pPr/>
+      <w:r>
+        <w:rPr>
+          <w:lang w:val="gu_IN" w:bidi="gu_IN"/>
+        </w:rPr>
+      </w:r>
+      <w:r>
+        <w:rPr>
+          <w:b/>
+          <w:lang w:val="gu_IN" w:bidi="gu_IN"/>
+        </w:rPr>
         <w:t>"આપણે શબ્દમાં &amp; જીભથી નહિ &amp; પ્રેમ કરીએ"</w:t>
       </w:r>
     </w:p>
@@ -28599,6 +32139,21 @@
           <w:b/>
           <w:lang w:val="gu_IN" w:bidi="gu_IN"/>
         </w:rPr>
+        <w:t>ἀλλὰ ἐν ἔργῳ καὶ ἀληθείᾳ</w:t>
+      </w:r>
+    </w:p>
+    <w:p>
+      <w:pPr/>
+      <w:r>
+        <w:rPr>
+          <w:lang w:val="gu_IN" w:bidi="gu_IN"/>
+        </w:rPr>
+      </w:r>
+      <w:r>
+        <w:rPr>
+          <w:b/>
+          <w:lang w:val="gu_IN" w:bidi="gu_IN"/>
+        </w:rPr>
         <w:t>"પરંતુ કાર્ય અને સત્યમાં"</w:t>
       </w:r>
     </w:p>
@@ -28674,6 +32229,21 @@
           <w:b/>
           <w:lang w:val="gu_IN" w:bidi="gu_IN"/>
         </w:rPr>
+        <w:t>ἐν ἔργῳ καὶ ἀληθείᾳ</w:t>
+      </w:r>
+    </w:p>
+    <w:p>
+      <w:pPr/>
+      <w:r>
+        <w:rPr>
+          <w:lang w:val="gu_IN" w:bidi="gu_IN"/>
+        </w:rPr>
+      </w:r>
+      <w:r>
+        <w:rPr>
+          <w:b/>
+          <w:lang w:val="gu_IN" w:bidi="gu_IN"/>
+        </w:rPr>
         <w:t>"કાર્ય અને સત્યમાં"</w:t>
       </w:r>
     </w:p>
@@ -28735,6 +32305,21 @@
         <w:rPr>
           <w:lang w:val="gu_IN" w:bidi="gu_IN"/>
         </w:rPr>
+      </w:r>
+    </w:p>
+    <w:p>
+      <w:pPr/>
+      <w:r>
+        <w:rPr>
+          <w:lang w:val="gu_IN" w:bidi="gu_IN"/>
+        </w:rPr>
+      </w:r>
+      <w:r>
+        <w:rPr>
+          <w:b/>
+          <w:lang w:val="gu_IN" w:bidi="gu_IN"/>
+        </w:rPr>
+        <w:t>ἐν τούτῳ γνωσόμεθα &amp; καὶ &amp; πείσομεν τὰς καρδίας ἡμῶν</w:t>
       </w:r>
     </w:p>
     <w:p>
@@ -28992,6 +32577,21 @@
           <w:b/>
           <w:lang w:val="gu_IN" w:bidi="gu_IN"/>
         </w:rPr>
+        <w:t>ἐκ τῆς ἀληθείας ἐσμέν</w:t>
+      </w:r>
+    </w:p>
+    <w:p>
+      <w:pPr/>
+      <w:r>
+        <w:rPr>
+          <w:lang w:val="gu_IN" w:bidi="gu_IN"/>
+        </w:rPr>
+      </w:r>
+      <w:r>
+        <w:rPr>
+          <w:b/>
+          <w:lang w:val="gu_IN" w:bidi="gu_IN"/>
+        </w:rPr>
         <w:t>"આપણે સત્યના છીએ"</w:t>
       </w:r>
     </w:p>
@@ -29085,6 +32685,21 @@
           <w:b/>
           <w:lang w:val="gu_IN" w:bidi="gu_IN"/>
         </w:rPr>
+        <w:t>ἐκ τῆς ἀληθείας ἐσμέν</w:t>
+      </w:r>
+    </w:p>
+    <w:p>
+      <w:pPr/>
+      <w:r>
+        <w:rPr>
+          <w:lang w:val="gu_IN" w:bidi="gu_IN"/>
+        </w:rPr>
+      </w:r>
+      <w:r>
+        <w:rPr>
+          <w:b/>
+          <w:lang w:val="gu_IN" w:bidi="gu_IN"/>
+        </w:rPr>
         <w:t>"આપણે સત્યના છીએ"</w:t>
       </w:r>
     </w:p>
@@ -29146,6 +32761,21 @@
         <w:rPr>
           <w:lang w:val="gu_IN" w:bidi="gu_IN"/>
         </w:rPr>
+      </w:r>
+    </w:p>
+    <w:p>
+      <w:pPr/>
+      <w:r>
+        <w:rPr>
+          <w:lang w:val="gu_IN" w:bidi="gu_IN"/>
+        </w:rPr>
+      </w:r>
+      <w:r>
+        <w:rPr>
+          <w:b/>
+          <w:lang w:val="gu_IN" w:bidi="gu_IN"/>
+        </w:rPr>
+        <w:t>ἐκ τῆς ἀληθείας ἐσμέν</w:t>
       </w:r>
     </w:p>
     <w:p>
@@ -29253,6 +32883,21 @@
           <w:b/>
           <w:lang w:val="gu_IN" w:bidi="gu_IN"/>
         </w:rPr>
+        <w:t>πείσομεν τὰς καρδίας ἡμῶν</w:t>
+      </w:r>
+    </w:p>
+    <w:p>
+      <w:pPr/>
+      <w:r>
+        <w:rPr>
+          <w:lang w:val="gu_IN" w:bidi="gu_IN"/>
+        </w:rPr>
+      </w:r>
+      <w:r>
+        <w:rPr>
+          <w:b/>
+          <w:lang w:val="gu_IN" w:bidi="gu_IN"/>
+        </w:rPr>
         <w:t>"આપણે &amp; આપણાં હ્રદયોને શાંત કરીશું"</w:t>
       </w:r>
     </w:p>
@@ -29403,6 +33048,21 @@
           <w:b/>
           <w:lang w:val="gu_IN" w:bidi="gu_IN"/>
         </w:rPr>
+        <w:t>ἔμπροσθεν αὐτοῦ</w:t>
+      </w:r>
+    </w:p>
+    <w:p>
+      <w:pPr/>
+      <w:r>
+        <w:rPr>
+          <w:lang w:val="gu_IN" w:bidi="gu_IN"/>
+        </w:rPr>
+      </w:r>
+      <w:r>
+        <w:rPr>
+          <w:b/>
+          <w:lang w:val="gu_IN" w:bidi="gu_IN"/>
+        </w:rPr>
         <w:t>"તેમની સમક્ષ"</w:t>
       </w:r>
     </w:p>
@@ -29553,6 +33213,21 @@
           <w:b/>
           <w:lang w:val="gu_IN" w:bidi="gu_IN"/>
         </w:rPr>
+        <w:t>ἐὰν καταγινώσκῃ ἡμῶν ἡ καρδία</w:t>
+      </w:r>
+    </w:p>
+    <w:p>
+      <w:pPr/>
+      <w:r>
+        <w:rPr>
+          <w:lang w:val="gu_IN" w:bidi="gu_IN"/>
+        </w:rPr>
+      </w:r>
+      <w:r>
+        <w:rPr>
+          <w:b/>
+          <w:lang w:val="gu_IN" w:bidi="gu_IN"/>
+        </w:rPr>
         <w:t>"જો &amp; હ્રદય આપણને દોષિત ઠરાવે &amp; આપણાં"</w:t>
       </w:r>
     </w:p>
@@ -29614,6 +33289,21 @@
         <w:rPr>
           <w:lang w:val="gu_IN" w:bidi="gu_IN"/>
         </w:rPr>
+      </w:r>
+    </w:p>
+    <w:p>
+      <w:pPr/>
+      <w:r>
+        <w:rPr>
+          <w:lang w:val="gu_IN" w:bidi="gu_IN"/>
+        </w:rPr>
+      </w:r>
+      <w:r>
+        <w:rPr>
+          <w:b/>
+          <w:lang w:val="gu_IN" w:bidi="gu_IN"/>
+        </w:rPr>
+        <w:t>ἐὰν καταγινώσκῃ ἡμῶν ἡ καρδία</w:t>
       </w:r>
     </w:p>
     <w:p>
@@ -29715,6 +33405,21 @@
           <w:b/>
           <w:lang w:val="gu_IN" w:bidi="gu_IN"/>
         </w:rPr>
+        <w:t>ἡμῶν ἡ καρδία &amp; τῆς καρδίας ἡμῶν</w:t>
+      </w:r>
+    </w:p>
+    <w:p>
+      <w:pPr/>
+      <w:r>
+        <w:rPr>
+          <w:lang w:val="gu_IN" w:bidi="gu_IN"/>
+        </w:rPr>
+      </w:r>
+      <w:r>
+        <w:rPr>
+          <w:b/>
+          <w:lang w:val="gu_IN" w:bidi="gu_IN"/>
+        </w:rPr>
         <w:t>"આપણું હ્રદય &amp; આપણાં હ્રદય"</w:t>
       </w:r>
     </w:p>
@@ -29790,6 +33495,21 @@
           <w:b/>
           <w:lang w:val="gu_IN" w:bidi="gu_IN"/>
         </w:rPr>
+        <w:t>μείζων ἐστὶν ὁ Θεὸς τῆς καρδίας ἡμῶν, καὶ γινώσκει πάντα</w:t>
+      </w:r>
+    </w:p>
+    <w:p>
+      <w:pPr/>
+      <w:r>
+        <w:rPr>
+          <w:lang w:val="gu_IN" w:bidi="gu_IN"/>
+        </w:rPr>
+      </w:r>
+      <w:r>
+        <w:rPr>
+          <w:b/>
+          <w:lang w:val="gu_IN" w:bidi="gu_IN"/>
+        </w:rPr>
         <w:t>"આપણું &amp; ઈશ્વર &amp; હ્રદય કરતાં અતિ મહાન છે અને સઘળું જાણે છે"</w:t>
       </w:r>
     </w:p>
@@ -29865,6 +33585,21 @@
           <w:b/>
           <w:lang w:val="gu_IN" w:bidi="gu_IN"/>
         </w:rPr>
+        <w:t>μείζων ἐστὶν ὁ Θεὸς τῆς καρδίας ἡμῶν, καὶ γινώσκει πάντα</w:t>
+      </w:r>
+    </w:p>
+    <w:p>
+      <w:pPr/>
+      <w:r>
+        <w:rPr>
+          <w:lang w:val="gu_IN" w:bidi="gu_IN"/>
+        </w:rPr>
+      </w:r>
+      <w:r>
+        <w:rPr>
+          <w:b/>
+          <w:lang w:val="gu_IN" w:bidi="gu_IN"/>
+        </w:rPr>
         <w:t>"આપણું &amp; ઈશ્વર &amp; હ્રદય કરતાં અતિ મહાન છે અને સઘળું જાણે છે"</w:t>
       </w:r>
     </w:p>
@@ -29926,6 +33661,21 @@
         <w:rPr>
           <w:lang w:val="gu_IN" w:bidi="gu_IN"/>
         </w:rPr>
+      </w:r>
+    </w:p>
+    <w:p>
+      <w:pPr/>
+      <w:r>
+        <w:rPr>
+          <w:lang w:val="gu_IN" w:bidi="gu_IN"/>
+        </w:rPr>
+      </w:r>
+      <w:r>
+        <w:rPr>
+          <w:b/>
+          <w:lang w:val="gu_IN" w:bidi="gu_IN"/>
+        </w:rPr>
+        <w:t>ἀγαπητοί</w:t>
       </w:r>
     </w:p>
     <w:p>
@@ -30108,6 +33858,21 @@
           <w:b/>
           <w:lang w:val="gu_IN" w:bidi="gu_IN"/>
         </w:rPr>
+        <w:t>ἐὰν ἡ καρδία μὴ καταγινώσκῃ</w:t>
+      </w:r>
+    </w:p>
+    <w:p>
+      <w:pPr/>
+      <w:r>
+        <w:rPr>
+          <w:lang w:val="gu_IN" w:bidi="gu_IN"/>
+        </w:rPr>
+      </w:r>
+      <w:r>
+        <w:rPr>
+          <w:b/>
+          <w:lang w:val="gu_IN" w:bidi="gu_IN"/>
+        </w:rPr>
         <w:t>"જો હ્રદય દોષિત ન ઠરાવે"</w:t>
       </w:r>
     </w:p>
@@ -30201,6 +33966,21 @@
           <w:b/>
           <w:lang w:val="gu_IN" w:bidi="gu_IN"/>
         </w:rPr>
+        <w:t>ἡ καρδία</w:t>
+      </w:r>
+    </w:p>
+    <w:p>
+      <w:pPr/>
+      <w:r>
+        <w:rPr>
+          <w:lang w:val="gu_IN" w:bidi="gu_IN"/>
+        </w:rPr>
+      </w:r>
+      <w:r>
+        <w:rPr>
+          <w:b/>
+          <w:lang w:val="gu_IN" w:bidi="gu_IN"/>
+        </w:rPr>
         <w:t>"હ્રદય"</w:t>
       </w:r>
     </w:p>
@@ -30276,6 +34056,21 @@
           <w:b/>
           <w:lang w:val="gu_IN" w:bidi="gu_IN"/>
         </w:rPr>
+        <w:t>παρρησίαν ἔχομεν πρὸς τὸν Θεόν</w:t>
+      </w:r>
+    </w:p>
+    <w:p>
+      <w:pPr/>
+      <w:r>
+        <w:rPr>
+          <w:lang w:val="gu_IN" w:bidi="gu_IN"/>
+        </w:rPr>
+      </w:r>
+      <w:r>
+        <w:rPr>
+          <w:b/>
+          <w:lang w:val="gu_IN" w:bidi="gu_IN"/>
+        </w:rPr>
         <w:t>"ઈશ્વર તરફ હિંમત છે"</w:t>
       </w:r>
     </w:p>
@@ -30351,6 +34146,21 @@
           <w:b/>
           <w:lang w:val="gu_IN" w:bidi="gu_IN"/>
         </w:rPr>
+        <w:t>παρρησίαν ἔχομεν πρὸς τὸν Θεόν</w:t>
+      </w:r>
+    </w:p>
+    <w:p>
+      <w:pPr/>
+      <w:r>
+        <w:rPr>
+          <w:lang w:val="gu_IN" w:bidi="gu_IN"/>
+        </w:rPr>
+      </w:r>
+      <w:r>
+        <w:rPr>
+          <w:b/>
+          <w:lang w:val="gu_IN" w:bidi="gu_IN"/>
+        </w:rPr>
         <w:t>"ઈશ્વર તરફ હિંમત છે"</w:t>
       </w:r>
     </w:p>
@@ -30412,6 +34222,21 @@
         <w:rPr>
           <w:lang w:val="gu_IN" w:bidi="gu_IN"/>
         </w:rPr>
+      </w:r>
+    </w:p>
+    <w:p>
+      <w:pPr/>
+      <w:r>
+        <w:rPr>
+          <w:lang w:val="gu_IN" w:bidi="gu_IN"/>
+        </w:rPr>
+      </w:r>
+      <w:r>
+        <w:rPr>
+          <w:b/>
+          <w:lang w:val="gu_IN" w:bidi="gu_IN"/>
+        </w:rPr>
+        <w:t>ὅτι τὰς ἐντολὰς αὐτοῦ τηροῦμεν, καὶ τὰ ἀρεστὰ ἐνώπιον αὐτοῦ ποιοῦμεν</w:t>
       </w:r>
     </w:p>
     <w:p>
@@ -30594,6 +34419,21 @@
           <w:b/>
           <w:lang w:val="gu_IN" w:bidi="gu_IN"/>
         </w:rPr>
+        <w:t>τὰ ἀρεστὰ ἐνώπιον αὐτοῦ</w:t>
+      </w:r>
+    </w:p>
+    <w:p>
+      <w:pPr/>
+      <w:r>
+        <w:rPr>
+          <w:lang w:val="gu_IN" w:bidi="gu_IN"/>
+        </w:rPr>
+      </w:r>
+      <w:r>
+        <w:rPr>
+          <w:b/>
+          <w:lang w:val="gu_IN" w:bidi="gu_IN"/>
+        </w:rPr>
         <w:t>"આપણે તેમની સમક્ષ આનંદદાયક બાબતો કરીએ છીએ"</w:t>
       </w:r>
     </w:p>
@@ -30655,6 +34495,21 @@
         <w:rPr>
           <w:lang w:val="gu_IN" w:bidi="gu_IN"/>
         </w:rPr>
+      </w:r>
+    </w:p>
+    <w:p>
+      <w:pPr/>
+      <w:r>
+        <w:rPr>
+          <w:lang w:val="gu_IN" w:bidi="gu_IN"/>
+        </w:rPr>
+      </w:r>
+      <w:r>
+        <w:rPr>
+          <w:b/>
+          <w:lang w:val="gu_IN" w:bidi="gu_IN"/>
+        </w:rPr>
+        <w:t>τὰ ἀρεστὰ ἐνώπιον αὐτοῦ</w:t>
       </w:r>
     </w:p>
     <w:p>
@@ -31131,6 +34986,21 @@
           <w:b/>
           <w:lang w:val="gu_IN" w:bidi="gu_IN"/>
         </w:rPr>
+        <w:t>ἐν αὐτῷ μένει</w:t>
+      </w:r>
+    </w:p>
+    <w:p>
+      <w:pPr/>
+      <w:r>
+        <w:rPr>
+          <w:lang w:val="gu_IN" w:bidi="gu_IN"/>
+        </w:rPr>
+      </w:r>
+      <w:r>
+        <w:rPr>
+          <w:b/>
+          <w:lang w:val="gu_IN" w:bidi="gu_IN"/>
+        </w:rPr>
         <w:t>"તેમનામાં &amp; રહે છે"</w:t>
       </w:r>
     </w:p>
@@ -31224,6 +35094,21 @@
           <w:b/>
           <w:lang w:val="gu_IN" w:bidi="gu_IN"/>
         </w:rPr>
+        <w:t>ἐν αὐτῷ μένει</w:t>
+      </w:r>
+    </w:p>
+    <w:p>
+      <w:pPr/>
+      <w:r>
+        <w:rPr>
+          <w:lang w:val="gu_IN" w:bidi="gu_IN"/>
+        </w:rPr>
+      </w:r>
+      <w:r>
+        <w:rPr>
+          <w:b/>
+          <w:lang w:val="gu_IN" w:bidi="gu_IN"/>
+        </w:rPr>
         <w:t>"તેમનામાં &amp; રહે છે"</w:t>
       </w:r>
     </w:p>
@@ -31299,6 +35184,21 @@
           <w:b/>
           <w:lang w:val="gu_IN" w:bidi="gu_IN"/>
         </w:rPr>
+        <w:t>καὶ αὐτὸς ἐν αὐτῷ</w:t>
+      </w:r>
+    </w:p>
+    <w:p>
+      <w:pPr/>
+      <w:r>
+        <w:rPr>
+          <w:lang w:val="gu_IN" w:bidi="gu_IN"/>
+        </w:rPr>
+      </w:r>
+      <w:r>
+        <w:rPr>
+          <w:b/>
+          <w:lang w:val="gu_IN" w:bidi="gu_IN"/>
+        </w:rPr>
         <w:t>"તે &amp; અને &amp; તેનામાં"</w:t>
       </w:r>
     </w:p>
@@ -31374,6 +35274,21 @@
           <w:b/>
           <w:lang w:val="gu_IN" w:bidi="gu_IN"/>
         </w:rPr>
+        <w:t>καὶ αὐτὸς ἐν αὐτῷ</w:t>
+      </w:r>
+    </w:p>
+    <w:p>
+      <w:pPr/>
+      <w:r>
+        <w:rPr>
+          <w:lang w:val="gu_IN" w:bidi="gu_IN"/>
+        </w:rPr>
+      </w:r>
+      <w:r>
+        <w:rPr>
+          <w:b/>
+          <w:lang w:val="gu_IN" w:bidi="gu_IN"/>
+        </w:rPr>
         <w:t>"તે &amp; અને &amp; તેનામાં"</w:t>
       </w:r>
     </w:p>
@@ -31510,6 +35425,21 @@
         <w:rPr>
           <w:lang w:val="gu_IN" w:bidi="gu_IN"/>
         </w:rPr>
+      </w:r>
+    </w:p>
+    <w:p>
+      <w:pPr/>
+      <w:r>
+        <w:rPr>
+          <w:lang w:val="gu_IN" w:bidi="gu_IN"/>
+        </w:rPr>
+      </w:r>
+      <w:r>
+        <w:rPr>
+          <w:b/>
+          <w:lang w:val="gu_IN" w:bidi="gu_IN"/>
+        </w:rPr>
+        <w:t>μένει ἐν ἡμῖν</w:t>
       </w:r>
     </w:p>
     <w:p>
@@ -31854,6 +35784,21 @@
           <w:b/>
           <w:lang w:val="gu_IN" w:bidi="gu_IN"/>
         </w:rPr>
+        <w:t>ἀγαπητοί</w:t>
+      </w:r>
+    </w:p>
+    <w:p>
+      <w:pPr/>
+      <w:r>
+        <w:rPr>
+          <w:lang w:val="gu_IN" w:bidi="gu_IN"/>
+        </w:rPr>
+      </w:r>
+      <w:r>
+        <w:rPr>
+          <w:b/>
+          <w:lang w:val="gu_IN" w:bidi="gu_IN"/>
+        </w:rPr>
         <w:t>"વહાલાંઓ"</w:t>
       </w:r>
     </w:p>
@@ -32022,6 +35967,21 @@
           <w:b/>
           <w:lang w:val="gu_IN" w:bidi="gu_IN"/>
         </w:rPr>
+        <w:t>εἰ ἐκ τοῦ Θεοῦ ἐστιν</w:t>
+      </w:r>
+    </w:p>
+    <w:p>
+      <w:pPr/>
+      <w:r>
+        <w:rPr>
+          <w:lang w:val="gu_IN" w:bidi="gu_IN"/>
+        </w:rPr>
+      </w:r>
+      <w:r>
+        <w:rPr>
+          <w:b/>
+          <w:lang w:val="gu_IN" w:bidi="gu_IN"/>
+        </w:rPr>
         <w:t>"તેઓ ઈશ્વર પાસેથી છે કે નહિ"</w:t>
       </w:r>
     </w:p>
@@ -32172,6 +36132,21 @@
           <w:b/>
           <w:lang w:val="gu_IN" w:bidi="gu_IN"/>
         </w:rPr>
+        <w:t>ἐν τούτῳ γινώσκετε</w:t>
+      </w:r>
+    </w:p>
+    <w:p>
+      <w:pPr/>
+      <w:r>
+        <w:rPr>
+          <w:lang w:val="gu_IN" w:bidi="gu_IN"/>
+        </w:rPr>
+      </w:r>
+      <w:r>
+        <w:rPr>
+          <w:b/>
+          <w:lang w:val="gu_IN" w:bidi="gu_IN"/>
+        </w:rPr>
         <w:t>"આમાં તમે &amp; ઓળખો છો"</w:t>
       </w:r>
     </w:p>
@@ -32308,6 +36283,21 @@
         <w:rPr>
           <w:lang w:val="gu_IN" w:bidi="gu_IN"/>
         </w:rPr>
+      </w:r>
+    </w:p>
+    <w:p>
+      <w:pPr/>
+      <w:r>
+        <w:rPr>
+          <w:lang w:val="gu_IN" w:bidi="gu_IN"/>
+        </w:rPr>
+      </w:r>
+      <w:r>
+        <w:rPr>
+          <w:b/>
+          <w:lang w:val="gu_IN" w:bidi="gu_IN"/>
+        </w:rPr>
+        <w:t>Ἰησοῦν Χριστὸν ἐν σαρκὶ ἐληλυθότα</w:t>
       </w:r>
     </w:p>
     <w:p>
@@ -32415,6 +36405,21 @@
           <w:b/>
           <w:lang w:val="gu_IN" w:bidi="gu_IN"/>
         </w:rPr>
+        <w:t>ἐκ τοῦ Θεοῦ ἐστιν</w:t>
+      </w:r>
+    </w:p>
+    <w:p>
+      <w:pPr/>
+      <w:r>
+        <w:rPr>
+          <w:lang w:val="gu_IN" w:bidi="gu_IN"/>
+        </w:rPr>
+      </w:r>
+      <w:r>
+        <w:rPr>
+          <w:b/>
+          <w:lang w:val="gu_IN" w:bidi="gu_IN"/>
+        </w:rPr>
         <w:t>"ઈશ્વર તરફથી છે"</w:t>
       </w:r>
     </w:p>
@@ -32601,6 +36606,21 @@
           <w:b/>
           <w:lang w:val="gu_IN" w:bidi="gu_IN"/>
         </w:rPr>
+        <w:t>τὸν Ἰησοῦν</w:t>
+      </w:r>
+    </w:p>
+    <w:p>
+      <w:pPr/>
+      <w:r>
+        <w:rPr>
+          <w:lang w:val="gu_IN" w:bidi="gu_IN"/>
+        </w:rPr>
+      </w:r>
+      <w:r>
+        <w:rPr>
+          <w:b/>
+          <w:lang w:val="gu_IN" w:bidi="gu_IN"/>
+        </w:rPr>
         <w:t>"ઈસુને કબૂલ કરતો"</w:t>
       </w:r>
     </w:p>
@@ -32676,6 +36696,21 @@
           <w:b/>
           <w:lang w:val="gu_IN" w:bidi="gu_IN"/>
         </w:rPr>
+        <w:t>τὸν Ἰησοῦν</w:t>
+      </w:r>
+    </w:p>
+    <w:p>
+      <w:pPr/>
+      <w:r>
+        <w:rPr>
+          <w:lang w:val="gu_IN" w:bidi="gu_IN"/>
+        </w:rPr>
+      </w:r>
+      <w:r>
+        <w:rPr>
+          <w:b/>
+          <w:lang w:val="gu_IN" w:bidi="gu_IN"/>
+        </w:rPr>
         <w:t>"ઈસુને"</w:t>
       </w:r>
     </w:p>
@@ -32751,6 +36786,21 @@
           <w:b/>
           <w:lang w:val="gu_IN" w:bidi="gu_IN"/>
         </w:rPr>
+        <w:t>τὸν Ἰησοῦν</w:t>
+      </w:r>
+    </w:p>
+    <w:p>
+      <w:pPr/>
+      <w:r>
+        <w:rPr>
+          <w:lang w:val="gu_IN" w:bidi="gu_IN"/>
+        </w:rPr>
+      </w:r>
+      <w:r>
+        <w:rPr>
+          <w:b/>
+          <w:lang w:val="gu_IN" w:bidi="gu_IN"/>
+        </w:rPr>
         <w:t>"ઈસુને"</w:t>
       </w:r>
     </w:p>
@@ -32826,6 +36876,21 @@
           <w:b/>
           <w:lang w:val="gu_IN" w:bidi="gu_IN"/>
         </w:rPr>
+        <w:t>ἐκ τοῦ Θεοῦ οὐκ ἔστιν</w:t>
+      </w:r>
+    </w:p>
+    <w:p>
+      <w:pPr/>
+      <w:r>
+        <w:rPr>
+          <w:lang w:val="gu_IN" w:bidi="gu_IN"/>
+        </w:rPr>
+      </w:r>
+      <w:r>
+        <w:rPr>
+          <w:b/>
+          <w:lang w:val="gu_IN" w:bidi="gu_IN"/>
+        </w:rPr>
         <w:t>"ઈશ્વર તરફથી નથી &amp; છે"</w:t>
       </w:r>
     </w:p>
@@ -32901,6 +36966,21 @@
           <w:b/>
           <w:lang w:val="gu_IN" w:bidi="gu_IN"/>
         </w:rPr>
+        <w:t>τοῦτό ἐστιν τὸ τοῦ ἀντιχρίστου</w:t>
+      </w:r>
+    </w:p>
+    <w:p>
+      <w:pPr/>
+      <w:r>
+        <w:rPr>
+          <w:lang w:val="gu_IN" w:bidi="gu_IN"/>
+        </w:rPr>
+      </w:r>
+      <w:r>
+        <w:rPr>
+          <w:b/>
+          <w:lang w:val="gu_IN" w:bidi="gu_IN"/>
+        </w:rPr>
         <w:t>"આ &amp; તે ખ્રિસ્તવિરોધી &amp; છે"</w:t>
       </w:r>
     </w:p>
@@ -32962,6 +37042,21 @@
         <w:rPr>
           <w:lang w:val="gu_IN" w:bidi="gu_IN"/>
         </w:rPr>
+      </w:r>
+    </w:p>
+    <w:p>
+      <w:pPr/>
+      <w:r>
+        <w:rPr>
+          <w:lang w:val="gu_IN" w:bidi="gu_IN"/>
+        </w:rPr>
+      </w:r>
+      <w:r>
+        <w:rPr>
+          <w:b/>
+          <w:lang w:val="gu_IN" w:bidi="gu_IN"/>
+        </w:rPr>
+        <w:t>τοῦτό ἐστιν τὸ τοῦ ἀντιχρίστου</w:t>
       </w:r>
     </w:p>
     <w:p>
@@ -33132,6 +37227,21 @@
           <w:b/>
           <w:lang w:val="gu_IN" w:bidi="gu_IN"/>
         </w:rPr>
+        <w:t>ἐν τῷ κόσμῳ</w:t>
+      </w:r>
+    </w:p>
+    <w:p>
+      <w:pPr/>
+      <w:r>
+        <w:rPr>
+          <w:lang w:val="gu_IN" w:bidi="gu_IN"/>
+        </w:rPr>
+      </w:r>
+      <w:r>
+        <w:rPr>
+          <w:b/>
+          <w:lang w:val="gu_IN" w:bidi="gu_IN"/>
+        </w:rPr>
         <w:t>"જગતમાં"</w:t>
       </w:r>
     </w:p>
@@ -33193,6 +37303,21 @@
         <w:rPr>
           <w:lang w:val="gu_IN" w:bidi="gu_IN"/>
         </w:rPr>
+      </w:r>
+    </w:p>
+    <w:p>
+      <w:pPr/>
+      <w:r>
+        <w:rPr>
+          <w:lang w:val="gu_IN" w:bidi="gu_IN"/>
+        </w:rPr>
+      </w:r>
+      <w:r>
+        <w:rPr>
+          <w:b/>
+          <w:lang w:val="gu_IN" w:bidi="gu_IN"/>
+        </w:rPr>
+        <w:t>ὑμεῖς ἐκ τοῦ Θεοῦ ἐστε</w:t>
       </w:r>
     </w:p>
     <w:p>
@@ -33300,6 +37425,21 @@
           <w:b/>
           <w:lang w:val="gu_IN" w:bidi="gu_IN"/>
         </w:rPr>
+        <w:t>τεκνία</w:t>
+      </w:r>
+    </w:p>
+    <w:p>
+      <w:pPr/>
+      <w:r>
+        <w:rPr>
+          <w:lang w:val="gu_IN" w:bidi="gu_IN"/>
+        </w:rPr>
+      </w:r>
+      <w:r>
+        <w:rPr>
+          <w:b/>
+          <w:lang w:val="gu_IN" w:bidi="gu_IN"/>
+        </w:rPr>
         <w:t>"નાના બાળકો"</w:t>
       </w:r>
     </w:p>
@@ -33393,6 +37533,21 @@
           <w:b/>
           <w:lang w:val="gu_IN" w:bidi="gu_IN"/>
         </w:rPr>
+        <w:t>νενικήκατε αὐτούς</w:t>
+      </w:r>
+    </w:p>
+    <w:p>
+      <w:pPr/>
+      <w:r>
+        <w:rPr>
+          <w:lang w:val="gu_IN" w:bidi="gu_IN"/>
+        </w:rPr>
+      </w:r>
+      <w:r>
+        <w:rPr>
+          <w:b/>
+          <w:lang w:val="gu_IN" w:bidi="gu_IN"/>
+        </w:rPr>
         <w:t>"તમે તેમના પર જય મેળવ્યો"</w:t>
       </w:r>
     </w:p>
@@ -33504,6 +37659,21 @@
           <w:b/>
           <w:lang w:val="gu_IN" w:bidi="gu_IN"/>
         </w:rPr>
+        <w:t>αὐτούς</w:t>
+      </w:r>
+    </w:p>
+    <w:p>
+      <w:pPr/>
+      <w:r>
+        <w:rPr>
+          <w:lang w:val="gu_IN" w:bidi="gu_IN"/>
+        </w:rPr>
+      </w:r>
+      <w:r>
+        <w:rPr>
+          <w:b/>
+          <w:lang w:val="gu_IN" w:bidi="gu_IN"/>
+        </w:rPr>
         <w:t>"તેમના પર"</w:t>
       </w:r>
     </w:p>
@@ -33690,6 +37860,21 @@
           <w:b/>
           <w:lang w:val="gu_IN" w:bidi="gu_IN"/>
         </w:rPr>
+        <w:t>ὁ ἐν τῷ κόσμῳ</w:t>
+      </w:r>
+    </w:p>
+    <w:p>
+      <w:pPr/>
+      <w:r>
+        <w:rPr>
+          <w:lang w:val="gu_IN" w:bidi="gu_IN"/>
+        </w:rPr>
+      </w:r>
+      <w:r>
+        <w:rPr>
+          <w:b/>
+          <w:lang w:val="gu_IN" w:bidi="gu_IN"/>
+        </w:rPr>
         <w:t>"જગતમાં જે છે"</w:t>
       </w:r>
     </w:p>
@@ -33976,6 +38161,21 @@
         <w:rPr>
           <w:lang w:val="gu_IN" w:bidi="gu_IN"/>
         </w:rPr>
+      </w:r>
+    </w:p>
+    <w:p>
+      <w:pPr/>
+      <w:r>
+        <w:rPr>
+          <w:lang w:val="gu_IN" w:bidi="gu_IN"/>
+        </w:rPr>
+      </w:r>
+      <w:r>
+        <w:rPr>
+          <w:b/>
+          <w:lang w:val="gu_IN" w:bidi="gu_IN"/>
+        </w:rPr>
+        <w:t>αὐτοὶ</w:t>
       </w:r>
     </w:p>
     <w:p>
@@ -34083,6 +38283,21 @@
           <w:b/>
           <w:lang w:val="gu_IN" w:bidi="gu_IN"/>
         </w:rPr>
+        <w:t>ὁ κόσμος αὐτῶν ἀκούει</w:t>
+      </w:r>
+    </w:p>
+    <w:p>
+      <w:pPr/>
+      <w:r>
+        <w:rPr>
+          <w:lang w:val="gu_IN" w:bidi="gu_IN"/>
+        </w:rPr>
+      </w:r>
+      <w:r>
+        <w:rPr>
+          <w:b/>
+          <w:lang w:val="gu_IN" w:bidi="gu_IN"/>
+        </w:rPr>
         <w:t>"જગત તેમને સાંભળે છે"</w:t>
       </w:r>
     </w:p>
@@ -34233,6 +38448,21 @@
           <w:b/>
           <w:lang w:val="gu_IN" w:bidi="gu_IN"/>
         </w:rPr>
+        <w:t>ἡμεῖς &amp; ἡμῶν &amp; ἡμῶν</w:t>
+      </w:r>
+    </w:p>
+    <w:p>
+      <w:pPr/>
+      <w:r>
+        <w:rPr>
+          <w:lang w:val="gu_IN" w:bidi="gu_IN"/>
+        </w:rPr>
+      </w:r>
+      <w:r>
+        <w:rPr>
+          <w:b/>
+          <w:lang w:val="gu_IN" w:bidi="gu_IN"/>
+        </w:rPr>
         <w:t>"આપણે &amp; આપણું &amp; આપણું"</w:t>
       </w:r>
     </w:p>
@@ -34294,6 +38524,21 @@
         <w:rPr>
           <w:lang w:val="gu_IN" w:bidi="gu_IN"/>
         </w:rPr>
+      </w:r>
+    </w:p>
+    <w:p>
+      <w:pPr/>
+      <w:r>
+        <w:rPr>
+          <w:lang w:val="gu_IN" w:bidi="gu_IN"/>
+        </w:rPr>
+      </w:r>
+      <w:r>
+        <w:rPr>
+          <w:b/>
+          <w:lang w:val="gu_IN" w:bidi="gu_IN"/>
+        </w:rPr>
+        <w:t>ἡμεῖς ἐκ τοῦ Θεοῦ ἐσμεν</w:t>
       </w:r>
     </w:p>
     <w:p>
@@ -34401,6 +38646,21 @@
           <w:b/>
           <w:lang w:val="gu_IN" w:bidi="gu_IN"/>
         </w:rPr>
+        <w:t>ἡμεῖς ἐκ τοῦ Θεοῦ ἐσμεν</w:t>
+      </w:r>
+    </w:p>
+    <w:p>
+      <w:pPr/>
+      <w:r>
+        <w:rPr>
+          <w:lang w:val="gu_IN" w:bidi="gu_IN"/>
+        </w:rPr>
+      </w:r>
+      <w:r>
+        <w:rPr>
+          <w:b/>
+          <w:lang w:val="gu_IN" w:bidi="gu_IN"/>
+        </w:rPr>
         <w:t>"આપણે ઈશ્વરનાં છીએ"</w:t>
       </w:r>
     </w:p>
@@ -34462,6 +38722,21 @@
         <w:rPr>
           <w:lang w:val="gu_IN" w:bidi="gu_IN"/>
         </w:rPr>
+      </w:r>
+    </w:p>
+    <w:p>
+      <w:pPr/>
+      <w:r>
+        <w:rPr>
+          <w:lang w:val="gu_IN" w:bidi="gu_IN"/>
+        </w:rPr>
+      </w:r>
+      <w:r>
+        <w:rPr>
+          <w:b/>
+          <w:lang w:val="gu_IN" w:bidi="gu_IN"/>
+        </w:rPr>
+        <w:t>ὁ γινώσκων τὸν Θεὸν</w:t>
       </w:r>
     </w:p>
     <w:p>
@@ -34650,6 +38925,21 @@
           <w:b/>
           <w:lang w:val="gu_IN" w:bidi="gu_IN"/>
         </w:rPr>
+        <w:t>ὃς οὐκ ἔστιν ἐκ τοῦ Θεοῦ</w:t>
+      </w:r>
+    </w:p>
+    <w:p>
+      <w:pPr/>
+      <w:r>
+        <w:rPr>
+          <w:lang w:val="gu_IN" w:bidi="gu_IN"/>
+        </w:rPr>
+      </w:r>
+      <w:r>
+        <w:rPr>
+          <w:b/>
+          <w:lang w:val="gu_IN" w:bidi="gu_IN"/>
+        </w:rPr>
         <w:t>"જે કોઈ ઈશ્વરનો નથી &amp; આપણે"</w:t>
       </w:r>
     </w:p>
@@ -34743,6 +39033,21 @@
           <w:b/>
           <w:lang w:val="gu_IN" w:bidi="gu_IN"/>
         </w:rPr>
+        <w:t>ἐκ τούτου γινώσκομεν</w:t>
+      </w:r>
+    </w:p>
+    <w:p>
+      <w:pPr/>
+      <w:r>
+        <w:rPr>
+          <w:lang w:val="gu_IN" w:bidi="gu_IN"/>
+        </w:rPr>
+      </w:r>
+      <w:r>
+        <w:rPr>
+          <w:b/>
+          <w:lang w:val="gu_IN" w:bidi="gu_IN"/>
+        </w:rPr>
         <w:t>"આથી &amp; ઓળખી શકીએ છીએ"</w:t>
       </w:r>
     </w:p>
@@ -34804,6 +39109,21 @@
         <w:rPr>
           <w:lang w:val="gu_IN" w:bidi="gu_IN"/>
         </w:rPr>
+      </w:r>
+    </w:p>
+    <w:p>
+      <w:pPr/>
+      <w:r>
+        <w:rPr>
+          <w:lang w:val="gu_IN" w:bidi="gu_IN"/>
+        </w:rPr>
+      </w:r>
+      <w:r>
+        <w:rPr>
+          <w:b/>
+          <w:lang w:val="gu_IN" w:bidi="gu_IN"/>
+        </w:rPr>
+        <w:t>γινώσκομεν</w:t>
       </w:r>
     </w:p>
     <w:p>
@@ -34911,6 +39231,21 @@
           <w:b/>
           <w:lang w:val="gu_IN" w:bidi="gu_IN"/>
         </w:rPr>
+        <w:t>τὸ πνεῦμα τῆς ἀληθείας καὶ τὸ πνεῦμα τῆς πλάνης</w:t>
+      </w:r>
+    </w:p>
+    <w:p>
+      <w:pPr/>
+      <w:r>
+        <w:rPr>
+          <w:lang w:val="gu_IN" w:bidi="gu_IN"/>
+        </w:rPr>
+      </w:r>
+      <w:r>
+        <w:rPr>
+          <w:b/>
+          <w:lang w:val="gu_IN" w:bidi="gu_IN"/>
+        </w:rPr>
         <w:t>"તે &amp; સત્યના આત્માને અને ભ્રાંતિના આત્માને"</w:t>
       </w:r>
     </w:p>
@@ -35047,6 +39382,21 @@
         <w:rPr>
           <w:lang w:val="gu_IN" w:bidi="gu_IN"/>
         </w:rPr>
+      </w:r>
+    </w:p>
+    <w:p>
+      <w:pPr/>
+      <w:r>
+        <w:rPr>
+          <w:lang w:val="gu_IN" w:bidi="gu_IN"/>
+        </w:rPr>
+      </w:r>
+      <w:r>
+        <w:rPr>
+          <w:b/>
+          <w:lang w:val="gu_IN" w:bidi="gu_IN"/>
+        </w:rPr>
+        <w:t>ἀγαπητοί</w:t>
       </w:r>
     </w:p>
     <w:p>
@@ -35154,6 +39504,21 @@
           <w:b/>
           <w:lang w:val="gu_IN" w:bidi="gu_IN"/>
         </w:rPr>
+        <w:t>ἡ ἀγάπη ἐκ τοῦ Θεοῦ ἐστιν</w:t>
+      </w:r>
+    </w:p>
+    <w:p>
+      <w:pPr/>
+      <w:r>
+        <w:rPr>
+          <w:lang w:val="gu_IN" w:bidi="gu_IN"/>
+        </w:rPr>
+      </w:r>
+      <w:r>
+        <w:rPr>
+          <w:b/>
+          <w:lang w:val="gu_IN" w:bidi="gu_IN"/>
+        </w:rPr>
         <w:t>"પ્રેમ ઈશ્વર તરફથી છે"</w:t>
       </w:r>
     </w:p>
@@ -35433,6 +39798,21 @@
           <w:b/>
           <w:lang w:val="gu_IN" w:bidi="gu_IN"/>
         </w:rPr>
+        <w:t>καὶ γινώσκει τὸν Θεόν</w:t>
+      </w:r>
+    </w:p>
+    <w:p>
+      <w:pPr/>
+      <w:r>
+        <w:rPr>
+          <w:lang w:val="gu_IN" w:bidi="gu_IN"/>
+        </w:rPr>
+      </w:r>
+      <w:r>
+        <w:rPr>
+          <w:b/>
+          <w:lang w:val="gu_IN" w:bidi="gu_IN"/>
+        </w:rPr>
         <w:t>"અને ઈશ્વરને ઓળખે છે"</w:t>
       </w:r>
     </w:p>
@@ -35589,6 +39969,21 @@
           <w:b/>
           <w:lang w:val="gu_IN" w:bidi="gu_IN"/>
         </w:rPr>
+        <w:t>οὐκ ἔγνω τὸν Θεόν</w:t>
+      </w:r>
+    </w:p>
+    <w:p>
+      <w:pPr/>
+      <w:r>
+        <w:rPr>
+          <w:lang w:val="gu_IN" w:bidi="gu_IN"/>
+        </w:rPr>
+      </w:r>
+      <w:r>
+        <w:rPr>
+          <w:b/>
+          <w:lang w:val="gu_IN" w:bidi="gu_IN"/>
+        </w:rPr>
         <w:t>"ઈશ્વરને ઓળખતો નથી"</w:t>
       </w:r>
     </w:p>
@@ -35670,6 +40065,21 @@
           <w:b/>
           <w:lang w:val="gu_IN" w:bidi="gu_IN"/>
         </w:rPr>
+        <w:t>ὁ Θεὸς ἀγάπη ἐστίν</w:t>
+      </w:r>
+    </w:p>
+    <w:p>
+      <w:pPr/>
+      <w:r>
+        <w:rPr>
+          <w:lang w:val="gu_IN" w:bidi="gu_IN"/>
+        </w:rPr>
+      </w:r>
+      <w:r>
+        <w:rPr>
+          <w:b/>
+          <w:lang w:val="gu_IN" w:bidi="gu_IN"/>
+        </w:rPr>
         <w:t>"ઈશ્વર પ્રેમ છે"</w:t>
       </w:r>
     </w:p>
@@ -35745,6 +40155,21 @@
           <w:b/>
           <w:lang w:val="gu_IN" w:bidi="gu_IN"/>
         </w:rPr>
+        <w:t>ὁ Θεὸς ἀγάπη ἐστίν</w:t>
+      </w:r>
+    </w:p>
+    <w:p>
+      <w:pPr/>
+      <w:r>
+        <w:rPr>
+          <w:lang w:val="gu_IN" w:bidi="gu_IN"/>
+        </w:rPr>
+      </w:r>
+      <w:r>
+        <w:rPr>
+          <w:b/>
+          <w:lang w:val="gu_IN" w:bidi="gu_IN"/>
+        </w:rPr>
         <w:t>"ઈશ્વર પ્રેમ છે"</w:t>
       </w:r>
     </w:p>
@@ -35820,6 +40245,21 @@
           <w:b/>
           <w:lang w:val="gu_IN" w:bidi="gu_IN"/>
         </w:rPr>
+        <w:t>ἐν τούτῳ</w:t>
+      </w:r>
+    </w:p>
+    <w:p>
+      <w:pPr/>
+      <w:r>
+        <w:rPr>
+          <w:lang w:val="gu_IN" w:bidi="gu_IN"/>
+        </w:rPr>
+      </w:r>
+      <w:r>
+        <w:rPr>
+          <w:b/>
+          <w:lang w:val="gu_IN" w:bidi="gu_IN"/>
+        </w:rPr>
         <w:t>"આ રીતે"</w:t>
       </w:r>
     </w:p>
@@ -35895,6 +40335,21 @@
           <w:b/>
           <w:lang w:val="gu_IN" w:bidi="gu_IN"/>
         </w:rPr>
+        <w:t>ἐφανερώθη ἡ ἀγάπη τοῦ Θεοῦ ἐν ἡμῖν</w:t>
+      </w:r>
+    </w:p>
+    <w:p>
+      <w:pPr/>
+      <w:r>
+        <w:rPr>
+          <w:lang w:val="gu_IN" w:bidi="gu_IN"/>
+        </w:rPr>
+      </w:r>
+      <w:r>
+        <w:rPr>
+          <w:b/>
+          <w:lang w:val="gu_IN" w:bidi="gu_IN"/>
+        </w:rPr>
         <w:t>"ઈશ્વરનો પ્રેમ આપણી મધ્યે &amp; પ્રગટ થયો"</w:t>
       </w:r>
     </w:p>
@@ -36045,6 +40500,21 @@
           <w:b/>
           <w:lang w:val="gu_IN" w:bidi="gu_IN"/>
         </w:rPr>
+        <w:t>ἐν ἡμῖν</w:t>
+      </w:r>
+    </w:p>
+    <w:p>
+      <w:pPr/>
+      <w:r>
+        <w:rPr>
+          <w:lang w:val="gu_IN" w:bidi="gu_IN"/>
+        </w:rPr>
+      </w:r>
+      <w:r>
+        <w:rPr>
+          <w:b/>
+          <w:lang w:val="gu_IN" w:bidi="gu_IN"/>
+        </w:rPr>
         <w:t>"આપણી મધ્યે"</w:t>
       </w:r>
     </w:p>
@@ -36120,6 +40590,21 @@
           <w:b/>
           <w:lang w:val="gu_IN" w:bidi="gu_IN"/>
         </w:rPr>
+        <w:t>τὸν Υἱὸν αὐτοῦ</w:t>
+      </w:r>
+    </w:p>
+    <w:p>
+      <w:pPr/>
+      <w:r>
+        <w:rPr>
+          <w:lang w:val="gu_IN" w:bidi="gu_IN"/>
+        </w:rPr>
+      </w:r>
+      <w:r>
+        <w:rPr>
+          <w:b/>
+          <w:lang w:val="gu_IN" w:bidi="gu_IN"/>
+        </w:rPr>
         <w:t>"તેમના &amp; પુત્રને"</w:t>
       </w:r>
     </w:p>
@@ -36195,6 +40680,21 @@
           <w:b/>
           <w:lang w:val="gu_IN" w:bidi="gu_IN"/>
         </w:rPr>
+        <w:t>εἰς τὸν κόσμον</w:t>
+      </w:r>
+    </w:p>
+    <w:p>
+      <w:pPr/>
+      <w:r>
+        <w:rPr>
+          <w:lang w:val="gu_IN" w:bidi="gu_IN"/>
+        </w:rPr>
+      </w:r>
+      <w:r>
+        <w:rPr>
+          <w:b/>
+          <w:lang w:val="gu_IN" w:bidi="gu_IN"/>
+        </w:rPr>
         <w:t>"આ જગતમાં"</w:t>
       </w:r>
     </w:p>
@@ -36256,6 +40756,21 @@
         <w:rPr>
           <w:lang w:val="gu_IN" w:bidi="gu_IN"/>
         </w:rPr>
+      </w:r>
+    </w:p>
+    <w:p>
+      <w:pPr/>
+      <w:r>
+        <w:rPr>
+          <w:lang w:val="gu_IN" w:bidi="gu_IN"/>
+        </w:rPr>
+      </w:r>
+      <w:r>
+        <w:rPr>
+          <w:b/>
+          <w:lang w:val="gu_IN" w:bidi="gu_IN"/>
+        </w:rPr>
+        <w:t>ἵνα ζήσωμεν δι’ αὐτοῦ</w:t>
       </w:r>
     </w:p>
     <w:p>
@@ -36363,6 +40878,21 @@
           <w:b/>
           <w:lang w:val="gu_IN" w:bidi="gu_IN"/>
         </w:rPr>
+        <w:t>ἐν τούτῳ ἐστὶν ἡ ἀγάπη</w:t>
+      </w:r>
+    </w:p>
+    <w:p>
+      <w:pPr/>
+      <w:r>
+        <w:rPr>
+          <w:lang w:val="gu_IN" w:bidi="gu_IN"/>
+        </w:rPr>
+      </w:r>
+      <w:r>
+        <w:rPr>
+          <w:b/>
+          <w:lang w:val="gu_IN" w:bidi="gu_IN"/>
+        </w:rPr>
         <w:t>"તેમાં પ્રેમ છે"</w:t>
       </w:r>
     </w:p>
@@ -36438,6 +40968,21 @@
           <w:b/>
           <w:lang w:val="gu_IN" w:bidi="gu_IN"/>
         </w:rPr>
+        <w:t>τὸν Υἱὸν αὐτοῦ</w:t>
+      </w:r>
+    </w:p>
+    <w:p>
+      <w:pPr/>
+      <w:r>
+        <w:rPr>
+          <w:lang w:val="gu_IN" w:bidi="gu_IN"/>
+        </w:rPr>
+      </w:r>
+      <w:r>
+        <w:rPr>
+          <w:b/>
+          <w:lang w:val="gu_IN" w:bidi="gu_IN"/>
+        </w:rPr>
         <w:t>"તેમના પુત્રને"</w:t>
       </w:r>
     </w:p>
@@ -36499,6 +41044,21 @@
         <w:rPr>
           <w:lang w:val="gu_IN" w:bidi="gu_IN"/>
         </w:rPr>
+      </w:r>
+    </w:p>
+    <w:p>
+      <w:pPr/>
+      <w:r>
+        <w:rPr>
+          <w:lang w:val="gu_IN" w:bidi="gu_IN"/>
+        </w:rPr>
+      </w:r>
+      <w:r>
+        <w:rPr>
+          <w:b/>
+          <w:lang w:val="gu_IN" w:bidi="gu_IN"/>
+        </w:rPr>
+        <w:t>ἀπέστειλεν τὸν Υἱὸν αὐτοῦ, ἱλασμὸν περὶ τῶν ἁμαρτιῶν ἡμῶν</w:t>
       </w:r>
     </w:p>
     <w:p>
@@ -36606,6 +41166,21 @@
           <w:b/>
           <w:lang w:val="gu_IN" w:bidi="gu_IN"/>
         </w:rPr>
+        <w:t>ἀγαπητοί</w:t>
+      </w:r>
+    </w:p>
+    <w:p>
+      <w:pPr/>
+      <w:r>
+        <w:rPr>
+          <w:lang w:val="gu_IN" w:bidi="gu_IN"/>
+        </w:rPr>
+      </w:r>
+      <w:r>
+        <w:rPr>
+          <w:b/>
+          <w:lang w:val="gu_IN" w:bidi="gu_IN"/>
+        </w:rPr>
         <w:t>"વહાલાંઓ"</w:t>
       </w:r>
     </w:p>
@@ -36699,6 +41274,21 @@
           <w:b/>
           <w:lang w:val="gu_IN" w:bidi="gu_IN"/>
         </w:rPr>
+        <w:t>εἰ οὕτως ὁ Θεὸς ἠγάπησεν ἡμᾶς</w:t>
+      </w:r>
+    </w:p>
+    <w:p>
+      <w:pPr/>
+      <w:r>
+        <w:rPr>
+          <w:lang w:val="gu_IN" w:bidi="gu_IN"/>
+        </w:rPr>
+      </w:r>
+      <w:r>
+        <w:rPr>
+          <w:b/>
+          <w:lang w:val="gu_IN" w:bidi="gu_IN"/>
+        </w:rPr>
         <w:t>"જો ઈશ્વરે આપણને આ રીતે પ્રેમ કર્યો"</w:t>
       </w:r>
     </w:p>
@@ -36850,6 +41440,21 @@
         <w:rPr>
           <w:lang w:val="gu_IN" w:bidi="gu_IN"/>
         </w:rPr>
+      </w:r>
+    </w:p>
+    <w:p>
+      <w:pPr/>
+      <w:r>
+        <w:rPr>
+          <w:lang w:val="gu_IN" w:bidi="gu_IN"/>
+        </w:rPr>
+      </w:r>
+      <w:r>
+        <w:rPr>
+          <w:b/>
+          <w:lang w:val="gu_IN" w:bidi="gu_IN"/>
+        </w:rPr>
+        <w:t>ὁ Θεὸς ἐν ἡμῖν μένει</w:t>
       </w:r>
     </w:p>
     <w:p>
@@ -36957,6 +41562,21 @@
           <w:b/>
           <w:lang w:val="gu_IN" w:bidi="gu_IN"/>
         </w:rPr>
+        <w:t>ἡ ἀγάπη αὐτοῦ τετελειωμένη ἐν ἡμῖν ἐστιν</w:t>
+      </w:r>
+    </w:p>
+    <w:p>
+      <w:pPr/>
+      <w:r>
+        <w:rPr>
+          <w:lang w:val="gu_IN" w:bidi="gu_IN"/>
+        </w:rPr>
+      </w:r>
+      <w:r>
+        <w:rPr>
+          <w:b/>
+          <w:lang w:val="gu_IN" w:bidi="gu_IN"/>
+        </w:rPr>
         <w:t>"તેમનો પ્રેમ આપણામાં સંપૂર્ણ થાય છે"</w:t>
       </w:r>
     </w:p>
@@ -37188,6 +41808,21 @@
           <w:b/>
           <w:lang w:val="gu_IN" w:bidi="gu_IN"/>
         </w:rPr>
+        <w:t>ἐν αὐτῷ μένομεν, καὶ αὐτὸς ἐν ἡμῖν</w:t>
+      </w:r>
+    </w:p>
+    <w:p>
+      <w:pPr/>
+      <w:r>
+        <w:rPr>
+          <w:lang w:val="gu_IN" w:bidi="gu_IN"/>
+        </w:rPr>
+      </w:r>
+      <w:r>
+        <w:rPr>
+          <w:b/>
+          <w:lang w:val="gu_IN" w:bidi="gu_IN"/>
+        </w:rPr>
         <w:t>"આપણે તેમનામાં રહીએ અને તે આપણામાં"</w:t>
       </w:r>
     </w:p>
@@ -37249,6 +41884,21 @@
         <w:rPr>
           <w:lang w:val="gu_IN" w:bidi="gu_IN"/>
         </w:rPr>
+      </w:r>
+    </w:p>
+    <w:p>
+      <w:pPr/>
+      <w:r>
+        <w:rPr>
+          <w:lang w:val="gu_IN" w:bidi="gu_IN"/>
+        </w:rPr>
+      </w:r>
+      <w:r>
+        <w:rPr>
+          <w:b/>
+          <w:lang w:val="gu_IN" w:bidi="gu_IN"/>
+        </w:rPr>
+        <w:t>ἐν αὐτῷ μένομεν, καὶ αὐτὸς ἐν ἡμῖν</w:t>
       </w:r>
     </w:p>
     <w:p>
@@ -37356,6 +42006,21 @@
           <w:b/>
           <w:lang w:val="gu_IN" w:bidi="gu_IN"/>
         </w:rPr>
+        <w:t>ἐκ τοῦ Πνεύματος αὐτοῦ δέδωκεν ἡμῖν</w:t>
+      </w:r>
+    </w:p>
+    <w:p>
+      <w:pPr/>
+      <w:r>
+        <w:rPr>
+          <w:lang w:val="gu_IN" w:bidi="gu_IN"/>
+        </w:rPr>
+      </w:r>
+      <w:r>
+        <w:rPr>
+          <w:b/>
+          <w:lang w:val="gu_IN" w:bidi="gu_IN"/>
+        </w:rPr>
         <w:t>"આપણને તેમનો આત્મા આપ્યો છે"</w:t>
       </w:r>
     </w:p>
@@ -37419,6 +42084,21 @@
           <w:b/>
           <w:lang w:val="gu_IN" w:bidi="gu_IN"/>
         </w:rPr>
+        <w:t>ἡμεῖς τεθεάμεθα καὶ μαρτυροῦμεν, ὅτι</w:t>
+      </w:r>
+    </w:p>
+    <w:p>
+      <w:pPr/>
+      <w:r>
+        <w:rPr>
+          <w:lang w:val="gu_IN" w:bidi="gu_IN"/>
+        </w:rPr>
+      </w:r>
+      <w:r>
+        <w:rPr>
+          <w:b/>
+          <w:lang w:val="gu_IN" w:bidi="gu_IN"/>
+        </w:rPr>
         <w:t>"અમે જોયું છે અને સાક્ષી પૂરીએ છીએ કે"</w:t>
       </w:r>
     </w:p>
@@ -37494,6 +42174,21 @@
           <w:b/>
           <w:lang w:val="gu_IN" w:bidi="gu_IN"/>
         </w:rPr>
+        <w:t>ὁ Πατὴρ &amp; τὸν Υἱὸν</w:t>
+      </w:r>
+    </w:p>
+    <w:p>
+      <w:pPr/>
+      <w:r>
+        <w:rPr>
+          <w:lang w:val="gu_IN" w:bidi="gu_IN"/>
+        </w:rPr>
+      </w:r>
+      <w:r>
+        <w:rPr>
+          <w:b/>
+          <w:lang w:val="gu_IN" w:bidi="gu_IN"/>
+        </w:rPr>
         <w:t>"પિતાએ પુત્રને"</w:t>
       </w:r>
     </w:p>
@@ -37869,6 +42564,21 @@
           <w:b/>
           <w:lang w:val="gu_IN" w:bidi="gu_IN"/>
         </w:rPr>
+        <w:t>ὁ Θεὸς ἐν αὐτῷ μένει, καὶ αὐτὸς ἐν τῷ Θεῷ</w:t>
+      </w:r>
+    </w:p>
+    <w:p>
+      <w:pPr/>
+      <w:r>
+        <w:rPr>
+          <w:lang w:val="gu_IN" w:bidi="gu_IN"/>
+        </w:rPr>
+      </w:r>
+      <w:r>
+        <w:rPr>
+          <w:b/>
+          <w:lang w:val="gu_IN" w:bidi="gu_IN"/>
+        </w:rPr>
         <w:t>"તેનામાં ઈશ્વર અને તે ઈશ્વરમાં રહે છે"</w:t>
       </w:r>
     </w:p>
@@ -37930,6 +42640,21 @@
         <w:rPr>
           <w:lang w:val="gu_IN" w:bidi="gu_IN"/>
         </w:rPr>
+      </w:r>
+    </w:p>
+    <w:p>
+      <w:pPr/>
+      <w:r>
+        <w:rPr>
+          <w:lang w:val="gu_IN" w:bidi="gu_IN"/>
+        </w:rPr>
+      </w:r>
+      <w:r>
+        <w:rPr>
+          <w:b/>
+          <w:lang w:val="gu_IN" w:bidi="gu_IN"/>
+        </w:rPr>
+        <w:t>ὁ Θεὸς ἐν αὐτῷ μένει, καὶ αὐτὸς ἐν τῷ Θεῷ</w:t>
       </w:r>
     </w:p>
     <w:p>
@@ -38037,6 +42762,21 @@
           <w:b/>
           <w:lang w:val="gu_IN" w:bidi="gu_IN"/>
         </w:rPr>
+        <w:t>ἡμεῖς &amp; ἡμῖν</w:t>
+      </w:r>
+    </w:p>
+    <w:p>
+      <w:pPr/>
+      <w:r>
+        <w:rPr>
+          <w:lang w:val="gu_IN" w:bidi="gu_IN"/>
+        </w:rPr>
+      </w:r>
+      <w:r>
+        <w:rPr>
+          <w:b/>
+          <w:lang w:val="gu_IN" w:bidi="gu_IN"/>
+        </w:rPr>
         <w:t>"આપણામાં &amp; આપણે"</w:t>
       </w:r>
     </w:p>
@@ -38112,6 +42852,21 @@
           <w:b/>
           <w:lang w:val="gu_IN" w:bidi="gu_IN"/>
         </w:rPr>
+        <w:t>τὴν ἀγάπην ἣν ἔχει ὁ Θεὸς ἐν ἡμῖν</w:t>
+      </w:r>
+    </w:p>
+    <w:p>
+      <w:pPr/>
+      <w:r>
+        <w:rPr>
+          <w:lang w:val="gu_IN" w:bidi="gu_IN"/>
+        </w:rPr>
+      </w:r>
+      <w:r>
+        <w:rPr>
+          <w:b/>
+          <w:lang w:val="gu_IN" w:bidi="gu_IN"/>
+        </w:rPr>
         <w:t>"પ્રેમ, જે આપણામાં છે &amp; આપણે જાણ્યું અને વિશ્વાસ કર્યો &amp; ઈશ્વર"</w:t>
       </w:r>
     </w:p>
@@ -38173,6 +42928,21 @@
         <w:rPr>
           <w:lang w:val="gu_IN" w:bidi="gu_IN"/>
         </w:rPr>
+      </w:r>
+    </w:p>
+    <w:p>
+      <w:pPr/>
+      <w:r>
+        <w:rPr>
+          <w:lang w:val="gu_IN" w:bidi="gu_IN"/>
+        </w:rPr>
+      </w:r>
+      <w:r>
+        <w:rPr>
+          <w:b/>
+          <w:lang w:val="gu_IN" w:bidi="gu_IN"/>
+        </w:rPr>
+        <w:t>ὁ Θεὸς ἀγάπη ἐστίν</w:t>
       </w:r>
     </w:p>
     <w:p>
@@ -38280,6 +43050,21 @@
           <w:b/>
           <w:lang w:val="gu_IN" w:bidi="gu_IN"/>
         </w:rPr>
+        <w:t>ὁ μένων ἐν τῇ ἀγάπῃ</w:t>
+      </w:r>
+    </w:p>
+    <w:p>
+      <w:pPr/>
+      <w:r>
+        <w:rPr>
+          <w:lang w:val="gu_IN" w:bidi="gu_IN"/>
+        </w:rPr>
+      </w:r>
+      <w:r>
+        <w:rPr>
+          <w:b/>
+          <w:lang w:val="gu_IN" w:bidi="gu_IN"/>
+        </w:rPr>
         <w:t>"જે પ્રેમમાં રહે છે તે"</w:t>
       </w:r>
     </w:p>
@@ -38373,6 +43158,21 @@
           <w:b/>
           <w:lang w:val="gu_IN" w:bidi="gu_IN"/>
         </w:rPr>
+        <w:t>ἐν τῷ Θεῷ μένει, καὶ ὁ Θεὸς ἐν αὐτῷ μένει</w:t>
+      </w:r>
+    </w:p>
+    <w:p>
+      <w:pPr/>
+      <w:r>
+        <w:rPr>
+          <w:lang w:val="gu_IN" w:bidi="gu_IN"/>
+        </w:rPr>
+      </w:r>
+      <w:r>
+        <w:rPr>
+          <w:b/>
+          <w:lang w:val="gu_IN" w:bidi="gu_IN"/>
+        </w:rPr>
         <w:t>"રહે છે અને ઈશ્વર તેનામાં રહે છે"</w:t>
       </w:r>
     </w:p>
@@ -38484,6 +43284,21 @@
           <w:b/>
           <w:lang w:val="gu_IN" w:bidi="gu_IN"/>
         </w:rPr>
+        <w:t>ἐν τούτῳ</w:t>
+      </w:r>
+    </w:p>
+    <w:p>
+      <w:pPr/>
+      <w:r>
+        <w:rPr>
+          <w:lang w:val="gu_IN" w:bidi="gu_IN"/>
+        </w:rPr>
+      </w:r>
+      <w:r>
+        <w:rPr>
+          <w:b/>
+          <w:lang w:val="gu_IN" w:bidi="gu_IN"/>
+        </w:rPr>
         <w:t>"એમ"</w:t>
       </w:r>
     </w:p>
@@ -38577,6 +43392,21 @@
           <w:b/>
           <w:lang w:val="gu_IN" w:bidi="gu_IN"/>
         </w:rPr>
+        <w:t>τετελείωται ἡ ἀγάπη μεθ’ ἡμῶν</w:t>
+      </w:r>
+    </w:p>
+    <w:p>
+      <w:pPr/>
+      <w:r>
+        <w:rPr>
+          <w:lang w:val="gu_IN" w:bidi="gu_IN"/>
+        </w:rPr>
+      </w:r>
+      <w:r>
+        <w:rPr>
+          <w:b/>
+          <w:lang w:val="gu_IN" w:bidi="gu_IN"/>
+        </w:rPr>
         <w:t>"આપણામાં પ્રેમ સંપૂર્ણ થયો છે"</w:t>
       </w:r>
     </w:p>
@@ -38670,6 +43500,21 @@
           <w:b/>
           <w:lang w:val="gu_IN" w:bidi="gu_IN"/>
         </w:rPr>
+        <w:t>ἵνα παρρησίαν ἔχωμεν ἐν τῇ ἡμέρᾳ τῆς κρίσεως</w:t>
+      </w:r>
+    </w:p>
+    <w:p>
+      <w:pPr/>
+      <w:r>
+        <w:rPr>
+          <w:lang w:val="gu_IN" w:bidi="gu_IN"/>
+        </w:rPr>
+      </w:r>
+      <w:r>
+        <w:rPr>
+          <w:b/>
+          <w:lang w:val="gu_IN" w:bidi="gu_IN"/>
+        </w:rPr>
         <w:t>"એમ આપણામાં પ્રેમ સંપૂર્ણ થયો છે જેથી આપણને ન્યાયકાળના દિવસે હિંમત રહે"</w:t>
       </w:r>
     </w:p>
@@ -38745,6 +43590,21 @@
           <w:b/>
           <w:lang w:val="gu_IN" w:bidi="gu_IN"/>
         </w:rPr>
+        <w:t>ἵνα παρρησίαν ἔχωμεν</w:t>
+      </w:r>
+    </w:p>
+    <w:p>
+      <w:pPr/>
+      <w:r>
+        <w:rPr>
+          <w:lang w:val="gu_IN" w:bidi="gu_IN"/>
+        </w:rPr>
+      </w:r>
+      <w:r>
+        <w:rPr>
+          <w:b/>
+          <w:lang w:val="gu_IN" w:bidi="gu_IN"/>
+        </w:rPr>
         <w:t>"જેથી આપણને &amp; હિંમત રહે"</w:t>
       </w:r>
     </w:p>
@@ -38820,6 +43680,21 @@
           <w:b/>
           <w:lang w:val="gu_IN" w:bidi="gu_IN"/>
         </w:rPr>
+        <w:t>ἵνα παρρησίαν ἔχωμεν</w:t>
+      </w:r>
+    </w:p>
+    <w:p>
+      <w:pPr/>
+      <w:r>
+        <w:rPr>
+          <w:lang w:val="gu_IN" w:bidi="gu_IN"/>
+        </w:rPr>
+      </w:r>
+      <w:r>
+        <w:rPr>
+          <w:b/>
+          <w:lang w:val="gu_IN" w:bidi="gu_IN"/>
+        </w:rPr>
         <w:t>"જેથી આપણને &amp; હિંમત રહે"</w:t>
       </w:r>
     </w:p>
@@ -38956,6 +43831,21 @@
         <w:rPr>
           <w:lang w:val="gu_IN" w:bidi="gu_IN"/>
         </w:rPr>
+      </w:r>
+    </w:p>
+    <w:p>
+      <w:pPr/>
+      <w:r>
+        <w:rPr>
+          <w:lang w:val="gu_IN" w:bidi="gu_IN"/>
+        </w:rPr>
+      </w:r>
+      <w:r>
+        <w:rPr>
+          <w:b/>
+          <w:lang w:val="gu_IN" w:bidi="gu_IN"/>
+        </w:rPr>
+        <w:t>ὅτι</w:t>
       </w:r>
     </w:p>
     <w:p>
@@ -39120,6 +44010,21 @@
           <w:b/>
           <w:lang w:val="gu_IN" w:bidi="gu_IN"/>
         </w:rPr>
+        <w:t>ἐν τῷ κόσμῳ τούτῳ</w:t>
+      </w:r>
+    </w:p>
+    <w:p>
+      <w:pPr/>
+      <w:r>
+        <w:rPr>
+          <w:lang w:val="gu_IN" w:bidi="gu_IN"/>
+        </w:rPr>
+      </w:r>
+      <w:r>
+        <w:rPr>
+          <w:b/>
+          <w:lang w:val="gu_IN" w:bidi="gu_IN"/>
+        </w:rPr>
         <w:t>"આ જગતમાં"</w:t>
       </w:r>
     </w:p>
@@ -39345,6 +44250,21 @@
           <w:b/>
           <w:lang w:val="gu_IN" w:bidi="gu_IN"/>
         </w:rPr>
+        <w:t>φόβος οὐκ ἔστιν ἐν τῇ ἀγάπῃ</w:t>
+      </w:r>
+    </w:p>
+    <w:p>
+      <w:pPr/>
+      <w:r>
+        <w:rPr>
+          <w:lang w:val="gu_IN" w:bidi="gu_IN"/>
+        </w:rPr>
+      </w:r>
+      <w:r>
+        <w:rPr>
+          <w:b/>
+          <w:lang w:val="gu_IN" w:bidi="gu_IN"/>
+        </w:rPr>
         <w:t>"પ્રેમમાં ભય નથી &amp; છે"</w:t>
       </w:r>
     </w:p>
@@ -39420,6 +44340,21 @@
           <w:b/>
           <w:lang w:val="gu_IN" w:bidi="gu_IN"/>
         </w:rPr>
+        <w:t>ἡ τελεία ἀγάπη ἔξω βάλλει τὸν φόβον</w:t>
+      </w:r>
+    </w:p>
+    <w:p>
+      <w:pPr/>
+      <w:r>
+        <w:rPr>
+          <w:lang w:val="gu_IN" w:bidi="gu_IN"/>
+        </w:rPr>
+      </w:r>
+      <w:r>
+        <w:rPr>
+          <w:b/>
+          <w:lang w:val="gu_IN" w:bidi="gu_IN"/>
+        </w:rPr>
         <w:t>"સંપૂર્ણ પ્રેમ ભયને બહાર ફેંકી દે"</w:t>
       </w:r>
     </w:p>
@@ -39544,6 +44479,21 @@
         <w:rPr>
           <w:lang w:val="gu_IN" w:bidi="gu_IN"/>
         </w:rPr>
+      </w:r>
+    </w:p>
+    <w:p>
+      <w:pPr/>
+      <w:r>
+        <w:rPr>
+          <w:lang w:val="gu_IN" w:bidi="gu_IN"/>
+        </w:rPr>
+      </w:r>
+      <w:r>
+        <w:rPr>
+          <w:b/>
+          <w:lang w:val="gu_IN" w:bidi="gu_IN"/>
+        </w:rPr>
+        <w:t>ὁ δὲ φοβούμενος, οὐ τετελείωται ἐν τῇ ἀγάπῃ</w:t>
       </w:r>
     </w:p>
     <w:p>
@@ -39651,6 +44601,21 @@
           <w:b/>
           <w:lang w:val="gu_IN" w:bidi="gu_IN"/>
         </w:rPr>
+        <w:t>ὁ δὲ φοβούμενος, οὐ τετελείωται ἐν τῇ ἀγάπῃ</w:t>
+      </w:r>
+    </w:p>
+    <w:p>
+      <w:pPr/>
+      <w:r>
+        <w:rPr>
+          <w:lang w:val="gu_IN" w:bidi="gu_IN"/>
+        </w:rPr>
+      </w:r>
+      <w:r>
+        <w:rPr>
+          <w:b/>
+          <w:lang w:val="gu_IN" w:bidi="gu_IN"/>
+        </w:rPr>
         <w:t>"તેથી જે ભયભીત &amp; પ્રેમમાં સંપૂર્ણ &amp; નથી"</w:t>
       </w:r>
     </w:p>
@@ -39726,6 +44691,21 @@
           <w:b/>
           <w:lang w:val="gu_IN" w:bidi="gu_IN"/>
         </w:rPr>
+        <w:t>ἡμεῖς ἀγαπῶμεν, ὅτι αὐτὸς πρῶτος ἠγάπησεν ἡμᾶς</w:t>
+      </w:r>
+    </w:p>
+    <w:p>
+      <w:pPr/>
+      <w:r>
+        <w:rPr>
+          <w:lang w:val="gu_IN" w:bidi="gu_IN"/>
+        </w:rPr>
+      </w:r>
+      <w:r>
+        <w:rPr>
+          <w:b/>
+          <w:lang w:val="gu_IN" w:bidi="gu_IN"/>
+        </w:rPr>
         <w:t>"આપણે પ્રેમ કરીએ છીએ કારણ કે પ્રથમ તેમણે પ્રેમ કર્યો"</w:t>
       </w:r>
     </w:p>
@@ -39801,6 +44781,21 @@
           <w:b/>
           <w:lang w:val="gu_IN" w:bidi="gu_IN"/>
         </w:rPr>
+        <w:t>ἡμεῖς ἀγαπῶμεν</w:t>
+      </w:r>
+    </w:p>
+    <w:p>
+      <w:pPr/>
+      <w:r>
+        <w:rPr>
+          <w:lang w:val="gu_IN" w:bidi="gu_IN"/>
+        </w:rPr>
+      </w:r>
+      <w:r>
+        <w:rPr>
+          <w:b/>
+          <w:lang w:val="gu_IN" w:bidi="gu_IN"/>
+        </w:rPr>
         <w:t>"આપણે પ્રેમ કરીએ છીએ"</w:t>
       </w:r>
     </w:p>
@@ -40026,6 +45021,21 @@
           <w:b/>
           <w:lang w:val="gu_IN" w:bidi="gu_IN"/>
         </w:rPr>
+        <w:t>καὶ</w:t>
+      </w:r>
+    </w:p>
+    <w:p>
+      <w:pPr/>
+      <w:r>
+        <w:rPr>
+          <w:lang w:val="gu_IN" w:bidi="gu_IN"/>
+        </w:rPr>
+      </w:r>
+      <w:r>
+        <w:rPr>
+          <w:b/>
+          <w:lang w:val="gu_IN" w:bidi="gu_IN"/>
+        </w:rPr>
         <w:t>"અને"</w:t>
       </w:r>
     </w:p>
@@ -40087,6 +45097,21 @@
         <w:rPr>
           <w:lang w:val="gu_IN" w:bidi="gu_IN"/>
         </w:rPr>
+      </w:r>
+    </w:p>
+    <w:p>
+      <w:pPr/>
+      <w:r>
+        <w:rPr>
+          <w:lang w:val="gu_IN" w:bidi="gu_IN"/>
+        </w:rPr>
+      </w:r>
+      <w:r>
+        <w:rPr>
+          <w:b/>
+          <w:lang w:val="gu_IN" w:bidi="gu_IN"/>
+        </w:rPr>
+        <w:t>τὸν ἀδελφὸν αὐτοῦ</w:t>
       </w:r>
     </w:p>
     <w:p>
@@ -40269,6 +45294,21 @@
           <w:b/>
           <w:lang w:val="gu_IN" w:bidi="gu_IN"/>
         </w:rPr>
+        <w:t>ἀπ’ αὐτοῦ</w:t>
+      </w:r>
+    </w:p>
+    <w:p>
+      <w:pPr/>
+      <w:r>
+        <w:rPr>
+          <w:lang w:val="gu_IN" w:bidi="gu_IN"/>
+        </w:rPr>
+      </w:r>
+      <w:r>
+        <w:rPr>
+          <w:b/>
+          <w:lang w:val="gu_IN" w:bidi="gu_IN"/>
+        </w:rPr>
         <w:t>"તેમની પાસેથી"</w:t>
       </w:r>
     </w:p>
@@ -40330,6 +45370,21 @@
         <w:rPr>
           <w:lang w:val="gu_IN" w:bidi="gu_IN"/>
         </w:rPr>
+      </w:r>
+    </w:p>
+    <w:p>
+      <w:pPr/>
+      <w:r>
+        <w:rPr>
+          <w:lang w:val="gu_IN" w:bidi="gu_IN"/>
+        </w:rPr>
+      </w:r>
+      <w:r>
+        <w:rPr>
+          <w:b/>
+          <w:lang w:val="gu_IN" w:bidi="gu_IN"/>
+        </w:rPr>
+        <w:t>τὸν ἀδελφὸν αὐτοῦ</w:t>
       </w:r>
     </w:p>
     <w:p>
@@ -41072,6 +46127,21 @@
           <w:b/>
           <w:lang w:val="gu_IN" w:bidi="gu_IN"/>
         </w:rPr>
+        <w:t>τὰ τέκνα τοῦ Θεοῦ</w:t>
+      </w:r>
+    </w:p>
+    <w:p>
+      <w:pPr/>
+      <w:r>
+        <w:rPr>
+          <w:lang w:val="gu_IN" w:bidi="gu_IN"/>
+        </w:rPr>
+      </w:r>
+      <w:r>
+        <w:rPr>
+          <w:b/>
+          <w:lang w:val="gu_IN" w:bidi="gu_IN"/>
+        </w:rPr>
         <w:t>"ઈશ્વરના બાળકોને"</w:t>
       </w:r>
     </w:p>
@@ -41222,6 +46292,21 @@
           <w:b/>
           <w:lang w:val="gu_IN" w:bidi="gu_IN"/>
         </w:rPr>
+        <w:t>γάρ</w:t>
+      </w:r>
+    </w:p>
+    <w:p>
+      <w:pPr/>
+      <w:r>
+        <w:rPr>
+          <w:lang w:val="gu_IN" w:bidi="gu_IN"/>
+        </w:rPr>
+      </w:r>
+      <w:r>
+        <w:rPr>
+          <w:b/>
+          <w:lang w:val="gu_IN" w:bidi="gu_IN"/>
+        </w:rPr>
         <w:t>"કેમ કે"</w:t>
       </w:r>
     </w:p>
@@ -41372,6 +46457,21 @@
           <w:b/>
           <w:lang w:val="gu_IN" w:bidi="gu_IN"/>
         </w:rPr>
+        <w:t>ἡ ἀγάπη τοῦ Θεοῦ</w:t>
+      </w:r>
+    </w:p>
+    <w:p>
+      <w:pPr/>
+      <w:r>
+        <w:rPr>
+          <w:lang w:val="gu_IN" w:bidi="gu_IN"/>
+        </w:rPr>
+      </w:r>
+      <w:r>
+        <w:rPr>
+          <w:b/>
+          <w:lang w:val="gu_IN" w:bidi="gu_IN"/>
+        </w:rPr>
         <w:t>"ઈશ્વરનો પ્રેમ"</w:t>
       </w:r>
     </w:p>
@@ -41583,6 +46683,21 @@
         <w:rPr>
           <w:lang w:val="gu_IN" w:bidi="gu_IN"/>
         </w:rPr>
+      </w:r>
+    </w:p>
+    <w:p>
+      <w:pPr/>
+      <w:r>
+        <w:rPr>
+          <w:lang w:val="gu_IN" w:bidi="gu_IN"/>
+        </w:rPr>
+      </w:r>
+      <w:r>
+        <w:rPr>
+          <w:b/>
+          <w:lang w:val="gu_IN" w:bidi="gu_IN"/>
+        </w:rPr>
+        <w:t>ὅτι πᾶν τὸ γεγεννημένον ἐκ τοῦ Θεοῦ, νικᾷ τὸν κόσμον</w:t>
       </w:r>
     </w:p>
     <w:p>
@@ -41852,6 +46967,21 @@
           <w:b/>
           <w:lang w:val="gu_IN" w:bidi="gu_IN"/>
         </w:rPr>
+        <w:t>νικᾷ τὸν κόσμον</w:t>
+      </w:r>
+    </w:p>
+    <w:p>
+      <w:pPr/>
+      <w:r>
+        <w:rPr>
+          <w:lang w:val="gu_IN" w:bidi="gu_IN"/>
+        </w:rPr>
+      </w:r>
+      <w:r>
+        <w:rPr>
+          <w:b/>
+          <w:lang w:val="gu_IN" w:bidi="gu_IN"/>
+        </w:rPr>
         <w:t>"તે જગતને જીતે છે"</w:t>
       </w:r>
     </w:p>
@@ -41945,6 +47075,21 @@
           <w:b/>
           <w:lang w:val="gu_IN" w:bidi="gu_IN"/>
         </w:rPr>
+        <w:t>τὸν κόσμον</w:t>
+      </w:r>
+    </w:p>
+    <w:p>
+      <w:pPr/>
+      <w:r>
+        <w:rPr>
+          <w:lang w:val="gu_IN" w:bidi="gu_IN"/>
+        </w:rPr>
+      </w:r>
+      <w:r>
+        <w:rPr>
+          <w:b/>
+          <w:lang w:val="gu_IN" w:bidi="gu_IN"/>
+        </w:rPr>
         <w:t>"તે જગતને"</w:t>
       </w:r>
     </w:p>
@@ -42038,6 +47183,21 @@
           <w:b/>
           <w:lang w:val="gu_IN" w:bidi="gu_IN"/>
         </w:rPr>
+        <w:t>ἡ νίκη</w:t>
+      </w:r>
+    </w:p>
+    <w:p>
+      <w:pPr/>
+      <w:r>
+        <w:rPr>
+          <w:lang w:val="gu_IN" w:bidi="gu_IN"/>
+        </w:rPr>
+      </w:r>
+      <w:r>
+        <w:rPr>
+          <w:b/>
+          <w:lang w:val="gu_IN" w:bidi="gu_IN"/>
+        </w:rPr>
         <w:t>"વિજયથી"</w:t>
       </w:r>
     </w:p>
@@ -42113,6 +47273,21 @@
           <w:b/>
           <w:lang w:val="gu_IN" w:bidi="gu_IN"/>
         </w:rPr>
+        <w:t>ἡ νικήσασα τὸν κόσμον</w:t>
+      </w:r>
+    </w:p>
+    <w:p>
+      <w:pPr/>
+      <w:r>
+        <w:rPr>
+          <w:lang w:val="gu_IN" w:bidi="gu_IN"/>
+        </w:rPr>
+      </w:r>
+      <w:r>
+        <w:rPr>
+          <w:b/>
+          <w:lang w:val="gu_IN" w:bidi="gu_IN"/>
+        </w:rPr>
         <w:t>"જે &amp; જગતને જીત્યું"</w:t>
       </w:r>
     </w:p>
@@ -42188,6 +47363,21 @@
           <w:b/>
           <w:lang w:val="gu_IN" w:bidi="gu_IN"/>
         </w:rPr>
+        <w:t>τὸν κόσμον</w:t>
+      </w:r>
+    </w:p>
+    <w:p>
+      <w:pPr/>
+      <w:r>
+        <w:rPr>
+          <w:lang w:val="gu_IN" w:bidi="gu_IN"/>
+        </w:rPr>
+      </w:r>
+      <w:r>
+        <w:rPr>
+          <w:b/>
+          <w:lang w:val="gu_IN" w:bidi="gu_IN"/>
+        </w:rPr>
         <w:t>"તે જગતને"</w:t>
       </w:r>
     </w:p>
@@ -42413,6 +47603,21 @@
           <w:b/>
           <w:lang w:val="gu_IN" w:bidi="gu_IN"/>
         </w:rPr>
+        <w:t>τὸν κόσμον</w:t>
+      </w:r>
+    </w:p>
+    <w:p>
+      <w:pPr/>
+      <w:r>
+        <w:rPr>
+          <w:lang w:val="gu_IN" w:bidi="gu_IN"/>
+        </w:rPr>
+      </w:r>
+      <w:r>
+        <w:rPr>
+          <w:b/>
+          <w:lang w:val="gu_IN" w:bidi="gu_IN"/>
+        </w:rPr>
         <w:t>"જગતને"</w:t>
       </w:r>
     </w:p>
@@ -42549,6 +47754,21 @@
         <w:rPr>
           <w:lang w:val="gu_IN" w:bidi="gu_IN"/>
         </w:rPr>
+      </w:r>
+    </w:p>
+    <w:p>
+      <w:pPr/>
+      <w:r>
+        <w:rPr>
+          <w:lang w:val="gu_IN" w:bidi="gu_IN"/>
+        </w:rPr>
+      </w:r>
+      <w:r>
+        <w:rPr>
+          <w:b/>
+          <w:lang w:val="gu_IN" w:bidi="gu_IN"/>
+        </w:rPr>
+        <w:t>οὗτός ἐστιν ὁ ἐλθὼν δι’ ὕδατος καὶ αἵματος</w:t>
       </w:r>
     </w:p>
     <w:p>
@@ -42731,6 +47951,21 @@
           <w:b/>
           <w:lang w:val="gu_IN" w:bidi="gu_IN"/>
         </w:rPr>
+        <w:t>τὸ Πνεῦμά ἐστιν ἡ ἀλήθεια</w:t>
+      </w:r>
+    </w:p>
+    <w:p>
+      <w:pPr/>
+      <w:r>
+        <w:rPr>
+          <w:lang w:val="gu_IN" w:bidi="gu_IN"/>
+        </w:rPr>
+      </w:r>
+      <w:r>
+        <w:rPr>
+          <w:b/>
+          <w:lang w:val="gu_IN" w:bidi="gu_IN"/>
+        </w:rPr>
         <w:t>"આત્મા સત્ય છે"</w:t>
       </w:r>
     </w:p>
@@ -42836,6 +48071,21 @@
           <w:b/>
           <w:lang w:val="gu_IN" w:bidi="gu_IN"/>
         </w:rPr>
+        <w:t>ὅτι τρεῖς εἰσιν οἱ μαρτυροῦντες</w:t>
+      </w:r>
+    </w:p>
+    <w:p>
+      <w:pPr/>
+      <w:r>
+        <w:rPr>
+          <w:lang w:val="gu_IN" w:bidi="gu_IN"/>
+        </w:rPr>
+      </w:r>
+      <w:r>
+        <w:rPr>
+          <w:b/>
+          <w:lang w:val="gu_IN" w:bidi="gu_IN"/>
+        </w:rPr>
         <w:t>"કેમ કે સાક્ષી આપનાર ત્રણ છે"</w:t>
       </w:r>
     </w:p>
@@ -42911,6 +48161,21 @@
           <w:b/>
           <w:lang w:val="gu_IN" w:bidi="gu_IN"/>
         </w:rPr>
+        <w:t>ὅτι τρεῖς εἰσιν οἱ μαρτυροῦντες</w:t>
+      </w:r>
+    </w:p>
+    <w:p>
+      <w:pPr/>
+      <w:r>
+        <w:rPr>
+          <w:lang w:val="gu_IN" w:bidi="gu_IN"/>
+        </w:rPr>
+      </w:r>
+      <w:r>
+        <w:rPr>
+          <w:b/>
+          <w:lang w:val="gu_IN" w:bidi="gu_IN"/>
+        </w:rPr>
         <w:t>"કેમ કે સાક્ષી આપનાર ત્રણ છે"</w:t>
       </w:r>
     </w:p>
@@ -42972,6 +48237,21 @@
         <w:rPr>
           <w:lang w:val="gu_IN" w:bidi="gu_IN"/>
         </w:rPr>
+      </w:r>
+    </w:p>
+    <w:p>
+      <w:pPr/>
+      <w:r>
+        <w:rPr>
+          <w:lang w:val="gu_IN" w:bidi="gu_IN"/>
+        </w:rPr>
+      </w:r>
+      <w:r>
+        <w:rPr>
+          <w:b/>
+          <w:lang w:val="gu_IN" w:bidi="gu_IN"/>
+        </w:rPr>
+        <w:t>τὸ ὕδωρ, καὶ τὸ αἷμα</w:t>
       </w:r>
     </w:p>
     <w:p>
@@ -43079,6 +48359,21 @@
           <w:b/>
           <w:lang w:val="gu_IN" w:bidi="gu_IN"/>
         </w:rPr>
+        <w:t>οἱ τρεῖς εἰς τὸ ἕν εἰσιν</w:t>
+      </w:r>
+    </w:p>
+    <w:p>
+      <w:pPr/>
+      <w:r>
+        <w:rPr>
+          <w:lang w:val="gu_IN" w:bidi="gu_IN"/>
+        </w:rPr>
+      </w:r>
+      <w:r>
+        <w:rPr>
+          <w:b/>
+          <w:lang w:val="gu_IN" w:bidi="gu_IN"/>
+        </w:rPr>
         <w:t>"ત્રણેય એક માટે છે"</w:t>
       </w:r>
     </w:p>
@@ -43154,6 +48449,21 @@
           <w:b/>
           <w:lang w:val="gu_IN" w:bidi="gu_IN"/>
         </w:rPr>
+        <w:t>εἰ τὴν μαρτυρίαν τῶν ἀνθρώπων λαμβάνομεν</w:t>
+      </w:r>
+    </w:p>
+    <w:p>
+      <w:pPr/>
+      <w:r>
+        <w:rPr>
+          <w:lang w:val="gu_IN" w:bidi="gu_IN"/>
+        </w:rPr>
+      </w:r>
+      <w:r>
+        <w:rPr>
+          <w:b/>
+          <w:lang w:val="gu_IN" w:bidi="gu_IN"/>
+        </w:rPr>
         <w:t>"જો આપણે માણસોની સાક્ષી સ્વીકારીએ"</w:t>
       </w:r>
     </w:p>
@@ -43304,6 +48614,21 @@
           <w:b/>
           <w:lang w:val="gu_IN" w:bidi="gu_IN"/>
         </w:rPr>
+        <w:t>τῶν ἀνθρώπων</w:t>
+      </w:r>
+    </w:p>
+    <w:p>
+      <w:pPr/>
+      <w:r>
+        <w:rPr>
+          <w:lang w:val="gu_IN" w:bidi="gu_IN"/>
+        </w:rPr>
+      </w:r>
+      <w:r>
+        <w:rPr>
+          <w:b/>
+          <w:lang w:val="gu_IN" w:bidi="gu_IN"/>
+        </w:rPr>
         <w:t>"માણસોની"</w:t>
       </w:r>
     </w:p>
@@ -43379,6 +48704,21 @@
           <w:b/>
           <w:lang w:val="gu_IN" w:bidi="gu_IN"/>
         </w:rPr>
+        <w:t>ἡ μαρτυρία τοῦ Θεοῦ μείζων ἐστίν</w:t>
+      </w:r>
+    </w:p>
+    <w:p>
+      <w:pPr/>
+      <w:r>
+        <w:rPr>
+          <w:lang w:val="gu_IN" w:bidi="gu_IN"/>
+        </w:rPr>
+      </w:r>
+      <w:r>
+        <w:rPr>
+          <w:b/>
+          <w:lang w:val="gu_IN" w:bidi="gu_IN"/>
+        </w:rPr>
         <w:t>"ઈશ્વરની સાક્ષી મહાન છે"</w:t>
       </w:r>
     </w:p>
@@ -43454,6 +48794,21 @@
           <w:b/>
           <w:lang w:val="gu_IN" w:bidi="gu_IN"/>
         </w:rPr>
+        <w:t>ἡ μαρτυρία τοῦ Θεοῦ μείζων ἐστίν</w:t>
+      </w:r>
+    </w:p>
+    <w:p>
+      <w:pPr/>
+      <w:r>
+        <w:rPr>
+          <w:lang w:val="gu_IN" w:bidi="gu_IN"/>
+        </w:rPr>
+      </w:r>
+      <w:r>
+        <w:rPr>
+          <w:b/>
+          <w:lang w:val="gu_IN" w:bidi="gu_IN"/>
+        </w:rPr>
         <w:t>"ઈશ્વરની સાક્ષી મહાન છે"</w:t>
       </w:r>
     </w:p>
@@ -43515,6 +48870,21 @@
         <w:rPr>
           <w:lang w:val="gu_IN" w:bidi="gu_IN"/>
         </w:rPr>
+      </w:r>
+    </w:p>
+    <w:p>
+      <w:pPr/>
+      <w:r>
+        <w:rPr>
+          <w:lang w:val="gu_IN" w:bidi="gu_IN"/>
+        </w:rPr>
+      </w:r>
+      <w:r>
+        <w:rPr>
+          <w:b/>
+          <w:lang w:val="gu_IN" w:bidi="gu_IN"/>
+        </w:rPr>
+        <w:t>ὅτι αὕτη ἐστὶν ἡ μαρτυρία τοῦ Θεοῦ, ὅτι μεμαρτύρηκεν περὶ τοῦ Υἱοῦ αὐτοῦ</w:t>
       </w:r>
     </w:p>
     <w:p>
@@ -43610,6 +48980,21 @@
           <w:b/>
           <w:lang w:val="gu_IN" w:bidi="gu_IN"/>
         </w:rPr>
+        <w:t>τοῦ Υἱοῦ αὐτοῦ</w:t>
+      </w:r>
+    </w:p>
+    <w:p>
+      <w:pPr/>
+      <w:r>
+        <w:rPr>
+          <w:lang w:val="gu_IN" w:bidi="gu_IN"/>
+        </w:rPr>
+      </w:r>
+      <w:r>
+        <w:rPr>
+          <w:b/>
+          <w:lang w:val="gu_IN" w:bidi="gu_IN"/>
+        </w:rPr>
         <w:t>"તેમના પુત્ર"</w:t>
       </w:r>
     </w:p>
@@ -43685,6 +49070,21 @@
           <w:b/>
           <w:lang w:val="gu_IN" w:bidi="gu_IN"/>
         </w:rPr>
+        <w:t>εἰς τὸν Υἱὸν τοῦ Θεοῦ</w:t>
+      </w:r>
+    </w:p>
+    <w:p>
+      <w:pPr/>
+      <w:r>
+        <w:rPr>
+          <w:lang w:val="gu_IN" w:bidi="gu_IN"/>
+        </w:rPr>
+      </w:r>
+      <w:r>
+        <w:rPr>
+          <w:b/>
+          <w:lang w:val="gu_IN" w:bidi="gu_IN"/>
+        </w:rPr>
         <w:t>"ઈશ્વરના પુત્રમાં"</w:t>
       </w:r>
     </w:p>
@@ -43910,6 +49310,21 @@
           <w:b/>
           <w:lang w:val="gu_IN" w:bidi="gu_IN"/>
         </w:rPr>
+        <w:t>τὴν μαρτυρίαν</w:t>
+      </w:r>
+    </w:p>
+    <w:p>
+      <w:pPr/>
+      <w:r>
+        <w:rPr>
+          <w:lang w:val="gu_IN" w:bidi="gu_IN"/>
+        </w:rPr>
+      </w:r>
+      <w:r>
+        <w:rPr>
+          <w:b/>
+          <w:lang w:val="gu_IN" w:bidi="gu_IN"/>
+        </w:rPr>
         <w:t>"છે &amp; સાક્ષી"</w:t>
       </w:r>
     </w:p>
@@ -43971,6 +49386,21 @@
         <w:rPr>
           <w:lang w:val="gu_IN" w:bidi="gu_IN"/>
         </w:rPr>
+      </w:r>
+    </w:p>
+    <w:p>
+      <w:pPr/>
+      <w:r>
+        <w:rPr>
+          <w:lang w:val="gu_IN" w:bidi="gu_IN"/>
+        </w:rPr>
+      </w:r>
+      <w:r>
+        <w:rPr>
+          <w:b/>
+          <w:lang w:val="gu_IN" w:bidi="gu_IN"/>
+        </w:rPr>
+        <w:t>ψεύστην πεποίηκεν αὐτόν</w:t>
       </w:r>
     </w:p>
     <w:p>
@@ -44072,6 +49502,21 @@
           <w:b/>
           <w:lang w:val="gu_IN" w:bidi="gu_IN"/>
         </w:rPr>
+        <w:t>τὴν μαρτυρίαν ἣν μεμαρτύρηκεν ὁ Θεὸς περὶ τοῦ Υἱοῦ αὐτοῦ</w:t>
+      </w:r>
+    </w:p>
+    <w:p>
+      <w:pPr/>
+      <w:r>
+        <w:rPr>
+          <w:lang w:val="gu_IN" w:bidi="gu_IN"/>
+        </w:rPr>
+      </w:r>
+      <w:r>
+        <w:rPr>
+          <w:b/>
+          <w:lang w:val="gu_IN" w:bidi="gu_IN"/>
+        </w:rPr>
         <w:t>"ઈશ્વરે તેમના પુત્ર વિષે આપેલી સાક્ષીમાં"</w:t>
       </w:r>
     </w:p>
@@ -44196,6 +49641,21 @@
         <w:rPr>
           <w:lang w:val="gu_IN" w:bidi="gu_IN"/>
         </w:rPr>
+      </w:r>
+    </w:p>
+    <w:p>
+      <w:pPr/>
+      <w:r>
+        <w:rPr>
+          <w:lang w:val="gu_IN" w:bidi="gu_IN"/>
+        </w:rPr>
+      </w:r>
+      <w:r>
+        <w:rPr>
+          <w:b/>
+          <w:lang w:val="gu_IN" w:bidi="gu_IN"/>
+        </w:rPr>
+        <w:t>ζωὴν αἰώνιον</w:t>
       </w:r>
     </w:p>
     <w:p>
@@ -44321,6 +49781,21 @@
           <w:b/>
           <w:lang w:val="gu_IN" w:bidi="gu_IN"/>
         </w:rPr>
+        <w:t>τῷ Υἱῷ</w:t>
+      </w:r>
+    </w:p>
+    <w:p>
+      <w:pPr/>
+      <w:r>
+        <w:rPr>
+          <w:lang w:val="gu_IN" w:bidi="gu_IN"/>
+        </w:rPr>
+      </w:r>
+      <w:r>
+        <w:rPr>
+          <w:b/>
+          <w:lang w:val="gu_IN" w:bidi="gu_IN"/>
+        </w:rPr>
         <w:t>"તેમના પુત્રમાં"</w:t>
       </w:r>
     </w:p>
@@ -44457,6 +49932,21 @@
         <w:rPr>
           <w:lang w:val="gu_IN" w:bidi="gu_IN"/>
         </w:rPr>
+      </w:r>
+    </w:p>
+    <w:p>
+      <w:pPr/>
+      <w:r>
+        <w:rPr>
+          <w:lang w:val="gu_IN" w:bidi="gu_IN"/>
+        </w:rPr>
+      </w:r>
+      <w:r>
+        <w:rPr>
+          <w:b/>
+          <w:lang w:val="gu_IN" w:bidi="gu_IN"/>
+        </w:rPr>
+        <w:t>ἔχει τὴν ζωήν &amp; τὴν ζωὴν οὐκ ἔχει</w:t>
       </w:r>
     </w:p>
     <w:p>
@@ -44657,6 +50147,21 @@
           <w:b/>
           <w:lang w:val="gu_IN" w:bidi="gu_IN"/>
         </w:rPr>
+        <w:t>ταῦτα</w:t>
+      </w:r>
+    </w:p>
+    <w:p>
+      <w:pPr/>
+      <w:r>
+        <w:rPr>
+          <w:lang w:val="gu_IN" w:bidi="gu_IN"/>
+        </w:rPr>
+      </w:r>
+      <w:r>
+        <w:rPr>
+          <w:b/>
+          <w:lang w:val="gu_IN" w:bidi="gu_IN"/>
+        </w:rPr>
         <w:t>"આ બાબતો"</w:t>
       </w:r>
     </w:p>
@@ -44882,6 +50387,21 @@
           <w:b/>
           <w:lang w:val="gu_IN" w:bidi="gu_IN"/>
         </w:rPr>
+        <w:t>ὅτι ζωὴν ἔχετε αἰώνιον</w:t>
+      </w:r>
+    </w:p>
+    <w:p>
+      <w:pPr/>
+      <w:r>
+        <w:rPr>
+          <w:lang w:val="gu_IN" w:bidi="gu_IN"/>
+        </w:rPr>
+      </w:r>
+      <w:r>
+        <w:rPr>
+          <w:b/>
+          <w:lang w:val="gu_IN" w:bidi="gu_IN"/>
+        </w:rPr>
         <w:t>"છે &amp; કે &amp; અનંત જીવન"</w:t>
       </w:r>
     </w:p>
@@ -45125,6 +50645,21 @@
           <w:b/>
           <w:lang w:val="gu_IN" w:bidi="gu_IN"/>
         </w:rPr>
+        <w:t>αὐτόν &amp; αὐτοῦ, ἀκούει</w:t>
+      </w:r>
+    </w:p>
+    <w:p>
+      <w:pPr/>
+      <w:r>
+        <w:rPr>
+          <w:lang w:val="gu_IN" w:bidi="gu_IN"/>
+        </w:rPr>
+      </w:r>
+      <w:r>
+        <w:rPr>
+          <w:b/>
+          <w:lang w:val="gu_IN" w:bidi="gu_IN"/>
+        </w:rPr>
         <w:t>"તેમના પ્રત્યે &amp; તેમની ઇચ્છા &amp; સાંભળે છે"</w:t>
       </w:r>
     </w:p>
@@ -45186,6 +50721,21 @@
         <w:rPr>
           <w:lang w:val="gu_IN" w:bidi="gu_IN"/>
         </w:rPr>
+      </w:r>
+    </w:p>
+    <w:p>
+      <w:pPr/>
+      <w:r>
+        <w:rPr>
+          <w:lang w:val="gu_IN" w:bidi="gu_IN"/>
+        </w:rPr>
+      </w:r>
+      <w:r>
+        <w:rPr>
+          <w:b/>
+          <w:lang w:val="gu_IN" w:bidi="gu_IN"/>
+        </w:rPr>
+        <w:t>ἀκούει ἡμῶν</w:t>
       </w:r>
     </w:p>
     <w:p>
@@ -45293,6 +50843,21 @@
           <w:b/>
           <w:lang w:val="gu_IN" w:bidi="gu_IN"/>
         </w:rPr>
+        <w:t>ἐὰν οἴδαμεν ὅτι ἀκούει ἡμῶν</w:t>
+      </w:r>
+    </w:p>
+    <w:p>
+      <w:pPr/>
+      <w:r>
+        <w:rPr>
+          <w:lang w:val="gu_IN" w:bidi="gu_IN"/>
+        </w:rPr>
+      </w:r>
+      <w:r>
+        <w:rPr>
+          <w:b/>
+          <w:lang w:val="gu_IN" w:bidi="gu_IN"/>
+        </w:rPr>
         <w:t>"જો આપણે જાણીએ છે કે &amp; આપણું સાંભળે છે"</w:t>
       </w:r>
     </w:p>
@@ -45368,6 +50933,21 @@
           <w:b/>
           <w:lang w:val="gu_IN" w:bidi="gu_IN"/>
         </w:rPr>
+        <w:t>ἀκούει ἡμῶν</w:t>
+      </w:r>
+    </w:p>
+    <w:p>
+      <w:pPr/>
+      <w:r>
+        <w:rPr>
+          <w:lang w:val="gu_IN" w:bidi="gu_IN"/>
+        </w:rPr>
+      </w:r>
+      <w:r>
+        <w:rPr>
+          <w:b/>
+          <w:lang w:val="gu_IN" w:bidi="gu_IN"/>
+        </w:rPr>
         <w:t>"આપણું સાંભળે છે"</w:t>
       </w:r>
     </w:p>
@@ -45443,6 +51023,21 @@
           <w:b/>
           <w:lang w:val="gu_IN" w:bidi="gu_IN"/>
         </w:rPr>
+        <w:t>ἀκούει ἡμῶν</w:t>
+      </w:r>
+    </w:p>
+    <w:p>
+      <w:pPr/>
+      <w:r>
+        <w:rPr>
+          <w:lang w:val="gu_IN" w:bidi="gu_IN"/>
+        </w:rPr>
+      </w:r>
+      <w:r>
+        <w:rPr>
+          <w:b/>
+          <w:lang w:val="gu_IN" w:bidi="gu_IN"/>
+        </w:rPr>
         <w:t>"આપણું સાંભળે છે"</w:t>
       </w:r>
     </w:p>
@@ -45518,6 +51113,21 @@
           <w:b/>
           <w:lang w:val="gu_IN" w:bidi="gu_IN"/>
         </w:rPr>
+        <w:t>ἀκούει &amp; αὐτοῦ</w:t>
+      </w:r>
+    </w:p>
+    <w:p>
+      <w:pPr/>
+      <w:r>
+        <w:rPr>
+          <w:lang w:val="gu_IN" w:bidi="gu_IN"/>
+        </w:rPr>
+      </w:r>
+      <w:r>
+        <w:rPr>
+          <w:b/>
+          <w:lang w:val="gu_IN" w:bidi="gu_IN"/>
+        </w:rPr>
         <w:t>"સાંભળે છે &amp; તેમની પાસેથી"</w:t>
       </w:r>
     </w:p>
@@ -45654,6 +51264,21 @@
         <w:rPr>
           <w:lang w:val="gu_IN" w:bidi="gu_IN"/>
         </w:rPr>
+      </w:r>
+    </w:p>
+    <w:p>
+      <w:pPr/>
+      <w:r>
+        <w:rPr>
+          <w:lang w:val="gu_IN" w:bidi="gu_IN"/>
+        </w:rPr>
+      </w:r>
+      <w:r>
+        <w:rPr>
+          <w:b/>
+          <w:lang w:val="gu_IN" w:bidi="gu_IN"/>
+        </w:rPr>
+        <w:t>τὸν ἀδελφὸν αὐτοῦ</w:t>
       </w:r>
     </w:p>
     <w:p>
@@ -45761,6 +51386,21 @@
           <w:b/>
           <w:lang w:val="gu_IN" w:bidi="gu_IN"/>
         </w:rPr>
+        <w:t>ἁμαρτάνοντα ἁμαρτίαν</w:t>
+      </w:r>
+    </w:p>
+    <w:p>
+      <w:pPr/>
+      <w:r>
+        <w:rPr>
+          <w:lang w:val="gu_IN" w:bidi="gu_IN"/>
+        </w:rPr>
+      </w:r>
+      <w:r>
+        <w:rPr>
+          <w:b/>
+          <w:lang w:val="gu_IN" w:bidi="gu_IN"/>
+        </w:rPr>
         <w:t>"પાપ કરતા"</w:t>
       </w:r>
     </w:p>
@@ -45899,6 +51539,21 @@
           <w:b/>
           <w:lang w:val="gu_IN" w:bidi="gu_IN"/>
         </w:rPr>
+        <w:t>αἰτήσει</w:t>
+      </w:r>
+    </w:p>
+    <w:p>
+      <w:pPr/>
+      <w:r>
+        <w:rPr>
+          <w:lang w:val="gu_IN" w:bidi="gu_IN"/>
+        </w:rPr>
+      </w:r>
+      <w:r>
+        <w:rPr>
+          <w:b/>
+          <w:lang w:val="gu_IN" w:bidi="gu_IN"/>
+        </w:rPr>
         <w:t>"તે માંગશે"</w:t>
       </w:r>
     </w:p>
@@ -45974,6 +51629,21 @@
           <w:b/>
           <w:lang w:val="gu_IN" w:bidi="gu_IN"/>
         </w:rPr>
+        <w:t>δώσει αὐτῷ ζωήν</w:t>
+      </w:r>
+    </w:p>
+    <w:p>
+      <w:pPr/>
+      <w:r>
+        <w:rPr>
+          <w:lang w:val="gu_IN" w:bidi="gu_IN"/>
+        </w:rPr>
+      </w:r>
+      <w:r>
+        <w:rPr>
+          <w:b/>
+          <w:lang w:val="gu_IN" w:bidi="gu_IN"/>
+        </w:rPr>
         <w:t>"તેને જીવન આપશે"</w:t>
       </w:r>
     </w:p>
@@ -46049,6 +51719,21 @@
           <w:b/>
           <w:lang w:val="gu_IN" w:bidi="gu_IN"/>
         </w:rPr>
+        <w:t>δώσει αὐτῷ ζωήν</w:t>
+      </w:r>
+    </w:p>
+    <w:p>
+      <w:pPr/>
+      <w:r>
+        <w:rPr>
+          <w:lang w:val="gu_IN" w:bidi="gu_IN"/>
+        </w:rPr>
+      </w:r>
+      <w:r>
+        <w:rPr>
+          <w:b/>
+          <w:lang w:val="gu_IN" w:bidi="gu_IN"/>
+        </w:rPr>
         <w:t>"તેને જીવન આપશે"</w:t>
       </w:r>
     </w:p>
@@ -46110,6 +51795,21 @@
         <w:rPr>
           <w:lang w:val="gu_IN" w:bidi="gu_IN"/>
         </w:rPr>
+      </w:r>
+    </w:p>
+    <w:p>
+      <w:pPr/>
+      <w:r>
+        <w:rPr>
+          <w:lang w:val="gu_IN" w:bidi="gu_IN"/>
+        </w:rPr>
+      </w:r>
+      <w:r>
+        <w:rPr>
+          <w:b/>
+          <w:lang w:val="gu_IN" w:bidi="gu_IN"/>
+        </w:rPr>
+        <w:t>ἔστιν ἁμαρτία πρὸς θάνατον; οὐ περὶ ἐκείνης λέγω ἵνα ἐρωτήσῃ</w:t>
       </w:r>
     </w:p>
     <w:p>
@@ -46217,6 +51917,21 @@
           <w:b/>
           <w:lang w:val="gu_IN" w:bidi="gu_IN"/>
         </w:rPr>
+        <w:t>πᾶσα ἀδικία ἁμαρτία ἐστίν</w:t>
+      </w:r>
+    </w:p>
+    <w:p>
+      <w:pPr/>
+      <w:r>
+        <w:rPr>
+          <w:lang w:val="gu_IN" w:bidi="gu_IN"/>
+        </w:rPr>
+      </w:r>
+      <w:r>
+        <w:rPr>
+          <w:b/>
+          <w:lang w:val="gu_IN" w:bidi="gu_IN"/>
+        </w:rPr>
         <w:t>"સર્વ અધર્મીપણું પાપ છે, અને મરણ તરફ &amp; ના &amp; પાપ &amp; છે"</w:t>
       </w:r>
     </w:p>
@@ -46292,6 +52007,21 @@
           <w:b/>
           <w:lang w:val="gu_IN" w:bidi="gu_IN"/>
         </w:rPr>
+        <w:t>καὶ</w:t>
+      </w:r>
+    </w:p>
+    <w:p>
+      <w:pPr/>
+      <w:r>
+        <w:rPr>
+          <w:lang w:val="gu_IN" w:bidi="gu_IN"/>
+        </w:rPr>
+      </w:r>
+      <w:r>
+        <w:rPr>
+          <w:b/>
+          <w:lang w:val="gu_IN" w:bidi="gu_IN"/>
+        </w:rPr>
         <w:t>"અને"</w:t>
       </w:r>
     </w:p>
@@ -46353,6 +52083,21 @@
         <w:rPr>
           <w:lang w:val="gu_IN" w:bidi="gu_IN"/>
         </w:rPr>
+      </w:r>
+    </w:p>
+    <w:p>
+      <w:pPr/>
+      <w:r>
+        <w:rPr>
+          <w:lang w:val="gu_IN" w:bidi="gu_IN"/>
+        </w:rPr>
+      </w:r>
+      <w:r>
+        <w:rPr>
+          <w:b/>
+          <w:lang w:val="gu_IN" w:bidi="gu_IN"/>
+        </w:rPr>
+        <w:t>ἔστιν ἁμαρτία οὐ πρὸς θάνατον</w:t>
       </w:r>
     </w:p>
     <w:p>
@@ -46628,6 +52373,21 @@
           <w:b/>
           <w:lang w:val="gu_IN" w:bidi="gu_IN"/>
         </w:rPr>
+        <w:t>οὐχ ἁμαρτάνει</w:t>
+      </w:r>
+    </w:p>
+    <w:p>
+      <w:pPr/>
+      <w:r>
+        <w:rPr>
+          <w:lang w:val="gu_IN" w:bidi="gu_IN"/>
+        </w:rPr>
+      </w:r>
+      <w:r>
+        <w:rPr>
+          <w:b/>
+          <w:lang w:val="gu_IN" w:bidi="gu_IN"/>
+        </w:rPr>
         <w:t>"પાપ કરતો નથી"</w:t>
       </w:r>
     </w:p>
@@ -46721,6 +52481,21 @@
           <w:b/>
           <w:lang w:val="gu_IN" w:bidi="gu_IN"/>
         </w:rPr>
+        <w:t>ὁ γεννηθεὶς ἐκ τοῦ Θεοῦ τηρεῖ ἑαυτὸν</w:t>
+      </w:r>
+    </w:p>
+    <w:p>
+      <w:pPr/>
+      <w:r>
+        <w:rPr>
+          <w:lang w:val="gu_IN" w:bidi="gu_IN"/>
+        </w:rPr>
+      </w:r>
+      <w:r>
+        <w:rPr>
+          <w:b/>
+          <w:lang w:val="gu_IN" w:bidi="gu_IN"/>
+        </w:rPr>
         <w:t>"તે &amp; ઈશ્વરથી જન્મેલો છે"</w:t>
       </w:r>
     </w:p>
@@ -46802,6 +52577,21 @@
           <w:b/>
           <w:lang w:val="gu_IN" w:bidi="gu_IN"/>
         </w:rPr>
+        <w:t>ὁ πονηρὸς</w:t>
+      </w:r>
+    </w:p>
+    <w:p>
+      <w:pPr/>
+      <w:r>
+        <w:rPr>
+          <w:lang w:val="gu_IN" w:bidi="gu_IN"/>
+        </w:rPr>
+      </w:r>
+      <w:r>
+        <w:rPr>
+          <w:b/>
+          <w:lang w:val="gu_IN" w:bidi="gu_IN"/>
+        </w:rPr>
         <w:t>"જે &amp; દુષ્ટ"</w:t>
       </w:r>
     </w:p>
@@ -46895,6 +52685,21 @@
           <w:b/>
           <w:lang w:val="gu_IN" w:bidi="gu_IN"/>
         </w:rPr>
+        <w:t>ὁ πονηρὸς</w:t>
+      </w:r>
+    </w:p>
+    <w:p>
+      <w:pPr/>
+      <w:r>
+        <w:rPr>
+          <w:lang w:val="gu_IN" w:bidi="gu_IN"/>
+        </w:rPr>
+      </w:r>
+      <w:r>
+        <w:rPr>
+          <w:b/>
+          <w:lang w:val="gu_IN" w:bidi="gu_IN"/>
+        </w:rPr>
         <w:t>"જે &amp; દુષ્ટ"</w:t>
       </w:r>
     </w:p>
@@ -46970,6 +52775,21 @@
           <w:b/>
           <w:lang w:val="gu_IN" w:bidi="gu_IN"/>
         </w:rPr>
+        <w:t>οὐχ ἅπτεται αὐτοῦ</w:t>
+      </w:r>
+    </w:p>
+    <w:p>
+      <w:pPr/>
+      <w:r>
+        <w:rPr>
+          <w:lang w:val="gu_IN" w:bidi="gu_IN"/>
+        </w:rPr>
+      </w:r>
+      <w:r>
+        <w:rPr>
+          <w:b/>
+          <w:lang w:val="gu_IN" w:bidi="gu_IN"/>
+        </w:rPr>
         <w:t>"તેને &amp; સ્પર્શતો નથી"</w:t>
       </w:r>
     </w:p>
@@ -47031,6 +52851,21 @@
         <w:rPr>
           <w:lang w:val="gu_IN" w:bidi="gu_IN"/>
         </w:rPr>
+      </w:r>
+    </w:p>
+    <w:p>
+      <w:pPr/>
+      <w:r>
+        <w:rPr>
+          <w:lang w:val="gu_IN" w:bidi="gu_IN"/>
+        </w:rPr>
+      </w:r>
+      <w:r>
+        <w:rPr>
+          <w:b/>
+          <w:lang w:val="gu_IN" w:bidi="gu_IN"/>
+        </w:rPr>
+        <w:t>ἐκ τοῦ Θεοῦ ἐσμεν</w:t>
       </w:r>
     </w:p>
     <w:p>
@@ -47138,6 +52973,21 @@
           <w:b/>
           <w:lang w:val="gu_IN" w:bidi="gu_IN"/>
         </w:rPr>
+        <w:t>ὁ κόσμος ὅλος</w:t>
+      </w:r>
+    </w:p>
+    <w:p>
+      <w:pPr/>
+      <w:r>
+        <w:rPr>
+          <w:lang w:val="gu_IN" w:bidi="gu_IN"/>
+        </w:rPr>
+      </w:r>
+      <w:r>
+        <w:rPr>
+          <w:b/>
+          <w:lang w:val="gu_IN" w:bidi="gu_IN"/>
+        </w:rPr>
         <w:t>"આખું જગત"</w:t>
       </w:r>
     </w:p>
@@ -47213,6 +53063,21 @@
           <w:b/>
           <w:lang w:val="gu_IN" w:bidi="gu_IN"/>
         </w:rPr>
+        <w:t>ἐν τῷ πονηρῷ κεῖται</w:t>
+      </w:r>
+    </w:p>
+    <w:p>
+      <w:pPr/>
+      <w:r>
+        <w:rPr>
+          <w:lang w:val="gu_IN" w:bidi="gu_IN"/>
+        </w:rPr>
+      </w:r>
+      <w:r>
+        <w:rPr>
+          <w:b/>
+          <w:lang w:val="gu_IN" w:bidi="gu_IN"/>
+        </w:rPr>
         <w:t>"દુષ્ટમાં રહેલું છે"</w:t>
       </w:r>
     </w:p>
@@ -47274,6 +53139,21 @@
         <w:rPr>
           <w:lang w:val="gu_IN" w:bidi="gu_IN"/>
         </w:rPr>
+      </w:r>
+    </w:p>
+    <w:p>
+      <w:pPr/>
+      <w:r>
+        <w:rPr>
+          <w:lang w:val="gu_IN" w:bidi="gu_IN"/>
+        </w:rPr>
+      </w:r>
+      <w:r>
+        <w:rPr>
+          <w:b/>
+          <w:lang w:val="gu_IN" w:bidi="gu_IN"/>
+        </w:rPr>
+        <w:t>τῷ πονηρῷ</w:t>
       </w:r>
     </w:p>
     <w:p>
@@ -47456,6 +53336,21 @@
           <w:b/>
           <w:lang w:val="gu_IN" w:bidi="gu_IN"/>
         </w:rPr>
+        <w:t>ἥκει</w:t>
+      </w:r>
+    </w:p>
+    <w:p>
+      <w:pPr/>
+      <w:r>
+        <w:rPr>
+          <w:lang w:val="gu_IN" w:bidi="gu_IN"/>
+        </w:rPr>
+      </w:r>
+      <w:r>
+        <w:rPr>
+          <w:b/>
+          <w:lang w:val="gu_IN" w:bidi="gu_IN"/>
+        </w:rPr>
         <w:t>"આવ્યા"</w:t>
       </w:r>
     </w:p>
@@ -47549,6 +53444,21 @@
           <w:b/>
           <w:lang w:val="gu_IN" w:bidi="gu_IN"/>
         </w:rPr>
+        <w:t>δέδωκεν ἡμῖν διάνοιαν</w:t>
+      </w:r>
+    </w:p>
+    <w:p>
+      <w:pPr/>
+      <w:r>
+        <w:rPr>
+          <w:lang w:val="gu_IN" w:bidi="gu_IN"/>
+        </w:rPr>
+      </w:r>
+      <w:r>
+        <w:rPr>
+          <w:b/>
+          <w:lang w:val="gu_IN" w:bidi="gu_IN"/>
+        </w:rPr>
         <w:t>"આપણને સમજ આપી"</w:t>
       </w:r>
     </w:p>
@@ -47624,6 +53534,21 @@
           <w:b/>
           <w:lang w:val="gu_IN" w:bidi="gu_IN"/>
         </w:rPr>
+        <w:t>δέδωκεν ἡμῖν διάνοιαν</w:t>
+      </w:r>
+    </w:p>
+    <w:p>
+      <w:pPr/>
+      <w:r>
+        <w:rPr>
+          <w:lang w:val="gu_IN" w:bidi="gu_IN"/>
+        </w:rPr>
+      </w:r>
+      <w:r>
+        <w:rPr>
+          <w:b/>
+          <w:lang w:val="gu_IN" w:bidi="gu_IN"/>
+        </w:rPr>
         <w:t>"આપણને સમજ આપી"</w:t>
       </w:r>
     </w:p>
@@ -47699,6 +53624,21 @@
           <w:b/>
           <w:lang w:val="gu_IN" w:bidi="gu_IN"/>
         </w:rPr>
+        <w:t>τὸν Ἀληθινόν &amp; τῷ Ἀληθινῷ</w:t>
+      </w:r>
+    </w:p>
+    <w:p>
+      <w:pPr/>
+      <w:r>
+        <w:rPr>
+          <w:lang w:val="gu_IN" w:bidi="gu_IN"/>
+        </w:rPr>
+      </w:r>
+      <w:r>
+        <w:rPr>
+          <w:b/>
+          <w:lang w:val="gu_IN" w:bidi="gu_IN"/>
+        </w:rPr>
         <w:t>"જે સત્ય છે &amp; સત્યમાં"</w:t>
       </w:r>
     </w:p>
@@ -47760,6 +53700,21 @@
         <w:rPr>
           <w:lang w:val="gu_IN" w:bidi="gu_IN"/>
         </w:rPr>
+      </w:r>
+    </w:p>
+    <w:p>
+      <w:pPr/>
+      <w:r>
+        <w:rPr>
+          <w:lang w:val="gu_IN" w:bidi="gu_IN"/>
+        </w:rPr>
+      </w:r>
+      <w:r>
+        <w:rPr>
+          <w:b/>
+          <w:lang w:val="gu_IN" w:bidi="gu_IN"/>
+        </w:rPr>
+        <w:t>τὸν Ἀληθινόν &amp; τῷ Ἀληθινῷ</w:t>
       </w:r>
     </w:p>
     <w:p>
@@ -47936,6 +53891,21 @@
           <w:b/>
           <w:lang w:val="gu_IN" w:bidi="gu_IN"/>
         </w:rPr>
+        <w:t>ὁ Υἱὸς τοῦ Θεοῦ</w:t>
+      </w:r>
+    </w:p>
+    <w:p>
+      <w:pPr/>
+      <w:r>
+        <w:rPr>
+          <w:lang w:val="gu_IN" w:bidi="gu_IN"/>
+        </w:rPr>
+      </w:r>
+      <w:r>
+        <w:rPr>
+          <w:b/>
+          <w:lang w:val="gu_IN" w:bidi="gu_IN"/>
+        </w:rPr>
         <w:t>"તેમના પુત્ર"</w:t>
       </w:r>
     </w:p>
@@ -48086,6 +54056,21 @@
           <w:b/>
           <w:lang w:val="gu_IN" w:bidi="gu_IN"/>
         </w:rPr>
+        <w:t>ὁ ἀληθινὸς Θεὸς καὶ ζωὴ αἰώνιος</w:t>
+      </w:r>
+    </w:p>
+    <w:p>
+      <w:pPr/>
+      <w:r>
+        <w:rPr>
+          <w:lang w:val="gu_IN" w:bidi="gu_IN"/>
+        </w:rPr>
+      </w:r>
+      <w:r>
+        <w:rPr>
+          <w:b/>
+          <w:lang w:val="gu_IN" w:bidi="gu_IN"/>
+        </w:rPr>
         <w:t>"સત્ય ઈશ્વર અને અનંત જીવન"</w:t>
       </w:r>
     </w:p>
@@ -48147,6 +54132,21 @@
         <w:rPr>
           <w:lang w:val="gu_IN" w:bidi="gu_IN"/>
         </w:rPr>
+      </w:r>
+    </w:p>
+    <w:p>
+      <w:pPr/>
+      <w:r>
+        <w:rPr>
+          <w:lang w:val="gu_IN" w:bidi="gu_IN"/>
+        </w:rPr>
+      </w:r>
+      <w:r>
+        <w:rPr>
+          <w:b/>
+          <w:lang w:val="gu_IN" w:bidi="gu_IN"/>
+        </w:rPr>
+        <w:t>ζωὴ αἰώνιος</w:t>
       </w:r>
     </w:p>
     <w:p>
@@ -48254,6 +54254,21 @@
           <w:b/>
           <w:lang w:val="gu_IN" w:bidi="gu_IN"/>
         </w:rPr>
+        <w:t>τεκνία</w:t>
+      </w:r>
+    </w:p>
+    <w:p>
+      <w:pPr/>
+      <w:r>
+        <w:rPr>
+          <w:lang w:val="gu_IN" w:bidi="gu_IN"/>
+        </w:rPr>
+      </w:r>
+      <w:r>
+        <w:rPr>
+          <w:b/>
+          <w:lang w:val="gu_IN" w:bidi="gu_IN"/>
+        </w:rPr>
         <w:t>"નાના બાળકો"</w:t>
       </w:r>
     </w:p>
@@ -48347,6 +54362,21 @@
           <w:b/>
           <w:lang w:val="gu_IN" w:bidi="gu_IN"/>
         </w:rPr>
+        <w:t>φυλάξατε ἑαυτὰ ἀπὸ</w:t>
+      </w:r>
+    </w:p>
+    <w:p>
+      <w:pPr/>
+      <w:r>
+        <w:rPr>
+          <w:lang w:val="gu_IN" w:bidi="gu_IN"/>
+        </w:rPr>
+      </w:r>
+      <w:r>
+        <w:rPr>
+          <w:b/>
+          <w:lang w:val="gu_IN" w:bidi="gu_IN"/>
+        </w:rPr>
         <w:t>"તમારી જાતને &amp; દૂર રાખો"</w:t>
       </w:r>
     </w:p>
@@ -48408,6 +54438,21 @@
         <w:rPr>
           <w:lang w:val="gu_IN" w:bidi="gu_IN"/>
         </w:rPr>
+      </w:r>
+    </w:p>
+    <w:p>
+      <w:pPr/>
+      <w:r>
+        <w:rPr>
+          <w:lang w:val="gu_IN" w:bidi="gu_IN"/>
+        </w:rPr>
+      </w:r>
+      <w:r>
+        <w:rPr>
+          <w:b/>
+          <w:lang w:val="gu_IN" w:bidi="gu_IN"/>
+        </w:rPr>
+        <w:t>τῶν εἰδώλων</w:t>
       </w:r>
     </w:p>
     <w:p>

--- a/guj/docx/62.content.docx
+++ b/guj/docx/62.content.docx
@@ -1180,6 +1180,21 @@
           <w:b/>
           <w:lang w:val="gu_IN" w:bidi="gu_IN"/>
         </w:rPr>
+        <w:t>ὃ ἦν ἀπ’ ἀρχῆς, ὃ ἀκηκόαμεν, ὃ ἑωράκαμεν τοῖς ὀφθαλμοῖς ἡμῶν, ὃ ἐθεασάμεθα, καὶ αἱ χεῖρες ἡμῶν ἐψηλάφησαν, περὶ τοῦ λόγου τῆς ζωῆς</w:t>
+      </w:r>
+    </w:p>
+    <w:p>
+      <w:pPr/>
+      <w:r>
+        <w:rPr>
+          <w:lang w:val="gu_IN" w:bidi="gu_IN"/>
+        </w:rPr>
+      </w:r>
+      <w:r>
+        <w:rPr>
+          <w:b/>
+          <w:lang w:val="gu_IN" w:bidi="gu_IN"/>
+        </w:rPr>
         <w:t>"જે આરંભથી હતું, જેને અમે સાંભળ્યું, જેને અમે પોતાની આંખોથી જોયું &amp; જેની તરફ અમે જોયું, અને અમારા હાથોએ સ્પર્શ કર્યો"</w:t>
       </w:r>
     </w:p>
@@ -1345,6 +1360,21 @@
           <w:b/>
           <w:lang w:val="gu_IN" w:bidi="gu_IN"/>
         </w:rPr>
+        <w:t>ἀκηκόαμεν &amp; ἑωράκαμεν &amp; ἡμῶν &amp; ἐθεασάμεθα &amp; ἡμῶν</w:t>
+      </w:r>
+    </w:p>
+    <w:p>
+      <w:pPr/>
+      <w:r>
+        <w:rPr>
+          <w:lang w:val="gu_IN" w:bidi="gu_IN"/>
+        </w:rPr>
+      </w:r>
+      <w:r>
+        <w:rPr>
+          <w:b/>
+          <w:lang w:val="gu_IN" w:bidi="gu_IN"/>
+        </w:rPr>
         <w:t>"અમે સાંભળ્યું &amp; અમે પોતાની &amp; જોયું &amp; તરફ અમે જોયું &amp; અમારા"</w:t>
       </w:r>
     </w:p>
@@ -1510,6 +1540,21 @@
           <w:b/>
           <w:lang w:val="gu_IN" w:bidi="gu_IN"/>
         </w:rPr>
+        <w:t>ὃ ἑωράκαμεν τοῖς ὀφθαλμοῖς ἡμῶν, ὃ ἐθεασάμεθα</w:t>
+      </w:r>
+    </w:p>
+    <w:p>
+      <w:pPr/>
+      <w:r>
+        <w:rPr>
+          <w:lang w:val="gu_IN" w:bidi="gu_IN"/>
+        </w:rPr>
+      </w:r>
+      <w:r>
+        <w:rPr>
+          <w:b/>
+          <w:lang w:val="gu_IN" w:bidi="gu_IN"/>
+        </w:rPr>
         <w:t>"જેને અમે પોતાની આંખોથી જોયું &amp; જેની તરફ અમે જોયું"</w:t>
       </w:r>
     </w:p>
@@ -1675,6 +1720,21 @@
           <w:b/>
           <w:lang w:val="gu_IN" w:bidi="gu_IN"/>
         </w:rPr>
+        <w:t>ἑωράκαμεν τοῖς ὀφθαλμοῖς ἡμῶν &amp; αἱ χεῖρες ἡμῶν ἐψηλάφησαν</w:t>
+      </w:r>
+    </w:p>
+    <w:p>
+      <w:pPr/>
+      <w:r>
+        <w:rPr>
+          <w:lang w:val="gu_IN" w:bidi="gu_IN"/>
+        </w:rPr>
+      </w:r>
+      <w:r>
+        <w:rPr>
+          <w:b/>
+          <w:lang w:val="gu_IN" w:bidi="gu_IN"/>
+        </w:rPr>
         <w:t>"અમે પોતાની આંખોથી જોયું &amp; અમારા હાથોએ સ્પર્શ કર્યો"</w:t>
       </w:r>
     </w:p>
@@ -2368,6 +2428,21 @@
           <w:b/>
           <w:lang w:val="gu_IN" w:bidi="gu_IN"/>
         </w:rPr>
+        <w:t>ἑωράκαμεν &amp; μαρτυροῦμεν &amp; ἀπαγγέλλομεν &amp; ἡμῖν</w:t>
+      </w:r>
+    </w:p>
+    <w:p>
+      <w:pPr/>
+      <w:r>
+        <w:rPr>
+          <w:lang w:val="gu_IN" w:bidi="gu_IN"/>
+        </w:rPr>
+      </w:r>
+      <w:r>
+        <w:rPr>
+          <w:b/>
+          <w:lang w:val="gu_IN" w:bidi="gu_IN"/>
+        </w:rPr>
         <w:t>"અમે તેને જોયું &amp; અમે તેની સાક્ષી પૂરીએ છીએ &amp; અમે &amp; અમને &amp; જણાવીએ છીએ"</w:t>
       </w:r>
     </w:p>
@@ -2533,6 +2608,21 @@
           <w:b/>
           <w:lang w:val="gu_IN" w:bidi="gu_IN"/>
         </w:rPr>
+        <w:t>ἑωράκαμεν, καὶ μαρτυροῦμεν</w:t>
+      </w:r>
+    </w:p>
+    <w:p>
+      <w:pPr/>
+      <w:r>
+        <w:rPr>
+          <w:lang w:val="gu_IN" w:bidi="gu_IN"/>
+        </w:rPr>
+      </w:r>
+      <w:r>
+        <w:rPr>
+          <w:b/>
+          <w:lang w:val="gu_IN" w:bidi="gu_IN"/>
+        </w:rPr>
         <w:t>"અમે તેને જોયું, અને અમે તેની સાક્ષી પૂરીએ છીએ"</w:t>
       </w:r>
     </w:p>
@@ -2608,6 +2698,21 @@
           <w:b/>
           <w:lang w:val="gu_IN" w:bidi="gu_IN"/>
         </w:rPr>
+        <w:t>μαρτυροῦμεν, καὶ ἀπαγγέλλομεν ὑμῖν</w:t>
+      </w:r>
+    </w:p>
+    <w:p>
+      <w:pPr/>
+      <w:r>
+        <w:rPr>
+          <w:lang w:val="gu_IN" w:bidi="gu_IN"/>
+        </w:rPr>
+      </w:r>
+      <w:r>
+        <w:rPr>
+          <w:b/>
+          <w:lang w:val="gu_IN" w:bidi="gu_IN"/>
+        </w:rPr>
         <w:t>"અમે તેની સાક્ષી પૂરીએ છીએ, હા, અમે તમને &amp; જણાવીએ છીએ"</w:t>
       </w:r>
     </w:p>
@@ -2953,6 +3058,21 @@
           <w:b/>
           <w:lang w:val="gu_IN" w:bidi="gu_IN"/>
         </w:rPr>
+        <w:t>ὃ ἑωράκαμεν, καὶ ἀκηκόαμεν, ἀπαγγέλλομεν καὶ ὑμῖν, ἵνα καὶ ὑμεῖς κοινωνίαν ἔχητε μεθ’ ἡμῶν</w:t>
+      </w:r>
+    </w:p>
+    <w:p>
+      <w:pPr/>
+      <w:r>
+        <w:rPr>
+          <w:lang w:val="gu_IN" w:bidi="gu_IN"/>
+        </w:rPr>
+      </w:r>
+      <w:r>
+        <w:rPr>
+          <w:b/>
+          <w:lang w:val="gu_IN" w:bidi="gu_IN"/>
+        </w:rPr>
         <w:t>"અમે જે જોયું અને સાંભળ્યું, અમે &amp; તમને પણ જણાવીએ છીએ &amp; જેથી તમારી સંગત અમારી સાથે પણ થાય"</w:t>
       </w:r>
     </w:p>
@@ -3118,6 +3238,21 @@
           <w:b/>
           <w:lang w:val="gu_IN" w:bidi="gu_IN"/>
         </w:rPr>
+        <w:t>ἑωράκαμεν, καὶ ἀκηκόαμεν, ἀπαγγέλλομεν &amp; ἡμῶν</w:t>
+      </w:r>
+    </w:p>
+    <w:p>
+      <w:pPr/>
+      <w:r>
+        <w:rPr>
+          <w:lang w:val="gu_IN" w:bidi="gu_IN"/>
+        </w:rPr>
+      </w:r>
+      <w:r>
+        <w:rPr>
+          <w:b/>
+          <w:lang w:val="gu_IN" w:bidi="gu_IN"/>
+        </w:rPr>
         <w:t>"અમે &amp; જોયું &amp; અમે &amp; જણાવીએ છીએ &amp; અમારી"</w:t>
       </w:r>
     </w:p>
@@ -3193,6 +3328,21 @@
           <w:b/>
           <w:lang w:val="gu_IN" w:bidi="gu_IN"/>
         </w:rPr>
+        <w:t>καὶ ὑμεῖς κοινωνίαν ἔχητε μεθ’ ἡμῶν &amp; ἡ κοινωνία &amp; ἡ ἡμετέρα μετὰ τοῦ Πατρὸς, καὶ μετὰ τοῦ Υἱοῦ αὐτοῦ</w:t>
+      </w:r>
+    </w:p>
+    <w:p>
+      <w:pPr/>
+      <w:r>
+        <w:rPr>
+          <w:lang w:val="gu_IN" w:bidi="gu_IN"/>
+        </w:rPr>
+      </w:r>
+      <w:r>
+        <w:rPr>
+          <w:b/>
+          <w:lang w:val="gu_IN" w:bidi="gu_IN"/>
+        </w:rPr>
         <w:t>"તમારી સંગત અમારી સાથે પણ થાય &amp; અમારી સંગત &amp; પિતા અને તેમના પુત્ર &amp; સાથે છે"</w:t>
       </w:r>
     </w:p>
@@ -3358,6 +3508,21 @@
           <w:b/>
           <w:lang w:val="gu_IN" w:bidi="gu_IN"/>
         </w:rPr>
+        <w:t>τοῦ Πατρὸς &amp; τοῦ Υἱοῦ αὐτοῦ</w:t>
+      </w:r>
+    </w:p>
+    <w:p>
+      <w:pPr/>
+      <w:r>
+        <w:rPr>
+          <w:lang w:val="gu_IN" w:bidi="gu_IN"/>
+        </w:rPr>
+      </w:r>
+      <w:r>
+        <w:rPr>
+          <w:b/>
+          <w:lang w:val="gu_IN" w:bidi="gu_IN"/>
+        </w:rPr>
         <w:t>"પિતા &amp; તેમના પુત્ર"</w:t>
       </w:r>
     </w:p>
@@ -3793,6 +3958,21 @@
           <w:b/>
           <w:lang w:val="gu_IN" w:bidi="gu_IN"/>
         </w:rPr>
+        <w:t>ἵνα ἡ χαρὰ ἡμῶν ᾖ πεπληρωμένη</w:t>
+      </w:r>
+    </w:p>
+    <w:p>
+      <w:pPr/>
+      <w:r>
+        <w:rPr>
+          <w:lang w:val="gu_IN" w:bidi="gu_IN"/>
+        </w:rPr>
+      </w:r>
+      <w:r>
+        <w:rPr>
+          <w:b/>
+          <w:lang w:val="gu_IN" w:bidi="gu_IN"/>
+        </w:rPr>
         <w:t>"અમારો આનંદ પૂર્ણ થાય માટે"</w:t>
       </w:r>
     </w:p>
@@ -3868,6 +4048,21 @@
           <w:b/>
           <w:lang w:val="gu_IN" w:bidi="gu_IN"/>
         </w:rPr>
+        <w:t>ἵνα ἡ χαρὰ ἡμῶν ᾖ πεπληρωμένη</w:t>
+      </w:r>
+    </w:p>
+    <w:p>
+      <w:pPr/>
+      <w:r>
+        <w:rPr>
+          <w:lang w:val="gu_IN" w:bidi="gu_IN"/>
+        </w:rPr>
+      </w:r>
+      <w:r>
+        <w:rPr>
+          <w:b/>
+          <w:lang w:val="gu_IN" w:bidi="gu_IN"/>
+        </w:rPr>
         <w:t>"અમારો આનંદ પૂર્ણ થાય માટે"</w:t>
       </w:r>
     </w:p>
@@ -4393,6 +4588,21 @@
           <w:b/>
           <w:lang w:val="gu_IN" w:bidi="gu_IN"/>
         </w:rPr>
+        <w:t>σκοτία ἐν αὐτῷ, οὐκ ἔστιν οὐδεμία</w:t>
+      </w:r>
+    </w:p>
+    <w:p>
+      <w:pPr/>
+      <w:r>
+        <w:rPr>
+          <w:lang w:val="gu_IN" w:bidi="gu_IN"/>
+        </w:rPr>
+      </w:r>
+      <w:r>
+        <w:rPr>
+          <w:b/>
+          <w:lang w:val="gu_IN" w:bidi="gu_IN"/>
+        </w:rPr>
         <w:t>"તેમનામાં જરા પણ અંશે અંધકાર નથી"</w:t>
       </w:r>
     </w:p>
@@ -4648,6 +4858,21 @@
           <w:b/>
           <w:lang w:val="gu_IN" w:bidi="gu_IN"/>
         </w:rPr>
+        <w:t>ἐὰν εἴπωμεν ὅτι κοινωνίαν ἔχομεν μετ’ αὐτοῦ, καὶ ἐν τῷ σκότει περιπατῶμεν, ψευδόμεθα καὶ οὐ ποιοῦμεν τὴν ἀλήθειαν</w:t>
+      </w:r>
+    </w:p>
+    <w:p>
+      <w:pPr/>
+      <w:r>
+        <w:rPr>
+          <w:lang w:val="gu_IN" w:bidi="gu_IN"/>
+        </w:rPr>
+      </w:r>
+      <w:r>
+        <w:rPr>
+          <w:b/>
+          <w:lang w:val="gu_IN" w:bidi="gu_IN"/>
+        </w:rPr>
         <w:t>"જો આપણે કહીએ કે તેમની સાથે આપણી સંગત છે અને અંધકારમાં ચાલીએ &amp; આપણે જૂઠું બોલીએ છીએ અને આપણે સત્ય કરતાં નથી"</w:t>
       </w:r>
     </w:p>
@@ -4709,6 +4934,21 @@
         <w:rPr>
           <w:lang w:val="gu_IN" w:bidi="gu_IN"/>
         </w:rPr>
+      </w:r>
+    </w:p>
+    <w:p>
+      <w:pPr/>
+      <w:r>
+        <w:rPr>
+          <w:lang w:val="gu_IN" w:bidi="gu_IN"/>
+        </w:rPr>
+      </w:r>
+      <w:r>
+        <w:rPr>
+          <w:b/>
+          <w:lang w:val="gu_IN" w:bidi="gu_IN"/>
+        </w:rPr>
+        <w:t>ἐὰν εἴπωμεν ὅτι κοινωνίαν ἔχομεν μετ’ αὐτοῦ</w:t>
       </w:r>
     </w:p>
     <w:p>
@@ -4996,6 +5236,21 @@
           <w:b/>
           <w:lang w:val="gu_IN" w:bidi="gu_IN"/>
         </w:rPr>
+        <w:t>ἐν τῷ σκότει περιπατῶμεν</w:t>
+      </w:r>
+    </w:p>
+    <w:p>
+      <w:pPr/>
+      <w:r>
+        <w:rPr>
+          <w:lang w:val="gu_IN" w:bidi="gu_IN"/>
+        </w:rPr>
+      </w:r>
+      <w:r>
+        <w:rPr>
+          <w:b/>
+          <w:lang w:val="gu_IN" w:bidi="gu_IN"/>
+        </w:rPr>
         <w:t>"અંધકારમાં ચાલીએ"</w:t>
       </w:r>
     </w:p>
@@ -5057,6 +5312,21 @@
         <w:rPr>
           <w:lang w:val="gu_IN" w:bidi="gu_IN"/>
         </w:rPr>
+      </w:r>
+    </w:p>
+    <w:p>
+      <w:pPr/>
+      <w:r>
+        <w:rPr>
+          <w:lang w:val="gu_IN" w:bidi="gu_IN"/>
+        </w:rPr>
+      </w:r>
+      <w:r>
+        <w:rPr>
+          <w:b/>
+          <w:lang w:val="gu_IN" w:bidi="gu_IN"/>
+        </w:rPr>
+        <w:t>ἐν τῷ σκότει περιπατῶμεν</w:t>
       </w:r>
     </w:p>
     <w:p>
@@ -5344,6 +5614,21 @@
           <w:b/>
           <w:lang w:val="gu_IN" w:bidi="gu_IN"/>
         </w:rPr>
+        <w:t>ἐὰν δὲ ἐν τῷ φωτὶ περιπατῶμεν, ὡς αὐτός ἐστιν ἐν τῷ φωτί, κοινωνίαν ἔχομεν μετ’ ἀλλήλων</w:t>
+      </w:r>
+    </w:p>
+    <w:p>
+      <w:pPr/>
+      <w:r>
+        <w:rPr>
+          <w:lang w:val="gu_IN" w:bidi="gu_IN"/>
+        </w:rPr>
+      </w:r>
+      <w:r>
+        <w:rPr>
+          <w:b/>
+          <w:lang w:val="gu_IN" w:bidi="gu_IN"/>
+        </w:rPr>
         <w:t>"પરંતુ જેમ તે પ્રકાશમાં છે &amp; પ્રકાશમાં આપણે જો ચાલીએ &amp; એકબીજા સાથે સંગત"</w:t>
       </w:r>
     </w:p>
@@ -5405,6 +5690,21 @@
         <w:rPr>
           <w:lang w:val="gu_IN" w:bidi="gu_IN"/>
         </w:rPr>
+      </w:r>
+    </w:p>
+    <w:p>
+      <w:pPr/>
+      <w:r>
+        <w:rPr>
+          <w:lang w:val="gu_IN" w:bidi="gu_IN"/>
+        </w:rPr>
+      </w:r>
+      <w:r>
+        <w:rPr>
+          <w:b/>
+          <w:lang w:val="gu_IN" w:bidi="gu_IN"/>
+        </w:rPr>
+        <w:t>ἐν τῷ φωτὶ περιπατῶμεν</w:t>
       </w:r>
     </w:p>
     <w:p>
@@ -5602,6 +5902,21 @@
           <w:b/>
           <w:lang w:val="gu_IN" w:bidi="gu_IN"/>
         </w:rPr>
+        <w:t>ὡς αὐτός ἐστιν ἐν τῷ φωτί</w:t>
+      </w:r>
+    </w:p>
+    <w:p>
+      <w:pPr/>
+      <w:r>
+        <w:rPr>
+          <w:lang w:val="gu_IN" w:bidi="gu_IN"/>
+        </w:rPr>
+      </w:r>
+      <w:r>
+        <w:rPr>
+          <w:b/>
+          <w:lang w:val="gu_IN" w:bidi="gu_IN"/>
+        </w:rPr>
         <w:t>"જેમ તે &amp; છે &amp; પ્રકાશમાં"</w:t>
       </w:r>
     </w:p>
@@ -5677,6 +5992,21 @@
           <w:b/>
           <w:lang w:val="gu_IN" w:bidi="gu_IN"/>
         </w:rPr>
+        <w:t>ὡς αὐτός ἐστιν ἐν τῷ φωτί</w:t>
+      </w:r>
+    </w:p>
+    <w:p>
+      <w:pPr/>
+      <w:r>
+        <w:rPr>
+          <w:lang w:val="gu_IN" w:bidi="gu_IN"/>
+        </w:rPr>
+      </w:r>
+      <w:r>
+        <w:rPr>
+          <w:b/>
+          <w:lang w:val="gu_IN" w:bidi="gu_IN"/>
+        </w:rPr>
         <w:t>"જેમ તે &amp; છે &amp; પ્રકાશમાં"</w:t>
       </w:r>
     </w:p>
@@ -5738,6 +6068,21 @@
         <w:rPr>
           <w:lang w:val="gu_IN" w:bidi="gu_IN"/>
         </w:rPr>
+      </w:r>
+    </w:p>
+    <w:p>
+      <w:pPr/>
+      <w:r>
+        <w:rPr>
+          <w:lang w:val="gu_IN" w:bidi="gu_IN"/>
+        </w:rPr>
+      </w:r>
+      <w:r>
+        <w:rPr>
+          <w:b/>
+          <w:lang w:val="gu_IN" w:bidi="gu_IN"/>
+        </w:rPr>
+        <w:t>κοινωνίαν ἔχομεν μετ’ ἀλλήλων</w:t>
       </w:r>
     </w:p>
     <w:p>
@@ -5935,6 +6280,21 @@
           <w:b/>
           <w:lang w:val="gu_IN" w:bidi="gu_IN"/>
         </w:rPr>
+        <w:t>Ἰησοῦ τοῦ Υἱοῦ αὐτοῦ</w:t>
+      </w:r>
+    </w:p>
+    <w:p>
+      <w:pPr/>
+      <w:r>
+        <w:rPr>
+          <w:lang w:val="gu_IN" w:bidi="gu_IN"/>
+        </w:rPr>
+      </w:r>
+      <w:r>
+        <w:rPr>
+          <w:b/>
+          <w:lang w:val="gu_IN" w:bidi="gu_IN"/>
+        </w:rPr>
         <w:t>"તેમના પુત્ર ઈસુનું"</w:t>
       </w:r>
     </w:p>
@@ -6100,6 +6460,21 @@
           <w:b/>
           <w:lang w:val="gu_IN" w:bidi="gu_IN"/>
         </w:rPr>
+        <w:t>ἐὰν εἴπωμεν ὅτι ἁμαρτίαν οὐκ ἔχομεν, ἑαυτοὺς πλανῶμεν καὶ ἡ ἀλήθεια οὐκ ἔστιν ἐν ἡμῖν</w:t>
+      </w:r>
+    </w:p>
+    <w:p>
+      <w:pPr/>
+      <w:r>
+        <w:rPr>
+          <w:lang w:val="gu_IN" w:bidi="gu_IN"/>
+        </w:rPr>
+      </w:r>
+      <w:r>
+        <w:rPr>
+          <w:b/>
+          <w:lang w:val="gu_IN" w:bidi="gu_IN"/>
+        </w:rPr>
         <w:t>"જો આપણે કહીએ કે &amp; પાપ નથી &amp; આપણે આપણી જાતને ગેરમાર્ગે દોરી રહ્યા છીએ, અને આપણાંમાં સત્ય નથી"</w:t>
       </w:r>
     </w:p>
@@ -6175,6 +6550,21 @@
           <w:b/>
           <w:lang w:val="gu_IN" w:bidi="gu_IN"/>
         </w:rPr>
+        <w:t>ἑαυτοὺς πλανῶμεν</w:t>
+      </w:r>
+    </w:p>
+    <w:p>
+      <w:pPr/>
+      <w:r>
+        <w:rPr>
+          <w:lang w:val="gu_IN" w:bidi="gu_IN"/>
+        </w:rPr>
+      </w:r>
+      <w:r>
+        <w:rPr>
+          <w:b/>
+          <w:lang w:val="gu_IN" w:bidi="gu_IN"/>
+        </w:rPr>
         <w:t>"આપણી જાતને ગેરમાર્ગે દોરી રહ્યા છીએ"</w:t>
       </w:r>
     </w:p>
@@ -6430,6 +6820,21 @@
           <w:b/>
           <w:lang w:val="gu_IN" w:bidi="gu_IN"/>
         </w:rPr>
+        <w:t>ἐὰν ὁμολογῶμεν τὰς ἁμαρτίας ἡμῶν, πιστός ἐστιν καὶ δίκαιος</w:t>
+      </w:r>
+    </w:p>
+    <w:p>
+      <w:pPr/>
+      <w:r>
+        <w:rPr>
+          <w:lang w:val="gu_IN" w:bidi="gu_IN"/>
+        </w:rPr>
+      </w:r>
+      <w:r>
+        <w:rPr>
+          <w:b/>
+          <w:lang w:val="gu_IN" w:bidi="gu_IN"/>
+        </w:rPr>
         <w:t>"જો આપણે આપણાં પાપો કબૂલ કરીએ &amp; તે વિશ્વાસુ તથા ન્યાયી છે"</w:t>
       </w:r>
     </w:p>
@@ -6505,6 +6910,21 @@
           <w:b/>
           <w:lang w:val="gu_IN" w:bidi="gu_IN"/>
         </w:rPr>
+        <w:t>πιστός ἐστιν &amp; ἵνα ἀφῇ</w:t>
+      </w:r>
+    </w:p>
+    <w:p>
+      <w:pPr/>
+      <w:r>
+        <w:rPr>
+          <w:lang w:val="gu_IN" w:bidi="gu_IN"/>
+        </w:rPr>
+      </w:r>
+      <w:r>
+        <w:rPr>
+          <w:b/>
+          <w:lang w:val="gu_IN" w:bidi="gu_IN"/>
+        </w:rPr>
         <w:t>"તે વિશ્વાસુ &amp; છે, કે તે &amp; માફ કરી"</w:t>
       </w:r>
     </w:p>
@@ -6580,6 +7000,21 @@
           <w:b/>
           <w:lang w:val="gu_IN" w:bidi="gu_IN"/>
         </w:rPr>
+        <w:t>ἵνα ἀφῇ ἡμῖν τὰς ἁμαρτίας, καὶ καθαρίσῃ ἡμᾶς ἀπὸ πάσης ἀδικίας</w:t>
+      </w:r>
+    </w:p>
+    <w:p>
+      <w:pPr/>
+      <w:r>
+        <w:rPr>
+          <w:lang w:val="gu_IN" w:bidi="gu_IN"/>
+        </w:rPr>
+      </w:r>
+      <w:r>
+        <w:rPr>
+          <w:b/>
+          <w:lang w:val="gu_IN" w:bidi="gu_IN"/>
+        </w:rPr>
         <w:t>"કે તે આપણને આપણાં પાપો માફ કરી આપણને સર્વ અન્યાયથી શુદ્ધ કરે"</w:t>
       </w:r>
     </w:p>
@@ -6641,6 +7076,21 @@
         <w:rPr>
           <w:lang w:val="gu_IN" w:bidi="gu_IN"/>
         </w:rPr>
+      </w:r>
+    </w:p>
+    <w:p>
+      <w:pPr/>
+      <w:r>
+        <w:rPr>
+          <w:lang w:val="gu_IN" w:bidi="gu_IN"/>
+        </w:rPr>
+      </w:r>
+      <w:r>
+        <w:rPr>
+          <w:b/>
+          <w:lang w:val="gu_IN" w:bidi="gu_IN"/>
+        </w:rPr>
+        <w:t>ἀφῇ ἡμῖν τὰς ἁμαρτίας, καὶ καθαρίσῃ ἡμᾶς ἀπὸ πάσης ἀδικίας</w:t>
       </w:r>
     </w:p>
     <w:p>
@@ -6838,6 +7288,21 @@
           <w:b/>
           <w:lang w:val="gu_IN" w:bidi="gu_IN"/>
         </w:rPr>
+        <w:t>ἐὰν εἴπωμεν ὅτι οὐχ ἡμαρτήκαμεν, ψεύστην ποιοῦμεν αὐτὸν</w:t>
+      </w:r>
+    </w:p>
+    <w:p>
+      <w:pPr/>
+      <w:r>
+        <w:rPr>
+          <w:lang w:val="gu_IN" w:bidi="gu_IN"/>
+        </w:rPr>
+      </w:r>
+      <w:r>
+        <w:rPr>
+          <w:b/>
+          <w:lang w:val="gu_IN" w:bidi="gu_IN"/>
+        </w:rPr>
         <w:t>"જો આપણે કહીએ કે આપણે પાપ કર્યું નથી &amp; આપણે તેમને જૂઠા ઠરાવીએ"</w:t>
       </w:r>
     </w:p>
@@ -7079,6 +7544,21 @@
         <w:rPr>
           <w:lang w:val="gu_IN" w:bidi="gu_IN"/>
         </w:rPr>
+      </w:r>
+    </w:p>
+    <w:p>
+      <w:pPr/>
+      <w:r>
+        <w:rPr>
+          <w:lang w:val="gu_IN" w:bidi="gu_IN"/>
+        </w:rPr>
+      </w:r>
+      <w:r>
+        <w:rPr>
+          <w:b/>
+          <w:lang w:val="gu_IN" w:bidi="gu_IN"/>
+        </w:rPr>
+        <w:t>ὁ λόγος αὐτοῦ οὐκ ἔστιν ἐν ἡμῖν</w:t>
       </w:r>
     </w:p>
     <w:p>
@@ -7658,6 +8138,21 @@
           <w:b/>
           <w:lang w:val="gu_IN" w:bidi="gu_IN"/>
         </w:rPr>
+        <w:t>ταῦτα γράφω</w:t>
+      </w:r>
+    </w:p>
+    <w:p>
+      <w:pPr/>
+      <w:r>
+        <w:rPr>
+          <w:lang w:val="gu_IN" w:bidi="gu_IN"/>
+        </w:rPr>
+      </w:r>
+      <w:r>
+        <w:rPr>
+          <w:b/>
+          <w:lang w:val="gu_IN" w:bidi="gu_IN"/>
+        </w:rPr>
         <w:t>"હું &amp; આ બાબતો લખી રહ્યો છું"</w:t>
       </w:r>
     </w:p>
@@ -7811,6 +8306,21 @@
           <w:b/>
           <w:lang w:val="gu_IN" w:bidi="gu_IN"/>
         </w:rPr>
+        <w:t>ἐάν τις ἁμάρτῃ, Παράκλητον ἔχομεν πρὸς τὸν Πατέρα</w:t>
+      </w:r>
+    </w:p>
+    <w:p>
+      <w:pPr/>
+      <w:r>
+        <w:rPr>
+          <w:lang w:val="gu_IN" w:bidi="gu_IN"/>
+        </w:rPr>
+      </w:r>
+      <w:r>
+        <w:rPr>
+          <w:b/>
+          <w:lang w:val="gu_IN" w:bidi="gu_IN"/>
+        </w:rPr>
         <w:t>"જો કોઈ પાપ કરે &amp; પિતાની પાસે આપણા મધ્યસ્થ &amp; છે"</w:t>
       </w:r>
     </w:p>
@@ -7886,6 +8396,21 @@
           <w:b/>
           <w:lang w:val="gu_IN" w:bidi="gu_IN"/>
         </w:rPr>
+        <w:t>Παράκλητον ἔχομεν πρὸς τὸν Πατέρα, Ἰησοῦν Χριστὸν δίκαιον</w:t>
+      </w:r>
+    </w:p>
+    <w:p>
+      <w:pPr/>
+      <w:r>
+        <w:rPr>
+          <w:lang w:val="gu_IN" w:bidi="gu_IN"/>
+        </w:rPr>
+      </w:r>
+      <w:r>
+        <w:rPr>
+          <w:b/>
+          <w:lang w:val="gu_IN" w:bidi="gu_IN"/>
+        </w:rPr>
         <w:t>"પિતાની પાસે આપણા મધ્યસ્થ &amp; ઈસુ ખ્રિસ્ત છે"</w:t>
       </w:r>
     </w:p>
@@ -8231,6 +8756,21 @@
           <w:b/>
           <w:lang w:val="gu_IN" w:bidi="gu_IN"/>
         </w:rPr>
+        <w:t>αὐτὸς ἱλασμός ἐστιν περὶ τῶν ἁμαρτιῶν ἡμῶν, οὐ περὶ τῶν ἡμετέρων δὲ μόνον, ἀλλὰ καὶ περὶ ὅλου τοῦ κόσμου</w:t>
+      </w:r>
+    </w:p>
+    <w:p>
+      <w:pPr/>
+      <w:r>
+        <w:rPr>
+          <w:lang w:val="gu_IN" w:bidi="gu_IN"/>
+        </w:rPr>
+      </w:r>
+      <w:r>
+        <w:rPr>
+          <w:b/>
+          <w:lang w:val="gu_IN" w:bidi="gu_IN"/>
+        </w:rPr>
         <w:t>"તે આપણા પાપોનું પ્રાયશ્ચિત છે, અને માત્ર આપણા જ નહિ, પરંતુ આખા જગતના પણ"</w:t>
       </w:r>
     </w:p>
@@ -8396,6 +8936,21 @@
           <w:b/>
           <w:lang w:val="gu_IN" w:bidi="gu_IN"/>
         </w:rPr>
+        <w:t>ἐν τούτῳ γινώσκομεν ὅτι ἐγνώκαμεν αὐτόν, ἐὰν τὰς ἐντολὰς αὐτοῦ τηρῶμεν</w:t>
+      </w:r>
+    </w:p>
+    <w:p>
+      <w:pPr/>
+      <w:r>
+        <w:rPr>
+          <w:lang w:val="gu_IN" w:bidi="gu_IN"/>
+        </w:rPr>
+      </w:r>
+      <w:r>
+        <w:rPr>
+          <w:b/>
+          <w:lang w:val="gu_IN" w:bidi="gu_IN"/>
+        </w:rPr>
         <w:t>"આમ આપણે જાણીએ છીએ કે આપણે તેમને ઓળખ્યા છે, જો આપણે તેમની આજ્ઞાઓ પાળીએ તો"</w:t>
       </w:r>
     </w:p>
@@ -8729,6 +9284,21 @@
           <w:b/>
           <w:lang w:val="gu_IN" w:bidi="gu_IN"/>
         </w:rPr>
+        <w:t>ἐὰν τὰς ἐντολὰς αὐτοῦ τηρῶμεν</w:t>
+      </w:r>
+    </w:p>
+    <w:p>
+      <w:pPr/>
+      <w:r>
+        <w:rPr>
+          <w:lang w:val="gu_IN" w:bidi="gu_IN"/>
+        </w:rPr>
+      </w:r>
+      <w:r>
+        <w:rPr>
+          <w:b/>
+          <w:lang w:val="gu_IN" w:bidi="gu_IN"/>
+        </w:rPr>
         <w:t>"જો આપણે તેમની આજ્ઞાઓ પાળીએ તો"</w:t>
       </w:r>
     </w:p>
@@ -8790,6 +9360,21 @@
         <w:rPr>
           <w:lang w:val="gu_IN" w:bidi="gu_IN"/>
         </w:rPr>
+      </w:r>
+    </w:p>
+    <w:p>
+      <w:pPr/>
+      <w:r>
+        <w:rPr>
+          <w:lang w:val="gu_IN" w:bidi="gu_IN"/>
+        </w:rPr>
+      </w:r>
+      <w:r>
+        <w:rPr>
+          <w:b/>
+          <w:lang w:val="gu_IN" w:bidi="gu_IN"/>
+        </w:rPr>
+        <w:t>ὁ λέγων &amp; ἔγνωκα αὐτὸν, καὶ τὰς ἐντολὰς αὐτοῦ μὴ τηρῶν, ψεύστης ἐστίν</w:t>
       </w:r>
     </w:p>
     <w:p>
@@ -9317,6 +9902,21 @@
           <w:b/>
           <w:lang w:val="gu_IN" w:bidi="gu_IN"/>
         </w:rPr>
+        <w:t>ψεύστης ἐστίν, καὶ ἐν τούτῳ ἡ ἀλήθεια οὐκ ἔστιν</w:t>
+      </w:r>
+    </w:p>
+    <w:p>
+      <w:pPr/>
+      <w:r>
+        <w:rPr>
+          <w:lang w:val="gu_IN" w:bidi="gu_IN"/>
+        </w:rPr>
+      </w:r>
+      <w:r>
+        <w:rPr>
+          <w:b/>
+          <w:lang w:val="gu_IN" w:bidi="gu_IN"/>
+        </w:rPr>
         <w:t>"તે જૂઠો છે, અને તેનામાં સત્ય નથી"</w:t>
       </w:r>
     </w:p>
@@ -9482,6 +10082,21 @@
           <w:b/>
           <w:lang w:val="gu_IN" w:bidi="gu_IN"/>
         </w:rPr>
+        <w:t>καὶ ἐν τούτῳ ἡ ἀλήθεια οὐκ ἔστιν</w:t>
+      </w:r>
+    </w:p>
+    <w:p>
+      <w:pPr/>
+      <w:r>
+        <w:rPr>
+          <w:lang w:val="gu_IN" w:bidi="gu_IN"/>
+        </w:rPr>
+      </w:r>
+      <w:r>
+        <w:rPr>
+          <w:b/>
+          <w:lang w:val="gu_IN" w:bidi="gu_IN"/>
+        </w:rPr>
         <w:t>"અને તેનામાં સત્ય નથી"</w:t>
       </w:r>
     </w:p>
@@ -9557,6 +10172,21 @@
           <w:b/>
           <w:lang w:val="gu_IN" w:bidi="gu_IN"/>
         </w:rPr>
+        <w:t>ὃς δ’ ἂν τηρῇ αὐτοῦ τὸν λόγον, ἀληθῶς ἐν τούτῳ ἡ ἀγάπη τοῦ Θεοῦ τετελείωται</w:t>
+      </w:r>
+    </w:p>
+    <w:p>
+      <w:pPr/>
+      <w:r>
+        <w:rPr>
+          <w:lang w:val="gu_IN" w:bidi="gu_IN"/>
+        </w:rPr>
+      </w:r>
+      <w:r>
+        <w:rPr>
+          <w:b/>
+          <w:lang w:val="gu_IN" w:bidi="gu_IN"/>
+        </w:rPr>
         <w:t>"પરંતુ જે કોઈ તેમનું વચન પાળે છે, તેનામાં ઈશ્વરનો પ્રેમ ખરેખર સંપૂર્ણ થયો છે"</w:t>
       </w:r>
     </w:p>
@@ -9888,6 +10518,21 @@
         <w:rPr>
           <w:lang w:val="gu_IN" w:bidi="gu_IN"/>
         </w:rPr>
+      </w:r>
+    </w:p>
+    <w:p>
+      <w:pPr/>
+      <w:r>
+        <w:rPr>
+          <w:lang w:val="gu_IN" w:bidi="gu_IN"/>
+        </w:rPr>
+      </w:r>
+      <w:r>
+        <w:rPr>
+          <w:b/>
+          <w:lang w:val="gu_IN" w:bidi="gu_IN"/>
+        </w:rPr>
+        <w:t>ἀληθῶς ἐν τούτῳ ἡ ἀγάπη τοῦ Θεοῦ τετελείωται</w:t>
       </w:r>
     </w:p>
     <w:p>
@@ -10463,6 +11108,21 @@
           <w:b/>
           <w:lang w:val="gu_IN" w:bidi="gu_IN"/>
         </w:rPr>
+        <w:t>ὀφείλει καθὼς ἐκεῖνος περιεπάτησεν, καὶ αὐτὸς περιπατεῖν</w:t>
+      </w:r>
+    </w:p>
+    <w:p>
+      <w:pPr/>
+      <w:r>
+        <w:rPr>
+          <w:lang w:val="gu_IN" w:bidi="gu_IN"/>
+        </w:rPr>
+      </w:r>
+      <w:r>
+        <w:rPr>
+          <w:b/>
+          <w:lang w:val="gu_IN" w:bidi="gu_IN"/>
+        </w:rPr>
         <w:t>"તેણે અન સ્વયં, જેમ તે ચાલ્યા તેમ ચાલવું જોઈએ"</w:t>
       </w:r>
     </w:p>
@@ -11294,6 +11954,21 @@
           <w:b/>
           <w:lang w:val="gu_IN" w:bidi="gu_IN"/>
         </w:rPr>
+        <w:t>ὅ ἐστιν ἀληθὲς ἐν αὐτῷ καὶ ἐν ὑμῖν, ὅτι ἡ σκοτία παράγεται, καὶ τὸ φῶς τὸ ἀληθινὸν ἤδη φαίνει</w:t>
+      </w:r>
+    </w:p>
+    <w:p>
+      <w:pPr/>
+      <w:r>
+        <w:rPr>
+          <w:lang w:val="gu_IN" w:bidi="gu_IN"/>
+        </w:rPr>
+      </w:r>
+      <w:r>
+        <w:rPr>
+          <w:b/>
+          <w:lang w:val="gu_IN" w:bidi="gu_IN"/>
+        </w:rPr>
         <w:t>"જે તેમનામાં અને તમારામાં સત્ય છે, કારણ કે અંધકાર દૂર થઈ જાય છે અને સાચો પ્રકાશ પહેલેથી જ ચમકી રહ્યો છે"</w:t>
       </w:r>
     </w:p>
@@ -11625,6 +12300,21 @@
         <w:rPr>
           <w:lang w:val="gu_IN" w:bidi="gu_IN"/>
         </w:rPr>
+      </w:r>
+    </w:p>
+    <w:p>
+      <w:pPr/>
+      <w:r>
+        <w:rPr>
+          <w:lang w:val="gu_IN" w:bidi="gu_IN"/>
+        </w:rPr>
+      </w:r>
+      <w:r>
+        <w:rPr>
+          <w:b/>
+          <w:lang w:val="gu_IN" w:bidi="gu_IN"/>
+        </w:rPr>
+        <w:t>ἡ σκοτία παράγεται, καὶ τὸ φῶς τὸ ἀληθινὸν ἤδη φαίνει</w:t>
       </w:r>
     </w:p>
     <w:p>
@@ -11822,6 +12512,21 @@
           <w:b/>
           <w:lang w:val="gu_IN" w:bidi="gu_IN"/>
         </w:rPr>
+        <w:t>ὁ λέγων ἐν τῷ φωτὶ εἶναι, καὶ τὸν ἀδελφὸν αὐτοῦ μισῶν, ἐν τῇ σκοτίᾳ ἐστὶν ἕως ἄρτι</w:t>
+      </w:r>
+    </w:p>
+    <w:p>
+      <w:pPr/>
+      <w:r>
+        <w:rPr>
+          <w:lang w:val="gu_IN" w:bidi="gu_IN"/>
+        </w:rPr>
+      </w:r>
+      <w:r>
+        <w:rPr>
+          <w:b/>
+          <w:lang w:val="gu_IN" w:bidi="gu_IN"/>
+        </w:rPr>
         <w:t>"જે કોઈ કહે &amp; હું પ્રકાશમાં છું અને પોતાના ભાઈ &amp; દ્વેષ રાખે છે તે હજી સુધી અંધકારમાં &amp; છે"</w:t>
       </w:r>
     </w:p>
@@ -12383,6 +13088,21 @@
           <w:b/>
           <w:lang w:val="gu_IN" w:bidi="gu_IN"/>
         </w:rPr>
+        <w:t>ὁ ἀγαπῶν τὸν ἀδελφὸν αὐτοῦ, ἐν τῷ φωτὶ μένει</w:t>
+      </w:r>
+    </w:p>
+    <w:p>
+      <w:pPr/>
+      <w:r>
+        <w:rPr>
+          <w:lang w:val="gu_IN" w:bidi="gu_IN"/>
+        </w:rPr>
+      </w:r>
+      <w:r>
+        <w:rPr>
+          <w:b/>
+          <w:lang w:val="gu_IN" w:bidi="gu_IN"/>
+        </w:rPr>
         <w:t>"જે કોઈ પોતાના ભાઈ &amp; પ્રેમ રાખે છે &amp; પ્રકાશમાં રહે છે"</w:t>
       </w:r>
     </w:p>
@@ -12674,6 +13394,21 @@
           <w:b/>
           <w:lang w:val="gu_IN" w:bidi="gu_IN"/>
         </w:rPr>
+        <w:t>ἐν τῷ φωτὶ μένει</w:t>
+      </w:r>
+    </w:p>
+    <w:p>
+      <w:pPr/>
+      <w:r>
+        <w:rPr>
+          <w:lang w:val="gu_IN" w:bidi="gu_IN"/>
+        </w:rPr>
+      </w:r>
+      <w:r>
+        <w:rPr>
+          <w:b/>
+          <w:lang w:val="gu_IN" w:bidi="gu_IN"/>
+        </w:rPr>
         <w:t>"પ્રકાશમાં રહે છે"</w:t>
       </w:r>
     </w:p>
@@ -13235,6 +13970,21 @@
           <w:b/>
           <w:lang w:val="gu_IN" w:bidi="gu_IN"/>
         </w:rPr>
+        <w:t>ἐν τῇ σκοτίᾳ ἐστὶν, καὶ ἐν τῇ σκοτίᾳ περιπατεῖ</w:t>
+      </w:r>
+    </w:p>
+    <w:p>
+      <w:pPr/>
+      <w:r>
+        <w:rPr>
+          <w:lang w:val="gu_IN" w:bidi="gu_IN"/>
+        </w:rPr>
+      </w:r>
+      <w:r>
+        <w:rPr>
+          <w:b/>
+          <w:lang w:val="gu_IN" w:bidi="gu_IN"/>
+        </w:rPr>
         <w:t>"QUOTE_NOT_FOUND: ἐν τῇ σκοτίᾳ ἐστὶν"</w:t>
       </w:r>
     </w:p>
@@ -13328,6 +14078,21 @@
           <w:b/>
           <w:lang w:val="gu_IN" w:bidi="gu_IN"/>
         </w:rPr>
+        <w:t>ἐν τῇ σκοτίᾳ περιπατεῖ</w:t>
+      </w:r>
+    </w:p>
+    <w:p>
+      <w:pPr/>
+      <w:r>
+        <w:rPr>
+          <w:lang w:val="gu_IN" w:bidi="gu_IN"/>
+        </w:rPr>
+      </w:r>
+      <w:r>
+        <w:rPr>
+          <w:b/>
+          <w:lang w:val="gu_IN" w:bidi="gu_IN"/>
+        </w:rPr>
         <w:t>"અંધકારમાં ચાલે છે"</w:t>
       </w:r>
     </w:p>
@@ -13403,6 +14168,21 @@
           <w:b/>
           <w:lang w:val="gu_IN" w:bidi="gu_IN"/>
         </w:rPr>
+        <w:t>οὐκ οἶδεν ποῦ ὑπάγει, ὅτι ἡ σκοτία ἐτύφλωσεν τοὺς ὀφθαλμοὺς αὐτοῦ</w:t>
+      </w:r>
+    </w:p>
+    <w:p>
+      <w:pPr/>
+      <w:r>
+        <w:rPr>
+          <w:lang w:val="gu_IN" w:bidi="gu_IN"/>
+        </w:rPr>
+      </w:r>
+      <w:r>
+        <w:rPr>
+          <w:b/>
+          <w:lang w:val="gu_IN" w:bidi="gu_IN"/>
+        </w:rPr>
         <w:t>"જાણતો નથી &amp; તે ક્યાં જઈ રહ્યો છે, કેમ કે અંધકારે તેની આંખો આંધળી કરી દીધી છે"</w:t>
       </w:r>
     </w:p>
@@ -13478,6 +14258,21 @@
           <w:b/>
           <w:lang w:val="gu_IN" w:bidi="gu_IN"/>
         </w:rPr>
+        <w:t>οὐκ οἶδεν ποῦ ὑπάγει</w:t>
+      </w:r>
+    </w:p>
+    <w:p>
+      <w:pPr/>
+      <w:r>
+        <w:rPr>
+          <w:lang w:val="gu_IN" w:bidi="gu_IN"/>
+        </w:rPr>
+      </w:r>
+      <w:r>
+        <w:rPr>
+          <w:b/>
+          <w:lang w:val="gu_IN" w:bidi="gu_IN"/>
+        </w:rPr>
         <w:t>"જાણતો નથી &amp; તે ક્યાં જઈ રહ્યો છે"</w:t>
       </w:r>
     </w:p>
@@ -13539,6 +14334,21 @@
         <w:rPr>
           <w:lang w:val="gu_IN" w:bidi="gu_IN"/>
         </w:rPr>
+      </w:r>
+    </w:p>
+    <w:p>
+      <w:pPr/>
+      <w:r>
+        <w:rPr>
+          <w:lang w:val="gu_IN" w:bidi="gu_IN"/>
+        </w:rPr>
+      </w:r>
+      <w:r>
+        <w:rPr>
+          <w:b/>
+          <w:lang w:val="gu_IN" w:bidi="gu_IN"/>
+        </w:rPr>
+        <w:t>ὅτι ἡ σκοτία ἐτύφλωσεν τοὺς ὀφθαλμοὺς αὐτοῦ</w:t>
       </w:r>
     </w:p>
     <w:p>
@@ -13826,6 +14636,21 @@
           <w:b/>
           <w:lang w:val="gu_IN" w:bidi="gu_IN"/>
         </w:rPr>
+        <w:t>διὰ τὸ ὄνομα αὐτοῦ</w:t>
+      </w:r>
+    </w:p>
+    <w:p>
+      <w:pPr/>
+      <w:r>
+        <w:rPr>
+          <w:lang w:val="gu_IN" w:bidi="gu_IN"/>
+        </w:rPr>
+      </w:r>
+      <w:r>
+        <w:rPr>
+          <w:b/>
+          <w:lang w:val="gu_IN" w:bidi="gu_IN"/>
+        </w:rPr>
         <w:t>"તેમના નામને કારણે"</w:t>
       </w:r>
     </w:p>
@@ -13901,6 +14726,21 @@
           <w:b/>
           <w:lang w:val="gu_IN" w:bidi="gu_IN"/>
         </w:rPr>
+        <w:t>διὰ τὸ ὄνομα αὐτοῦ</w:t>
+      </w:r>
+    </w:p>
+    <w:p>
+      <w:pPr/>
+      <w:r>
+        <w:rPr>
+          <w:lang w:val="gu_IN" w:bidi="gu_IN"/>
+        </w:rPr>
+      </w:r>
+      <w:r>
+        <w:rPr>
+          <w:b/>
+          <w:lang w:val="gu_IN" w:bidi="gu_IN"/>
+        </w:rPr>
         <w:t>"તેમના નામને કારણે"</w:t>
       </w:r>
     </w:p>
@@ -14400,6 +15240,21 @@
         <w:rPr>
           <w:lang w:val="gu_IN" w:bidi="gu_IN"/>
         </w:rPr>
+      </w:r>
+    </w:p>
+    <w:p>
+      <w:pPr/>
+      <w:r>
+        <w:rPr>
+          <w:lang w:val="gu_IN" w:bidi="gu_IN"/>
+        </w:rPr>
+      </w:r>
+      <w:r>
+        <w:rPr>
+          <w:b/>
+          <w:lang w:val="gu_IN" w:bidi="gu_IN"/>
+        </w:rPr>
+        <w:t>νενικήκατε τὸν πονηρόν</w:t>
       </w:r>
     </w:p>
     <w:p>
@@ -16061,6 +16916,21 @@
           <w:b/>
           <w:lang w:val="gu_IN" w:bidi="gu_IN"/>
         </w:rPr>
+        <w:t>νενικήκατε τὸν πονηρόν</w:t>
+      </w:r>
+    </w:p>
+    <w:p>
+      <w:pPr/>
+      <w:r>
+        <w:rPr>
+          <w:lang w:val="gu_IN" w:bidi="gu_IN"/>
+        </w:rPr>
+      </w:r>
+      <w:r>
+        <w:rPr>
+          <w:b/>
+          <w:lang w:val="gu_IN" w:bidi="gu_IN"/>
+        </w:rPr>
         <w:t>"તમે દુષ્ટ પર કાબુ મેળવ્યો છે"</w:t>
       </w:r>
     </w:p>
@@ -16586,6 +17456,21 @@
           <w:b/>
           <w:lang w:val="gu_IN" w:bidi="gu_IN"/>
         </w:rPr>
+        <w:t>ἐάν τις ἀγαπᾷ τὸν κόσμον, οὐκ ἔστιν ἡ ἀγάπη τοῦ Πατρὸς ἐν αὐτῷ</w:t>
+      </w:r>
+    </w:p>
+    <w:p>
+      <w:pPr/>
+      <w:r>
+        <w:rPr>
+          <w:lang w:val="gu_IN" w:bidi="gu_IN"/>
+        </w:rPr>
+      </w:r>
+      <w:r>
+        <w:rPr>
+          <w:b/>
+          <w:lang w:val="gu_IN" w:bidi="gu_IN"/>
+        </w:rPr>
         <w:t>"પ્રેમ &amp; જો કોઈ જગતને પ્રેમ &amp; છે &amp; તેનામાં પિતાનો &amp; નથી"</w:t>
       </w:r>
     </w:p>
@@ -16751,6 +17636,21 @@
           <w:b/>
           <w:lang w:val="gu_IN" w:bidi="gu_IN"/>
         </w:rPr>
+        <w:t>τοῦ Πατρὸς</w:t>
+      </w:r>
+    </w:p>
+    <w:p>
+      <w:pPr/>
+      <w:r>
+        <w:rPr>
+          <w:lang w:val="gu_IN" w:bidi="gu_IN"/>
+        </w:rPr>
+      </w:r>
+      <w:r>
+        <w:rPr>
+          <w:b/>
+          <w:lang w:val="gu_IN" w:bidi="gu_IN"/>
+        </w:rPr>
         <w:t>"પિતાનો"</w:t>
       </w:r>
     </w:p>
@@ -16916,7 +17816,7 @@
           <w:b/>
           <w:lang w:val="gu_IN" w:bidi="gu_IN"/>
         </w:rPr>
-        <w:t>οὐκ ἔστιν ἐκ τοῦ Πατρός, ἀλλὰ ἐκ τοῦ κόσμου ἐστίν</w:t>
+        <w:t>πᾶν τὸ ἐν τῷ κόσμῳ</w:t>
       </w:r>
     </w:p>
     <w:p>
@@ -17114,6 +18014,21 @@
           <w:b/>
           <w:lang w:val="gu_IN" w:bidi="gu_IN"/>
         </w:rPr>
+        <w:t>ἡ ἐπιθυμία τῶν ὀφθαλμῶν</w:t>
+      </w:r>
+    </w:p>
+    <w:p>
+      <w:pPr/>
+      <w:r>
+        <w:rPr>
+          <w:lang w:val="gu_IN" w:bidi="gu_IN"/>
+        </w:rPr>
+      </w:r>
+      <w:r>
+        <w:rPr>
+          <w:b/>
+          <w:lang w:val="gu_IN" w:bidi="gu_IN"/>
+        </w:rPr>
         <w:t>"આંખોની લાલસા"</w:t>
       </w:r>
     </w:p>
@@ -17285,6 +18200,21 @@
           <w:b/>
           <w:lang w:val="gu_IN" w:bidi="gu_IN"/>
         </w:rPr>
+        <w:t>οὐκ ἔστιν ἐκ τοῦ Πατρός, ἀλλὰ ἐκ τοῦ κόσμου ἐστίν</w:t>
+      </w:r>
+    </w:p>
+    <w:p>
+      <w:pPr/>
+      <w:r>
+        <w:rPr>
+          <w:lang w:val="gu_IN" w:bidi="gu_IN"/>
+        </w:rPr>
+      </w:r>
+      <w:r>
+        <w:rPr>
+          <w:b/>
+          <w:lang w:val="gu_IN" w:bidi="gu_IN"/>
+        </w:rPr>
         <w:t>"પિતા તરફથી નથી, પરંતુ જગત તરફથી છે"</w:t>
       </w:r>
     </w:p>
@@ -17576,6 +18506,21 @@
           <w:b/>
           <w:lang w:val="gu_IN" w:bidi="gu_IN"/>
         </w:rPr>
+        <w:t>ὁ κόσμος παράγεται</w:t>
+      </w:r>
+    </w:p>
+    <w:p>
+      <w:pPr/>
+      <w:r>
+        <w:rPr>
+          <w:lang w:val="gu_IN" w:bidi="gu_IN"/>
+        </w:rPr>
+      </w:r>
+      <w:r>
+        <w:rPr>
+          <w:b/>
+          <w:lang w:val="gu_IN" w:bidi="gu_IN"/>
+        </w:rPr>
         <w:t>"જગત &amp; જતાં રહે છે"</w:t>
       </w:r>
     </w:p>
@@ -18335,6 +19280,21 @@
           <w:b/>
           <w:lang w:val="gu_IN" w:bidi="gu_IN"/>
         </w:rPr>
+        <w:t>ἀντίχριστος ἔρχεται, καὶ νῦν ἀντίχριστοι πολλοὶ γεγόνασιν</w:t>
+      </w:r>
+    </w:p>
+    <w:p>
+      <w:pPr/>
+      <w:r>
+        <w:rPr>
+          <w:lang w:val="gu_IN" w:bidi="gu_IN"/>
+        </w:rPr>
+      </w:r>
+      <w:r>
+        <w:rPr>
+          <w:b/>
+          <w:lang w:val="gu_IN" w:bidi="gu_IN"/>
+        </w:rPr>
         <w:t>"અને &amp; ખ્રિસ્તવિરોધી આવી રહ્યો છે, ખરેખર હવે ઘણાં ખ્રિસ્તવિરોધીઓ આવ્યા છે"</w:t>
       </w:r>
     </w:p>
@@ -18668,6 +19628,21 @@
           <w:b/>
           <w:lang w:val="gu_IN" w:bidi="gu_IN"/>
         </w:rPr>
+        <w:t>εἰ γὰρ ἐξ ἡμῶν ἦσαν, μεμενήκεισαν ἂν μεθ’ ἡμῶν</w:t>
+      </w:r>
+    </w:p>
+    <w:p>
+      <w:pPr/>
+      <w:r>
+        <w:rPr>
+          <w:lang w:val="gu_IN" w:bidi="gu_IN"/>
+        </w:rPr>
+      </w:r>
+      <w:r>
+        <w:rPr>
+          <w:b/>
+          <w:lang w:val="gu_IN" w:bidi="gu_IN"/>
+        </w:rPr>
         <w:t>"જો તેઓ આપણાંમાંથી હોત, તો તેઓ આપણી સાથે રહેત"</w:t>
       </w:r>
     </w:p>
@@ -18833,6 +19808,21 @@
           <w:b/>
           <w:lang w:val="gu_IN" w:bidi="gu_IN"/>
         </w:rPr>
+        <w:t>ἀλλ’ ἵνα φανερωθῶσιν ὅτι οὐκ εἰσὶν πάντες ἐξ ἡμῶν</w:t>
+      </w:r>
+    </w:p>
+    <w:p>
+      <w:pPr/>
+      <w:r>
+        <w:rPr>
+          <w:lang w:val="gu_IN" w:bidi="gu_IN"/>
+        </w:rPr>
+      </w:r>
+      <w:r>
+        <w:rPr>
+          <w:b/>
+          <w:lang w:val="gu_IN" w:bidi="gu_IN"/>
+        </w:rPr>
         <w:t>"કારણ કે &amp; પરંતુ તેઓ આપણાંમાંથી નથી તેમ તેઓને જાહેર કરી દેવાયા"</w:t>
       </w:r>
     </w:p>
@@ -19062,6 +20052,21 @@
         <w:rPr>
           <w:lang w:val="gu_IN" w:bidi="gu_IN"/>
         </w:rPr>
+      </w:r>
+    </w:p>
+    <w:p>
+      <w:pPr/>
+      <w:r>
+        <w:rPr>
+          <w:lang w:val="gu_IN" w:bidi="gu_IN"/>
+        </w:rPr>
+      </w:r>
+      <w:r>
+        <w:rPr>
+          <w:b/>
+          <w:lang w:val="gu_IN" w:bidi="gu_IN"/>
+        </w:rPr>
+        <w:t>ὑμεῖς χρῖσμα ἔχετε ἀπὸ τοῦ Ἁγίου</w:t>
       </w:r>
     </w:p>
     <w:p>
@@ -19637,6 +20642,21 @@
           <w:b/>
           <w:lang w:val="gu_IN" w:bidi="gu_IN"/>
         </w:rPr>
+        <w:t>οὐκ ἔγραψα ὑμῖν ὅτι οὐκ οἴδατε τὴν ἀλήθειαν, ἀλλ’ ὅτι οἴδατε αὐτήν</w:t>
+      </w:r>
+    </w:p>
+    <w:p>
+      <w:pPr/>
+      <w:r>
+        <w:rPr>
+          <w:lang w:val="gu_IN" w:bidi="gu_IN"/>
+        </w:rPr>
+      </w:r>
+      <w:r>
+        <w:rPr>
+          <w:b/>
+          <w:lang w:val="gu_IN" w:bidi="gu_IN"/>
+        </w:rPr>
         <w:t>"તમે સત્યને જાણતા નથી, તે કારણથી નહિ, પરંતુ તમે &amp; જાણો છો &amp; કારણથી મેં તમને લખ્યું"</w:t>
       </w:r>
     </w:p>
@@ -19892,6 +20912,21 @@
           <w:b/>
           <w:lang w:val="gu_IN" w:bidi="gu_IN"/>
         </w:rPr>
+        <w:t>καὶ ὅτι πᾶν ψεῦδος ἐκ τῆς ἀληθείας οὐκ ἔστιν</w:t>
+      </w:r>
+    </w:p>
+    <w:p>
+      <w:pPr/>
+      <w:r>
+        <w:rPr>
+          <w:lang w:val="gu_IN" w:bidi="gu_IN"/>
+        </w:rPr>
+      </w:r>
+      <w:r>
+        <w:rPr>
+          <w:b/>
+          <w:lang w:val="gu_IN" w:bidi="gu_IN"/>
+        </w:rPr>
         <w:t>"અને એ દરેક જૂઠ સત્યમાંથી નથી &amp; છે"</w:t>
       </w:r>
     </w:p>
@@ -19967,6 +21002,21 @@
           <w:b/>
           <w:lang w:val="gu_IN" w:bidi="gu_IN"/>
         </w:rPr>
+        <w:t>πᾶν ψεῦδος ἐκ τῆς ἀληθείας οὐκ ἔστιν</w:t>
+      </w:r>
+    </w:p>
+    <w:p>
+      <w:pPr/>
+      <w:r>
+        <w:rPr>
+          <w:lang w:val="gu_IN" w:bidi="gu_IN"/>
+        </w:rPr>
+      </w:r>
+      <w:r>
+        <w:rPr>
+          <w:b/>
+          <w:lang w:val="gu_IN" w:bidi="gu_IN"/>
+        </w:rPr>
         <w:t>"દરેક જૂઠ સત્યમાંથી નથી &amp; છે"</w:t>
       </w:r>
     </w:p>
@@ -20016,6 +21066,21 @@
         <w:rPr>
           <w:lang w:val="gu_IN" w:bidi="gu_IN"/>
         </w:rPr>
+      </w:r>
+    </w:p>
+    <w:p>
+      <w:pPr/>
+      <w:r>
+        <w:rPr>
+          <w:lang w:val="gu_IN" w:bidi="gu_IN"/>
+        </w:rPr>
+      </w:r>
+      <w:r>
+        <w:rPr>
+          <w:b/>
+          <w:lang w:val="gu_IN" w:bidi="gu_IN"/>
+        </w:rPr>
+        <w:t>τίς ἐστιν ὁ ψεύστης, εἰ μὴ ὁ ἀρνούμενος ὅτι Ἰησοῦς οὐκ ἔστιν ὁ Χριστός</w:t>
       </w:r>
     </w:p>
     <w:p>
@@ -20573,6 +21638,21 @@
           <w:b/>
           <w:lang w:val="gu_IN" w:bidi="gu_IN"/>
         </w:rPr>
+        <w:t>τὸν Υἱὸν</w:t>
+      </w:r>
+    </w:p>
+    <w:p>
+      <w:pPr/>
+      <w:r>
+        <w:rPr>
+          <w:lang w:val="gu_IN" w:bidi="gu_IN"/>
+        </w:rPr>
+      </w:r>
+      <w:r>
+        <w:rPr>
+          <w:b/>
+          <w:lang w:val="gu_IN" w:bidi="gu_IN"/>
+        </w:rPr>
         <w:t>"પુત્રનો &amp; પુત્રને"</w:t>
       </w:r>
     </w:p>
@@ -20648,6 +21728,21 @@
           <w:b/>
           <w:lang w:val="gu_IN" w:bidi="gu_IN"/>
         </w:rPr>
+        <w:t>οὐδὲ τὸν Πατέρα ἔχει &amp; καὶ τὸν Πατέρα ἔχει</w:t>
+      </w:r>
+    </w:p>
+    <w:p>
+      <w:pPr/>
+      <w:r>
+        <w:rPr>
+          <w:lang w:val="gu_IN" w:bidi="gu_IN"/>
+        </w:rPr>
+      </w:r>
+      <w:r>
+        <w:rPr>
+          <w:b/>
+          <w:lang w:val="gu_IN" w:bidi="gu_IN"/>
+        </w:rPr>
         <w:t>"પાસે પિતા નથી &amp; છે &amp; પાસે પિતા &amp; છે"</w:t>
       </w:r>
     </w:p>
@@ -20903,6 +21998,21 @@
           <w:b/>
           <w:lang w:val="gu_IN" w:bidi="gu_IN"/>
         </w:rPr>
+        <w:t>ὃ ἠκούσατε &amp; ὃ &amp; ἠκούσατε</w:t>
+      </w:r>
+    </w:p>
+    <w:p>
+      <w:pPr/>
+      <w:r>
+        <w:rPr>
+          <w:lang w:val="gu_IN" w:bidi="gu_IN"/>
+        </w:rPr>
+      </w:r>
+      <w:r>
+        <w:rPr>
+          <w:b/>
+          <w:lang w:val="gu_IN" w:bidi="gu_IN"/>
+        </w:rPr>
         <w:t>"જે તમે &amp; સાંભળ્યુ છે &amp; જે તમે &amp; સાંભળ્યુ છે"</w:t>
       </w:r>
     </w:p>
@@ -21158,6 +22268,21 @@
           <w:b/>
           <w:lang w:val="gu_IN" w:bidi="gu_IN"/>
         </w:rPr>
+        <w:t>ἐὰν ἐν ὑμῖν μείνῃ ὃ ἀπ’ ἀρχῆς ἠκούσατε, καὶ ὑμεῖς ἐν τῷ Υἱῷ καὶ ἐν τῷ Πατρὶ μενεῖτε</w:t>
+      </w:r>
+    </w:p>
+    <w:p>
+      <w:pPr/>
+      <w:r>
+        <w:rPr>
+          <w:lang w:val="gu_IN" w:bidi="gu_IN"/>
+        </w:rPr>
+      </w:r>
+      <w:r>
+        <w:rPr>
+          <w:b/>
+          <w:lang w:val="gu_IN" w:bidi="gu_IN"/>
+        </w:rPr>
         <w:t>"જો જે તમે આરંભથી સાંભળ્યુ છે &amp; તમારામાં રહે છે &amp; તમે પણ પુત્ર અને પિતામાં રહેશો"</w:t>
       </w:r>
     </w:p>
@@ -21219,6 +22344,21 @@
         <w:rPr>
           <w:lang w:val="gu_IN" w:bidi="gu_IN"/>
         </w:rPr>
+      </w:r>
+    </w:p>
+    <w:p>
+      <w:pPr/>
+      <w:r>
+        <w:rPr>
+          <w:lang w:val="gu_IN" w:bidi="gu_IN"/>
+        </w:rPr>
+      </w:r>
+      <w:r>
+        <w:rPr>
+          <w:b/>
+          <w:lang w:val="gu_IN" w:bidi="gu_IN"/>
+        </w:rPr>
+        <w:t>καὶ ὑμεῖς ἐν τῷ Υἱῷ καὶ ἐν τῷ Πατρὶ μενεῖτε</w:t>
       </w:r>
     </w:p>
     <w:p>
@@ -21818,6 +22958,21 @@
           <w:b/>
           <w:lang w:val="gu_IN" w:bidi="gu_IN"/>
         </w:rPr>
+        <w:t>τὸ χρῖσμα ὃ ἐλάβετε ἀπ’ αὐτοῦ</w:t>
+      </w:r>
+    </w:p>
+    <w:p>
+      <w:pPr/>
+      <w:r>
+        <w:rPr>
+          <w:lang w:val="gu_IN" w:bidi="gu_IN"/>
+        </w:rPr>
+      </w:r>
+      <w:r>
+        <w:rPr>
+          <w:b/>
+          <w:lang w:val="gu_IN" w:bidi="gu_IN"/>
+        </w:rPr>
         <w:t>"તમે તેમની પાસેથી જે અભિષિક્ત પ્રાપ્ત કર્યો છે"</w:t>
       </w:r>
     </w:p>
@@ -23126,6 +24281,21 @@
           <w:b/>
           <w:lang w:val="gu_IN" w:bidi="gu_IN"/>
         </w:rPr>
+        <w:t>σχῶμεν παρρησίαν, καὶ μὴ αἰσχυνθῶμεν ἀπ’ αὐτοῦ</w:t>
+      </w:r>
+    </w:p>
+    <w:p>
+      <w:pPr/>
+      <w:r>
+        <w:rPr>
+          <w:lang w:val="gu_IN" w:bidi="gu_IN"/>
+        </w:rPr>
+      </w:r>
+      <w:r>
+        <w:rPr>
+          <w:b/>
+          <w:lang w:val="gu_IN" w:bidi="gu_IN"/>
+        </w:rPr>
         <w:t>"આપણામાં હિંમત હોય અને તેમના &amp; દ્વારા &amp; શરમાઈએ નહીં"</w:t>
       </w:r>
     </w:p>
@@ -23291,6 +24461,21 @@
           <w:b/>
           <w:lang w:val="gu_IN" w:bidi="gu_IN"/>
         </w:rPr>
+        <w:t>μὴ αἰσχυνθῶμεν ἀπ’ αὐτοῦ</w:t>
+      </w:r>
+    </w:p>
+    <w:p>
+      <w:pPr/>
+      <w:r>
+        <w:rPr>
+          <w:lang w:val="gu_IN" w:bidi="gu_IN"/>
+        </w:rPr>
+      </w:r>
+      <w:r>
+        <w:rPr>
+          <w:b/>
+          <w:lang w:val="gu_IN" w:bidi="gu_IN"/>
+        </w:rPr>
         <w:t>"તેમના &amp; દ્વારા &amp; શરમાઈએ નહીં"</w:t>
       </w:r>
     </w:p>
@@ -23366,6 +24551,21 @@
           <w:b/>
           <w:lang w:val="gu_IN" w:bidi="gu_IN"/>
         </w:rPr>
+        <w:t>μὴ αἰσχυνθῶμεν ἀπ’ αὐτοῦ</w:t>
+      </w:r>
+    </w:p>
+    <w:p>
+      <w:pPr/>
+      <w:r>
+        <w:rPr>
+          <w:lang w:val="gu_IN" w:bidi="gu_IN"/>
+        </w:rPr>
+      </w:r>
+      <w:r>
+        <w:rPr>
+          <w:b/>
+          <w:lang w:val="gu_IN" w:bidi="gu_IN"/>
+        </w:rPr>
         <w:t>"તેમના &amp; દ્વારા &amp; શરમાઈએ નહીં"</w:t>
       </w:r>
     </w:p>
@@ -23697,6 +24897,21 @@
         <w:rPr>
           <w:lang w:val="gu_IN" w:bidi="gu_IN"/>
         </w:rPr>
+      </w:r>
+    </w:p>
+    <w:p>
+      <w:pPr/>
+      <w:r>
+        <w:rPr>
+          <w:lang w:val="gu_IN" w:bidi="gu_IN"/>
+        </w:rPr>
+      </w:r>
+      <w:r>
+        <w:rPr>
+          <w:b/>
+          <w:lang w:val="gu_IN" w:bidi="gu_IN"/>
+        </w:rPr>
+        <w:t>πᾶς ὁ ποιῶν τὴν δικαιοσύνην ἐξ αὐτοῦ γεγέννηται</w:t>
       </w:r>
     </w:p>
     <w:p>
@@ -24327,6 +25542,21 @@
           <w:b/>
           <w:lang w:val="gu_IN" w:bidi="gu_IN"/>
         </w:rPr>
+        <w:t>ἵνα τέκνα Θεοῦ κληθῶμεν</w:t>
+      </w:r>
+    </w:p>
+    <w:p>
+      <w:pPr/>
+      <w:r>
+        <w:rPr>
+          <w:lang w:val="gu_IN" w:bidi="gu_IN"/>
+        </w:rPr>
+      </w:r>
+      <w:r>
+        <w:rPr>
+          <w:b/>
+          <w:lang w:val="gu_IN" w:bidi="gu_IN"/>
+        </w:rPr>
         <w:t>"કે, આપણે ઈશ્વરના બાળકો કહેવાઈએ"</w:t>
       </w:r>
     </w:p>
@@ -24600,6 +25830,21 @@
           <w:b/>
           <w:lang w:val="gu_IN" w:bidi="gu_IN"/>
         </w:rPr>
+        <w:t>διὰ τοῦτο, ὁ κόσμος οὐ γινώσκει ἡμᾶς, ὅτι οὐκ ἔγνω αὐτόν</w:t>
+      </w:r>
+    </w:p>
+    <w:p>
+      <w:pPr/>
+      <w:r>
+        <w:rPr>
+          <w:lang w:val="gu_IN" w:bidi="gu_IN"/>
+        </w:rPr>
+      </w:r>
+      <w:r>
+        <w:rPr>
+          <w:b/>
+          <w:lang w:val="gu_IN" w:bidi="gu_IN"/>
+        </w:rPr>
         <w:t>"આ કારણથી જગત આપણને ઓળખતું નથી, કેમ કે તેણે &amp; ઓળખ્યા નહિ"</w:t>
       </w:r>
     </w:p>
@@ -24661,6 +25906,21 @@
         <w:rPr>
           <w:lang w:val="gu_IN" w:bidi="gu_IN"/>
         </w:rPr>
+      </w:r>
+    </w:p>
+    <w:p>
+      <w:pPr/>
+      <w:r>
+        <w:rPr>
+          <w:lang w:val="gu_IN" w:bidi="gu_IN"/>
+        </w:rPr>
+      </w:r>
+      <w:r>
+        <w:rPr>
+          <w:b/>
+          <w:lang w:val="gu_IN" w:bidi="gu_IN"/>
+        </w:rPr>
+        <w:t>διὰ τοῦτο, ὁ κόσμος οὐ γινώσκει ἡμᾶς, ὅτι οὐκ ἔγνω αὐτόν</w:t>
       </w:r>
     </w:p>
     <w:p>
@@ -25314,6 +26574,21 @@
           <w:b/>
           <w:lang w:val="gu_IN" w:bidi="gu_IN"/>
         </w:rPr>
+        <w:t>οὔπω ἐφανερώθη τί ἐσόμεθα</w:t>
+      </w:r>
+    </w:p>
+    <w:p>
+      <w:pPr/>
+      <w:r>
+        <w:rPr>
+          <w:lang w:val="gu_IN" w:bidi="gu_IN"/>
+        </w:rPr>
+      </w:r>
+      <w:r>
+        <w:rPr>
+          <w:b/>
+          <w:lang w:val="gu_IN" w:bidi="gu_IN"/>
+        </w:rPr>
         <w:t>"આપણે &amp; હોઈશું તે હજુ જાહેર કરવામાં આવ્યું નથી"</w:t>
       </w:r>
     </w:p>
@@ -25587,6 +26862,21 @@
           <w:b/>
           <w:lang w:val="gu_IN" w:bidi="gu_IN"/>
         </w:rPr>
+        <w:t>ὅμοιοι αὐτῷ ἐσόμεθα, ὅτι ὀψόμεθα αὐτὸν καθώς ἐστιν</w:t>
+      </w:r>
+    </w:p>
+    <w:p>
+      <w:pPr/>
+      <w:r>
+        <w:rPr>
+          <w:lang w:val="gu_IN" w:bidi="gu_IN"/>
+        </w:rPr>
+      </w:r>
+      <w:r>
+        <w:rPr>
+          <w:b/>
+          <w:lang w:val="gu_IN" w:bidi="gu_IN"/>
+        </w:rPr>
         <w:t>"આપણે તેમના જેવા થઈશું કારણ કે જેવા તે છે તેવા આપણે તેમને જોઈશું"</w:t>
       </w:r>
     </w:p>
@@ -25752,6 +27042,21 @@
           <w:b/>
           <w:lang w:val="gu_IN" w:bidi="gu_IN"/>
         </w:rPr>
+        <w:t>αὐτῷ &amp; ἐκεῖνος</w:t>
+      </w:r>
+    </w:p>
+    <w:p>
+      <w:pPr/>
+      <w:r>
+        <w:rPr>
+          <w:lang w:val="gu_IN" w:bidi="gu_IN"/>
+        </w:rPr>
+      </w:r>
+      <w:r>
+        <w:rPr>
+          <w:b/>
+          <w:lang w:val="gu_IN" w:bidi="gu_IN"/>
+        </w:rPr>
         <w:t>"તેમના &amp; તે"</w:t>
       </w:r>
     </w:p>
@@ -25827,6 +27132,21 @@
           <w:b/>
           <w:lang w:val="gu_IN" w:bidi="gu_IN"/>
         </w:rPr>
+        <w:t>πᾶς ὁ ποιῶν τὴν ἁμαρτίαν, καὶ τὴν ἀνομίαν ποιεῖ, καὶ ἡ ἁμαρτία ἐστὶν ἡ ἀνομία</w:t>
+      </w:r>
+    </w:p>
+    <w:p>
+      <w:pPr/>
+      <w:r>
+        <w:rPr>
+          <w:lang w:val="gu_IN" w:bidi="gu_IN"/>
+        </w:rPr>
+      </w:r>
+      <w:r>
+        <w:rPr>
+          <w:b/>
+          <w:lang w:val="gu_IN" w:bidi="gu_IN"/>
+        </w:rPr>
         <w:t>"જે દરેક પાપ કરે છે &amp; નિયમભંગ પણ કરે છે. ખરેખર, પાપ &amp; નિયમભંગ છે"</w:t>
       </w:r>
     </w:p>
@@ -25902,6 +27222,21 @@
           <w:b/>
           <w:lang w:val="gu_IN" w:bidi="gu_IN"/>
         </w:rPr>
+        <w:t>πᾶς ὁ ποιῶν τὴν ἁμαρτίαν, καὶ τὴν ἀνομίαν ποιεῖ, καὶ ἡ ἁμαρτία ἐστὶν ἡ ἀνομία</w:t>
+      </w:r>
+    </w:p>
+    <w:p>
+      <w:pPr/>
+      <w:r>
+        <w:rPr>
+          <w:lang w:val="gu_IN" w:bidi="gu_IN"/>
+        </w:rPr>
+      </w:r>
+      <w:r>
+        <w:rPr>
+          <w:b/>
+          <w:lang w:val="gu_IN" w:bidi="gu_IN"/>
+        </w:rPr>
         <w:t>"જે દરેક પાપ કરે છે &amp; નિયમભંગ પણ કરે છે. ખરેખર, પાપ &amp; નિયમભંગ છે"</w:t>
       </w:r>
     </w:p>
@@ -25963,6 +27298,21 @@
         <w:rPr>
           <w:lang w:val="gu_IN" w:bidi="gu_IN"/>
         </w:rPr>
+      </w:r>
+    </w:p>
+    <w:p>
+      <w:pPr/>
+      <w:r>
+        <w:rPr>
+          <w:lang w:val="gu_IN" w:bidi="gu_IN"/>
+        </w:rPr>
+      </w:r>
+      <w:r>
+        <w:rPr>
+          <w:b/>
+          <w:lang w:val="gu_IN" w:bidi="gu_IN"/>
+        </w:rPr>
+        <w:t>ἐκεῖνος &amp; ἄρῃ &amp; αὐτῷ</w:t>
       </w:r>
     </w:p>
     <w:p>
@@ -26340,6 +27690,21 @@
           <w:b/>
           <w:lang w:val="gu_IN" w:bidi="gu_IN"/>
         </w:rPr>
+        <w:t>πᾶς ὁ ἐν αὐτῷ μένων</w:t>
+      </w:r>
+    </w:p>
+    <w:p>
+      <w:pPr/>
+      <w:r>
+        <w:rPr>
+          <w:lang w:val="gu_IN" w:bidi="gu_IN"/>
+        </w:rPr>
+      </w:r>
+      <w:r>
+        <w:rPr>
+          <w:b/>
+          <w:lang w:val="gu_IN" w:bidi="gu_IN"/>
+        </w:rPr>
         <w:t>"દરેક જે તેમનામાં રહે છે"</w:t>
       </w:r>
     </w:p>
@@ -26991,6 +28356,21 @@
           <w:b/>
           <w:lang w:val="gu_IN" w:bidi="gu_IN"/>
         </w:rPr>
+        <w:t>ὁ ποιῶν τὴν δικαιοσύνην</w:t>
+      </w:r>
+    </w:p>
+    <w:p>
+      <w:pPr/>
+      <w:r>
+        <w:rPr>
+          <w:lang w:val="gu_IN" w:bidi="gu_IN"/>
+        </w:rPr>
+      </w:r>
+      <w:r>
+        <w:rPr>
+          <w:b/>
+          <w:lang w:val="gu_IN" w:bidi="gu_IN"/>
+        </w:rPr>
         <w:t>"જે કોઈ ન્યાયીપણું કરે છે"</w:t>
       </w:r>
     </w:p>
@@ -27084,6 +28464,21 @@
           <w:b/>
           <w:lang w:val="gu_IN" w:bidi="gu_IN"/>
         </w:rPr>
+        <w:t>δίκαιός ἐστιν, καθὼς ἐκεῖνος δίκαιός ἐστιν</w:t>
+      </w:r>
+    </w:p>
+    <w:p>
+      <w:pPr/>
+      <w:r>
+        <w:rPr>
+          <w:lang w:val="gu_IN" w:bidi="gu_IN"/>
+        </w:rPr>
+      </w:r>
+      <w:r>
+        <w:rPr>
+          <w:b/>
+          <w:lang w:val="gu_IN" w:bidi="gu_IN"/>
+        </w:rPr>
         <w:t>"જેમ તે ન્યાયી છે &amp; ન્યાયી છે"</w:t>
       </w:r>
     </w:p>
@@ -27633,6 +29028,21 @@
           <w:b/>
           <w:lang w:val="gu_IN" w:bidi="gu_IN"/>
         </w:rPr>
+        <w:t>ἵνα λύσῃ τὰ ἔργα τοῦ διαβόλου</w:t>
+      </w:r>
+    </w:p>
+    <w:p>
+      <w:pPr/>
+      <w:r>
+        <w:rPr>
+          <w:lang w:val="gu_IN" w:bidi="gu_IN"/>
+        </w:rPr>
+      </w:r>
+      <w:r>
+        <w:rPr>
+          <w:b/>
+          <w:lang w:val="gu_IN" w:bidi="gu_IN"/>
+        </w:rPr>
         <w:t>"જેથી તે શેતાનના કાર્યોનો નાશ કરી શકે"</w:t>
       </w:r>
     </w:p>
@@ -27694,6 +29104,21 @@
         <w:rPr>
           <w:lang w:val="gu_IN" w:bidi="gu_IN"/>
         </w:rPr>
+      </w:r>
+    </w:p>
+    <w:p>
+      <w:pPr/>
+      <w:r>
+        <w:rPr>
+          <w:lang w:val="gu_IN" w:bidi="gu_IN"/>
+        </w:rPr>
+      </w:r>
+      <w:r>
+        <w:rPr>
+          <w:b/>
+          <w:lang w:val="gu_IN" w:bidi="gu_IN"/>
+        </w:rPr>
+        <w:t>πᾶς ὁ γεγεννημένος ἐκ τοῦ Θεοῦ &amp; ὅτι ἐκ τοῦ Θεοῦ γεγέννηται</w:t>
       </w:r>
     </w:p>
     <w:p>
@@ -27801,6 +29226,21 @@
           <w:b/>
           <w:lang w:val="gu_IN" w:bidi="gu_IN"/>
         </w:rPr>
+        <w:t>πᾶς ὁ γεγεννημένος ἐκ τοῦ Θεοῦ &amp; ὅτι ἐκ τοῦ Θεοῦ γεγέννηται</w:t>
+      </w:r>
+    </w:p>
+    <w:p>
+      <w:pPr/>
+      <w:r>
+        <w:rPr>
+          <w:lang w:val="gu_IN" w:bidi="gu_IN"/>
+        </w:rPr>
+      </w:r>
+      <w:r>
+        <w:rPr>
+          <w:b/>
+          <w:lang w:val="gu_IN" w:bidi="gu_IN"/>
+        </w:rPr>
         <w:t>"જે દરેક ઈશ્વરથી જન્મેલો છે તે &amp; કેમ કે તે ઈશ્વરથી જન્મેલો છે"</w:t>
       </w:r>
     </w:p>
@@ -28182,6 +29622,21 @@
           <w:b/>
           <w:lang w:val="gu_IN" w:bidi="gu_IN"/>
         </w:rPr>
+        <w:t>ἐν τούτῳ φανερά ἐστιν τὰ τέκνα τοῦ Θεοῦ, καὶ τὰ τέκνα τοῦ διαβόλου</w:t>
+      </w:r>
+    </w:p>
+    <w:p>
+      <w:pPr/>
+      <w:r>
+        <w:rPr>
+          <w:lang w:val="gu_IN" w:bidi="gu_IN"/>
+        </w:rPr>
+      </w:r>
+      <w:r>
+        <w:rPr>
+          <w:b/>
+          <w:lang w:val="gu_IN" w:bidi="gu_IN"/>
+        </w:rPr>
         <w:t>"આમાં ઈશ્વરના બાળકો અને શેતાનના બાળકો સ્પષ્ટ દેખાઈ આવે છે"</w:t>
       </w:r>
     </w:p>
@@ -28347,6 +29802,21 @@
           <w:b/>
           <w:lang w:val="gu_IN" w:bidi="gu_IN"/>
         </w:rPr>
+        <w:t>πᾶς ὁ μὴ ποιῶν δικαιοσύνην, οὐκ ἔστιν ἐκ τοῦ Θεοῦ</w:t>
+      </w:r>
+    </w:p>
+    <w:p>
+      <w:pPr/>
+      <w:r>
+        <w:rPr>
+          <w:lang w:val="gu_IN" w:bidi="gu_IN"/>
+        </w:rPr>
+      </w:r>
+      <w:r>
+        <w:rPr>
+          <w:b/>
+          <w:lang w:val="gu_IN" w:bidi="gu_IN"/>
+        </w:rPr>
         <w:t>"દરેક &amp; ન્યાયીપણું કરતો નથી &amp; જે કોઈ &amp; નથી &amp; ઈશ્વર તરફથી"</w:t>
       </w:r>
     </w:p>
@@ -28408,6 +29878,21 @@
         <w:rPr>
           <w:lang w:val="gu_IN" w:bidi="gu_IN"/>
         </w:rPr>
+      </w:r>
+    </w:p>
+    <w:p>
+      <w:pPr/>
+      <w:r>
+        <w:rPr>
+          <w:lang w:val="gu_IN" w:bidi="gu_IN"/>
+        </w:rPr>
+      </w:r>
+      <w:r>
+        <w:rPr>
+          <w:b/>
+          <w:lang w:val="gu_IN" w:bidi="gu_IN"/>
+        </w:rPr>
+        <w:t>πᾶς ὁ μὴ ποιῶν δικαιοσύνην</w:t>
       </w:r>
     </w:p>
     <w:p>
@@ -29331,6 +30816,21 @@
           <w:b/>
           <w:lang w:val="gu_IN" w:bidi="gu_IN"/>
         </w:rPr>
+        <w:t>καὶ χάριν τίνος ἔσφαξεν αὐτόν? ὅτι</w:t>
+      </w:r>
+    </w:p>
+    <w:p>
+      <w:pPr/>
+      <w:r>
+        <w:rPr>
+          <w:lang w:val="gu_IN" w:bidi="gu_IN"/>
+        </w:rPr>
+      </w:r>
+      <w:r>
+        <w:rPr>
+          <w:b/>
+          <w:lang w:val="gu_IN" w:bidi="gu_IN"/>
+        </w:rPr>
         <w:t>"અને તેણે તેને શા માટે મારી નાખ્યો? કેમ કે"</w:t>
       </w:r>
     </w:p>
@@ -29392,6 +30892,21 @@
         <w:rPr>
           <w:lang w:val="gu_IN" w:bidi="gu_IN"/>
         </w:rPr>
+      </w:r>
+    </w:p>
+    <w:p>
+      <w:pPr/>
+      <w:r>
+        <w:rPr>
+          <w:lang w:val="gu_IN" w:bidi="gu_IN"/>
+        </w:rPr>
+      </w:r>
+      <w:r>
+        <w:rPr>
+          <w:b/>
+          <w:lang w:val="gu_IN" w:bidi="gu_IN"/>
+        </w:rPr>
+        <w:t>τὰ δὲ τοῦ ἀδελφοῦ αὐτοῦ, δίκαια</w:t>
       </w:r>
     </w:p>
     <w:p>
@@ -29757,6 +31272,21 @@
           <w:b/>
           <w:lang w:val="gu_IN" w:bidi="gu_IN"/>
         </w:rPr>
+        <w:t>ἡμεῖς οἴδαμεν ὅτι μεταβεβήκαμεν ἐκ τοῦ θανάτου εἰς τὴν ζωήν, ὅτι ἀγαπῶμεν τοὺς ἀδελφούς</w:t>
+      </w:r>
+    </w:p>
+    <w:p>
+      <w:pPr/>
+      <w:r>
+        <w:rPr>
+          <w:lang w:val="gu_IN" w:bidi="gu_IN"/>
+        </w:rPr>
+      </w:r>
+      <w:r>
+        <w:rPr>
+          <w:b/>
+          <w:lang w:val="gu_IN" w:bidi="gu_IN"/>
+        </w:rPr>
         <w:t>"આપણે જાણીએ છીએ કે આપણે મરણમાંથી જીવન તરફ સ્થાનાંતરિત થયા છીએ, કેમ કે આપણે ભાઈઓને પ્રેમ"</w:t>
       </w:r>
     </w:p>
@@ -29832,6 +31362,21 @@
           <w:b/>
           <w:lang w:val="gu_IN" w:bidi="gu_IN"/>
         </w:rPr>
+        <w:t>μεταβεβήκαμεν ἐκ τοῦ θανάτου εἰς τὴν ζωήν</w:t>
+      </w:r>
+    </w:p>
+    <w:p>
+      <w:pPr/>
+      <w:r>
+        <w:rPr>
+          <w:lang w:val="gu_IN" w:bidi="gu_IN"/>
+        </w:rPr>
+      </w:r>
+      <w:r>
+        <w:rPr>
+          <w:b/>
+          <w:lang w:val="gu_IN" w:bidi="gu_IN"/>
+        </w:rPr>
         <w:t>"આપણે મરણમાંથી જીવન તરફ સ્થાનાંતરિત થયા છીએ"</w:t>
       </w:r>
     </w:p>
@@ -29893,6 +31438,21 @@
         <w:rPr>
           <w:lang w:val="gu_IN" w:bidi="gu_IN"/>
         </w:rPr>
+      </w:r>
+    </w:p>
+    <w:p>
+      <w:pPr/>
+      <w:r>
+        <w:rPr>
+          <w:lang w:val="gu_IN" w:bidi="gu_IN"/>
+        </w:rPr>
+      </w:r>
+      <w:r>
+        <w:rPr>
+          <w:b/>
+          <w:lang w:val="gu_IN" w:bidi="gu_IN"/>
+        </w:rPr>
+        <w:t>μεταβεβήκαμεν ἐκ τοῦ θανάτου εἰς τὴν ζωήν</w:t>
       </w:r>
     </w:p>
     <w:p>
@@ -30486,6 +32046,21 @@
           <w:b/>
           <w:lang w:val="gu_IN" w:bidi="gu_IN"/>
         </w:rPr>
+        <w:t>πᾶς ἀνθρωποκτόνος οὐκ ἔχει ζωὴν αἰώνιον</w:t>
+      </w:r>
+    </w:p>
+    <w:p>
+      <w:pPr/>
+      <w:r>
+        <w:rPr>
+          <w:lang w:val="gu_IN" w:bidi="gu_IN"/>
+        </w:rPr>
+      </w:r>
+      <w:r>
+        <w:rPr>
+          <w:b/>
+          <w:lang w:val="gu_IN" w:bidi="gu_IN"/>
+        </w:rPr>
         <w:t>"દરેક ખૂનીમાં અનંતજીવન &amp; નથી"</w:t>
       </w:r>
     </w:p>
@@ -31197,6 +32772,21 @@
           <w:b/>
           <w:lang w:val="gu_IN" w:bidi="gu_IN"/>
         </w:rPr>
+        <w:t>ὃς &amp; ἂν ἔχῃ τὸν βίον τοῦ κόσμου</w:t>
+      </w:r>
+    </w:p>
+    <w:p>
+      <w:pPr/>
+      <w:r>
+        <w:rPr>
+          <w:lang w:val="gu_IN" w:bidi="gu_IN"/>
+        </w:rPr>
+      </w:r>
+      <w:r>
+        <w:rPr>
+          <w:b/>
+          <w:lang w:val="gu_IN" w:bidi="gu_IN"/>
+        </w:rPr>
         <w:t>"જેની &amp; જગતની સંપત્તિ છે"</w:t>
       </w:r>
     </w:p>
@@ -32064,6 +33654,21 @@
           <w:b/>
           <w:lang w:val="gu_IN" w:bidi="gu_IN"/>
         </w:rPr>
+        <w:t>μὴ ἀγαπῶμεν λόγῳ, μηδὲ τῇ γλώσσῃ</w:t>
+      </w:r>
+    </w:p>
+    <w:p>
+      <w:pPr/>
+      <w:r>
+        <w:rPr>
+          <w:lang w:val="gu_IN" w:bidi="gu_IN"/>
+        </w:rPr>
+      </w:r>
+      <w:r>
+        <w:rPr>
+          <w:b/>
+          <w:lang w:val="gu_IN" w:bidi="gu_IN"/>
+        </w:rPr>
         <w:t>"આપણે શબ્દમાં &amp; જીભથી નહિ &amp; પ્રેમ કરીએ"</w:t>
       </w:r>
     </w:p>
@@ -32427,6 +34032,21 @@
           <w:b/>
           <w:lang w:val="gu_IN" w:bidi="gu_IN"/>
         </w:rPr>
+        <w:t>ἐν τούτῳ γνωσόμεθα</w:t>
+      </w:r>
+    </w:p>
+    <w:p>
+      <w:pPr/>
+      <w:r>
+        <w:rPr>
+          <w:lang w:val="gu_IN" w:bidi="gu_IN"/>
+        </w:rPr>
+      </w:r>
+      <w:r>
+        <w:rPr>
+          <w:b/>
+          <w:lang w:val="gu_IN" w:bidi="gu_IN"/>
+        </w:rPr>
         <w:t>"આમાં આપણે જાણીશું"</w:t>
       </w:r>
     </w:p>
@@ -32488,6 +34108,21 @@
         <w:rPr>
           <w:lang w:val="gu_IN" w:bidi="gu_IN"/>
         </w:rPr>
+      </w:r>
+    </w:p>
+    <w:p>
+      <w:pPr/>
+      <w:r>
+        <w:rPr>
+          <w:lang w:val="gu_IN" w:bidi="gu_IN"/>
+        </w:rPr>
+      </w:r>
+      <w:r>
+        <w:rPr>
+          <w:b/>
+          <w:lang w:val="gu_IN" w:bidi="gu_IN"/>
+        </w:rPr>
+        <w:t>γνωσόμεθα, ὅτι ἐκ τῆς ἀληθείας ἐσμέν, καὶ &amp; πείσομεν τὰς καρδίας ἡμῶν</w:t>
       </w:r>
     </w:p>
     <w:p>
@@ -32973,6 +34608,21 @@
           <w:b/>
           <w:lang w:val="gu_IN" w:bidi="gu_IN"/>
         </w:rPr>
+        <w:t>ἔμπροσθεν αὐτοῦ</w:t>
+      </w:r>
+    </w:p>
+    <w:p>
+      <w:pPr/>
+      <w:r>
+        <w:rPr>
+          <w:lang w:val="gu_IN" w:bidi="gu_IN"/>
+        </w:rPr>
+      </w:r>
+      <w:r>
+        <w:rPr>
+          <w:b/>
+          <w:lang w:val="gu_IN" w:bidi="gu_IN"/>
+        </w:rPr>
         <w:t>"તેમની સમક્ષ"</w:t>
       </w:r>
     </w:p>
@@ -33124,6 +34774,21 @@
         <w:rPr>
           <w:lang w:val="gu_IN" w:bidi="gu_IN"/>
         </w:rPr>
+      </w:r>
+    </w:p>
+    <w:p>
+      <w:pPr/>
+      <w:r>
+        <w:rPr>
+          <w:lang w:val="gu_IN" w:bidi="gu_IN"/>
+        </w:rPr>
+      </w:r>
+      <w:r>
+        <w:rPr>
+          <w:b/>
+          <w:lang w:val="gu_IN" w:bidi="gu_IN"/>
+        </w:rPr>
+        <w:t>ὅτι ἐὰν καταγινώσκῃ ἡμῶν ἡ καρδία, ὅτι μείζων ἐστὶν ὁ Θεὸς τῆς καρδίας ἡμῶν, καὶ γινώσκει πάντα</w:t>
       </w:r>
     </w:p>
     <w:p>
@@ -33783,6 +35448,21 @@
           <w:b/>
           <w:lang w:val="gu_IN" w:bidi="gu_IN"/>
         </w:rPr>
+        <w:t>ἐὰν ἡ καρδία μὴ καταγινώσκῃ, παρρησίαν ἔχομεν πρὸς τὸν Θεόν</w:t>
+      </w:r>
+    </w:p>
+    <w:p>
+      <w:pPr/>
+      <w:r>
+        <w:rPr>
+          <w:lang w:val="gu_IN" w:bidi="gu_IN"/>
+        </w:rPr>
+      </w:r>
+      <w:r>
+        <w:rPr>
+          <w:b/>
+          <w:lang w:val="gu_IN" w:bidi="gu_IN"/>
+        </w:rPr>
         <w:t>"જો હ્રદય દોષિત ન ઠરાવે &amp; ઈશ્વર તરફ હિંમત છે"</w:t>
       </w:r>
     </w:p>
@@ -34326,6 +36006,21 @@
           <w:b/>
           <w:lang w:val="gu_IN" w:bidi="gu_IN"/>
         </w:rPr>
+        <w:t>τὰς ἐντολὰς αὐτοῦ τηροῦμεν</w:t>
+      </w:r>
+    </w:p>
+    <w:p>
+      <w:pPr/>
+      <w:r>
+        <w:rPr>
+          <w:lang w:val="gu_IN" w:bidi="gu_IN"/>
+        </w:rPr>
+      </w:r>
+      <w:r>
+        <w:rPr>
+          <w:b/>
+          <w:lang w:val="gu_IN" w:bidi="gu_IN"/>
+        </w:rPr>
         <w:t>"આપણે તેમની આજ્ઞાઓ પાળીએ છીએ"</w:t>
       </w:r>
     </w:p>
@@ -34599,6 +36294,21 @@
           <w:b/>
           <w:lang w:val="gu_IN" w:bidi="gu_IN"/>
         </w:rPr>
+        <w:t>αὕτη ἐστὶν ἡ ἐντολὴ αὐτοῦ</w:t>
+      </w:r>
+    </w:p>
+    <w:p>
+      <w:pPr/>
+      <w:r>
+        <w:rPr>
+          <w:lang w:val="gu_IN" w:bidi="gu_IN"/>
+        </w:rPr>
+      </w:r>
+      <w:r>
+        <w:rPr>
+          <w:b/>
+          <w:lang w:val="gu_IN" w:bidi="gu_IN"/>
+        </w:rPr>
         <w:t>"આ તેમની આજ્ઞા છે: જેમ તેમણે આપણને આજ્ઞા આપી"</w:t>
       </w:r>
     </w:p>
@@ -34660,6 +36370,21 @@
         <w:rPr>
           <w:lang w:val="gu_IN" w:bidi="gu_IN"/>
         </w:rPr>
+      </w:r>
+    </w:p>
+    <w:p>
+      <w:pPr/>
+      <w:r>
+        <w:rPr>
+          <w:lang w:val="gu_IN" w:bidi="gu_IN"/>
+        </w:rPr>
+      </w:r>
+      <w:r>
+        <w:rPr>
+          <w:b/>
+          <w:lang w:val="gu_IN" w:bidi="gu_IN"/>
+        </w:rPr>
+        <w:t>τῷ ὀνόματι τοῦ Υἱοῦ αὐτοῦ, Ἰησοῦ Χριστοῦ</w:t>
       </w:r>
     </w:p>
     <w:p>
@@ -34761,6 +36486,21 @@
           <w:b/>
           <w:lang w:val="gu_IN" w:bidi="gu_IN"/>
         </w:rPr>
+        <w:t>τοῦ Υἱοῦ</w:t>
+      </w:r>
+    </w:p>
+    <w:p>
+      <w:pPr/>
+      <w:r>
+        <w:rPr>
+          <w:lang w:val="gu_IN" w:bidi="gu_IN"/>
+        </w:rPr>
+      </w:r>
+      <w:r>
+        <w:rPr>
+          <w:b/>
+          <w:lang w:val="gu_IN" w:bidi="gu_IN"/>
+        </w:rPr>
         <w:t>"તેમના પુત્ર &amp; પર"</w:t>
       </w:r>
     </w:p>
@@ -34836,6 +36576,21 @@
           <w:b/>
           <w:lang w:val="gu_IN" w:bidi="gu_IN"/>
         </w:rPr>
+        <w:t>ὁ τηρῶν τὰς ἐντολὰς αὐτοῦ, ἐν αὐτῷ μένει</w:t>
+      </w:r>
+    </w:p>
+    <w:p>
+      <w:pPr/>
+      <w:r>
+        <w:rPr>
+          <w:lang w:val="gu_IN" w:bidi="gu_IN"/>
+        </w:rPr>
+      </w:r>
+      <w:r>
+        <w:rPr>
+          <w:b/>
+          <w:lang w:val="gu_IN" w:bidi="gu_IN"/>
+        </w:rPr>
         <w:t>"જે કોઈ તેમની આજ્ઞાઓ પાળે છે તે તેમનામાં, અને &amp; તેનામાં રહે છે"</w:t>
       </w:r>
     </w:p>
@@ -34897,6 +36652,21 @@
         <w:rPr>
           <w:lang w:val="gu_IN" w:bidi="gu_IN"/>
         </w:rPr>
+      </w:r>
+    </w:p>
+    <w:p>
+      <w:pPr/>
+      <w:r>
+        <w:rPr>
+          <w:lang w:val="gu_IN" w:bidi="gu_IN"/>
+        </w:rPr>
+      </w:r>
+      <w:r>
+        <w:rPr>
+          <w:b/>
+          <w:lang w:val="gu_IN" w:bidi="gu_IN"/>
+        </w:rPr>
+        <w:t>ὁ τηρῶν τὰς ἐντολὰς αὐτοῦ</w:t>
       </w:r>
     </w:p>
     <w:p>
@@ -35364,6 +37134,21 @@
           <w:b/>
           <w:lang w:val="gu_IN" w:bidi="gu_IN"/>
         </w:rPr>
+        <w:t>ἐν τούτῳ γινώσκομεν ὅτι</w:t>
+      </w:r>
+    </w:p>
+    <w:p>
+      <w:pPr/>
+      <w:r>
+        <w:rPr>
+          <w:lang w:val="gu_IN" w:bidi="gu_IN"/>
+        </w:rPr>
+      </w:r>
+      <w:r>
+        <w:rPr>
+          <w:b/>
+          <w:lang w:val="gu_IN" w:bidi="gu_IN"/>
+        </w:rPr>
         <w:t>"તે &amp; તેમણે &amp; આપણે જાણીએ છીએ કે"</w:t>
       </w:r>
     </w:p>
@@ -35892,6 +37677,21 @@
           <w:b/>
           <w:lang w:val="gu_IN" w:bidi="gu_IN"/>
         </w:rPr>
+        <w:t>μὴ παντὶ πνεύματι πιστεύετε, ἀλλὰ δοκιμάζετε τὰ πνεύματα</w:t>
+      </w:r>
+    </w:p>
+    <w:p>
+      <w:pPr/>
+      <w:r>
+        <w:rPr>
+          <w:lang w:val="gu_IN" w:bidi="gu_IN"/>
+        </w:rPr>
+      </w:r>
+      <w:r>
+        <w:rPr>
+          <w:b/>
+          <w:lang w:val="gu_IN" w:bidi="gu_IN"/>
+        </w:rPr>
         <w:t>"દરેક આત્મા &amp; વિશ્વાસ ન કરો, પરંતુ આત્માઓની પરખ કરો"</w:t>
       </w:r>
     </w:p>
@@ -36057,6 +37857,21 @@
           <w:b/>
           <w:lang w:val="gu_IN" w:bidi="gu_IN"/>
         </w:rPr>
+        <w:t>ἐξεληλύθασιν εἰς τὸν κόσμον</w:t>
+      </w:r>
+    </w:p>
+    <w:p>
+      <w:pPr/>
+      <w:r>
+        <w:rPr>
+          <w:lang w:val="gu_IN" w:bidi="gu_IN"/>
+        </w:rPr>
+      </w:r>
+      <w:r>
+        <w:rPr>
+          <w:b/>
+          <w:lang w:val="gu_IN" w:bidi="gu_IN"/>
+        </w:rPr>
         <w:t>"જગતમાં &amp; બહાર નીકળ્યા છે"</w:t>
       </w:r>
     </w:p>
@@ -36208,6 +38023,21 @@
         <w:rPr>
           <w:lang w:val="gu_IN" w:bidi="gu_IN"/>
         </w:rPr>
+      </w:r>
+    </w:p>
+    <w:p>
+      <w:pPr/>
+      <w:r>
+        <w:rPr>
+          <w:lang w:val="gu_IN" w:bidi="gu_IN"/>
+        </w:rPr>
+      </w:r>
+      <w:r>
+        <w:rPr>
+          <w:b/>
+          <w:lang w:val="gu_IN" w:bidi="gu_IN"/>
+        </w:rPr>
+        <w:t>πᾶν πνεῦμα ὃ ὁμολογεῖ</w:t>
       </w:r>
     </w:p>
     <w:p>
@@ -36513,6 +38343,21 @@
           <w:b/>
           <w:lang w:val="gu_IN" w:bidi="gu_IN"/>
         </w:rPr>
+        <w:t>πᾶν πνεῦμα ὃ μὴ ὁμολογεῖ</w:t>
+      </w:r>
+    </w:p>
+    <w:p>
+      <w:pPr/>
+      <w:r>
+        <w:rPr>
+          <w:lang w:val="gu_IN" w:bidi="gu_IN"/>
+        </w:rPr>
+      </w:r>
+      <w:r>
+        <w:rPr>
+          <w:b/>
+          <w:lang w:val="gu_IN" w:bidi="gu_IN"/>
+        </w:rPr>
         <w:t>"દરેક આત્મા જે &amp; કબૂલ કરતો નથી"</w:t>
       </w:r>
     </w:p>
@@ -37152,6 +38997,21 @@
           <w:b/>
           <w:lang w:val="gu_IN" w:bidi="gu_IN"/>
         </w:rPr>
+        <w:t>ὃ ἀκηκόατε ὅτι ἔρχεται, καὶ νῦν ἐν τῷ κόσμῳ ἐστὶν ἤδη</w:t>
+      </w:r>
+    </w:p>
+    <w:p>
+      <w:pPr/>
+      <w:r>
+        <w:rPr>
+          <w:lang w:val="gu_IN" w:bidi="gu_IN"/>
+        </w:rPr>
+      </w:r>
+      <w:r>
+        <w:rPr>
+          <w:b/>
+          <w:lang w:val="gu_IN" w:bidi="gu_IN"/>
+        </w:rPr>
         <w:t>"જેના વિષે તમે સાંભળ્યું &amp; કે, તે આવી રહ્યો છે, અને &amp; હમણાં જગતમાં જ છે"</w:t>
       </w:r>
     </w:p>
@@ -37767,6 +39627,21 @@
           <w:b/>
           <w:lang w:val="gu_IN" w:bidi="gu_IN"/>
         </w:rPr>
+        <w:t>μείζων ἐστὶν ὁ ἐν ὑμῖν</w:t>
+      </w:r>
+    </w:p>
+    <w:p>
+      <w:pPr/>
+      <w:r>
+        <w:rPr>
+          <w:lang w:val="gu_IN" w:bidi="gu_IN"/>
+        </w:rPr>
+      </w:r>
+      <w:r>
+        <w:rPr>
+          <w:b/>
+          <w:lang w:val="gu_IN" w:bidi="gu_IN"/>
+        </w:rPr>
         <w:t>"છે &amp; જે તમારામાં &amp; તે"</w:t>
       </w:r>
     </w:p>
@@ -38100,6 +39975,21 @@
           <w:b/>
           <w:lang w:val="gu_IN" w:bidi="gu_IN"/>
         </w:rPr>
+        <w:t>αὐτοὶ ἐκ τοῦ κόσμου εἰσίν; διὰ τοῦτο ἐκ τοῦ κόσμου λαλοῦσιν</w:t>
+      </w:r>
+    </w:p>
+    <w:p>
+      <w:pPr/>
+      <w:r>
+        <w:rPr>
+          <w:lang w:val="gu_IN" w:bidi="gu_IN"/>
+        </w:rPr>
+      </w:r>
+      <w:r>
+        <w:rPr>
+          <w:b/>
+          <w:lang w:val="gu_IN" w:bidi="gu_IN"/>
+        </w:rPr>
         <w:t>"તેઓ આ જગતના છે. આને કારણે, તેઓ જગતમાંથી બોલે છે"</w:t>
       </w:r>
     </w:p>
@@ -38373,6 +40263,21 @@
           <w:b/>
           <w:lang w:val="gu_IN" w:bidi="gu_IN"/>
         </w:rPr>
+        <w:t>ὁ κόσμος αὐτῶν ἀκούει</w:t>
+      </w:r>
+    </w:p>
+    <w:p>
+      <w:pPr/>
+      <w:r>
+        <w:rPr>
+          <w:lang w:val="gu_IN" w:bidi="gu_IN"/>
+        </w:rPr>
+      </w:r>
+      <w:r>
+        <w:rPr>
+          <w:b/>
+          <w:lang w:val="gu_IN" w:bidi="gu_IN"/>
+        </w:rPr>
         <w:t>"જગત તેમને સાંભળે છે"</w:t>
       </w:r>
     </w:p>
@@ -38832,6 +40737,21 @@
           <w:b/>
           <w:lang w:val="gu_IN" w:bidi="gu_IN"/>
         </w:rPr>
+        <w:t>ἀκούει ἡμῶν &amp; οὐκ ἀκούει ἡμῶν</w:t>
+      </w:r>
+    </w:p>
+    <w:p>
+      <w:pPr/>
+      <w:r>
+        <w:rPr>
+          <w:lang w:val="gu_IN" w:bidi="gu_IN"/>
+        </w:rPr>
+      </w:r>
+      <w:r>
+        <w:rPr>
+          <w:b/>
+          <w:lang w:val="gu_IN" w:bidi="gu_IN"/>
+        </w:rPr>
         <w:t>"આપણું સાંભળે છે &amp; આપણું સાંભળતો નથી"</w:t>
       </w:r>
     </w:p>
@@ -39321,6 +41241,21 @@
           <w:b/>
           <w:lang w:val="gu_IN" w:bidi="gu_IN"/>
         </w:rPr>
+        <w:t>τὸ πνεῦμα τῆς ἀληθείας καὶ τὸ πνεῦμα τῆς πλάνης</w:t>
+      </w:r>
+    </w:p>
+    <w:p>
+      <w:pPr/>
+      <w:r>
+        <w:rPr>
+          <w:lang w:val="gu_IN" w:bidi="gu_IN"/>
+        </w:rPr>
+      </w:r>
+      <w:r>
+        <w:rPr>
+          <w:b/>
+          <w:lang w:val="gu_IN" w:bidi="gu_IN"/>
+        </w:rPr>
         <w:t>"તે &amp; સત્યના આત્માને અને ભ્રાંતિના આત્માને"</w:t>
       </w:r>
     </w:p>
@@ -39612,6 +41547,21 @@
           <w:b/>
           <w:lang w:val="gu_IN" w:bidi="gu_IN"/>
         </w:rPr>
+        <w:t>πᾶς ὁ ἀγαπῶν, ἐκ τοῦ Θεοῦ γεγέννηται</w:t>
+      </w:r>
+    </w:p>
+    <w:p>
+      <w:pPr/>
+      <w:r>
+        <w:rPr>
+          <w:lang w:val="gu_IN" w:bidi="gu_IN"/>
+        </w:rPr>
+      </w:r>
+      <w:r>
+        <w:rPr>
+          <w:b/>
+          <w:lang w:val="gu_IN" w:bidi="gu_IN"/>
+        </w:rPr>
         <w:t>"દરેક જે પ્રેમ કરે છે તે ઈશ્વરથી જન્મેલો છે"</w:t>
       </w:r>
     </w:p>
@@ -39705,6 +41655,21 @@
           <w:b/>
           <w:lang w:val="gu_IN" w:bidi="gu_IN"/>
         </w:rPr>
+        <w:t>πᾶς ὁ ἀγαπῶν, ἐκ τοῦ Θεοῦ γεγέννηται</w:t>
+      </w:r>
+    </w:p>
+    <w:p>
+      <w:pPr/>
+      <w:r>
+        <w:rPr>
+          <w:lang w:val="gu_IN" w:bidi="gu_IN"/>
+        </w:rPr>
+      </w:r>
+      <w:r>
+        <w:rPr>
+          <w:b/>
+          <w:lang w:val="gu_IN" w:bidi="gu_IN"/>
+        </w:rPr>
         <w:t>"દરેક જે પ્રેમ કરે છે તે ઈશ્વરથી જન્મેલો છે"</w:t>
       </w:r>
     </w:p>
@@ -39894,6 +41859,21 @@
           <w:b/>
           <w:lang w:val="gu_IN" w:bidi="gu_IN"/>
         </w:rPr>
+        <w:t>ὁ μὴ ἀγαπῶν, οὐκ ἔγνω τὸν Θεόν, ὅτι ὁ Θεὸς ἀγάπη ἐστίν</w:t>
+      </w:r>
+    </w:p>
+    <w:p>
+      <w:pPr/>
+      <w:r>
+        <w:rPr>
+          <w:lang w:val="gu_IN" w:bidi="gu_IN"/>
+        </w:rPr>
+      </w:r>
+      <w:r>
+        <w:rPr>
+          <w:b/>
+          <w:lang w:val="gu_IN" w:bidi="gu_IN"/>
+        </w:rPr>
         <w:t>"જે કોઈ પ્રેમ કરતો નથી &amp; ઈશ્વરને ઓળખતો નથી, કેમ કે ઈશ્વર પ્રેમ છે"</w:t>
       </w:r>
     </w:p>
@@ -40425,6 +42405,21 @@
           <w:b/>
           <w:lang w:val="gu_IN" w:bidi="gu_IN"/>
         </w:rPr>
+        <w:t>ἡ ἀγάπη τοῦ Θεοῦ</w:t>
+      </w:r>
+    </w:p>
+    <w:p>
+      <w:pPr/>
+      <w:r>
+        <w:rPr>
+          <w:lang w:val="gu_IN" w:bidi="gu_IN"/>
+        </w:rPr>
+      </w:r>
+      <w:r>
+        <w:rPr>
+          <w:b/>
+          <w:lang w:val="gu_IN" w:bidi="gu_IN"/>
+        </w:rPr>
         <w:t>"ઈશ્વરનો પ્રેમ"</w:t>
       </w:r>
     </w:p>
@@ -41670,6 +43665,21 @@
           <w:b/>
           <w:lang w:val="gu_IN" w:bidi="gu_IN"/>
         </w:rPr>
+        <w:t>ἐν τούτῳ γινώσκομεν ὅτι ἐν αὐτῷ μένομεν, καὶ αὐτὸς ἐν ἡμῖν, ὅτι ἐκ τοῦ Πνεύματος αὐτοῦ δέδωκεν ἡμῖν</w:t>
+      </w:r>
+    </w:p>
+    <w:p>
+      <w:pPr/>
+      <w:r>
+        <w:rPr>
+          <w:lang w:val="gu_IN" w:bidi="gu_IN"/>
+        </w:rPr>
+      </w:r>
+      <w:r>
+        <w:rPr>
+          <w:b/>
+          <w:lang w:val="gu_IN" w:bidi="gu_IN"/>
+        </w:rPr>
         <w:t>"આથી આપણે જાણીએ છીએ કે આપણે તેમનામાં રહીએ અને તે આપણામાં: કે &amp; આપણને તેમનો આત્મા આપ્યો છે"</w:t>
       </w:r>
     </w:p>
@@ -41719,6 +43729,21 @@
         <w:rPr>
           <w:lang w:val="gu_IN" w:bidi="gu_IN"/>
         </w:rPr>
+      </w:r>
+    </w:p>
+    <w:p>
+      <w:pPr/>
+      <w:r>
+        <w:rPr>
+          <w:lang w:val="gu_IN" w:bidi="gu_IN"/>
+        </w:rPr>
+      </w:r>
+      <w:r>
+        <w:rPr>
+          <w:b/>
+          <w:lang w:val="gu_IN" w:bidi="gu_IN"/>
+        </w:rPr>
+        <w:t>ἐν τούτῳ γινώσκομεν ὅτι</w:t>
       </w:r>
     </w:p>
     <w:p>
@@ -42264,6 +44289,21 @@
           <w:b/>
           <w:lang w:val="gu_IN" w:bidi="gu_IN"/>
         </w:rPr>
+        <w:t>Σωτῆρα τοῦ κόσμου</w:t>
+      </w:r>
+    </w:p>
+    <w:p>
+      <w:pPr/>
+      <w:r>
+        <w:rPr>
+          <w:lang w:val="gu_IN" w:bidi="gu_IN"/>
+        </w:rPr>
+      </w:r>
+      <w:r>
+        <w:rPr>
+          <w:b/>
+          <w:lang w:val="gu_IN" w:bidi="gu_IN"/>
+        </w:rPr>
         <w:t>"જગતનાં તારણહાર તરીકે"</w:t>
       </w:r>
     </w:p>
@@ -42339,6 +44379,21 @@
           <w:b/>
           <w:lang w:val="gu_IN" w:bidi="gu_IN"/>
         </w:rPr>
+        <w:t>ὃς ἐὰν ὁμολογήσῃ ὅτι Ἰησοῦς ἐστιν ὁ Υἱὸς τοῦ Θεοῦ, ὁ Θεὸς ἐν αὐτῷ μένει, καὶ αὐτὸς ἐν τῷ Θεῷ</w:t>
+      </w:r>
+    </w:p>
+    <w:p>
+      <w:pPr/>
+      <w:r>
+        <w:rPr>
+          <w:lang w:val="gu_IN" w:bidi="gu_IN"/>
+        </w:rPr>
+      </w:r>
+      <w:r>
+        <w:rPr>
+          <w:b/>
+          <w:lang w:val="gu_IN" w:bidi="gu_IN"/>
+        </w:rPr>
         <w:t>"જે કોઈ કબૂલ કરે છે કે ઈસુ ઈશ્વરના પુત્ર છે, તેનામાં ઈશ્વર અને તે ઈશ્વરમાં રહે છે"</w:t>
       </w:r>
     </w:p>
@@ -42414,6 +44469,21 @@
           <w:b/>
           <w:lang w:val="gu_IN" w:bidi="gu_IN"/>
         </w:rPr>
+        <w:t>ὃς ἐὰν ὁμολογήσῃ ὅτι Ἰησοῦς ἐστιν ὁ Υἱὸς τοῦ Θεοῦ</w:t>
+      </w:r>
+    </w:p>
+    <w:p>
+      <w:pPr/>
+      <w:r>
+        <w:rPr>
+          <w:lang w:val="gu_IN" w:bidi="gu_IN"/>
+        </w:rPr>
+      </w:r>
+      <w:r>
+        <w:rPr>
+          <w:b/>
+          <w:lang w:val="gu_IN" w:bidi="gu_IN"/>
+        </w:rPr>
         <w:t>"જે કોઈ કબૂલ કરે છે કે ઈસુ ઈશ્વરના પુત્ર છે"</w:t>
       </w:r>
     </w:p>
@@ -42475,6 +44545,21 @@
         <w:rPr>
           <w:lang w:val="gu_IN" w:bidi="gu_IN"/>
         </w:rPr>
+      </w:r>
+    </w:p>
+    <w:p>
+      <w:pPr/>
+      <w:r>
+        <w:rPr>
+          <w:lang w:val="gu_IN" w:bidi="gu_IN"/>
+        </w:rPr>
+      </w:r>
+      <w:r>
+        <w:rPr>
+          <w:b/>
+          <w:lang w:val="gu_IN" w:bidi="gu_IN"/>
+        </w:rPr>
+        <w:t>ὁ Υἱὸς τοῦ Θεοῦ</w:t>
       </w:r>
     </w:p>
     <w:p>
@@ -43770,6 +45855,21 @@
           <w:b/>
           <w:lang w:val="gu_IN" w:bidi="gu_IN"/>
         </w:rPr>
+        <w:t>ἐν τῇ ἡμέρᾳ τῆς κρίσεως</w:t>
+      </w:r>
+    </w:p>
+    <w:p>
+      <w:pPr/>
+      <w:r>
+        <w:rPr>
+          <w:lang w:val="gu_IN" w:bidi="gu_IN"/>
+        </w:rPr>
+      </w:r>
+      <w:r>
+        <w:rPr>
+          <w:b/>
+          <w:lang w:val="gu_IN" w:bidi="gu_IN"/>
+        </w:rPr>
         <w:t>"આપણને ન્યાયકાળના દિવસે &amp; રહે"</w:t>
       </w:r>
     </w:p>
@@ -43935,6 +46035,21 @@
           <w:b/>
           <w:lang w:val="gu_IN" w:bidi="gu_IN"/>
         </w:rPr>
+        <w:t>ὅτι καθὼς ἐκεῖνός ἐστιν, καὶ ἡμεῖς ἐσμεν</w:t>
+      </w:r>
+    </w:p>
+    <w:p>
+      <w:pPr/>
+      <w:r>
+        <w:rPr>
+          <w:lang w:val="gu_IN" w:bidi="gu_IN"/>
+        </w:rPr>
+      </w:r>
+      <w:r>
+        <w:rPr>
+          <w:b/>
+          <w:lang w:val="gu_IN" w:bidi="gu_IN"/>
+        </w:rPr>
         <w:t>"કે જેવા તે છે તેમ આપણે પણ &amp; છીએ"</w:t>
       </w:r>
     </w:p>
@@ -44100,6 +46215,21 @@
           <w:b/>
           <w:lang w:val="gu_IN" w:bidi="gu_IN"/>
         </w:rPr>
+        <w:t>φόβος οὐκ ἔστιν ἐν τῇ ἀγάπῃ, ἀλλ’ ἡ τελεία ἀγάπη ἔξω βάλλει τὸν φόβον, ὅτι ὁ φόβος κόλασιν ἔχει</w:t>
+      </w:r>
+    </w:p>
+    <w:p>
+      <w:pPr/>
+      <w:r>
+        <w:rPr>
+          <w:lang w:val="gu_IN" w:bidi="gu_IN"/>
+        </w:rPr>
+      </w:r>
+      <w:r>
+        <w:rPr>
+          <w:b/>
+          <w:lang w:val="gu_IN" w:bidi="gu_IN"/>
+        </w:rPr>
         <w:t>"પ્રેમમાં ભય નથી, પરંતુ સંપૂર્ણ પ્રેમ ભયને બહાર ફેંકી દે છે, કારણ કે ભયમાં સજા &amp; છે તે"</w:t>
       </w:r>
     </w:p>
@@ -44175,6 +46305,21 @@
           <w:b/>
           <w:lang w:val="gu_IN" w:bidi="gu_IN"/>
         </w:rPr>
+        <w:t>φόβος οὐκ ἔστιν ἐν τῇ ἀγάπῃ, ἀλλ’ ἡ τελεία ἀγάπη ἔξω βάλλει τὸν φόβον, ὅτι ὁ φόβος κόλασιν ἔχει</w:t>
+      </w:r>
+    </w:p>
+    <w:p>
+      <w:pPr/>
+      <w:r>
+        <w:rPr>
+          <w:lang w:val="gu_IN" w:bidi="gu_IN"/>
+        </w:rPr>
+      </w:r>
+      <w:r>
+        <w:rPr>
+          <w:b/>
+          <w:lang w:val="gu_IN" w:bidi="gu_IN"/>
+        </w:rPr>
         <w:t>"પ્રેમમાં ભય નથી, પરંતુ સંપૂર્ણ પ્રેમ ભયને બહાર ફેંકી દે છે, કારણ કે ભયમાં સજા &amp; છે તે"</w:t>
       </w:r>
     </w:p>
@@ -44404,6 +46549,21 @@
         <w:rPr>
           <w:lang w:val="gu_IN" w:bidi="gu_IN"/>
         </w:rPr>
+      </w:r>
+    </w:p>
+    <w:p>
+      <w:pPr/>
+      <w:r>
+        <w:rPr>
+          <w:lang w:val="gu_IN" w:bidi="gu_IN"/>
+        </w:rPr>
+      </w:r>
+      <w:r>
+        <w:rPr>
+          <w:b/>
+          <w:lang w:val="gu_IN" w:bidi="gu_IN"/>
+        </w:rPr>
+        <w:t>ἡ τελεία ἀγάπη ἔξω βάλλει τὸν φόβον</w:t>
       </w:r>
     </w:p>
     <w:p>
@@ -44871,6 +47031,21 @@
           <w:b/>
           <w:lang w:val="gu_IN" w:bidi="gu_IN"/>
         </w:rPr>
+        <w:t>αὐτὸς πρῶτος ἠγάπησεν ἡμᾶς</w:t>
+      </w:r>
+    </w:p>
+    <w:p>
+      <w:pPr/>
+      <w:r>
+        <w:rPr>
+          <w:lang w:val="gu_IN" w:bidi="gu_IN"/>
+        </w:rPr>
+      </w:r>
+      <w:r>
+        <w:rPr>
+          <w:b/>
+          <w:lang w:val="gu_IN" w:bidi="gu_IN"/>
+        </w:rPr>
         <w:t>"પ્રથમ તેમણે પ્રેમ કર્યો"</w:t>
       </w:r>
     </w:p>
@@ -44932,6 +47107,21 @@
         <w:rPr>
           <w:lang w:val="gu_IN" w:bidi="gu_IN"/>
         </w:rPr>
+      </w:r>
+    </w:p>
+    <w:p>
+      <w:pPr/>
+      <w:r>
+        <w:rPr>
+          <w:lang w:val="gu_IN" w:bidi="gu_IN"/>
+        </w:rPr>
+      </w:r>
+      <w:r>
+        <w:rPr>
+          <w:b/>
+          <w:lang w:val="gu_IN" w:bidi="gu_IN"/>
+        </w:rPr>
+        <w:t>ἐάν τις εἴπῃ &amp; ἀγαπῶ τὸν Θεόν, καὶ τὸν ἀδελφὸν αὐτοῦ μισῇ, ψεύστης ἐστίν</w:t>
       </w:r>
     </w:p>
     <w:p>
@@ -45219,6 +47409,21 @@
           <w:b/>
           <w:lang w:val="gu_IN" w:bidi="gu_IN"/>
         </w:rPr>
+        <w:t>ὁ &amp; μὴ ἀγαπῶν τὸν ἀδελφὸν αὐτοῦ &amp; τὸν Θεὸν &amp; οὐ δύναται ἀγαπᾶν</w:t>
+      </w:r>
+    </w:p>
+    <w:p>
+      <w:pPr/>
+      <w:r>
+        <w:rPr>
+          <w:lang w:val="gu_IN" w:bidi="gu_IN"/>
+        </w:rPr>
+      </w:r>
+      <w:r>
+        <w:rPr>
+          <w:b/>
+          <w:lang w:val="gu_IN" w:bidi="gu_IN"/>
+        </w:rPr>
         <w:t>"છે &amp; તે &amp; પોતાના ભાઈને, જેને &amp; પ્રેમ કરતો નથી &amp; ઈશ્વરને &amp; પ્રેમ કરી શકતો નથી"</w:t>
       </w:r>
     </w:p>
@@ -45698,6 +47903,21 @@
           <w:b/>
           <w:lang w:val="gu_IN" w:bidi="gu_IN"/>
         </w:rPr>
+        <w:t>πᾶς ὁ πιστεύων ὅτι Ἰησοῦς ἐστιν ὁ Χριστὸς, ἐκ τοῦ Θεοῦ γεγέννηται</w:t>
+      </w:r>
+    </w:p>
+    <w:p>
+      <w:pPr/>
+      <w:r>
+        <w:rPr>
+          <w:lang w:val="gu_IN" w:bidi="gu_IN"/>
+        </w:rPr>
+      </w:r>
+      <w:r>
+        <w:rPr>
+          <w:b/>
+          <w:lang w:val="gu_IN" w:bidi="gu_IN"/>
+        </w:rPr>
         <w:t>"દરેક જે વિશ્વાસ કરે છે કે ઈસુ &amp; ખ્રિસ્ત છે, તે ઈશ્વરથી જન્મેલો છે"</w:t>
       </w:r>
     </w:p>
@@ -45791,6 +48011,21 @@
           <w:b/>
           <w:lang w:val="gu_IN" w:bidi="gu_IN"/>
         </w:rPr>
+        <w:t>πᾶς ὁ πιστεύων ὅτι Ἰησοῦς ἐστιν ὁ Χριστὸς, ἐκ τοῦ Θεοῦ γεγέννηται</w:t>
+      </w:r>
+    </w:p>
+    <w:p>
+      <w:pPr/>
+      <w:r>
+        <w:rPr>
+          <w:lang w:val="gu_IN" w:bidi="gu_IN"/>
+        </w:rPr>
+      </w:r>
+      <w:r>
+        <w:rPr>
+          <w:b/>
+          <w:lang w:val="gu_IN" w:bidi="gu_IN"/>
+        </w:rPr>
         <w:t>"દરેક જે વિશ્વાસ કરે છે કે ઈસુ &amp; ખ્રિસ્ત છે, તે ઈશ્વરથી જન્મેલો છે"</w:t>
       </w:r>
     </w:p>
@@ -45884,6 +48119,21 @@
           <w:b/>
           <w:lang w:val="gu_IN" w:bidi="gu_IN"/>
         </w:rPr>
+        <w:t>πᾶς ὁ ἀγαπῶν τὸν γεννήσαντα, ἀγαπᾷ καὶ τὸν γεγεννημένον ἐξ αὐτοῦ</w:t>
+      </w:r>
+    </w:p>
+    <w:p>
+      <w:pPr/>
+      <w:r>
+        <w:rPr>
+          <w:lang w:val="gu_IN" w:bidi="gu_IN"/>
+        </w:rPr>
+      </w:r>
+      <w:r>
+        <w:rPr>
+          <w:b/>
+          <w:lang w:val="gu_IN" w:bidi="gu_IN"/>
+        </w:rPr>
         <w:t>"જન્મ આપનારને જે દરેક પ્રેમ કરે છે તે તેમના દ્વારા જન્મેલા &amp; પણ પ્રેમ કરે છે"</w:t>
       </w:r>
     </w:p>
@@ -45977,6 +48227,21 @@
           <w:b/>
           <w:lang w:val="gu_IN" w:bidi="gu_IN"/>
         </w:rPr>
+        <w:t>πᾶς ὁ ἀγαπῶν τὸν γεννήσαντα, ἀγαπᾷ καὶ τὸν γεγεννημένον ἐξ αὐτοῦ</w:t>
+      </w:r>
+    </w:p>
+    <w:p>
+      <w:pPr/>
+      <w:r>
+        <w:rPr>
+          <w:lang w:val="gu_IN" w:bidi="gu_IN"/>
+        </w:rPr>
+      </w:r>
+      <w:r>
+        <w:rPr>
+          <w:b/>
+          <w:lang w:val="gu_IN" w:bidi="gu_IN"/>
+        </w:rPr>
         <w:t>"જન્મ આપનારને જે દરેક પ્રેમ કરે છે તે તેમના દ્વારા જન્મેલા &amp; પણ પ્રેમ કરે છે"</w:t>
       </w:r>
     </w:p>
@@ -46052,6 +48317,21 @@
           <w:b/>
           <w:lang w:val="gu_IN" w:bidi="gu_IN"/>
         </w:rPr>
+        <w:t>ἐν τούτῳ γινώσκομεν ὅτι</w:t>
+      </w:r>
+    </w:p>
+    <w:p>
+      <w:pPr/>
+      <w:r>
+        <w:rPr>
+          <w:lang w:val="gu_IN" w:bidi="gu_IN"/>
+        </w:rPr>
+      </w:r>
+      <w:r>
+        <w:rPr>
+          <w:b/>
+          <w:lang w:val="gu_IN" w:bidi="gu_IN"/>
+        </w:rPr>
         <w:t>"ત્યારે આપણે જાણીએ છીએ કે"</w:t>
       </w:r>
     </w:p>
@@ -46217,6 +48497,21 @@
           <w:b/>
           <w:lang w:val="gu_IN" w:bidi="gu_IN"/>
         </w:rPr>
+        <w:t>τὰς ἐντολὰς αὐτοῦ τηρῶμεν</w:t>
+      </w:r>
+    </w:p>
+    <w:p>
+      <w:pPr/>
+      <w:r>
+        <w:rPr>
+          <w:lang w:val="gu_IN" w:bidi="gu_IN"/>
+        </w:rPr>
+      </w:r>
+      <w:r>
+        <w:rPr>
+          <w:b/>
+          <w:lang w:val="gu_IN" w:bidi="gu_IN"/>
+        </w:rPr>
         <w:t>"આપણે &amp; તેમની આજ્ઞાઓ પાળીએ છીએ"</w:t>
       </w:r>
     </w:p>
@@ -46382,6 +48677,21 @@
           <w:b/>
           <w:lang w:val="gu_IN" w:bidi="gu_IN"/>
         </w:rPr>
+        <w:t>αὕτη γάρ ἐστιν ἡ ἀγάπη τοῦ Θεοῦ, ἵνα τὰς ἐντολὰς αὐτοῦ τηρῶμεν</w:t>
+      </w:r>
+    </w:p>
+    <w:p>
+      <w:pPr/>
+      <w:r>
+        <w:rPr>
+          <w:lang w:val="gu_IN" w:bidi="gu_IN"/>
+        </w:rPr>
+      </w:r>
+      <w:r>
+        <w:rPr>
+          <w:b/>
+          <w:lang w:val="gu_IN" w:bidi="gu_IN"/>
+        </w:rPr>
         <w:t>"કેમ કે આ ઈશ્વરનો પ્રેમ છે, કે &amp; તેમની આજ્ઞાઓ પાળીએ"</w:t>
       </w:r>
     </w:p>
@@ -46547,6 +48857,21 @@
           <w:b/>
           <w:lang w:val="gu_IN" w:bidi="gu_IN"/>
         </w:rPr>
+        <w:t>ἵνα τὰς ἐντολὰς αὐτοῦ τηρῶμεν</w:t>
+      </w:r>
+    </w:p>
+    <w:p>
+      <w:pPr/>
+      <w:r>
+        <w:rPr>
+          <w:lang w:val="gu_IN" w:bidi="gu_IN"/>
+        </w:rPr>
+      </w:r>
+      <w:r>
+        <w:rPr>
+          <w:b/>
+          <w:lang w:val="gu_IN" w:bidi="gu_IN"/>
+        </w:rPr>
         <w:t>"કે &amp; તેમની આજ્ઞાઓ પાળીએ"</w:t>
       </w:r>
     </w:p>
@@ -46622,6 +48947,21 @@
           <w:b/>
           <w:lang w:val="gu_IN" w:bidi="gu_IN"/>
         </w:rPr>
+        <w:t>αἱ ἐντολαὶ αὐτοῦ βαρεῖαι οὐκ εἰσίν</w:t>
+      </w:r>
+    </w:p>
+    <w:p>
+      <w:pPr/>
+      <w:r>
+        <w:rPr>
+          <w:lang w:val="gu_IN" w:bidi="gu_IN"/>
+        </w:rPr>
+      </w:r>
+      <w:r>
+        <w:rPr>
+          <w:b/>
+          <w:lang w:val="gu_IN" w:bidi="gu_IN"/>
+        </w:rPr>
         <w:t>"આપણે &amp; તેમની આજ્ઞાઓ બોજારૂપ નથી"</w:t>
       </w:r>
     </w:p>
@@ -46773,6 +49113,21 @@
         <w:rPr>
           <w:lang w:val="gu_IN" w:bidi="gu_IN"/>
         </w:rPr>
+      </w:r>
+    </w:p>
+    <w:p>
+      <w:pPr/>
+      <w:r>
+        <w:rPr>
+          <w:lang w:val="gu_IN" w:bidi="gu_IN"/>
+        </w:rPr>
+      </w:r>
+      <w:r>
+        <w:rPr>
+          <w:b/>
+          <w:lang w:val="gu_IN" w:bidi="gu_IN"/>
+        </w:rPr>
+        <w:t>πᾶν τὸ γεγεννημένον ἐκ τοῦ Θεοῦ</w:t>
       </w:r>
     </w:p>
     <w:p>
@@ -46874,6 +49229,21 @@
           <w:b/>
           <w:lang w:val="gu_IN" w:bidi="gu_IN"/>
         </w:rPr>
+        <w:t>πᾶν τὸ γεγεννημένον ἐκ τοῦ Θεοῦ</w:t>
+      </w:r>
+    </w:p>
+    <w:p>
+      <w:pPr/>
+      <w:r>
+        <w:rPr>
+          <w:lang w:val="gu_IN" w:bidi="gu_IN"/>
+        </w:rPr>
+      </w:r>
+      <w:r>
+        <w:rPr>
+          <w:b/>
+          <w:lang w:val="gu_IN" w:bidi="gu_IN"/>
+        </w:rPr>
         <w:t>"જે દરેક ઈશ્વરથી જન્મેલું છે"</w:t>
       </w:r>
     </w:p>
@@ -47453,6 +49823,21 @@
           <w:b/>
           <w:lang w:val="gu_IN" w:bidi="gu_IN"/>
         </w:rPr>
+        <w:t>τίς ἐστιν δέ ὁ νικῶν τὸν κόσμον, εἰ μὴ ὁ πιστεύων ὅτι Ἰησοῦς ἐστιν ὁ Υἱὸς τοῦ Θεοῦ</w:t>
+      </w:r>
+    </w:p>
+    <w:p>
+      <w:pPr/>
+      <w:r>
+        <w:rPr>
+          <w:lang w:val="gu_IN" w:bidi="gu_IN"/>
+        </w:rPr>
+      </w:r>
+      <w:r>
+        <w:rPr>
+          <w:b/>
+          <w:lang w:val="gu_IN" w:bidi="gu_IN"/>
+        </w:rPr>
         <w:t>"પરંતુ જે વિશ્વાસ કરે છે કે ઈસુ ઈશ્વર પુત્ર છે, તે વિના બીજું કોણ જગતને જીતે છે"</w:t>
       </w:r>
     </w:p>
@@ -47528,6 +49913,21 @@
           <w:b/>
           <w:lang w:val="gu_IN" w:bidi="gu_IN"/>
         </w:rPr>
+        <w:t>νικῶν τὸν κόσμον</w:t>
+      </w:r>
+    </w:p>
+    <w:p>
+      <w:pPr/>
+      <w:r>
+        <w:rPr>
+          <w:lang w:val="gu_IN" w:bidi="gu_IN"/>
+        </w:rPr>
+      </w:r>
+      <w:r>
+        <w:rPr>
+          <w:b/>
+          <w:lang w:val="gu_IN" w:bidi="gu_IN"/>
+        </w:rPr>
         <w:t>"જગતને જીતે છે"</w:t>
       </w:r>
     </w:p>
@@ -47679,6 +50079,21 @@
         <w:rPr>
           <w:lang w:val="gu_IN" w:bidi="gu_IN"/>
         </w:rPr>
+      </w:r>
+    </w:p>
+    <w:p>
+      <w:pPr/>
+      <w:r>
+        <w:rPr>
+          <w:lang w:val="gu_IN" w:bidi="gu_IN"/>
+        </w:rPr>
+      </w:r>
+      <w:r>
+        <w:rPr>
+          <w:b/>
+          <w:lang w:val="gu_IN" w:bidi="gu_IN"/>
+        </w:rPr>
+        <w:t>ὁ Υἱὸς τοῦ Θεοῦ</w:t>
       </w:r>
     </w:p>
     <w:p>
@@ -47876,6 +50291,21 @@
           <w:b/>
           <w:lang w:val="gu_IN" w:bidi="gu_IN"/>
         </w:rPr>
+        <w:t>ὁ ἐλθὼν</w:t>
+      </w:r>
+    </w:p>
+    <w:p>
+      <w:pPr/>
+      <w:r>
+        <w:rPr>
+          <w:lang w:val="gu_IN" w:bidi="gu_IN"/>
+        </w:rPr>
+      </w:r>
+      <w:r>
+        <w:rPr>
+          <w:b/>
+          <w:lang w:val="gu_IN" w:bidi="gu_IN"/>
+        </w:rPr>
         <w:t>"એ જ &amp; જે &amp; આવ્યા હતાં"</w:t>
       </w:r>
     </w:p>
@@ -48539,6 +50969,21 @@
           <w:b/>
           <w:lang w:val="gu_IN" w:bidi="gu_IN"/>
         </w:rPr>
+        <w:t>τὴν μαρτυρίαν τῶν ἀνθρώπων λαμβάνομεν</w:t>
+      </w:r>
+    </w:p>
+    <w:p>
+      <w:pPr/>
+      <w:r>
+        <w:rPr>
+          <w:lang w:val="gu_IN" w:bidi="gu_IN"/>
+        </w:rPr>
+      </w:r>
+      <w:r>
+        <w:rPr>
+          <w:b/>
+          <w:lang w:val="gu_IN" w:bidi="gu_IN"/>
+        </w:rPr>
         <w:t>"આપણે માણસોની સાક્ષી સ્વીકારીએ"</w:t>
       </w:r>
     </w:p>
@@ -49160,6 +51605,21 @@
           <w:b/>
           <w:lang w:val="gu_IN" w:bidi="gu_IN"/>
         </w:rPr>
+        <w:t>τὸν Υἱὸν τοῦ Θεοῦ</w:t>
+      </w:r>
+    </w:p>
+    <w:p>
+      <w:pPr/>
+      <w:r>
+        <w:rPr>
+          <w:lang w:val="gu_IN" w:bidi="gu_IN"/>
+        </w:rPr>
+      </w:r>
+      <w:r>
+        <w:rPr>
+          <w:b/>
+          <w:lang w:val="gu_IN" w:bidi="gu_IN"/>
+        </w:rPr>
         <w:t>"ઈશ્વરના પુત્રમાં"</w:t>
       </w:r>
     </w:p>
@@ -49221,6 +51681,21 @@
         <w:rPr>
           <w:lang w:val="gu_IN" w:bidi="gu_IN"/>
         </w:rPr>
+      </w:r>
+    </w:p>
+    <w:p>
+      <w:pPr/>
+      <w:r>
+        <w:rPr>
+          <w:lang w:val="gu_IN" w:bidi="gu_IN"/>
+        </w:rPr>
+      </w:r>
+      <w:r>
+        <w:rPr>
+          <w:b/>
+          <w:lang w:val="gu_IN" w:bidi="gu_IN"/>
+        </w:rPr>
+        <w:t>ἔχει τὴν μαρτυρίαν ἐν αὑτῷ</w:t>
       </w:r>
     </w:p>
     <w:p>
@@ -49580,6 +52055,21 @@
           <w:b/>
           <w:lang w:val="gu_IN" w:bidi="gu_IN"/>
         </w:rPr>
+        <w:t>ζωὴν αἰώνιον ἔδωκεν ἡμῖν ὁ Θεὸς, καὶ αὕτη ἡ ζωὴ ἐν τῷ Υἱῷ αὐτοῦ ἐστιν</w:t>
+      </w:r>
+    </w:p>
+    <w:p>
+      <w:pPr/>
+      <w:r>
+        <w:rPr>
+          <w:lang w:val="gu_IN" w:bidi="gu_IN"/>
+        </w:rPr>
+      </w:r>
+      <w:r>
+        <w:rPr>
+          <w:b/>
+          <w:lang w:val="gu_IN" w:bidi="gu_IN"/>
+        </w:rPr>
         <w:t>"ઈશ્વરે આપણને અનંત જીવન આપ્યું છે, અને આ જીવન તેમના પુત્રમાં છે"</w:t>
       </w:r>
     </w:p>
@@ -49871,6 +52361,21 @@
           <w:b/>
           <w:lang w:val="gu_IN" w:bidi="gu_IN"/>
         </w:rPr>
+        <w:t>ὁ ἔχων τὸν Υἱὸν, ἔχει τὴν ζωήν; ὁ μὴ ἔχων τὸν Υἱὸν τοῦ Θεοῦ, τὴν ζωὴν οὐκ ἔχει</w:t>
+      </w:r>
+    </w:p>
+    <w:p>
+      <w:pPr/>
+      <w:r>
+        <w:rPr>
+          <w:lang w:val="gu_IN" w:bidi="gu_IN"/>
+        </w:rPr>
+      </w:r>
+      <w:r>
+        <w:rPr>
+          <w:b/>
+          <w:lang w:val="gu_IN" w:bidi="gu_IN"/>
+        </w:rPr>
         <w:t>"જે કોઈની પાસે પુત્ર છે &amp; જીવન છે. જે &amp; ઈશ્વર પુત્ર નથી તેની પાસે જીવન નથી"</w:t>
       </w:r>
     </w:p>
@@ -50072,6 +52577,21 @@
           <w:b/>
           <w:lang w:val="gu_IN" w:bidi="gu_IN"/>
         </w:rPr>
+        <w:t>τὸν Υἱὸν &amp; τὸν Υἱὸν τοῦ Θεοῦ</w:t>
+      </w:r>
+    </w:p>
+    <w:p>
+      <w:pPr/>
+      <w:r>
+        <w:rPr>
+          <w:lang w:val="gu_IN" w:bidi="gu_IN"/>
+        </w:rPr>
+      </w:r>
+      <w:r>
+        <w:rPr>
+          <w:b/>
+          <w:lang w:val="gu_IN" w:bidi="gu_IN"/>
+        </w:rPr>
         <w:t>"પુત્ર &amp; ઈશ્વર પુત્ર &amp; તેની પાસે"</w:t>
       </w:r>
     </w:p>
@@ -50211,6 +52731,21 @@
         <w:rPr>
           <w:lang w:val="gu_IN" w:bidi="gu_IN"/>
         </w:rPr>
+      </w:r>
+    </w:p>
+    <w:p>
+      <w:pPr/>
+      <w:r>
+        <w:rPr>
+          <w:lang w:val="gu_IN" w:bidi="gu_IN"/>
+        </w:rPr>
+      </w:r>
+      <w:r>
+        <w:rPr>
+          <w:b/>
+          <w:lang w:val="gu_IN" w:bidi="gu_IN"/>
+        </w:rPr>
+        <w:t>τοῖς πιστεύουσιν εἰς τὸ ὄνομα τοῦ Υἱοῦ τοῦ Θεοῦ</w:t>
       </w:r>
     </w:p>
     <w:p>
@@ -50312,6 +52847,21 @@
           <w:b/>
           <w:lang w:val="gu_IN" w:bidi="gu_IN"/>
         </w:rPr>
+        <w:t>τοῦ Υἱοῦ τοῦ Θεοῦ</w:t>
+      </w:r>
+    </w:p>
+    <w:p>
+      <w:pPr/>
+      <w:r>
+        <w:rPr>
+          <w:lang w:val="gu_IN" w:bidi="gu_IN"/>
+        </w:rPr>
+      </w:r>
+      <w:r>
+        <w:rPr>
+          <w:b/>
+          <w:lang w:val="gu_IN" w:bidi="gu_IN"/>
+        </w:rPr>
         <w:t>"ઈશ્વરના પુત્રના"</w:t>
       </w:r>
     </w:p>
@@ -50463,6 +53013,21 @@
         <w:rPr>
           <w:lang w:val="gu_IN" w:bidi="gu_IN"/>
         </w:rPr>
+      </w:r>
+    </w:p>
+    <w:p>
+      <w:pPr/>
+      <w:r>
+        <w:rPr>
+          <w:lang w:val="gu_IN" w:bidi="gu_IN"/>
+        </w:rPr>
+      </w:r>
+      <w:r>
+        <w:rPr>
+          <w:b/>
+          <w:lang w:val="gu_IN" w:bidi="gu_IN"/>
+        </w:rPr>
+        <w:t>αὕτη ἐστὶν ἡ παρρησία ἣν ἔχομεν πρὸς αὐτόν</w:t>
       </w:r>
     </w:p>
     <w:p>
@@ -50570,6 +53135,21 @@
           <w:b/>
           <w:lang w:val="gu_IN" w:bidi="gu_IN"/>
         </w:rPr>
+        <w:t>αὕτη ἐστὶν ἡ παρρησία ἣν ἔχομεν πρὸς αὐτόν</w:t>
+      </w:r>
+    </w:p>
+    <w:p>
+      <w:pPr/>
+      <w:r>
+        <w:rPr>
+          <w:lang w:val="gu_IN" w:bidi="gu_IN"/>
+        </w:rPr>
+      </w:r>
+      <w:r>
+        <w:rPr>
+          <w:b/>
+          <w:lang w:val="gu_IN" w:bidi="gu_IN"/>
+        </w:rPr>
         <w:t>"તેમના પ્રત્યે આપણને જે હિંમત છે &amp; આ છે"</w:t>
       </w:r>
     </w:p>
@@ -51203,6 +53783,21 @@
           <w:b/>
           <w:lang w:val="gu_IN" w:bidi="gu_IN"/>
         </w:rPr>
+        <w:t>ἐάν τις ἴδῃ τὸν ἀδελφὸν αὐτοῦ ἁμαρτάνοντα ἁμαρτίαν μὴ πρὸς θάνατον, αἰτήσει</w:t>
+      </w:r>
+    </w:p>
+    <w:p>
+      <w:pPr/>
+      <w:r>
+        <w:rPr>
+          <w:lang w:val="gu_IN" w:bidi="gu_IN"/>
+        </w:rPr>
+      </w:r>
+      <w:r>
+        <w:rPr>
+          <w:b/>
+          <w:lang w:val="gu_IN" w:bidi="gu_IN"/>
+        </w:rPr>
         <w:t>"મૃત્યું તરફ &amp; નથી &amp; પાપ કરતા જો કોઈ પોતાના ભાઈને જુએ &amp; તે માંગશે"</w:t>
       </w:r>
     </w:p>
@@ -51464,6 +54059,21 @@
           <w:b/>
           <w:lang w:val="gu_IN" w:bidi="gu_IN"/>
         </w:rPr>
+        <w:t>ἁμαρτίαν μὴ πρὸς θάνατον &amp; τοῖς ἁμαρτάνουσιν μὴ πρὸς θάνατον &amp; ἁμαρτία πρὸς θάνατον</w:t>
+      </w:r>
+    </w:p>
+    <w:p>
+      <w:pPr/>
+      <w:r>
+        <w:rPr>
+          <w:lang w:val="gu_IN" w:bidi="gu_IN"/>
+        </w:rPr>
+      </w:r>
+      <w:r>
+        <w:rPr>
+          <w:b/>
+          <w:lang w:val="gu_IN" w:bidi="gu_IN"/>
+        </w:rPr>
         <w:t>"મૃત્યું તરફ &amp; નથી &amp; પાપ કરતા &amp; તે &amp; મૃત્યું તરફ &amp; પાપ &amp; મૃત્યું તરફ લઈ જતું &amp; પાપ &amp; નથી"</w:t>
       </w:r>
     </w:p>
@@ -52187,6 +54797,21 @@
           <w:b/>
           <w:lang w:val="gu_IN" w:bidi="gu_IN"/>
         </w:rPr>
+        <w:t>πᾶς ὁ γεγεννημένος ἐκ τοῦ Θεοῦ</w:t>
+      </w:r>
+    </w:p>
+    <w:p>
+      <w:pPr/>
+      <w:r>
+        <w:rPr>
+          <w:lang w:val="gu_IN" w:bidi="gu_IN"/>
+        </w:rPr>
+      </w:r>
+      <w:r>
+        <w:rPr>
+          <w:b/>
+          <w:lang w:val="gu_IN" w:bidi="gu_IN"/>
+        </w:rPr>
         <w:t>"દરેક જે ઈશ્વરથી જન્મેલો છે"</w:t>
       </w:r>
     </w:p>
@@ -52280,6 +54905,21 @@
           <w:b/>
           <w:lang w:val="gu_IN" w:bidi="gu_IN"/>
         </w:rPr>
+        <w:t>πᾶς ὁ γεγεννημένος ἐκ τοῦ Θεοῦ</w:t>
+      </w:r>
+    </w:p>
+    <w:p>
+      <w:pPr/>
+      <w:r>
+        <w:rPr>
+          <w:lang w:val="gu_IN" w:bidi="gu_IN"/>
+        </w:rPr>
+      </w:r>
+      <w:r>
+        <w:rPr>
+          <w:b/>
+          <w:lang w:val="gu_IN" w:bidi="gu_IN"/>
+        </w:rPr>
         <w:t>"દરેક જે ઈશ્વરથી જન્મેલો છે"</w:t>
       </w:r>
     </w:p>
@@ -53261,6 +55901,21 @@
           <w:b/>
           <w:lang w:val="gu_IN" w:bidi="gu_IN"/>
         </w:rPr>
+        <w:t>ὁ Υἱὸς τοῦ Θεοῦ</w:t>
+      </w:r>
+    </w:p>
+    <w:p>
+      <w:pPr/>
+      <w:r>
+        <w:rPr>
+          <w:lang w:val="gu_IN" w:bidi="gu_IN"/>
+        </w:rPr>
+      </w:r>
+      <w:r>
+        <w:rPr>
+          <w:b/>
+          <w:lang w:val="gu_IN" w:bidi="gu_IN"/>
+        </w:rPr>
         <w:t>"ઈશ્વરના પુત્ર"</w:t>
       </w:r>
     </w:p>
@@ -53804,6 +56459,21 @@
           <w:b/>
           <w:lang w:val="gu_IN" w:bidi="gu_IN"/>
         </w:rPr>
+        <w:t>ἐσμὲν ἐν τῷ Ἀληθινῷ, ἐν τῷ Υἱῷ αὐτοῦ, Ἰησοῦ Χριστῷ</w:t>
+      </w:r>
+    </w:p>
+    <w:p>
+      <w:pPr/>
+      <w:r>
+        <w:rPr>
+          <w:lang w:val="gu_IN" w:bidi="gu_IN"/>
+        </w:rPr>
+      </w:r>
+      <w:r>
+        <w:rPr>
+          <w:b/>
+          <w:lang w:val="gu_IN" w:bidi="gu_IN"/>
+        </w:rPr>
         <w:t>"છે &amp; આપણે સત્યમાં, તેમના પુત્ર ઈસુ ખ્રિસ્તમાં"</w:t>
       </w:r>
     </w:p>
@@ -53891,7 +56561,7 @@
           <w:b/>
           <w:lang w:val="gu_IN" w:bidi="gu_IN"/>
         </w:rPr>
-        <w:t>ὁ Υἱὸς τοῦ Θεοῦ</w:t>
+        <w:t>τῷ Υἱῷ αὐτοῦ</w:t>
       </w:r>
     </w:p>
     <w:p>
@@ -53967,6 +56637,21 @@
         <w:rPr>
           <w:lang w:val="gu_IN" w:bidi="gu_IN"/>
         </w:rPr>
+      </w:r>
+    </w:p>
+    <w:p>
+      <w:pPr/>
+      <w:r>
+        <w:rPr>
+          <w:lang w:val="gu_IN" w:bidi="gu_IN"/>
+        </w:rPr>
+      </w:r>
+      <w:r>
+        <w:rPr>
+          <w:b/>
+          <w:lang w:val="gu_IN" w:bidi="gu_IN"/>
+        </w:rPr>
+        <w:t>οὗτός ἐστιν ὁ ἀληθινὸς Θεὸς</w:t>
       </w:r>
     </w:p>
     <w:p>
